--- a/Manual_Utilizador_Marcel.docx
+++ b/Manual_Utilizador_Marcel.docx
@@ -10,14 +10,70 @@
           <w:szCs w:val="24"/>
         </w:rPr>
       </w:pPr>
-      <w:r>
-        <w:rPr>
-          <w:rFonts w:ascii="Times New Roman" w:hAnsi="Times New Roman" w:cs="Times New Roman"/>
-          <w:sz w:val="24"/>
-          <w:szCs w:val="24"/>
-        </w:rPr>
-        <w:t>SoulBound: Echoes of Eternity</w:t>
-      </w:r>
+      <w:proofErr w:type="spellStart"/>
+      <w:r>
+        <w:rPr>
+          <w:rFonts w:ascii="Times New Roman" w:hAnsi="Times New Roman" w:cs="Times New Roman"/>
+          <w:sz w:val="24"/>
+          <w:szCs w:val="24"/>
+        </w:rPr>
+        <w:t>SoulBound</w:t>
+      </w:r>
+      <w:proofErr w:type="spellEnd"/>
+      <w:r>
+        <w:rPr>
+          <w:rFonts w:ascii="Times New Roman" w:hAnsi="Times New Roman" w:cs="Times New Roman"/>
+          <w:sz w:val="24"/>
+          <w:szCs w:val="24"/>
+        </w:rPr>
+        <w:t xml:space="preserve">: </w:t>
+      </w:r>
+      <w:proofErr w:type="spellStart"/>
+      <w:r>
+        <w:rPr>
+          <w:rFonts w:ascii="Times New Roman" w:hAnsi="Times New Roman" w:cs="Times New Roman"/>
+          <w:sz w:val="24"/>
+          <w:szCs w:val="24"/>
+        </w:rPr>
+        <w:t>Echoes</w:t>
+      </w:r>
+      <w:proofErr w:type="spellEnd"/>
+      <w:r>
+        <w:rPr>
+          <w:rFonts w:ascii="Times New Roman" w:hAnsi="Times New Roman" w:cs="Times New Roman"/>
+          <w:sz w:val="24"/>
+          <w:szCs w:val="24"/>
+        </w:rPr>
+        <w:t xml:space="preserve"> </w:t>
+      </w:r>
+      <w:proofErr w:type="spellStart"/>
+      <w:r>
+        <w:rPr>
+          <w:rFonts w:ascii="Times New Roman" w:hAnsi="Times New Roman" w:cs="Times New Roman"/>
+          <w:sz w:val="24"/>
+          <w:szCs w:val="24"/>
+        </w:rPr>
+        <w:t>of</w:t>
+      </w:r>
+      <w:proofErr w:type="spellEnd"/>
+      <w:r>
+        <w:rPr>
+          <w:rFonts w:ascii="Times New Roman" w:hAnsi="Times New Roman" w:cs="Times New Roman"/>
+          <w:sz w:val="24"/>
+          <w:szCs w:val="24"/>
+        </w:rPr>
+        <w:t xml:space="preserve"> </w:t>
+      </w:r>
+      <w:proofErr w:type="spellStart"/>
+      <w:r>
+        <w:rPr>
+          <w:rFonts w:ascii="Times New Roman" w:hAnsi="Times New Roman" w:cs="Times New Roman"/>
+          <w:sz w:val="24"/>
+          <w:szCs w:val="24"/>
+        </w:rPr>
+        <w:t>Eternity</w:t>
+      </w:r>
+      <w:proofErr w:type="spellEnd"/>
     </w:p>
     <w:p>
       <w:pPr>
@@ -169,6 +225,13 @@
     </w:p>
     <w:sdt>
       <w:sdtPr>
+        <w:rPr>
+          <w:rFonts w:asciiTheme="minorHAnsi" w:eastAsiaTheme="minorHAnsi" w:hAnsiTheme="minorHAnsi" w:cstheme="minorBidi"/>
+          <w:color w:val="auto"/>
+          <w:sz w:val="22"/>
+          <w:szCs w:val="22"/>
+          <w:lang w:eastAsia="en-US"/>
+        </w:rPr>
         <w:id w:val="-1687517300"/>
         <w:docPartObj>
           <w:docPartGallery w:val="Table of Contents"/>
@@ -177,13 +240,8 @@
       </w:sdtPr>
       <w:sdtEndPr>
         <w:rPr>
-          <w:rFonts w:asciiTheme="minorHAnsi" w:eastAsiaTheme="minorHAnsi" w:hAnsiTheme="minorHAnsi" w:cstheme="minorBidi"/>
           <w:b/>
           <w:bCs/>
-          <w:color w:val="auto"/>
-          <w:sz w:val="22"/>
-          <w:szCs w:val="22"/>
-          <w:lang w:eastAsia="en-US"/>
         </w:rPr>
       </w:sdtEndPr>
       <w:sdtContent>
@@ -204,7 +262,16 @@
               <w:bCs/>
               <w:color w:val="auto"/>
             </w:rPr>
-            <w:t>Índice</w:t>
+            <w:t>Ín</w:t>
+          </w:r>
+          <w:r>
+            <w:rPr>
+              <w:rFonts w:ascii="Times New Roman" w:hAnsi="Times New Roman" w:cs="Times New Roman"/>
+              <w:b/>
+              <w:bCs/>
+              <w:color w:val="auto"/>
+            </w:rPr>
+            <w:t>dice</w:t>
           </w:r>
         </w:p>
         <w:p>
@@ -214,30 +281,41 @@
               <w:tab w:val="right" w:leader="dot" w:pos="8494"/>
             </w:tabs>
             <w:rPr>
-              <w:rFonts w:eastAsiaTheme="minorEastAsia"/>
+              <w:rFonts w:ascii="Times New Roman" w:eastAsiaTheme="minorEastAsia" w:hAnsi="Times New Roman" w:cs="Times New Roman"/>
               <w:noProof/>
               <w:lang w:eastAsia="pt-PT"/>
             </w:rPr>
           </w:pPr>
           <w:r>
+            <w:rPr>
+              <w:rFonts w:ascii="Times New Roman" w:hAnsi="Times New Roman" w:cs="Times New Roman"/>
+            </w:rPr>
             <w:fldChar w:fldCharType="begin"/>
           </w:r>
           <w:r>
+            <w:rPr>
+              <w:rFonts w:ascii="Times New Roman" w:hAnsi="Times New Roman" w:cs="Times New Roman"/>
+            </w:rPr>
             <w:instrText xml:space="preserve"> TOC \o "1-3" \h \z \u </w:instrText>
           </w:r>
           <w:r>
+            <w:rPr>
+              <w:rFonts w:ascii="Times New Roman" w:hAnsi="Times New Roman" w:cs="Times New Roman"/>
+            </w:rPr>
             <w:fldChar w:fldCharType="separate"/>
           </w:r>
           <w:hyperlink w:anchor="_Toc228219775" w:history="1">
             <w:r>
               <w:rPr>
                 <w:rStyle w:val="Hiperligao"/>
+                <w:rFonts w:ascii="Times New Roman" w:hAnsi="Times New Roman" w:cs="Times New Roman"/>
                 <w:noProof/>
               </w:rPr>
               <w:t>1. Requisitos do Sistema</w:t>
             </w:r>
             <w:r>
               <w:rPr>
+                <w:rFonts w:ascii="Times New Roman" w:hAnsi="Times New Roman" w:cs="Times New Roman"/>
                 <w:noProof/>
                 <w:webHidden/>
               </w:rPr>
@@ -245,6 +323,7 @@
             </w:r>
             <w:r>
               <w:rPr>
+                <w:rFonts w:ascii="Times New Roman" w:hAnsi="Times New Roman" w:cs="Times New Roman"/>
                 <w:noProof/>
                 <w:webHidden/>
               </w:rPr>
@@ -252,6 +331,7 @@
             </w:r>
             <w:r>
               <w:rPr>
+                <w:rFonts w:ascii="Times New Roman" w:hAnsi="Times New Roman" w:cs="Times New Roman"/>
                 <w:noProof/>
                 <w:webHidden/>
               </w:rPr>
@@ -259,12 +339,14 @@
             </w:r>
             <w:r>
               <w:rPr>
-                <w:noProof/>
-                <w:webHidden/>
-              </w:rPr>
-            </w:r>
-            <w:r>
-              <w:rPr>
+                <w:rFonts w:ascii="Times New Roman" w:hAnsi="Times New Roman" w:cs="Times New Roman"/>
+                <w:noProof/>
+                <w:webHidden/>
+              </w:rPr>
+            </w:r>
+            <w:r>
+              <w:rPr>
+                <w:rFonts w:ascii="Times New Roman" w:hAnsi="Times New Roman" w:cs="Times New Roman"/>
                 <w:noProof/>
                 <w:webHidden/>
               </w:rPr>
@@ -272,6 +354,7 @@
             </w:r>
             <w:r>
               <w:rPr>
+                <w:rFonts w:ascii="Times New Roman" w:hAnsi="Times New Roman" w:cs="Times New Roman"/>
                 <w:noProof/>
                 <w:webHidden/>
               </w:rPr>
@@ -279,6 +362,7 @@
             </w:r>
             <w:r>
               <w:rPr>
+                <w:rFonts w:ascii="Times New Roman" w:hAnsi="Times New Roman" w:cs="Times New Roman"/>
                 <w:noProof/>
                 <w:webHidden/>
               </w:rPr>
@@ -293,7 +377,7 @@
               <w:tab w:val="right" w:leader="dot" w:pos="8494"/>
             </w:tabs>
             <w:rPr>
-              <w:rFonts w:eastAsiaTheme="minorEastAsia"/>
+              <w:rFonts w:ascii="Times New Roman" w:eastAsiaTheme="minorEastAsia" w:hAnsi="Times New Roman" w:cs="Times New Roman"/>
               <w:noProof/>
               <w:lang w:eastAsia="pt-PT"/>
             </w:rPr>
@@ -302,12 +386,14 @@
             <w:r>
               <w:rPr>
                 <w:rStyle w:val="Hiperligao"/>
+                <w:rFonts w:ascii="Times New Roman" w:hAnsi="Times New Roman" w:cs="Times New Roman"/>
                 <w:noProof/>
               </w:rPr>
               <w:t>2. Instalação e Execução</w:t>
             </w:r>
             <w:r>
               <w:rPr>
+                <w:rFonts w:ascii="Times New Roman" w:hAnsi="Times New Roman" w:cs="Times New Roman"/>
                 <w:noProof/>
                 <w:webHidden/>
               </w:rPr>
@@ -315,6 +401,7 @@
             </w:r>
             <w:r>
               <w:rPr>
+                <w:rFonts w:ascii="Times New Roman" w:hAnsi="Times New Roman" w:cs="Times New Roman"/>
                 <w:noProof/>
                 <w:webHidden/>
               </w:rPr>
@@ -322,6 +409,7 @@
             </w:r>
             <w:r>
               <w:rPr>
+                <w:rFonts w:ascii="Times New Roman" w:hAnsi="Times New Roman" w:cs="Times New Roman"/>
                 <w:noProof/>
                 <w:webHidden/>
               </w:rPr>
@@ -329,12 +417,14 @@
             </w:r>
             <w:r>
               <w:rPr>
-                <w:noProof/>
-                <w:webHidden/>
-              </w:rPr>
-            </w:r>
-            <w:r>
-              <w:rPr>
+                <w:rFonts w:ascii="Times New Roman" w:hAnsi="Times New Roman" w:cs="Times New Roman"/>
+                <w:noProof/>
+                <w:webHidden/>
+              </w:rPr>
+            </w:r>
+            <w:r>
+              <w:rPr>
+                <w:rFonts w:ascii="Times New Roman" w:hAnsi="Times New Roman" w:cs="Times New Roman"/>
                 <w:noProof/>
                 <w:webHidden/>
               </w:rPr>
@@ -342,6 +432,7 @@
             </w:r>
             <w:r>
               <w:rPr>
+                <w:rFonts w:ascii="Times New Roman" w:hAnsi="Times New Roman" w:cs="Times New Roman"/>
                 <w:noProof/>
                 <w:webHidden/>
               </w:rPr>
@@ -349,6 +440,7 @@
             </w:r>
             <w:r>
               <w:rPr>
+                <w:rFonts w:ascii="Times New Roman" w:hAnsi="Times New Roman" w:cs="Times New Roman"/>
                 <w:noProof/>
                 <w:webHidden/>
               </w:rPr>
@@ -363,7 +455,7 @@
               <w:tab w:val="right" w:leader="dot" w:pos="8494"/>
             </w:tabs>
             <w:rPr>
-              <w:rFonts w:eastAsiaTheme="minorEastAsia"/>
+              <w:rFonts w:ascii="Times New Roman" w:eastAsiaTheme="minorEastAsia" w:hAnsi="Times New Roman" w:cs="Times New Roman"/>
               <w:noProof/>
               <w:lang w:eastAsia="pt-PT"/>
             </w:rPr>
@@ -372,12 +464,14 @@
             <w:r>
               <w:rPr>
                 <w:rStyle w:val="Hiperligao"/>
+                <w:rFonts w:ascii="Times New Roman" w:hAnsi="Times New Roman" w:cs="Times New Roman"/>
                 <w:noProof/>
               </w:rPr>
               <w:t>3. Primeira Execução</w:t>
             </w:r>
             <w:r>
               <w:rPr>
+                <w:rFonts w:ascii="Times New Roman" w:hAnsi="Times New Roman" w:cs="Times New Roman"/>
                 <w:noProof/>
                 <w:webHidden/>
               </w:rPr>
@@ -385,6 +479,7 @@
             </w:r>
             <w:r>
               <w:rPr>
+                <w:rFonts w:ascii="Times New Roman" w:hAnsi="Times New Roman" w:cs="Times New Roman"/>
                 <w:noProof/>
                 <w:webHidden/>
               </w:rPr>
@@ -392,6 +487,7 @@
             </w:r>
             <w:r>
               <w:rPr>
+                <w:rFonts w:ascii="Times New Roman" w:hAnsi="Times New Roman" w:cs="Times New Roman"/>
                 <w:noProof/>
                 <w:webHidden/>
               </w:rPr>
@@ -399,12 +495,14 @@
             </w:r>
             <w:r>
               <w:rPr>
-                <w:noProof/>
-                <w:webHidden/>
-              </w:rPr>
-            </w:r>
-            <w:r>
-              <w:rPr>
+                <w:rFonts w:ascii="Times New Roman" w:hAnsi="Times New Roman" w:cs="Times New Roman"/>
+                <w:noProof/>
+                <w:webHidden/>
+              </w:rPr>
+            </w:r>
+            <w:r>
+              <w:rPr>
+                <w:rFonts w:ascii="Times New Roman" w:hAnsi="Times New Roman" w:cs="Times New Roman"/>
                 <w:noProof/>
                 <w:webHidden/>
               </w:rPr>
@@ -412,6 +510,7 @@
             </w:r>
             <w:r>
               <w:rPr>
+                <w:rFonts w:ascii="Times New Roman" w:hAnsi="Times New Roman" w:cs="Times New Roman"/>
                 <w:noProof/>
                 <w:webHidden/>
               </w:rPr>
@@ -419,6 +518,7 @@
             </w:r>
             <w:r>
               <w:rPr>
+                <w:rFonts w:ascii="Times New Roman" w:hAnsi="Times New Roman" w:cs="Times New Roman"/>
                 <w:noProof/>
                 <w:webHidden/>
               </w:rPr>
@@ -433,7 +533,7 @@
               <w:tab w:val="right" w:leader="dot" w:pos="8494"/>
             </w:tabs>
             <w:rPr>
-              <w:rFonts w:eastAsiaTheme="minorEastAsia"/>
+              <w:rFonts w:ascii="Times New Roman" w:eastAsiaTheme="minorEastAsia" w:hAnsi="Times New Roman" w:cs="Times New Roman"/>
               <w:noProof/>
               <w:lang w:eastAsia="pt-PT"/>
             </w:rPr>
@@ -442,12 +542,14 @@
             <w:r>
               <w:rPr>
                 <w:rStyle w:val="Hiperligao"/>
+                <w:rFonts w:ascii="Times New Roman" w:hAnsi="Times New Roman" w:cs="Times New Roman"/>
                 <w:noProof/>
               </w:rPr>
               <w:t>4. Navegação nos Menus</w:t>
             </w:r>
             <w:r>
               <w:rPr>
+                <w:rFonts w:ascii="Times New Roman" w:hAnsi="Times New Roman" w:cs="Times New Roman"/>
                 <w:noProof/>
                 <w:webHidden/>
               </w:rPr>
@@ -455,6 +557,7 @@
             </w:r>
             <w:r>
               <w:rPr>
+                <w:rFonts w:ascii="Times New Roman" w:hAnsi="Times New Roman" w:cs="Times New Roman"/>
                 <w:noProof/>
                 <w:webHidden/>
               </w:rPr>
@@ -462,6 +565,7 @@
             </w:r>
             <w:r>
               <w:rPr>
+                <w:rFonts w:ascii="Times New Roman" w:hAnsi="Times New Roman" w:cs="Times New Roman"/>
                 <w:noProof/>
                 <w:webHidden/>
               </w:rPr>
@@ -469,12 +573,14 @@
             </w:r>
             <w:r>
               <w:rPr>
-                <w:noProof/>
-                <w:webHidden/>
-              </w:rPr>
-            </w:r>
-            <w:r>
-              <w:rPr>
+                <w:rFonts w:ascii="Times New Roman" w:hAnsi="Times New Roman" w:cs="Times New Roman"/>
+                <w:noProof/>
+                <w:webHidden/>
+              </w:rPr>
+            </w:r>
+            <w:r>
+              <w:rPr>
+                <w:rFonts w:ascii="Times New Roman" w:hAnsi="Times New Roman" w:cs="Times New Roman"/>
                 <w:noProof/>
                 <w:webHidden/>
               </w:rPr>
@@ -482,6 +588,7 @@
             </w:r>
             <w:r>
               <w:rPr>
+                <w:rFonts w:ascii="Times New Roman" w:hAnsi="Times New Roman" w:cs="Times New Roman"/>
                 <w:noProof/>
                 <w:webHidden/>
               </w:rPr>
@@ -489,6 +596,7 @@
             </w:r>
             <w:r>
               <w:rPr>
+                <w:rFonts w:ascii="Times New Roman" w:hAnsi="Times New Roman" w:cs="Times New Roman"/>
                 <w:noProof/>
                 <w:webHidden/>
               </w:rPr>
@@ -503,7 +611,7 @@
               <w:tab w:val="right" w:leader="dot" w:pos="8494"/>
             </w:tabs>
             <w:rPr>
-              <w:rFonts w:eastAsiaTheme="minorEastAsia"/>
+              <w:rFonts w:ascii="Times New Roman" w:eastAsiaTheme="minorEastAsia" w:hAnsi="Times New Roman" w:cs="Times New Roman"/>
               <w:noProof/>
               <w:lang w:eastAsia="pt-PT"/>
             </w:rPr>
@@ -512,12 +620,14 @@
             <w:r>
               <w:rPr>
                 <w:rStyle w:val="Hiperligao"/>
+                <w:rFonts w:ascii="Times New Roman" w:hAnsi="Times New Roman" w:cs="Times New Roman"/>
                 <w:noProof/>
               </w:rPr>
               <w:t>4.1. Ecrã de Login e Registo</w:t>
             </w:r>
             <w:r>
               <w:rPr>
+                <w:rFonts w:ascii="Times New Roman" w:hAnsi="Times New Roman" w:cs="Times New Roman"/>
                 <w:noProof/>
                 <w:webHidden/>
               </w:rPr>
@@ -525,6 +635,7 @@
             </w:r>
             <w:r>
               <w:rPr>
+                <w:rFonts w:ascii="Times New Roman" w:hAnsi="Times New Roman" w:cs="Times New Roman"/>
                 <w:noProof/>
                 <w:webHidden/>
               </w:rPr>
@@ -532,6 +643,7 @@
             </w:r>
             <w:r>
               <w:rPr>
+                <w:rFonts w:ascii="Times New Roman" w:hAnsi="Times New Roman" w:cs="Times New Roman"/>
                 <w:noProof/>
                 <w:webHidden/>
               </w:rPr>
@@ -539,12 +651,14 @@
             </w:r>
             <w:r>
               <w:rPr>
-                <w:noProof/>
-                <w:webHidden/>
-              </w:rPr>
-            </w:r>
-            <w:r>
-              <w:rPr>
+                <w:rFonts w:ascii="Times New Roman" w:hAnsi="Times New Roman" w:cs="Times New Roman"/>
+                <w:noProof/>
+                <w:webHidden/>
+              </w:rPr>
+            </w:r>
+            <w:r>
+              <w:rPr>
+                <w:rFonts w:ascii="Times New Roman" w:hAnsi="Times New Roman" w:cs="Times New Roman"/>
                 <w:noProof/>
                 <w:webHidden/>
               </w:rPr>
@@ -552,6 +666,7 @@
             </w:r>
             <w:r>
               <w:rPr>
+                <w:rFonts w:ascii="Times New Roman" w:hAnsi="Times New Roman" w:cs="Times New Roman"/>
                 <w:noProof/>
                 <w:webHidden/>
               </w:rPr>
@@ -559,6 +674,7 @@
             </w:r>
             <w:r>
               <w:rPr>
+                <w:rFonts w:ascii="Times New Roman" w:hAnsi="Times New Roman" w:cs="Times New Roman"/>
                 <w:noProof/>
                 <w:webHidden/>
               </w:rPr>
@@ -573,7 +689,7 @@
               <w:tab w:val="right" w:leader="dot" w:pos="8494"/>
             </w:tabs>
             <w:rPr>
-              <w:rFonts w:eastAsiaTheme="minorEastAsia"/>
+              <w:rFonts w:ascii="Times New Roman" w:eastAsiaTheme="minorEastAsia" w:hAnsi="Times New Roman" w:cs="Times New Roman"/>
               <w:noProof/>
               <w:lang w:eastAsia="pt-PT"/>
             </w:rPr>
@@ -582,12 +698,14 @@
             <w:r>
               <w:rPr>
                 <w:rStyle w:val="Hiperligao"/>
+                <w:rFonts w:ascii="Times New Roman" w:hAnsi="Times New Roman" w:cs="Times New Roman"/>
                 <w:noProof/>
               </w:rPr>
               <w:t>4.2. Menu Principal</w:t>
             </w:r>
             <w:r>
               <w:rPr>
+                <w:rFonts w:ascii="Times New Roman" w:hAnsi="Times New Roman" w:cs="Times New Roman"/>
                 <w:noProof/>
                 <w:webHidden/>
               </w:rPr>
@@ -595,6 +713,7 @@
             </w:r>
             <w:r>
               <w:rPr>
+                <w:rFonts w:ascii="Times New Roman" w:hAnsi="Times New Roman" w:cs="Times New Roman"/>
                 <w:noProof/>
                 <w:webHidden/>
               </w:rPr>
@@ -602,6 +721,7 @@
             </w:r>
             <w:r>
               <w:rPr>
+                <w:rFonts w:ascii="Times New Roman" w:hAnsi="Times New Roman" w:cs="Times New Roman"/>
                 <w:noProof/>
                 <w:webHidden/>
               </w:rPr>
@@ -609,12 +729,14 @@
             </w:r>
             <w:r>
               <w:rPr>
-                <w:noProof/>
-                <w:webHidden/>
-              </w:rPr>
-            </w:r>
-            <w:r>
-              <w:rPr>
+                <w:rFonts w:ascii="Times New Roman" w:hAnsi="Times New Roman" w:cs="Times New Roman"/>
+                <w:noProof/>
+                <w:webHidden/>
+              </w:rPr>
+            </w:r>
+            <w:r>
+              <w:rPr>
+                <w:rFonts w:ascii="Times New Roman" w:hAnsi="Times New Roman" w:cs="Times New Roman"/>
                 <w:noProof/>
                 <w:webHidden/>
               </w:rPr>
@@ -622,6 +744,7 @@
             </w:r>
             <w:r>
               <w:rPr>
+                <w:rFonts w:ascii="Times New Roman" w:hAnsi="Times New Roman" w:cs="Times New Roman"/>
                 <w:noProof/>
                 <w:webHidden/>
               </w:rPr>
@@ -629,6 +752,7 @@
             </w:r>
             <w:r>
               <w:rPr>
+                <w:rFonts w:ascii="Times New Roman" w:hAnsi="Times New Roman" w:cs="Times New Roman"/>
                 <w:noProof/>
                 <w:webHidden/>
               </w:rPr>
@@ -643,7 +767,7 @@
               <w:tab w:val="right" w:leader="dot" w:pos="8494"/>
             </w:tabs>
             <w:rPr>
-              <w:rFonts w:eastAsiaTheme="minorEastAsia"/>
+              <w:rFonts w:ascii="Times New Roman" w:eastAsiaTheme="minorEastAsia" w:hAnsi="Times New Roman" w:cs="Times New Roman"/>
               <w:noProof/>
               <w:lang w:eastAsia="pt-PT"/>
             </w:rPr>
@@ -652,12 +776,14 @@
             <w:r>
               <w:rPr>
                 <w:rStyle w:val="Hiperligao"/>
+                <w:rFonts w:ascii="Times New Roman" w:hAnsi="Times New Roman" w:cs="Times New Roman"/>
                 <w:noProof/>
               </w:rPr>
               <w:t>4.3. Menu de Definições</w:t>
             </w:r>
             <w:r>
               <w:rPr>
+                <w:rFonts w:ascii="Times New Roman" w:hAnsi="Times New Roman" w:cs="Times New Roman"/>
                 <w:noProof/>
                 <w:webHidden/>
               </w:rPr>
@@ -665,6 +791,7 @@
             </w:r>
             <w:r>
               <w:rPr>
+                <w:rFonts w:ascii="Times New Roman" w:hAnsi="Times New Roman" w:cs="Times New Roman"/>
                 <w:noProof/>
                 <w:webHidden/>
               </w:rPr>
@@ -672,6 +799,7 @@
             </w:r>
             <w:r>
               <w:rPr>
+                <w:rFonts w:ascii="Times New Roman" w:hAnsi="Times New Roman" w:cs="Times New Roman"/>
                 <w:noProof/>
                 <w:webHidden/>
               </w:rPr>
@@ -679,12 +807,14 @@
             </w:r>
             <w:r>
               <w:rPr>
-                <w:noProof/>
-                <w:webHidden/>
-              </w:rPr>
-            </w:r>
-            <w:r>
-              <w:rPr>
+                <w:rFonts w:ascii="Times New Roman" w:hAnsi="Times New Roman" w:cs="Times New Roman"/>
+                <w:noProof/>
+                <w:webHidden/>
+              </w:rPr>
+            </w:r>
+            <w:r>
+              <w:rPr>
+                <w:rFonts w:ascii="Times New Roman" w:hAnsi="Times New Roman" w:cs="Times New Roman"/>
                 <w:noProof/>
                 <w:webHidden/>
               </w:rPr>
@@ -692,6 +822,7 @@
             </w:r>
             <w:r>
               <w:rPr>
+                <w:rFonts w:ascii="Times New Roman" w:hAnsi="Times New Roman" w:cs="Times New Roman"/>
                 <w:noProof/>
                 <w:webHidden/>
               </w:rPr>
@@ -699,6 +830,7 @@
             </w:r>
             <w:r>
               <w:rPr>
+                <w:rFonts w:ascii="Times New Roman" w:hAnsi="Times New Roman" w:cs="Times New Roman"/>
                 <w:noProof/>
                 <w:webHidden/>
               </w:rPr>
@@ -713,7 +845,7 @@
               <w:tab w:val="right" w:leader="dot" w:pos="8494"/>
             </w:tabs>
             <w:rPr>
-              <w:rFonts w:eastAsiaTheme="minorEastAsia"/>
+              <w:rFonts w:ascii="Times New Roman" w:eastAsiaTheme="minorEastAsia" w:hAnsi="Times New Roman" w:cs="Times New Roman"/>
               <w:noProof/>
               <w:lang w:eastAsia="pt-PT"/>
             </w:rPr>
@@ -722,12 +854,14 @@
             <w:r>
               <w:rPr>
                 <w:rStyle w:val="Hiperligao"/>
+                <w:rFonts w:ascii="Times New Roman" w:hAnsi="Times New Roman" w:cs="Times New Roman"/>
                 <w:noProof/>
               </w:rPr>
               <w:t>4.4. Loja</w:t>
             </w:r>
             <w:r>
               <w:rPr>
+                <w:rFonts w:ascii="Times New Roman" w:hAnsi="Times New Roman" w:cs="Times New Roman"/>
                 <w:noProof/>
                 <w:webHidden/>
               </w:rPr>
@@ -735,6 +869,7 @@
             </w:r>
             <w:r>
               <w:rPr>
+                <w:rFonts w:ascii="Times New Roman" w:hAnsi="Times New Roman" w:cs="Times New Roman"/>
                 <w:noProof/>
                 <w:webHidden/>
               </w:rPr>
@@ -742,6 +877,7 @@
             </w:r>
             <w:r>
               <w:rPr>
+                <w:rFonts w:ascii="Times New Roman" w:hAnsi="Times New Roman" w:cs="Times New Roman"/>
                 <w:noProof/>
                 <w:webHidden/>
               </w:rPr>
@@ -749,12 +885,14 @@
             </w:r>
             <w:r>
               <w:rPr>
-                <w:noProof/>
-                <w:webHidden/>
-              </w:rPr>
-            </w:r>
-            <w:r>
-              <w:rPr>
+                <w:rFonts w:ascii="Times New Roman" w:hAnsi="Times New Roman" w:cs="Times New Roman"/>
+                <w:noProof/>
+                <w:webHidden/>
+              </w:rPr>
+            </w:r>
+            <w:r>
+              <w:rPr>
+                <w:rFonts w:ascii="Times New Roman" w:hAnsi="Times New Roman" w:cs="Times New Roman"/>
                 <w:noProof/>
                 <w:webHidden/>
               </w:rPr>
@@ -762,6 +900,7 @@
             </w:r>
             <w:r>
               <w:rPr>
+                <w:rFonts w:ascii="Times New Roman" w:hAnsi="Times New Roman" w:cs="Times New Roman"/>
                 <w:noProof/>
                 <w:webHidden/>
               </w:rPr>
@@ -769,6 +908,7 @@
             </w:r>
             <w:r>
               <w:rPr>
+                <w:rFonts w:ascii="Times New Roman" w:hAnsi="Times New Roman" w:cs="Times New Roman"/>
                 <w:noProof/>
                 <w:webHidden/>
               </w:rPr>
@@ -783,7 +923,7 @@
               <w:tab w:val="right" w:leader="dot" w:pos="8494"/>
             </w:tabs>
             <w:rPr>
-              <w:rFonts w:eastAsiaTheme="minorEastAsia"/>
+              <w:rFonts w:ascii="Times New Roman" w:eastAsiaTheme="minorEastAsia" w:hAnsi="Times New Roman" w:cs="Times New Roman"/>
               <w:noProof/>
               <w:lang w:eastAsia="pt-PT"/>
             </w:rPr>
@@ -792,12 +932,14 @@
             <w:r>
               <w:rPr>
                 <w:rStyle w:val="Hiperligao"/>
+                <w:rFonts w:ascii="Times New Roman" w:hAnsi="Times New Roman" w:cs="Times New Roman"/>
                 <w:noProof/>
               </w:rPr>
               <w:t>4.5. Leaderboard</w:t>
             </w:r>
             <w:r>
               <w:rPr>
+                <w:rFonts w:ascii="Times New Roman" w:hAnsi="Times New Roman" w:cs="Times New Roman"/>
                 <w:noProof/>
                 <w:webHidden/>
               </w:rPr>
@@ -805,6 +947,7 @@
             </w:r>
             <w:r>
               <w:rPr>
+                <w:rFonts w:ascii="Times New Roman" w:hAnsi="Times New Roman" w:cs="Times New Roman"/>
                 <w:noProof/>
                 <w:webHidden/>
               </w:rPr>
@@ -812,6 +955,7 @@
             </w:r>
             <w:r>
               <w:rPr>
+                <w:rFonts w:ascii="Times New Roman" w:hAnsi="Times New Roman" w:cs="Times New Roman"/>
                 <w:noProof/>
                 <w:webHidden/>
               </w:rPr>
@@ -819,12 +963,14 @@
             </w:r>
             <w:r>
               <w:rPr>
-                <w:noProof/>
-                <w:webHidden/>
-              </w:rPr>
-            </w:r>
-            <w:r>
-              <w:rPr>
+                <w:rFonts w:ascii="Times New Roman" w:hAnsi="Times New Roman" w:cs="Times New Roman"/>
+                <w:noProof/>
+                <w:webHidden/>
+              </w:rPr>
+            </w:r>
+            <w:r>
+              <w:rPr>
+                <w:rFonts w:ascii="Times New Roman" w:hAnsi="Times New Roman" w:cs="Times New Roman"/>
                 <w:noProof/>
                 <w:webHidden/>
               </w:rPr>
@@ -832,6 +978,7 @@
             </w:r>
             <w:r>
               <w:rPr>
+                <w:rFonts w:ascii="Times New Roman" w:hAnsi="Times New Roman" w:cs="Times New Roman"/>
                 <w:noProof/>
                 <w:webHidden/>
               </w:rPr>
@@ -839,6 +986,7 @@
             </w:r>
             <w:r>
               <w:rPr>
+                <w:rFonts w:ascii="Times New Roman" w:hAnsi="Times New Roman" w:cs="Times New Roman"/>
                 <w:noProof/>
                 <w:webHidden/>
               </w:rPr>
@@ -853,7 +1001,7 @@
               <w:tab w:val="right" w:leader="dot" w:pos="8494"/>
             </w:tabs>
             <w:rPr>
-              <w:rFonts w:eastAsiaTheme="minorEastAsia"/>
+              <w:rFonts w:ascii="Times New Roman" w:eastAsiaTheme="minorEastAsia" w:hAnsi="Times New Roman" w:cs="Times New Roman"/>
               <w:noProof/>
               <w:lang w:eastAsia="pt-PT"/>
             </w:rPr>
@@ -871,6 +1019,7 @@
             </w:r>
             <w:r>
               <w:rPr>
+                <w:rFonts w:ascii="Times New Roman" w:hAnsi="Times New Roman" w:cs="Times New Roman"/>
                 <w:noProof/>
                 <w:webHidden/>
               </w:rPr>
@@ -878,6 +1027,7 @@
             </w:r>
             <w:r>
               <w:rPr>
+                <w:rFonts w:ascii="Times New Roman" w:hAnsi="Times New Roman" w:cs="Times New Roman"/>
                 <w:noProof/>
                 <w:webHidden/>
               </w:rPr>
@@ -885,6 +1035,7 @@
             </w:r>
             <w:r>
               <w:rPr>
+                <w:rFonts w:ascii="Times New Roman" w:hAnsi="Times New Roman" w:cs="Times New Roman"/>
                 <w:noProof/>
                 <w:webHidden/>
               </w:rPr>
@@ -892,12 +1043,14 @@
             </w:r>
             <w:r>
               <w:rPr>
-                <w:noProof/>
-                <w:webHidden/>
-              </w:rPr>
-            </w:r>
-            <w:r>
-              <w:rPr>
+                <w:rFonts w:ascii="Times New Roman" w:hAnsi="Times New Roman" w:cs="Times New Roman"/>
+                <w:noProof/>
+                <w:webHidden/>
+              </w:rPr>
+            </w:r>
+            <w:r>
+              <w:rPr>
+                <w:rFonts w:ascii="Times New Roman" w:hAnsi="Times New Roman" w:cs="Times New Roman"/>
                 <w:noProof/>
                 <w:webHidden/>
               </w:rPr>
@@ -905,6 +1058,7 @@
             </w:r>
             <w:r>
               <w:rPr>
+                <w:rFonts w:ascii="Times New Roman" w:hAnsi="Times New Roman" w:cs="Times New Roman"/>
                 <w:noProof/>
                 <w:webHidden/>
               </w:rPr>
@@ -912,6 +1066,7 @@
             </w:r>
             <w:r>
               <w:rPr>
+                <w:rFonts w:ascii="Times New Roman" w:hAnsi="Times New Roman" w:cs="Times New Roman"/>
                 <w:noProof/>
                 <w:webHidden/>
               </w:rPr>
@@ -926,7 +1081,7 @@
               <w:tab w:val="right" w:leader="dot" w:pos="8494"/>
             </w:tabs>
             <w:rPr>
-              <w:rFonts w:eastAsiaTheme="minorEastAsia"/>
+              <w:rFonts w:ascii="Times New Roman" w:eastAsiaTheme="minorEastAsia" w:hAnsi="Times New Roman" w:cs="Times New Roman"/>
               <w:noProof/>
               <w:lang w:eastAsia="pt-PT"/>
             </w:rPr>
@@ -944,6 +1099,7 @@
             </w:r>
             <w:r>
               <w:rPr>
+                <w:rFonts w:ascii="Times New Roman" w:hAnsi="Times New Roman" w:cs="Times New Roman"/>
                 <w:noProof/>
                 <w:webHidden/>
               </w:rPr>
@@ -951,6 +1107,7 @@
             </w:r>
             <w:r>
               <w:rPr>
+                <w:rFonts w:ascii="Times New Roman" w:hAnsi="Times New Roman" w:cs="Times New Roman"/>
                 <w:noProof/>
                 <w:webHidden/>
               </w:rPr>
@@ -958,6 +1115,7 @@
             </w:r>
             <w:r>
               <w:rPr>
+                <w:rFonts w:ascii="Times New Roman" w:hAnsi="Times New Roman" w:cs="Times New Roman"/>
                 <w:noProof/>
                 <w:webHidden/>
               </w:rPr>
@@ -965,12 +1123,14 @@
             </w:r>
             <w:r>
               <w:rPr>
-                <w:noProof/>
-                <w:webHidden/>
-              </w:rPr>
-            </w:r>
-            <w:r>
-              <w:rPr>
+                <w:rFonts w:ascii="Times New Roman" w:hAnsi="Times New Roman" w:cs="Times New Roman"/>
+                <w:noProof/>
+                <w:webHidden/>
+              </w:rPr>
+            </w:r>
+            <w:r>
+              <w:rPr>
+                <w:rFonts w:ascii="Times New Roman" w:hAnsi="Times New Roman" w:cs="Times New Roman"/>
                 <w:noProof/>
                 <w:webHidden/>
               </w:rPr>
@@ -978,6 +1138,7 @@
             </w:r>
             <w:r>
               <w:rPr>
+                <w:rFonts w:ascii="Times New Roman" w:hAnsi="Times New Roman" w:cs="Times New Roman"/>
                 <w:noProof/>
                 <w:webHidden/>
               </w:rPr>
@@ -985,6 +1146,7 @@
             </w:r>
             <w:r>
               <w:rPr>
+                <w:rFonts w:ascii="Times New Roman" w:hAnsi="Times New Roman" w:cs="Times New Roman"/>
                 <w:noProof/>
                 <w:webHidden/>
               </w:rPr>
@@ -999,7 +1161,7 @@
               <w:tab w:val="right" w:leader="dot" w:pos="8494"/>
             </w:tabs>
             <w:rPr>
-              <w:rFonts w:eastAsiaTheme="minorEastAsia"/>
+              <w:rFonts w:ascii="Times New Roman" w:eastAsiaTheme="minorEastAsia" w:hAnsi="Times New Roman" w:cs="Times New Roman"/>
               <w:noProof/>
               <w:lang w:eastAsia="pt-PT"/>
             </w:rPr>
@@ -1017,6 +1179,7 @@
             </w:r>
             <w:r>
               <w:rPr>
+                <w:rFonts w:ascii="Times New Roman" w:hAnsi="Times New Roman" w:cs="Times New Roman"/>
                 <w:noProof/>
                 <w:webHidden/>
               </w:rPr>
@@ -1024,6 +1187,7 @@
             </w:r>
             <w:r>
               <w:rPr>
+                <w:rFonts w:ascii="Times New Roman" w:hAnsi="Times New Roman" w:cs="Times New Roman"/>
                 <w:noProof/>
                 <w:webHidden/>
               </w:rPr>
@@ -1031,6 +1195,7 @@
             </w:r>
             <w:r>
               <w:rPr>
+                <w:rFonts w:ascii="Times New Roman" w:hAnsi="Times New Roman" w:cs="Times New Roman"/>
                 <w:noProof/>
                 <w:webHidden/>
               </w:rPr>
@@ -1038,12 +1203,14 @@
             </w:r>
             <w:r>
               <w:rPr>
-                <w:noProof/>
-                <w:webHidden/>
-              </w:rPr>
-            </w:r>
-            <w:r>
-              <w:rPr>
+                <w:rFonts w:ascii="Times New Roman" w:hAnsi="Times New Roman" w:cs="Times New Roman"/>
+                <w:noProof/>
+                <w:webHidden/>
+              </w:rPr>
+            </w:r>
+            <w:r>
+              <w:rPr>
+                <w:rFonts w:ascii="Times New Roman" w:hAnsi="Times New Roman" w:cs="Times New Roman"/>
                 <w:noProof/>
                 <w:webHidden/>
               </w:rPr>
@@ -1051,6 +1218,7 @@
             </w:r>
             <w:r>
               <w:rPr>
+                <w:rFonts w:ascii="Times New Roman" w:hAnsi="Times New Roman" w:cs="Times New Roman"/>
                 <w:noProof/>
                 <w:webHidden/>
               </w:rPr>
@@ -1058,6 +1226,7 @@
             </w:r>
             <w:r>
               <w:rPr>
+                <w:rFonts w:ascii="Times New Roman" w:hAnsi="Times New Roman" w:cs="Times New Roman"/>
                 <w:noProof/>
                 <w:webHidden/>
               </w:rPr>
@@ -1072,7 +1241,7 @@
               <w:tab w:val="right" w:leader="dot" w:pos="8494"/>
             </w:tabs>
             <w:rPr>
-              <w:rFonts w:eastAsiaTheme="minorEastAsia"/>
+              <w:rFonts w:ascii="Times New Roman" w:eastAsiaTheme="minorEastAsia" w:hAnsi="Times New Roman" w:cs="Times New Roman"/>
               <w:noProof/>
               <w:lang w:eastAsia="pt-PT"/>
             </w:rPr>
@@ -1090,6 +1259,7 @@
             </w:r>
             <w:r>
               <w:rPr>
+                <w:rFonts w:ascii="Times New Roman" w:hAnsi="Times New Roman" w:cs="Times New Roman"/>
                 <w:noProof/>
                 <w:webHidden/>
               </w:rPr>
@@ -1097,6 +1267,7 @@
             </w:r>
             <w:r>
               <w:rPr>
+                <w:rFonts w:ascii="Times New Roman" w:hAnsi="Times New Roman" w:cs="Times New Roman"/>
                 <w:noProof/>
                 <w:webHidden/>
               </w:rPr>
@@ -1104,6 +1275,7 @@
             </w:r>
             <w:r>
               <w:rPr>
+                <w:rFonts w:ascii="Times New Roman" w:hAnsi="Times New Roman" w:cs="Times New Roman"/>
                 <w:noProof/>
                 <w:webHidden/>
               </w:rPr>
@@ -1111,12 +1283,14 @@
             </w:r>
             <w:r>
               <w:rPr>
-                <w:noProof/>
-                <w:webHidden/>
-              </w:rPr>
-            </w:r>
-            <w:r>
-              <w:rPr>
+                <w:rFonts w:ascii="Times New Roman" w:hAnsi="Times New Roman" w:cs="Times New Roman"/>
+                <w:noProof/>
+                <w:webHidden/>
+              </w:rPr>
+            </w:r>
+            <w:r>
+              <w:rPr>
+                <w:rFonts w:ascii="Times New Roman" w:hAnsi="Times New Roman" w:cs="Times New Roman"/>
                 <w:noProof/>
                 <w:webHidden/>
               </w:rPr>
@@ -1124,6 +1298,7 @@
             </w:r>
             <w:r>
               <w:rPr>
+                <w:rFonts w:ascii="Times New Roman" w:hAnsi="Times New Roman" w:cs="Times New Roman"/>
                 <w:noProof/>
                 <w:webHidden/>
               </w:rPr>
@@ -1131,6 +1306,7 @@
             </w:r>
             <w:r>
               <w:rPr>
+                <w:rFonts w:ascii="Times New Roman" w:hAnsi="Times New Roman" w:cs="Times New Roman"/>
                 <w:noProof/>
                 <w:webHidden/>
               </w:rPr>
@@ -1145,7 +1321,7 @@
               <w:tab w:val="right" w:leader="dot" w:pos="8494"/>
             </w:tabs>
             <w:rPr>
-              <w:rFonts w:eastAsiaTheme="minorEastAsia"/>
+              <w:rFonts w:ascii="Times New Roman" w:eastAsiaTheme="minorEastAsia" w:hAnsi="Times New Roman" w:cs="Times New Roman"/>
               <w:noProof/>
               <w:lang w:eastAsia="pt-PT"/>
             </w:rPr>
@@ -1163,6 +1339,7 @@
             </w:r>
             <w:r>
               <w:rPr>
+                <w:rFonts w:ascii="Times New Roman" w:hAnsi="Times New Roman" w:cs="Times New Roman"/>
                 <w:noProof/>
                 <w:webHidden/>
               </w:rPr>
@@ -1170,6 +1347,7 @@
             </w:r>
             <w:r>
               <w:rPr>
+                <w:rFonts w:ascii="Times New Roman" w:hAnsi="Times New Roman" w:cs="Times New Roman"/>
                 <w:noProof/>
                 <w:webHidden/>
               </w:rPr>
@@ -1177,6 +1355,7 @@
             </w:r>
             <w:r>
               <w:rPr>
+                <w:rFonts w:ascii="Times New Roman" w:hAnsi="Times New Roman" w:cs="Times New Roman"/>
                 <w:noProof/>
                 <w:webHidden/>
               </w:rPr>
@@ -1184,12 +1363,14 @@
             </w:r>
             <w:r>
               <w:rPr>
-                <w:noProof/>
-                <w:webHidden/>
-              </w:rPr>
-            </w:r>
-            <w:r>
-              <w:rPr>
+                <w:rFonts w:ascii="Times New Roman" w:hAnsi="Times New Roman" w:cs="Times New Roman"/>
+                <w:noProof/>
+                <w:webHidden/>
+              </w:rPr>
+            </w:r>
+            <w:r>
+              <w:rPr>
+                <w:rFonts w:ascii="Times New Roman" w:hAnsi="Times New Roman" w:cs="Times New Roman"/>
                 <w:noProof/>
                 <w:webHidden/>
               </w:rPr>
@@ -1197,6 +1378,7 @@
             </w:r>
             <w:r>
               <w:rPr>
+                <w:rFonts w:ascii="Times New Roman" w:hAnsi="Times New Roman" w:cs="Times New Roman"/>
                 <w:noProof/>
                 <w:webHidden/>
               </w:rPr>
@@ -1204,6 +1386,7 @@
             </w:r>
             <w:r>
               <w:rPr>
+                <w:rFonts w:ascii="Times New Roman" w:hAnsi="Times New Roman" w:cs="Times New Roman"/>
                 <w:noProof/>
                 <w:webHidden/>
               </w:rPr>
@@ -1218,7 +1401,7 @@
               <w:tab w:val="right" w:leader="dot" w:pos="8494"/>
             </w:tabs>
             <w:rPr>
-              <w:rFonts w:eastAsiaTheme="minorEastAsia"/>
+              <w:rFonts w:ascii="Times New Roman" w:eastAsiaTheme="minorEastAsia" w:hAnsi="Times New Roman" w:cs="Times New Roman"/>
               <w:noProof/>
               <w:lang w:eastAsia="pt-PT"/>
             </w:rPr>
@@ -1236,6 +1419,7 @@
             </w:r>
             <w:r>
               <w:rPr>
+                <w:rFonts w:ascii="Times New Roman" w:hAnsi="Times New Roman" w:cs="Times New Roman"/>
                 <w:noProof/>
                 <w:webHidden/>
               </w:rPr>
@@ -1243,6 +1427,7 @@
             </w:r>
             <w:r>
               <w:rPr>
+                <w:rFonts w:ascii="Times New Roman" w:hAnsi="Times New Roman" w:cs="Times New Roman"/>
                 <w:noProof/>
                 <w:webHidden/>
               </w:rPr>
@@ -1250,6 +1435,7 @@
             </w:r>
             <w:r>
               <w:rPr>
+                <w:rFonts w:ascii="Times New Roman" w:hAnsi="Times New Roman" w:cs="Times New Roman"/>
                 <w:noProof/>
                 <w:webHidden/>
               </w:rPr>
@@ -1257,12 +1443,14 @@
             </w:r>
             <w:r>
               <w:rPr>
-                <w:noProof/>
-                <w:webHidden/>
-              </w:rPr>
-            </w:r>
-            <w:r>
-              <w:rPr>
+                <w:rFonts w:ascii="Times New Roman" w:hAnsi="Times New Roman" w:cs="Times New Roman"/>
+                <w:noProof/>
+                <w:webHidden/>
+              </w:rPr>
+            </w:r>
+            <w:r>
+              <w:rPr>
+                <w:rFonts w:ascii="Times New Roman" w:hAnsi="Times New Roman" w:cs="Times New Roman"/>
                 <w:noProof/>
                 <w:webHidden/>
               </w:rPr>
@@ -1270,6 +1458,7 @@
             </w:r>
             <w:r>
               <w:rPr>
+                <w:rFonts w:ascii="Times New Roman" w:hAnsi="Times New Roman" w:cs="Times New Roman"/>
                 <w:noProof/>
                 <w:webHidden/>
               </w:rPr>
@@ -1277,6 +1466,7 @@
             </w:r>
             <w:r>
               <w:rPr>
+                <w:rFonts w:ascii="Times New Roman" w:hAnsi="Times New Roman" w:cs="Times New Roman"/>
                 <w:noProof/>
                 <w:webHidden/>
               </w:rPr>
@@ -1291,7 +1481,7 @@
               <w:tab w:val="right" w:leader="dot" w:pos="8494"/>
             </w:tabs>
             <w:rPr>
-              <w:rFonts w:eastAsiaTheme="minorEastAsia"/>
+              <w:rFonts w:ascii="Times New Roman" w:eastAsiaTheme="minorEastAsia" w:hAnsi="Times New Roman" w:cs="Times New Roman"/>
               <w:noProof/>
               <w:lang w:eastAsia="pt-PT"/>
             </w:rPr>
@@ -1309,6 +1499,7 @@
             </w:r>
             <w:r>
               <w:rPr>
+                <w:rFonts w:ascii="Times New Roman" w:hAnsi="Times New Roman" w:cs="Times New Roman"/>
                 <w:noProof/>
                 <w:webHidden/>
               </w:rPr>
@@ -1316,6 +1507,7 @@
             </w:r>
             <w:r>
               <w:rPr>
+                <w:rFonts w:ascii="Times New Roman" w:hAnsi="Times New Roman" w:cs="Times New Roman"/>
                 <w:noProof/>
                 <w:webHidden/>
               </w:rPr>
@@ -1323,6 +1515,7 @@
             </w:r>
             <w:r>
               <w:rPr>
+                <w:rFonts w:ascii="Times New Roman" w:hAnsi="Times New Roman" w:cs="Times New Roman"/>
                 <w:noProof/>
                 <w:webHidden/>
               </w:rPr>
@@ -1330,12 +1523,14 @@
             </w:r>
             <w:r>
               <w:rPr>
-                <w:noProof/>
-                <w:webHidden/>
-              </w:rPr>
-            </w:r>
-            <w:r>
-              <w:rPr>
+                <w:rFonts w:ascii="Times New Roman" w:hAnsi="Times New Roman" w:cs="Times New Roman"/>
+                <w:noProof/>
+                <w:webHidden/>
+              </w:rPr>
+            </w:r>
+            <w:r>
+              <w:rPr>
+                <w:rFonts w:ascii="Times New Roman" w:hAnsi="Times New Roman" w:cs="Times New Roman"/>
                 <w:noProof/>
                 <w:webHidden/>
               </w:rPr>
@@ -1343,6 +1538,7 @@
             </w:r>
             <w:r>
               <w:rPr>
+                <w:rFonts w:ascii="Times New Roman" w:hAnsi="Times New Roman" w:cs="Times New Roman"/>
                 <w:noProof/>
                 <w:webHidden/>
               </w:rPr>
@@ -1350,6 +1546,7 @@
             </w:r>
             <w:r>
               <w:rPr>
+                <w:rFonts w:ascii="Times New Roman" w:hAnsi="Times New Roman" w:cs="Times New Roman"/>
                 <w:noProof/>
                 <w:webHidden/>
               </w:rPr>
@@ -1364,7 +1561,7 @@
               <w:tab w:val="right" w:leader="dot" w:pos="8494"/>
             </w:tabs>
             <w:rPr>
-              <w:rFonts w:eastAsiaTheme="minorEastAsia"/>
+              <w:rFonts w:ascii="Times New Roman" w:eastAsiaTheme="minorEastAsia" w:hAnsi="Times New Roman" w:cs="Times New Roman"/>
               <w:noProof/>
               <w:lang w:eastAsia="pt-PT"/>
             </w:rPr>
@@ -1382,6 +1579,7 @@
             </w:r>
             <w:r>
               <w:rPr>
+                <w:rFonts w:ascii="Times New Roman" w:hAnsi="Times New Roman" w:cs="Times New Roman"/>
                 <w:noProof/>
                 <w:webHidden/>
               </w:rPr>
@@ -1389,6 +1587,7 @@
             </w:r>
             <w:r>
               <w:rPr>
+                <w:rFonts w:ascii="Times New Roman" w:hAnsi="Times New Roman" w:cs="Times New Roman"/>
                 <w:noProof/>
                 <w:webHidden/>
               </w:rPr>
@@ -1396,6 +1595,7 @@
             </w:r>
             <w:r>
               <w:rPr>
+                <w:rFonts w:ascii="Times New Roman" w:hAnsi="Times New Roman" w:cs="Times New Roman"/>
                 <w:noProof/>
                 <w:webHidden/>
               </w:rPr>
@@ -1403,12 +1603,14 @@
             </w:r>
             <w:r>
               <w:rPr>
-                <w:noProof/>
-                <w:webHidden/>
-              </w:rPr>
-            </w:r>
-            <w:r>
-              <w:rPr>
+                <w:rFonts w:ascii="Times New Roman" w:hAnsi="Times New Roman" w:cs="Times New Roman"/>
+                <w:noProof/>
+                <w:webHidden/>
+              </w:rPr>
+            </w:r>
+            <w:r>
+              <w:rPr>
+                <w:rFonts w:ascii="Times New Roman" w:hAnsi="Times New Roman" w:cs="Times New Roman"/>
                 <w:noProof/>
                 <w:webHidden/>
               </w:rPr>
@@ -1416,6 +1618,7 @@
             </w:r>
             <w:r>
               <w:rPr>
+                <w:rFonts w:ascii="Times New Roman" w:hAnsi="Times New Roman" w:cs="Times New Roman"/>
                 <w:noProof/>
                 <w:webHidden/>
               </w:rPr>
@@ -1423,6 +1626,7 @@
             </w:r>
             <w:r>
               <w:rPr>
+                <w:rFonts w:ascii="Times New Roman" w:hAnsi="Times New Roman" w:cs="Times New Roman"/>
                 <w:noProof/>
                 <w:webHidden/>
               </w:rPr>
@@ -1437,7 +1641,7 @@
               <w:tab w:val="right" w:leader="dot" w:pos="8494"/>
             </w:tabs>
             <w:rPr>
-              <w:rFonts w:eastAsiaTheme="minorEastAsia"/>
+              <w:rFonts w:ascii="Times New Roman" w:eastAsiaTheme="minorEastAsia" w:hAnsi="Times New Roman" w:cs="Times New Roman"/>
               <w:noProof/>
               <w:lang w:eastAsia="pt-PT"/>
             </w:rPr>
@@ -1455,6 +1659,7 @@
             </w:r>
             <w:r>
               <w:rPr>
+                <w:rFonts w:ascii="Times New Roman" w:hAnsi="Times New Roman" w:cs="Times New Roman"/>
                 <w:noProof/>
                 <w:webHidden/>
               </w:rPr>
@@ -1462,6 +1667,7 @@
             </w:r>
             <w:r>
               <w:rPr>
+                <w:rFonts w:ascii="Times New Roman" w:hAnsi="Times New Roman" w:cs="Times New Roman"/>
                 <w:noProof/>
                 <w:webHidden/>
               </w:rPr>
@@ -1469,6 +1675,7 @@
             </w:r>
             <w:r>
               <w:rPr>
+                <w:rFonts w:ascii="Times New Roman" w:hAnsi="Times New Roman" w:cs="Times New Roman"/>
                 <w:noProof/>
                 <w:webHidden/>
               </w:rPr>
@@ -1476,12 +1683,14 @@
             </w:r>
             <w:r>
               <w:rPr>
-                <w:noProof/>
-                <w:webHidden/>
-              </w:rPr>
-            </w:r>
-            <w:r>
-              <w:rPr>
+                <w:rFonts w:ascii="Times New Roman" w:hAnsi="Times New Roman" w:cs="Times New Roman"/>
+                <w:noProof/>
+                <w:webHidden/>
+              </w:rPr>
+            </w:r>
+            <w:r>
+              <w:rPr>
+                <w:rFonts w:ascii="Times New Roman" w:hAnsi="Times New Roman" w:cs="Times New Roman"/>
                 <w:noProof/>
                 <w:webHidden/>
               </w:rPr>
@@ -1489,6 +1698,7 @@
             </w:r>
             <w:r>
               <w:rPr>
+                <w:rFonts w:ascii="Times New Roman" w:hAnsi="Times New Roman" w:cs="Times New Roman"/>
                 <w:noProof/>
                 <w:webHidden/>
               </w:rPr>
@@ -1496,6 +1706,7 @@
             </w:r>
             <w:r>
               <w:rPr>
+                <w:rFonts w:ascii="Times New Roman" w:hAnsi="Times New Roman" w:cs="Times New Roman"/>
                 <w:noProof/>
                 <w:webHidden/>
               </w:rPr>
@@ -1510,7 +1721,7 @@
               <w:tab w:val="right" w:leader="dot" w:pos="8494"/>
             </w:tabs>
             <w:rPr>
-              <w:rFonts w:eastAsiaTheme="minorEastAsia"/>
+              <w:rFonts w:ascii="Times New Roman" w:eastAsiaTheme="minorEastAsia" w:hAnsi="Times New Roman" w:cs="Times New Roman"/>
               <w:noProof/>
               <w:lang w:eastAsia="pt-PT"/>
             </w:rPr>
@@ -1528,6 +1739,7 @@
             </w:r>
             <w:r>
               <w:rPr>
+                <w:rFonts w:ascii="Times New Roman" w:hAnsi="Times New Roman" w:cs="Times New Roman"/>
                 <w:noProof/>
                 <w:webHidden/>
               </w:rPr>
@@ -1535,6 +1747,7 @@
             </w:r>
             <w:r>
               <w:rPr>
+                <w:rFonts w:ascii="Times New Roman" w:hAnsi="Times New Roman" w:cs="Times New Roman"/>
                 <w:noProof/>
                 <w:webHidden/>
               </w:rPr>
@@ -1542,6 +1755,7 @@
             </w:r>
             <w:r>
               <w:rPr>
+                <w:rFonts w:ascii="Times New Roman" w:hAnsi="Times New Roman" w:cs="Times New Roman"/>
                 <w:noProof/>
                 <w:webHidden/>
               </w:rPr>
@@ -1549,12 +1763,14 @@
             </w:r>
             <w:r>
               <w:rPr>
-                <w:noProof/>
-                <w:webHidden/>
-              </w:rPr>
-            </w:r>
-            <w:r>
-              <w:rPr>
+                <w:rFonts w:ascii="Times New Roman" w:hAnsi="Times New Roman" w:cs="Times New Roman"/>
+                <w:noProof/>
+                <w:webHidden/>
+              </w:rPr>
+            </w:r>
+            <w:r>
+              <w:rPr>
+                <w:rFonts w:ascii="Times New Roman" w:hAnsi="Times New Roman" w:cs="Times New Roman"/>
                 <w:noProof/>
                 <w:webHidden/>
               </w:rPr>
@@ -1562,6 +1778,7 @@
             </w:r>
             <w:r>
               <w:rPr>
+                <w:rFonts w:ascii="Times New Roman" w:hAnsi="Times New Roman" w:cs="Times New Roman"/>
                 <w:noProof/>
                 <w:webHidden/>
               </w:rPr>
@@ -1569,6 +1786,7 @@
             </w:r>
             <w:r>
               <w:rPr>
+                <w:rFonts w:ascii="Times New Roman" w:hAnsi="Times New Roman" w:cs="Times New Roman"/>
                 <w:noProof/>
                 <w:webHidden/>
               </w:rPr>
@@ -1579,6 +1797,7 @@
         <w:p>
           <w:r>
             <w:rPr>
+              <w:rFonts w:ascii="Times New Roman" w:hAnsi="Times New Roman" w:cs="Times New Roman"/>
               <w:b/>
               <w:bCs/>
             </w:rPr>
@@ -1612,9 +1831,22 @@
     <w:p>
       <w:pPr>
         <w:pStyle w:val="Ttulo1"/>
+        <w:rPr>
+          <w:rFonts w:ascii="Times New Roman" w:hAnsi="Times New Roman" w:cs="Times New Roman"/>
+          <w:b/>
+          <w:bCs/>
+          <w:color w:val="auto"/>
+        </w:rPr>
       </w:pPr>
       <w:bookmarkStart w:id="0" w:name="_Toc228219775"/>
       <w:r>
+        <w:rPr>
+          <w:rFonts w:ascii="Times New Roman" w:hAnsi="Times New Roman" w:cs="Times New Roman"/>
+          <w:b/>
+          <w:bCs/>
+          <w:color w:val="auto"/>
+        </w:rPr>
+        <w:lastRenderedPageBreak/>
         <w:t>1. Requisitos do Sistema</w:t>
       </w:r>
       <w:bookmarkEnd w:id="0"/>
@@ -1642,179 +1874,697 @@
           <w:sz w:val="24"/>
           <w:szCs w:val="24"/>
         </w:rPr>
-        <w:t>Para executar o **SoulBound: Echoes of Eternity** de forma fluida, o teu computador deve cumprir os seguintes requisitos:</w:t>
-      </w:r>
-    </w:p>
-    <w:p>
-      <w:pPr>
-        <w:rPr>
-          <w:rFonts w:ascii="Times New Roman" w:hAnsi="Times New Roman" w:cs="Times New Roman"/>
-          <w:sz w:val="24"/>
-          <w:szCs w:val="24"/>
-        </w:rPr>
-      </w:pPr>
-    </w:p>
-    <w:p>
-      <w:pPr>
-        <w:rPr>
-          <w:rFonts w:ascii="Times New Roman" w:hAnsi="Times New Roman" w:cs="Times New Roman"/>
-          <w:sz w:val="24"/>
-          <w:szCs w:val="24"/>
-        </w:rPr>
-      </w:pPr>
-      <w:r>
-        <w:rPr>
-          <w:rFonts w:ascii="Times New Roman" w:hAnsi="Times New Roman" w:cs="Times New Roman"/>
-          <w:sz w:val="24"/>
-          <w:szCs w:val="24"/>
-        </w:rPr>
-        <w:t>| Componente | Mínimo | Recomendado |</w:t>
-      </w:r>
-    </w:p>
-    <w:p>
-      <w:pPr>
-        <w:rPr>
-          <w:rFonts w:ascii="Times New Roman" w:hAnsi="Times New Roman" w:cs="Times New Roman"/>
-          <w:sz w:val="24"/>
-          <w:szCs w:val="24"/>
-        </w:rPr>
-      </w:pPr>
-      <w:r>
-        <w:rPr>
-          <w:rFonts w:ascii="Times New Roman" w:hAnsi="Times New Roman" w:cs="Times New Roman"/>
-          <w:sz w:val="24"/>
-          <w:szCs w:val="24"/>
-        </w:rPr>
-        <w:t>|------------|--------|-------------|</w:t>
-      </w:r>
-    </w:p>
-    <w:p>
-      <w:pPr>
-        <w:rPr>
-          <w:rFonts w:ascii="Times New Roman" w:hAnsi="Times New Roman" w:cs="Times New Roman"/>
-          <w:sz w:val="24"/>
-          <w:szCs w:val="24"/>
-        </w:rPr>
-      </w:pPr>
-      <w:r>
-        <w:rPr>
-          <w:rFonts w:ascii="Times New Roman" w:hAnsi="Times New Roman" w:cs="Times New Roman"/>
-          <w:sz w:val="24"/>
-          <w:szCs w:val="24"/>
-        </w:rPr>
-        <w:t>| Sistema Operativo | Windows 10 (64-bit) | Windows 11 (64-bit) |</w:t>
-      </w:r>
-    </w:p>
-    <w:p>
-      <w:pPr>
-        <w:rPr>
-          <w:rFonts w:ascii="Times New Roman" w:hAnsi="Times New Roman" w:cs="Times New Roman"/>
-          <w:sz w:val="24"/>
-          <w:szCs w:val="24"/>
-        </w:rPr>
-      </w:pPr>
-      <w:r>
-        <w:rPr>
-          <w:rFonts w:ascii="Times New Roman" w:hAnsi="Times New Roman" w:cs="Times New Roman"/>
-          <w:sz w:val="24"/>
-          <w:szCs w:val="24"/>
-        </w:rPr>
-        <w:t>| Processador | Dual-Core 2.0 GHz | Quad-Core 2.5 GHz ou superior |</w:t>
-      </w:r>
-    </w:p>
-    <w:p>
-      <w:pPr>
-        <w:rPr>
-          <w:rFonts w:ascii="Times New Roman" w:hAnsi="Times New Roman" w:cs="Times New Roman"/>
-          <w:sz w:val="24"/>
-          <w:szCs w:val="24"/>
-        </w:rPr>
-      </w:pPr>
-      <w:r>
-        <w:rPr>
-          <w:rFonts w:ascii="Times New Roman" w:hAnsi="Times New Roman" w:cs="Times New Roman"/>
-          <w:sz w:val="24"/>
-          <w:szCs w:val="24"/>
-        </w:rPr>
-        <w:t>| Memória RAM | 4 GB | 8 GB |</w:t>
-      </w:r>
-    </w:p>
-    <w:p>
-      <w:pPr>
-        <w:rPr>
-          <w:rFonts w:ascii="Times New Roman" w:hAnsi="Times New Roman" w:cs="Times New Roman"/>
-          <w:sz w:val="24"/>
-          <w:szCs w:val="24"/>
-        </w:rPr>
-      </w:pPr>
-      <w:r>
-        <w:rPr>
-          <w:rFonts w:ascii="Times New Roman" w:hAnsi="Times New Roman" w:cs="Times New Roman"/>
-          <w:sz w:val="24"/>
-          <w:szCs w:val="24"/>
-        </w:rPr>
-        <w:t>| Placa Gráfica | Compatível com OpenGL 3.3 | Compatível com Vulkan 1.2 |</w:t>
-      </w:r>
-    </w:p>
-    <w:p>
-      <w:pPr>
-        <w:rPr>
-          <w:rFonts w:ascii="Times New Roman" w:hAnsi="Times New Roman" w:cs="Times New Roman"/>
-          <w:sz w:val="24"/>
-          <w:szCs w:val="24"/>
-        </w:rPr>
-      </w:pPr>
-      <w:r>
-        <w:rPr>
-          <w:rFonts w:ascii="Times New Roman" w:hAnsi="Times New Roman" w:cs="Times New Roman"/>
-          <w:sz w:val="24"/>
-          <w:szCs w:val="24"/>
-        </w:rPr>
-        <w:t>| Espaço em Disco | 200 MB livres | 500 MB livres |</w:t>
-      </w:r>
-    </w:p>
-    <w:p>
-      <w:pPr>
-        <w:rPr>
-          <w:rFonts w:ascii="Times New Roman" w:hAnsi="Times New Roman" w:cs="Times New Roman"/>
-          <w:sz w:val="24"/>
-          <w:szCs w:val="24"/>
-        </w:rPr>
-      </w:pPr>
-      <w:r>
-        <w:rPr>
-          <w:rFonts w:ascii="Times New Roman" w:hAnsi="Times New Roman" w:cs="Times New Roman"/>
-          <w:sz w:val="24"/>
-          <w:szCs w:val="24"/>
-        </w:rPr>
-        <w:lastRenderedPageBreak/>
-        <w:t>| Rato e Teclado | Necessários | Necessários |</w:t>
-      </w:r>
-    </w:p>
-    <w:p>
-      <w:pPr>
-        <w:rPr>
-          <w:rFonts w:ascii="Times New Roman" w:hAnsi="Times New Roman" w:cs="Times New Roman"/>
-          <w:sz w:val="24"/>
-          <w:szCs w:val="24"/>
-        </w:rPr>
-      </w:pPr>
-    </w:p>
-    <w:p>
-      <w:pPr>
-        <w:rPr>
-          <w:rFonts w:ascii="Times New Roman" w:hAnsi="Times New Roman" w:cs="Times New Roman"/>
-          <w:sz w:val="24"/>
-          <w:szCs w:val="24"/>
-        </w:rPr>
-      </w:pPr>
-      <w:r>
-        <w:rPr>
-          <w:rFonts w:ascii="Times New Roman" w:hAnsi="Times New Roman" w:cs="Times New Roman"/>
-          <w:sz w:val="24"/>
-          <w:szCs w:val="24"/>
-        </w:rPr>
-        <w:t>O jogo também funciona em Linux (Ubuntu 20.04 ou superior) e macOS (11 Big Sur ou superior), com os mesmos requisitos de hardware.</w:t>
+        <w:t xml:space="preserve">Para executar o </w:t>
+      </w:r>
+      <w:proofErr w:type="spellStart"/>
+      <w:r>
+        <w:rPr>
+          <w:rFonts w:ascii="Times New Roman" w:hAnsi="Times New Roman" w:cs="Times New Roman"/>
+          <w:sz w:val="24"/>
+          <w:szCs w:val="24"/>
+        </w:rPr>
+        <w:t>SoulBound</w:t>
+      </w:r>
+      <w:proofErr w:type="spellEnd"/>
+      <w:r>
+        <w:rPr>
+          <w:rFonts w:ascii="Times New Roman" w:hAnsi="Times New Roman" w:cs="Times New Roman"/>
+          <w:sz w:val="24"/>
+          <w:szCs w:val="24"/>
+        </w:rPr>
+        <w:t xml:space="preserve">: </w:t>
+      </w:r>
+      <w:proofErr w:type="spellStart"/>
+      <w:r>
+        <w:rPr>
+          <w:rFonts w:ascii="Times New Roman" w:hAnsi="Times New Roman" w:cs="Times New Roman"/>
+          <w:sz w:val="24"/>
+          <w:szCs w:val="24"/>
+        </w:rPr>
+        <w:t>Echoes</w:t>
+      </w:r>
+      <w:proofErr w:type="spellEnd"/>
+      <w:r>
+        <w:rPr>
+          <w:rFonts w:ascii="Times New Roman" w:hAnsi="Times New Roman" w:cs="Times New Roman"/>
+          <w:sz w:val="24"/>
+          <w:szCs w:val="24"/>
+        </w:rPr>
+        <w:t xml:space="preserve"> </w:t>
+      </w:r>
+      <w:proofErr w:type="spellStart"/>
+      <w:r>
+        <w:rPr>
+          <w:rFonts w:ascii="Times New Roman" w:hAnsi="Times New Roman" w:cs="Times New Roman"/>
+          <w:sz w:val="24"/>
+          <w:szCs w:val="24"/>
+        </w:rPr>
+        <w:t>of</w:t>
+      </w:r>
+      <w:proofErr w:type="spellEnd"/>
+      <w:r>
+        <w:rPr>
+          <w:rFonts w:ascii="Times New Roman" w:hAnsi="Times New Roman" w:cs="Times New Roman"/>
+          <w:sz w:val="24"/>
+          <w:szCs w:val="24"/>
+        </w:rPr>
+        <w:t xml:space="preserve"> </w:t>
+      </w:r>
+      <w:proofErr w:type="spellStart"/>
+      <w:r>
+        <w:rPr>
+          <w:rFonts w:ascii="Times New Roman" w:hAnsi="Times New Roman" w:cs="Times New Roman"/>
+          <w:sz w:val="24"/>
+          <w:szCs w:val="24"/>
+        </w:rPr>
+        <w:t>Eternity</w:t>
+      </w:r>
+      <w:proofErr w:type="spellEnd"/>
+      <w:r>
+        <w:rPr>
+          <w:rFonts w:ascii="Times New Roman" w:hAnsi="Times New Roman" w:cs="Times New Roman"/>
+          <w:sz w:val="24"/>
+          <w:szCs w:val="24"/>
+        </w:rPr>
+        <w:t xml:space="preserve"> de forma fluida, o teu computador deve cumprir os seguintes requisitos:</w:t>
+      </w:r>
+    </w:p>
+    <w:tbl>
+      <w:tblPr>
+        <w:tblStyle w:val="TabelacomGrelha"/>
+        <w:tblW w:w="0" w:type="auto"/>
+        <w:tblLook w:val="04A0" w:firstRow="1" w:lastRow="0" w:firstColumn="1" w:lastColumn="0" w:noHBand="0" w:noVBand="1"/>
+      </w:tblPr>
+      <w:tblGrid>
+        <w:gridCol w:w="2831"/>
+        <w:gridCol w:w="2831"/>
+        <w:gridCol w:w="2832"/>
+      </w:tblGrid>
+      <w:tr>
+        <w:tc>
+          <w:tcPr>
+            <w:tcW w:w="2831" w:type="dxa"/>
+          </w:tcPr>
+          <w:p>
+            <w:pPr>
+              <w:rPr>
+                <w:rFonts w:ascii="Times New Roman" w:hAnsi="Times New Roman" w:cs="Times New Roman"/>
+                <w:sz w:val="24"/>
+                <w:szCs w:val="24"/>
+              </w:rPr>
+            </w:pPr>
+            <w:r>
+              <w:rPr>
+                <w:rFonts w:ascii="Times New Roman" w:hAnsi="Times New Roman" w:cs="Times New Roman"/>
+                <w:sz w:val="24"/>
+                <w:szCs w:val="24"/>
+              </w:rPr>
+              <w:t>Componente</w:t>
+            </w:r>
+          </w:p>
+        </w:tc>
+        <w:tc>
+          <w:tcPr>
+            <w:tcW w:w="2831" w:type="dxa"/>
+          </w:tcPr>
+          <w:p>
+            <w:pPr>
+              <w:rPr>
+                <w:rFonts w:ascii="Times New Roman" w:hAnsi="Times New Roman" w:cs="Times New Roman"/>
+                <w:sz w:val="24"/>
+                <w:szCs w:val="24"/>
+              </w:rPr>
+            </w:pPr>
+            <w:r>
+              <w:rPr>
+                <w:rFonts w:ascii="Times New Roman" w:hAnsi="Times New Roman" w:cs="Times New Roman"/>
+                <w:sz w:val="24"/>
+                <w:szCs w:val="24"/>
+              </w:rPr>
+              <w:t>Mínimo</w:t>
+            </w:r>
+          </w:p>
+        </w:tc>
+        <w:tc>
+          <w:tcPr>
+            <w:tcW w:w="2832" w:type="dxa"/>
+          </w:tcPr>
+          <w:p>
+            <w:pPr>
+              <w:rPr>
+                <w:rFonts w:ascii="Times New Roman" w:hAnsi="Times New Roman" w:cs="Times New Roman"/>
+                <w:sz w:val="24"/>
+                <w:szCs w:val="24"/>
+              </w:rPr>
+            </w:pPr>
+            <w:r>
+              <w:rPr>
+                <w:rFonts w:ascii="Times New Roman" w:hAnsi="Times New Roman" w:cs="Times New Roman"/>
+                <w:sz w:val="24"/>
+                <w:szCs w:val="24"/>
+              </w:rPr>
+              <w:t>Recomendado</w:t>
+            </w:r>
+          </w:p>
+        </w:tc>
+      </w:tr>
+      <w:tr>
+        <w:tc>
+          <w:tcPr>
+            <w:tcW w:w="2831" w:type="dxa"/>
+          </w:tcPr>
+          <w:p>
+            <w:pPr>
+              <w:rPr>
+                <w:rFonts w:ascii="Times New Roman" w:hAnsi="Times New Roman" w:cs="Times New Roman"/>
+                <w:sz w:val="24"/>
+                <w:szCs w:val="24"/>
+              </w:rPr>
+            </w:pPr>
+            <w:r>
+              <w:rPr>
+                <w:rFonts w:ascii="Times New Roman" w:hAnsi="Times New Roman" w:cs="Times New Roman"/>
+                <w:sz w:val="24"/>
+                <w:szCs w:val="24"/>
+              </w:rPr>
+              <w:t>Sistema Operativo</w:t>
+            </w:r>
+          </w:p>
+        </w:tc>
+        <w:tc>
+          <w:tcPr>
+            <w:tcW w:w="2831" w:type="dxa"/>
+          </w:tcPr>
+          <w:p>
+            <w:pPr>
+              <w:rPr>
+                <w:rFonts w:ascii="Times New Roman" w:hAnsi="Times New Roman" w:cs="Times New Roman"/>
+              </w:rPr>
+            </w:pPr>
+            <w:r>
+              <w:rPr>
+                <w:rFonts w:ascii="Times New Roman" w:hAnsi="Times New Roman" w:cs="Times New Roman"/>
+                <w:sz w:val="24"/>
+                <w:szCs w:val="24"/>
+              </w:rPr>
+              <w:t>Windows 10 (</w:t>
+            </w:r>
+            <w:r>
+              <w:rPr>
+                <w:rFonts w:ascii="Times New Roman" w:hAnsi="Times New Roman" w:cs="Times New Roman"/>
+              </w:rPr>
+              <w:t>64-bit)</w:t>
+            </w:r>
+          </w:p>
+        </w:tc>
+        <w:tc>
+          <w:tcPr>
+            <w:tcW w:w="2832" w:type="dxa"/>
+          </w:tcPr>
+          <w:p>
+            <w:pPr>
+              <w:rPr>
+                <w:rFonts w:ascii="Times New Roman" w:hAnsi="Times New Roman" w:cs="Times New Roman"/>
+                <w:sz w:val="24"/>
+                <w:szCs w:val="24"/>
+              </w:rPr>
+            </w:pPr>
+            <w:r>
+              <w:rPr>
+                <w:rFonts w:ascii="Times New Roman" w:hAnsi="Times New Roman" w:cs="Times New Roman"/>
+                <w:sz w:val="24"/>
+                <w:szCs w:val="24"/>
+              </w:rPr>
+              <w:t>Windows 11 (64-bit)</w:t>
+            </w:r>
+          </w:p>
+        </w:tc>
+      </w:tr>
+      <w:tr>
+        <w:tc>
+          <w:tcPr>
+            <w:tcW w:w="2831" w:type="dxa"/>
+          </w:tcPr>
+          <w:p>
+            <w:pPr>
+              <w:rPr>
+                <w:rFonts w:ascii="Times New Roman" w:hAnsi="Times New Roman" w:cs="Times New Roman"/>
+                <w:sz w:val="24"/>
+                <w:szCs w:val="24"/>
+              </w:rPr>
+            </w:pPr>
+            <w:r>
+              <w:rPr>
+                <w:rFonts w:ascii="Times New Roman" w:hAnsi="Times New Roman" w:cs="Times New Roman"/>
+                <w:sz w:val="24"/>
+                <w:szCs w:val="24"/>
+              </w:rPr>
+              <w:t>Processador</w:t>
+            </w:r>
+          </w:p>
+        </w:tc>
+        <w:tc>
+          <w:tcPr>
+            <w:tcW w:w="2831" w:type="dxa"/>
+          </w:tcPr>
+          <w:p>
+            <w:pPr>
+              <w:rPr>
+                <w:rFonts w:ascii="Times New Roman" w:hAnsi="Times New Roman" w:cs="Times New Roman"/>
+                <w:sz w:val="24"/>
+                <w:szCs w:val="24"/>
+              </w:rPr>
+            </w:pPr>
+            <w:r>
+              <w:rPr>
+                <w:rFonts w:ascii="Times New Roman" w:hAnsi="Times New Roman" w:cs="Times New Roman"/>
+                <w:sz w:val="24"/>
+                <w:szCs w:val="24"/>
+              </w:rPr>
+              <w:t>Dual-Core 2.0 GHz</w:t>
+            </w:r>
+          </w:p>
+        </w:tc>
+        <w:tc>
+          <w:tcPr>
+            <w:tcW w:w="2832" w:type="dxa"/>
+          </w:tcPr>
+          <w:p>
+            <w:pPr>
+              <w:rPr>
+                <w:rFonts w:ascii="Times New Roman" w:hAnsi="Times New Roman" w:cs="Times New Roman"/>
+                <w:sz w:val="24"/>
+                <w:szCs w:val="24"/>
+              </w:rPr>
+            </w:pPr>
+            <w:proofErr w:type="spellStart"/>
+            <w:r>
+              <w:rPr>
+                <w:rFonts w:ascii="Times New Roman" w:hAnsi="Times New Roman" w:cs="Times New Roman"/>
+                <w:sz w:val="24"/>
+                <w:szCs w:val="24"/>
+              </w:rPr>
+              <w:t>Quad</w:t>
+            </w:r>
+            <w:proofErr w:type="spellEnd"/>
+            <w:r>
+              <w:rPr>
+                <w:rFonts w:ascii="Times New Roman" w:hAnsi="Times New Roman" w:cs="Times New Roman"/>
+                <w:sz w:val="24"/>
+                <w:szCs w:val="24"/>
+              </w:rPr>
+              <w:t>-Core 2.5 GHz ou superior</w:t>
+            </w:r>
+          </w:p>
+        </w:tc>
+      </w:tr>
+      <w:tr>
+        <w:tc>
+          <w:tcPr>
+            <w:tcW w:w="2831" w:type="dxa"/>
+          </w:tcPr>
+          <w:p>
+            <w:pPr>
+              <w:rPr>
+                <w:rFonts w:ascii="Times New Roman" w:hAnsi="Times New Roman" w:cs="Times New Roman"/>
+                <w:sz w:val="24"/>
+                <w:szCs w:val="24"/>
+              </w:rPr>
+            </w:pPr>
+            <w:r>
+              <w:rPr>
+                <w:rFonts w:ascii="Times New Roman" w:hAnsi="Times New Roman" w:cs="Times New Roman"/>
+                <w:sz w:val="24"/>
+                <w:szCs w:val="24"/>
+              </w:rPr>
+              <w:t>Memória RAM</w:t>
+            </w:r>
+          </w:p>
+        </w:tc>
+        <w:tc>
+          <w:tcPr>
+            <w:tcW w:w="2831" w:type="dxa"/>
+          </w:tcPr>
+          <w:p>
+            <w:pPr>
+              <w:rPr>
+                <w:rFonts w:ascii="Times New Roman" w:hAnsi="Times New Roman" w:cs="Times New Roman"/>
+                <w:sz w:val="24"/>
+                <w:szCs w:val="24"/>
+              </w:rPr>
+            </w:pPr>
+            <w:r>
+              <w:rPr>
+                <w:rFonts w:ascii="Times New Roman" w:hAnsi="Times New Roman" w:cs="Times New Roman"/>
+                <w:sz w:val="24"/>
+                <w:szCs w:val="24"/>
+              </w:rPr>
+              <w:t>4 GB</w:t>
+            </w:r>
+          </w:p>
+        </w:tc>
+        <w:tc>
+          <w:tcPr>
+            <w:tcW w:w="2832" w:type="dxa"/>
+          </w:tcPr>
+          <w:p>
+            <w:pPr>
+              <w:rPr>
+                <w:rFonts w:ascii="Times New Roman" w:hAnsi="Times New Roman" w:cs="Times New Roman"/>
+                <w:sz w:val="24"/>
+                <w:szCs w:val="24"/>
+              </w:rPr>
+            </w:pPr>
+            <w:r>
+              <w:rPr>
+                <w:rFonts w:ascii="Times New Roman" w:hAnsi="Times New Roman" w:cs="Times New Roman"/>
+                <w:sz w:val="24"/>
+                <w:szCs w:val="24"/>
+              </w:rPr>
+              <w:t>8 GB</w:t>
+            </w:r>
+          </w:p>
+        </w:tc>
+      </w:tr>
+      <w:tr>
+        <w:tc>
+          <w:tcPr>
+            <w:tcW w:w="2831" w:type="dxa"/>
+          </w:tcPr>
+          <w:p>
+            <w:pPr>
+              <w:rPr>
+                <w:rFonts w:ascii="Times New Roman" w:hAnsi="Times New Roman" w:cs="Times New Roman"/>
+                <w:sz w:val="24"/>
+                <w:szCs w:val="24"/>
+              </w:rPr>
+            </w:pPr>
+            <w:r>
+              <w:rPr>
+                <w:rFonts w:ascii="Times New Roman" w:hAnsi="Times New Roman" w:cs="Times New Roman"/>
+                <w:sz w:val="24"/>
+                <w:szCs w:val="24"/>
+              </w:rPr>
+              <w:t>Placa Gráfica</w:t>
+            </w:r>
+          </w:p>
+        </w:tc>
+        <w:tc>
+          <w:tcPr>
+            <w:tcW w:w="2831" w:type="dxa"/>
+          </w:tcPr>
+          <w:p>
+            <w:pPr>
+              <w:rPr>
+                <w:rFonts w:ascii="Times New Roman" w:hAnsi="Times New Roman" w:cs="Times New Roman"/>
+                <w:sz w:val="24"/>
+                <w:szCs w:val="24"/>
+              </w:rPr>
+            </w:pPr>
+            <w:r>
+              <w:rPr>
+                <w:rFonts w:ascii="Times New Roman" w:hAnsi="Times New Roman" w:cs="Times New Roman"/>
+                <w:sz w:val="24"/>
+                <w:szCs w:val="24"/>
+              </w:rPr>
+              <w:t xml:space="preserve">Compatível com </w:t>
+            </w:r>
+            <w:proofErr w:type="spellStart"/>
+            <w:r>
+              <w:rPr>
+                <w:rFonts w:ascii="Times New Roman" w:hAnsi="Times New Roman" w:cs="Times New Roman"/>
+                <w:sz w:val="24"/>
+                <w:szCs w:val="24"/>
+              </w:rPr>
+              <w:t>OpenGL</w:t>
+            </w:r>
+            <w:proofErr w:type="spellEnd"/>
+            <w:r>
+              <w:rPr>
+                <w:rFonts w:ascii="Times New Roman" w:hAnsi="Times New Roman" w:cs="Times New Roman"/>
+                <w:sz w:val="24"/>
+                <w:szCs w:val="24"/>
+              </w:rPr>
+              <w:t xml:space="preserve"> 3.3</w:t>
+            </w:r>
+          </w:p>
+        </w:tc>
+        <w:tc>
+          <w:tcPr>
+            <w:tcW w:w="2832" w:type="dxa"/>
+          </w:tcPr>
+          <w:p>
+            <w:pPr>
+              <w:rPr>
+                <w:rFonts w:ascii="Times New Roman" w:hAnsi="Times New Roman" w:cs="Times New Roman"/>
+                <w:sz w:val="24"/>
+                <w:szCs w:val="24"/>
+              </w:rPr>
+            </w:pPr>
+            <w:r>
+              <w:rPr>
+                <w:rFonts w:ascii="Times New Roman" w:hAnsi="Times New Roman" w:cs="Times New Roman"/>
+                <w:sz w:val="24"/>
+                <w:szCs w:val="24"/>
+              </w:rPr>
+              <w:t xml:space="preserve">Compatível com </w:t>
+            </w:r>
+            <w:proofErr w:type="spellStart"/>
+            <w:r>
+              <w:rPr>
+                <w:rFonts w:ascii="Times New Roman" w:hAnsi="Times New Roman" w:cs="Times New Roman"/>
+                <w:sz w:val="24"/>
+                <w:szCs w:val="24"/>
+              </w:rPr>
+              <w:t>Vulkan</w:t>
+            </w:r>
+            <w:proofErr w:type="spellEnd"/>
+            <w:r>
+              <w:rPr>
+                <w:rFonts w:ascii="Times New Roman" w:hAnsi="Times New Roman" w:cs="Times New Roman"/>
+                <w:sz w:val="24"/>
+                <w:szCs w:val="24"/>
+              </w:rPr>
+              <w:t xml:space="preserve"> 1.2</w:t>
+            </w:r>
+          </w:p>
+        </w:tc>
+      </w:tr>
+      <w:tr>
+        <w:tc>
+          <w:tcPr>
+            <w:tcW w:w="2831" w:type="dxa"/>
+          </w:tcPr>
+          <w:p>
+            <w:pPr>
+              <w:rPr>
+                <w:rFonts w:ascii="Times New Roman" w:hAnsi="Times New Roman" w:cs="Times New Roman"/>
+                <w:sz w:val="24"/>
+                <w:szCs w:val="24"/>
+              </w:rPr>
+            </w:pPr>
+            <w:r>
+              <w:rPr>
+                <w:rFonts w:ascii="Times New Roman" w:hAnsi="Times New Roman" w:cs="Times New Roman"/>
+                <w:sz w:val="24"/>
+                <w:szCs w:val="24"/>
+              </w:rPr>
+              <w:t>Espaço em Disco</w:t>
+            </w:r>
+          </w:p>
+        </w:tc>
+        <w:tc>
+          <w:tcPr>
+            <w:tcW w:w="2831" w:type="dxa"/>
+          </w:tcPr>
+          <w:p>
+            <w:pPr>
+              <w:rPr>
+                <w:rFonts w:ascii="Times New Roman" w:hAnsi="Times New Roman" w:cs="Times New Roman"/>
+                <w:sz w:val="24"/>
+                <w:szCs w:val="24"/>
+              </w:rPr>
+            </w:pPr>
+            <w:r>
+              <w:rPr>
+                <w:rFonts w:ascii="Times New Roman" w:hAnsi="Times New Roman" w:cs="Times New Roman"/>
+                <w:sz w:val="24"/>
+                <w:szCs w:val="24"/>
+              </w:rPr>
+              <w:t>200 MB livres</w:t>
+            </w:r>
+          </w:p>
+        </w:tc>
+        <w:tc>
+          <w:tcPr>
+            <w:tcW w:w="2832" w:type="dxa"/>
+          </w:tcPr>
+          <w:p>
+            <w:pPr>
+              <w:rPr>
+                <w:rFonts w:ascii="Times New Roman" w:hAnsi="Times New Roman" w:cs="Times New Roman"/>
+                <w:sz w:val="24"/>
+                <w:szCs w:val="24"/>
+              </w:rPr>
+            </w:pPr>
+            <w:r>
+              <w:rPr>
+                <w:rFonts w:ascii="Times New Roman" w:hAnsi="Times New Roman" w:cs="Times New Roman"/>
+                <w:sz w:val="24"/>
+                <w:szCs w:val="24"/>
+              </w:rPr>
+              <w:t>500 MB livres</w:t>
+            </w:r>
+          </w:p>
+        </w:tc>
+      </w:tr>
+      <w:tr>
+        <w:tc>
+          <w:tcPr>
+            <w:tcW w:w="2831" w:type="dxa"/>
+          </w:tcPr>
+          <w:p>
+            <w:pPr>
+              <w:rPr>
+                <w:rFonts w:ascii="Times New Roman" w:hAnsi="Times New Roman" w:cs="Times New Roman"/>
+                <w:sz w:val="24"/>
+                <w:szCs w:val="24"/>
+              </w:rPr>
+            </w:pPr>
+            <w:r>
+              <w:rPr>
+                <w:rFonts w:ascii="Times New Roman" w:hAnsi="Times New Roman" w:cs="Times New Roman"/>
+                <w:sz w:val="24"/>
+                <w:szCs w:val="24"/>
+              </w:rPr>
+              <w:t>Rato e Teclado</w:t>
+            </w:r>
+          </w:p>
+        </w:tc>
+        <w:tc>
+          <w:tcPr>
+            <w:tcW w:w="2831" w:type="dxa"/>
+          </w:tcPr>
+          <w:p>
+            <w:pPr>
+              <w:rPr>
+                <w:rFonts w:ascii="Times New Roman" w:hAnsi="Times New Roman" w:cs="Times New Roman"/>
+                <w:sz w:val="24"/>
+                <w:szCs w:val="24"/>
+              </w:rPr>
+            </w:pPr>
+            <w:r>
+              <w:rPr>
+                <w:rFonts w:ascii="Times New Roman" w:hAnsi="Times New Roman" w:cs="Times New Roman"/>
+                <w:sz w:val="24"/>
+                <w:szCs w:val="24"/>
+              </w:rPr>
+              <w:t>Necessários</w:t>
+            </w:r>
+          </w:p>
+        </w:tc>
+        <w:tc>
+          <w:tcPr>
+            <w:tcW w:w="2832" w:type="dxa"/>
+          </w:tcPr>
+          <w:p>
+            <w:pPr>
+              <w:rPr>
+                <w:rFonts w:ascii="Times New Roman" w:hAnsi="Times New Roman" w:cs="Times New Roman"/>
+                <w:sz w:val="24"/>
+                <w:szCs w:val="24"/>
+              </w:rPr>
+            </w:pPr>
+            <w:r>
+              <w:rPr>
+                <w:rFonts w:ascii="Times New Roman" w:hAnsi="Times New Roman" w:cs="Times New Roman"/>
+                <w:sz w:val="24"/>
+                <w:szCs w:val="24"/>
+              </w:rPr>
+              <w:t>Necessários</w:t>
+            </w:r>
+          </w:p>
+        </w:tc>
+      </w:tr>
+    </w:tbl>
+    <w:p>
+      <w:pPr>
+        <w:rPr>
+          <w:rFonts w:ascii="Times New Roman" w:hAnsi="Times New Roman" w:cs="Times New Roman"/>
+          <w:sz w:val="24"/>
+          <w:szCs w:val="24"/>
+        </w:rPr>
+      </w:pPr>
+    </w:p>
+    <w:p>
+      <w:pPr>
+        <w:rPr>
+          <w:rFonts w:ascii="Times New Roman" w:hAnsi="Times New Roman" w:cs="Times New Roman"/>
+          <w:sz w:val="24"/>
+          <w:szCs w:val="24"/>
+        </w:rPr>
+      </w:pPr>
+      <w:r>
+        <w:rPr>
+          <w:rFonts w:ascii="Times New Roman" w:hAnsi="Times New Roman" w:cs="Times New Roman"/>
+          <w:sz w:val="24"/>
+          <w:szCs w:val="24"/>
+        </w:rPr>
+        <w:t xml:space="preserve">O jogo também funciona em Linux (Ubuntu 20.04 ou superior) e </w:t>
+      </w:r>
+      <w:proofErr w:type="spellStart"/>
+      <w:r>
+        <w:rPr>
+          <w:rFonts w:ascii="Times New Roman" w:hAnsi="Times New Roman" w:cs="Times New Roman"/>
+          <w:sz w:val="24"/>
+          <w:szCs w:val="24"/>
+        </w:rPr>
+        <w:t>macOS</w:t>
+      </w:r>
+      <w:proofErr w:type="spellEnd"/>
+      <w:r>
+        <w:rPr>
+          <w:rFonts w:ascii="Times New Roman" w:hAnsi="Times New Roman" w:cs="Times New Roman"/>
+          <w:sz w:val="24"/>
+          <w:szCs w:val="24"/>
+        </w:rPr>
+        <w:t xml:space="preserve"> (11 </w:t>
+      </w:r>
+      <w:proofErr w:type="spellStart"/>
+      <w:r>
+        <w:rPr>
+          <w:rFonts w:ascii="Times New Roman" w:hAnsi="Times New Roman" w:cs="Times New Roman"/>
+          <w:sz w:val="24"/>
+          <w:szCs w:val="24"/>
+        </w:rPr>
+        <w:t>Big</w:t>
+      </w:r>
+      <w:proofErr w:type="spellEnd"/>
+      <w:r>
+        <w:rPr>
+          <w:rFonts w:ascii="Times New Roman" w:hAnsi="Times New Roman" w:cs="Times New Roman"/>
+          <w:sz w:val="24"/>
+          <w:szCs w:val="24"/>
+        </w:rPr>
+        <w:t xml:space="preserve"> </w:t>
+      </w:r>
+      <w:proofErr w:type="spellStart"/>
+      <w:r>
+        <w:rPr>
+          <w:rFonts w:ascii="Times New Roman" w:hAnsi="Times New Roman" w:cs="Times New Roman"/>
+          <w:sz w:val="24"/>
+          <w:szCs w:val="24"/>
+        </w:rPr>
+        <w:t>Sur</w:t>
+      </w:r>
+      <w:proofErr w:type="spellEnd"/>
+      <w:r>
+        <w:rPr>
+          <w:rFonts w:ascii="Times New Roman" w:hAnsi="Times New Roman" w:cs="Times New Roman"/>
+          <w:sz w:val="24"/>
+          <w:szCs w:val="24"/>
+        </w:rPr>
+        <w:t xml:space="preserve"> ou superior), com os mesmos requisitos de hardware.</w:t>
       </w:r>
     </w:p>
     <w:p>
@@ -1855,9 +2605,21 @@
     <w:p>
       <w:pPr>
         <w:pStyle w:val="Ttulo1"/>
+        <w:rPr>
+          <w:rFonts w:ascii="Times New Roman" w:hAnsi="Times New Roman" w:cs="Times New Roman"/>
+          <w:b/>
+          <w:bCs/>
+          <w:color w:val="auto"/>
+        </w:rPr>
       </w:pPr>
       <w:bookmarkStart w:id="1" w:name="_Toc228219776"/>
       <w:r>
+        <w:rPr>
+          <w:rFonts w:ascii="Times New Roman" w:hAnsi="Times New Roman" w:cs="Times New Roman"/>
+          <w:b/>
+          <w:bCs/>
+          <w:color w:val="auto"/>
+        </w:rPr>
         <w:lastRenderedPageBreak/>
         <w:t>2. Instalação e Execução</w:t>
       </w:r>
@@ -1886,191 +2648,504 @@
           <w:sz w:val="24"/>
           <w:szCs w:val="24"/>
         </w:rPr>
-        <w:t>O **SoulBound** é distribuído como um executável autossuficiente. Não requer instalação.</w:t>
-      </w:r>
-    </w:p>
-    <w:p>
-      <w:pPr>
-        <w:rPr>
-          <w:rFonts w:ascii="Times New Roman" w:hAnsi="Times New Roman" w:cs="Times New Roman"/>
-          <w:sz w:val="24"/>
-          <w:szCs w:val="24"/>
-        </w:rPr>
-      </w:pPr>
-    </w:p>
-    <w:p>
-      <w:pPr>
-        <w:rPr>
-          <w:rFonts w:ascii="Times New Roman" w:hAnsi="Times New Roman" w:cs="Times New Roman"/>
-          <w:sz w:val="24"/>
-          <w:szCs w:val="24"/>
-        </w:rPr>
-      </w:pPr>
-      <w:r>
-        <w:rPr>
-          <w:rFonts w:ascii="Times New Roman" w:hAnsi="Times New Roman" w:cs="Times New Roman"/>
-          <w:sz w:val="24"/>
-          <w:szCs w:val="24"/>
-        </w:rPr>
-        <w:t>1. Extrai o ficheiro `SoulBound.zip` para uma pasta à tua escolha.</w:t>
-      </w:r>
-    </w:p>
-    <w:p>
-      <w:pPr>
-        <w:rPr>
-          <w:rFonts w:ascii="Times New Roman" w:hAnsi="Times New Roman" w:cs="Times New Roman"/>
-          <w:sz w:val="24"/>
-          <w:szCs w:val="24"/>
-        </w:rPr>
-      </w:pPr>
-      <w:r>
-        <w:rPr>
-          <w:rFonts w:ascii="Times New Roman" w:hAnsi="Times New Roman" w:cs="Times New Roman"/>
-          <w:sz w:val="24"/>
-          <w:szCs w:val="24"/>
-        </w:rPr>
-        <w:t>2. Abre a pasta extraída e faz duplo clique no ficheiro `SoulBound.exe` (Windows) ou `SoulBound.x86_64` (Linux).</w:t>
-      </w:r>
-    </w:p>
-    <w:p>
-      <w:pPr>
-        <w:rPr>
-          <w:rFonts w:ascii="Times New Roman" w:hAnsi="Times New Roman" w:cs="Times New Roman"/>
-          <w:sz w:val="24"/>
-          <w:szCs w:val="24"/>
-        </w:rPr>
-      </w:pPr>
-      <w:r>
-        <w:rPr>
-          <w:rFonts w:ascii="Times New Roman" w:hAnsi="Times New Roman" w:cs="Times New Roman"/>
-          <w:sz w:val="24"/>
-          <w:szCs w:val="24"/>
-        </w:rPr>
-        <w:t>3. O jogo inicia automaticamente, apresentando o ecrã de abertura (*splash screen*) com os logótipos.</w:t>
-      </w:r>
-    </w:p>
-    <w:p>
-      <w:pPr>
-        <w:rPr>
-          <w:rFonts w:ascii="Times New Roman" w:hAnsi="Times New Roman" w:cs="Times New Roman"/>
-          <w:sz w:val="24"/>
-          <w:szCs w:val="24"/>
-        </w:rPr>
-      </w:pPr>
-    </w:p>
-    <w:p>
-      <w:pPr>
-        <w:rPr>
-          <w:rFonts w:ascii="Times New Roman" w:hAnsi="Times New Roman" w:cs="Times New Roman"/>
-          <w:sz w:val="24"/>
-          <w:szCs w:val="24"/>
-        </w:rPr>
-      </w:pPr>
-      <w:r>
-        <w:rPr>
-          <w:rFonts w:ascii="Times New Roman" w:hAnsi="Times New Roman" w:cs="Times New Roman"/>
-          <w:sz w:val="24"/>
-          <w:szCs w:val="24"/>
-        </w:rPr>
-        <w:t xml:space="preserve">**Nota para utilizadores de </w:t>
-      </w:r>
-      <w:proofErr w:type="gramStart"/>
-      <w:r>
-        <w:rPr>
-          <w:rFonts w:ascii="Times New Roman" w:hAnsi="Times New Roman" w:cs="Times New Roman"/>
-          <w:sz w:val="24"/>
-          <w:szCs w:val="24"/>
-        </w:rPr>
-        <w:t>macOS:*</w:t>
-      </w:r>
-      <w:proofErr w:type="gramEnd"/>
-      <w:r>
-        <w:rPr>
-          <w:rFonts w:ascii="Times New Roman" w:hAnsi="Times New Roman" w:cs="Times New Roman"/>
-          <w:sz w:val="24"/>
-          <w:szCs w:val="24"/>
-        </w:rPr>
-        <w:t>* Arrasta a aplicação `SoulBound.app` para a pasta `Aplicações` e executa-a a partir daí.</w:t>
-      </w:r>
-    </w:p>
-    <w:p>
-      <w:pPr>
-        <w:rPr>
-          <w:rFonts w:ascii="Times New Roman" w:hAnsi="Times New Roman" w:cs="Times New Roman"/>
-          <w:sz w:val="24"/>
-          <w:szCs w:val="24"/>
-        </w:rPr>
-      </w:pPr>
-    </w:p>
-    <w:p>
-      <w:pPr>
-        <w:rPr>
-          <w:rFonts w:ascii="Times New Roman" w:hAnsi="Times New Roman" w:cs="Times New Roman"/>
-          <w:sz w:val="24"/>
-          <w:szCs w:val="24"/>
-        </w:rPr>
-      </w:pPr>
-      <w:r>
-        <w:rPr>
-          <w:rFonts w:ascii="Times New Roman" w:hAnsi="Times New Roman" w:cs="Times New Roman"/>
-          <w:sz w:val="24"/>
-          <w:szCs w:val="24"/>
-        </w:rPr>
-        <w:t xml:space="preserve">&gt; **Sugestão de </w:t>
-      </w:r>
-      <w:proofErr w:type="gramStart"/>
-      <w:r>
-        <w:rPr>
-          <w:rFonts w:ascii="Times New Roman" w:hAnsi="Times New Roman" w:cs="Times New Roman"/>
-          <w:sz w:val="24"/>
-          <w:szCs w:val="24"/>
-        </w:rPr>
-        <w:t>Imagem:*</w:t>
-      </w:r>
-      <w:proofErr w:type="gramEnd"/>
-      <w:r>
-        <w:rPr>
-          <w:rFonts w:ascii="Times New Roman" w:hAnsi="Times New Roman" w:cs="Times New Roman"/>
-          <w:sz w:val="24"/>
-          <w:szCs w:val="24"/>
-        </w:rPr>
-        <w:t>* Captura de ecrã da pasta do jogo com o executável destacado.</w:t>
-      </w:r>
-    </w:p>
-    <w:p>
-      <w:pPr>
-        <w:rPr>
-          <w:rFonts w:ascii="Times New Roman" w:hAnsi="Times New Roman" w:cs="Times New Roman"/>
-          <w:sz w:val="24"/>
-          <w:szCs w:val="24"/>
-        </w:rPr>
-      </w:pPr>
-    </w:p>
-    <w:p>
-      <w:pPr>
-        <w:rPr>
-          <w:rFonts w:ascii="Times New Roman" w:hAnsi="Times New Roman" w:cs="Times New Roman"/>
-          <w:sz w:val="24"/>
-          <w:szCs w:val="24"/>
-        </w:rPr>
-      </w:pPr>
-      <w:r>
-        <w:rPr>
-          <w:rFonts w:ascii="Times New Roman" w:hAnsi="Times New Roman" w:cs="Times New Roman"/>
-          <w:sz w:val="24"/>
-          <w:szCs w:val="24"/>
-        </w:rPr>
-        <w:t>---</w:t>
-      </w:r>
-    </w:p>
-    <w:p>
-      <w:pPr>
-        <w:rPr>
-          <w:rFonts w:ascii="Times New Roman" w:hAnsi="Times New Roman" w:cs="Times New Roman"/>
-          <w:sz w:val="24"/>
-          <w:szCs w:val="24"/>
-        </w:rPr>
-      </w:pPr>
+        <w:t xml:space="preserve">O </w:t>
+      </w:r>
+      <w:proofErr w:type="spellStart"/>
+      <w:r>
+        <w:rPr>
+          <w:rFonts w:ascii="Times New Roman" w:hAnsi="Times New Roman" w:cs="Times New Roman"/>
+          <w:sz w:val="24"/>
+          <w:szCs w:val="24"/>
+        </w:rPr>
+        <w:t>SoulBound</w:t>
+      </w:r>
+      <w:proofErr w:type="spellEnd"/>
+      <w:r>
+        <w:rPr>
+          <w:rFonts w:ascii="Times New Roman" w:hAnsi="Times New Roman" w:cs="Times New Roman"/>
+          <w:sz w:val="24"/>
+          <w:szCs w:val="24"/>
+        </w:rPr>
+        <w:t xml:space="preserve"> é distribuído como um executável autossuficiente. Não requer instalação.</w:t>
+      </w:r>
+    </w:p>
+    <w:p>
+      <w:pPr>
+        <w:keepNext/>
+        <w:jc w:val="center"/>
+        <w:rPr>
+          <w:rFonts w:ascii="Times New Roman" w:hAnsi="Times New Roman" w:cs="Times New Roman"/>
+        </w:rPr>
+      </w:pPr>
+      <w:r>
+        <w:rPr>
+          <w:rFonts w:ascii="Times New Roman" w:hAnsi="Times New Roman" w:cs="Times New Roman"/>
+          <w:sz w:val="24"/>
+          <w:szCs w:val="24"/>
+        </w:rPr>
+        <w:drawing>
+          <wp:inline distT="0" distB="0" distL="0" distR="0" wp14:anchorId="3C02DB62" wp14:editId="2AE1E443">
+            <wp:extent cx="2962275" cy="1488028"/>
+            <wp:effectExtent l="0" t="0" r="0" b="0"/>
+            <wp:docPr id="1" name="Imagem 1"/>
+            <wp:cNvGraphicFramePr>
+              <a:graphicFrameLocks xmlns:a="http://schemas.openxmlformats.org/drawingml/2006/main" noChangeAspect="1"/>
+            </wp:cNvGraphicFramePr>
+            <a:graphic xmlns:a="http://schemas.openxmlformats.org/drawingml/2006/main">
+              <a:graphicData uri="http://schemas.openxmlformats.org/drawingml/2006/picture">
+                <pic:pic xmlns:pic="http://schemas.openxmlformats.org/drawingml/2006/picture">
+                  <pic:nvPicPr>
+                    <pic:cNvPr id="1" name=""/>
+                    <pic:cNvPicPr/>
+                  </pic:nvPicPr>
+                  <pic:blipFill>
+                    <a:blip r:embed="rId5"/>
+                    <a:stretch>
+                      <a:fillRect/>
+                    </a:stretch>
+                  </pic:blipFill>
+                  <pic:spPr>
+                    <a:xfrm>
+                      <a:off x="0" y="0"/>
+                      <a:ext cx="2995945" cy="1504942"/>
+                    </a:xfrm>
+                    <a:prstGeom prst="rect">
+                      <a:avLst/>
+                    </a:prstGeom>
+                  </pic:spPr>
+                </pic:pic>
+              </a:graphicData>
+            </a:graphic>
+          </wp:inline>
+        </w:drawing>
+      </w:r>
+    </w:p>
+    <w:p>
+      <w:pPr>
+        <w:pStyle w:val="Legenda"/>
+        <w:jc w:val="center"/>
+        <w:rPr>
+          <w:rFonts w:ascii="Times New Roman" w:hAnsi="Times New Roman" w:cs="Times New Roman"/>
+        </w:rPr>
+      </w:pPr>
+      <w:r>
+        <w:rPr>
+          <w:rFonts w:ascii="Times New Roman" w:hAnsi="Times New Roman" w:cs="Times New Roman"/>
+        </w:rPr>
+        <w:t xml:space="preserve">Figura  </w:t>
+      </w:r>
+      <w:r>
+        <w:rPr>
+          <w:rFonts w:ascii="Times New Roman" w:hAnsi="Times New Roman" w:cs="Times New Roman"/>
+        </w:rPr>
+        <w:fldChar w:fldCharType="begin"/>
+      </w:r>
+      <w:r>
+        <w:rPr>
+          <w:rFonts w:ascii="Times New Roman" w:hAnsi="Times New Roman" w:cs="Times New Roman"/>
+        </w:rPr>
+        <w:instrText xml:space="preserve"> SEQ Figura_ \* ARABIC </w:instrText>
+      </w:r>
+      <w:r>
+        <w:rPr>
+          <w:rFonts w:ascii="Times New Roman" w:hAnsi="Times New Roman" w:cs="Times New Roman"/>
+        </w:rPr>
+        <w:fldChar w:fldCharType="separate"/>
+      </w:r>
+      <w:r>
+        <w:rPr>
+          <w:rFonts w:ascii="Times New Roman" w:hAnsi="Times New Roman" w:cs="Times New Roman"/>
+          <w:noProof/>
+        </w:rPr>
+        <w:t>1</w:t>
+      </w:r>
+      <w:r>
+        <w:rPr>
+          <w:rFonts w:ascii="Times New Roman" w:hAnsi="Times New Roman" w:cs="Times New Roman"/>
+        </w:rPr>
+        <w:fldChar w:fldCharType="end"/>
+      </w:r>
+      <w:r>
+        <w:rPr>
+          <w:rFonts w:ascii="Times New Roman" w:hAnsi="Times New Roman" w:cs="Times New Roman"/>
+        </w:rPr>
+        <w:t xml:space="preserve"> Ficheiro Zip</w:t>
+      </w:r>
+    </w:p>
+    <w:p>
+      <w:pPr>
+        <w:keepNext/>
+        <w:jc w:val="center"/>
+        <w:rPr>
+          <w:rFonts w:ascii="Times New Roman" w:hAnsi="Times New Roman" w:cs="Times New Roman"/>
+        </w:rPr>
+      </w:pPr>
+      <w:r>
+        <w:rPr>
+          <w:rFonts w:ascii="Times New Roman" w:hAnsi="Times New Roman" w:cs="Times New Roman"/>
+          <w:sz w:val="24"/>
+          <w:szCs w:val="24"/>
+        </w:rPr>
+        <w:drawing>
+          <wp:inline distT="0" distB="0" distL="0" distR="0" wp14:anchorId="6C33229B" wp14:editId="4429BB59">
+            <wp:extent cx="2962275" cy="943302"/>
+            <wp:effectExtent l="0" t="0" r="0" b="9525"/>
+            <wp:docPr id="2" name="Imagem 2"/>
+            <wp:cNvGraphicFramePr>
+              <a:graphicFrameLocks xmlns:a="http://schemas.openxmlformats.org/drawingml/2006/main" noChangeAspect="1"/>
+            </wp:cNvGraphicFramePr>
+            <a:graphic xmlns:a="http://schemas.openxmlformats.org/drawingml/2006/main">
+              <a:graphicData uri="http://schemas.openxmlformats.org/drawingml/2006/picture">
+                <pic:pic xmlns:pic="http://schemas.openxmlformats.org/drawingml/2006/picture">
+                  <pic:nvPicPr>
+                    <pic:cNvPr id="1" name=""/>
+                    <pic:cNvPicPr/>
+                  </pic:nvPicPr>
+                  <pic:blipFill>
+                    <a:blip r:embed="rId6"/>
+                    <a:stretch>
+                      <a:fillRect/>
+                    </a:stretch>
+                  </pic:blipFill>
+                  <pic:spPr>
+                    <a:xfrm>
+                      <a:off x="0" y="0"/>
+                      <a:ext cx="3010248" cy="958578"/>
+                    </a:xfrm>
+                    <a:prstGeom prst="rect">
+                      <a:avLst/>
+                    </a:prstGeom>
+                  </pic:spPr>
+                </pic:pic>
+              </a:graphicData>
+            </a:graphic>
+          </wp:inline>
+        </w:drawing>
+      </w:r>
+    </w:p>
+    <w:p>
+      <w:pPr>
+        <w:pStyle w:val="Legenda"/>
+        <w:jc w:val="center"/>
+        <w:rPr>
+          <w:rFonts w:ascii="Times New Roman" w:hAnsi="Times New Roman" w:cs="Times New Roman"/>
+        </w:rPr>
+      </w:pPr>
+      <w:r>
+        <w:rPr>
+          <w:rFonts w:ascii="Times New Roman" w:hAnsi="Times New Roman" w:cs="Times New Roman"/>
+        </w:rPr>
+        <w:t xml:space="preserve">Figura  </w:t>
+      </w:r>
+      <w:r>
+        <w:rPr>
+          <w:rFonts w:ascii="Times New Roman" w:hAnsi="Times New Roman" w:cs="Times New Roman"/>
+        </w:rPr>
+        <w:fldChar w:fldCharType="begin"/>
+      </w:r>
+      <w:r>
+        <w:rPr>
+          <w:rFonts w:ascii="Times New Roman" w:hAnsi="Times New Roman" w:cs="Times New Roman"/>
+        </w:rPr>
+        <w:instrText xml:space="preserve"> SEQ Figura_ \* ARABIC </w:instrText>
+      </w:r>
+      <w:r>
+        <w:rPr>
+          <w:rFonts w:ascii="Times New Roman" w:hAnsi="Times New Roman" w:cs="Times New Roman"/>
+        </w:rPr>
+        <w:fldChar w:fldCharType="separate"/>
+      </w:r>
+      <w:r>
+        <w:rPr>
+          <w:rFonts w:ascii="Times New Roman" w:hAnsi="Times New Roman" w:cs="Times New Roman"/>
+          <w:noProof/>
+        </w:rPr>
+        <w:t>2</w:t>
+      </w:r>
+      <w:r>
+        <w:rPr>
+          <w:rFonts w:ascii="Times New Roman" w:hAnsi="Times New Roman" w:cs="Times New Roman"/>
+        </w:rPr>
+        <w:fldChar w:fldCharType="end"/>
+      </w:r>
+      <w:r>
+        <w:rPr>
+          <w:rFonts w:ascii="Times New Roman" w:hAnsi="Times New Roman" w:cs="Times New Roman"/>
+        </w:rPr>
+        <w:t xml:space="preserve"> Extrair ficheiro</w:t>
+      </w:r>
+    </w:p>
+    <w:p>
+      <w:pPr>
+        <w:keepNext/>
+        <w:rPr>
+          <w:rFonts w:ascii="Times New Roman" w:hAnsi="Times New Roman" w:cs="Times New Roman"/>
+        </w:rPr>
+      </w:pPr>
+      <w:r>
+        <w:rPr>
+          <w:rFonts w:ascii="Times New Roman" w:hAnsi="Times New Roman" w:cs="Times New Roman"/>
+          <w:noProof/>
+        </w:rPr>
+        <w:drawing>
+          <wp:anchor distT="0" distB="0" distL="114300" distR="114300" simplePos="0" relativeHeight="251658240" behindDoc="0" locked="0" layoutInCell="1" allowOverlap="1" wp14:anchorId="5C97707F" wp14:editId="76C52775">
+            <wp:simplePos x="2295525" y="4924425"/>
+            <wp:positionH relativeFrom="column">
+              <wp:posOffset>2289810</wp:posOffset>
+            </wp:positionH>
+            <wp:positionV relativeFrom="paragraph">
+              <wp:align>top</wp:align>
+            </wp:positionV>
+            <wp:extent cx="2971800" cy="1853086"/>
+            <wp:effectExtent l="0" t="0" r="0" b="0"/>
+            <wp:wrapSquare wrapText="bothSides"/>
+            <wp:docPr id="3" name="Imagem 3"/>
+            <wp:cNvGraphicFramePr>
+              <a:graphicFrameLocks xmlns:a="http://schemas.openxmlformats.org/drawingml/2006/main" noChangeAspect="1"/>
+            </wp:cNvGraphicFramePr>
+            <a:graphic xmlns:a="http://schemas.openxmlformats.org/drawingml/2006/main">
+              <a:graphicData uri="http://schemas.openxmlformats.org/drawingml/2006/picture">
+                <pic:pic xmlns:pic="http://schemas.openxmlformats.org/drawingml/2006/picture">
+                  <pic:nvPicPr>
+                    <pic:cNvPr id="1" name=""/>
+                    <pic:cNvPicPr/>
+                  </pic:nvPicPr>
+                  <pic:blipFill>
+                    <a:blip r:embed="rId7">
+                      <a:extLst>
+                        <a:ext uri="{28A0092B-C50C-407E-A947-70E740481C1C}">
+                          <a14:useLocalDpi xmlns:a14="http://schemas.microsoft.com/office/drawing/2010/main" val="0"/>
+                        </a:ext>
+                      </a:extLst>
+                    </a:blip>
+                    <a:stretch>
+                      <a:fillRect/>
+                    </a:stretch>
+                  </pic:blipFill>
+                  <pic:spPr>
+                    <a:xfrm>
+                      <a:off x="0" y="0"/>
+                      <a:ext cx="2971800" cy="1853086"/>
+                    </a:xfrm>
+                    <a:prstGeom prst="rect">
+                      <a:avLst/>
+                    </a:prstGeom>
+                  </pic:spPr>
+                </pic:pic>
+              </a:graphicData>
+            </a:graphic>
+          </wp:anchor>
+        </w:drawing>
+      </w:r>
+      <w:r>
+        <w:rPr>
+          <w:rFonts w:ascii="Times New Roman" w:hAnsi="Times New Roman" w:cs="Times New Roman"/>
+        </w:rPr>
+        <w:br w:type="textWrapping" w:clear="all"/>
+      </w:r>
+    </w:p>
+    <w:p>
+      <w:pPr>
+        <w:pStyle w:val="Legenda"/>
+        <w:jc w:val="center"/>
+        <w:rPr>
+          <w:rFonts w:ascii="Times New Roman" w:hAnsi="Times New Roman" w:cs="Times New Roman"/>
+          <w:sz w:val="24"/>
+          <w:szCs w:val="24"/>
+        </w:rPr>
+      </w:pPr>
+      <w:r>
+        <w:rPr>
+          <w:rFonts w:ascii="Times New Roman" w:hAnsi="Times New Roman" w:cs="Times New Roman"/>
+        </w:rPr>
+        <w:t xml:space="preserve">Figura  </w:t>
+      </w:r>
+      <w:r>
+        <w:rPr>
+          <w:rFonts w:ascii="Times New Roman" w:hAnsi="Times New Roman" w:cs="Times New Roman"/>
+        </w:rPr>
+        <w:fldChar w:fldCharType="begin"/>
+      </w:r>
+      <w:r>
+        <w:rPr>
+          <w:rFonts w:ascii="Times New Roman" w:hAnsi="Times New Roman" w:cs="Times New Roman"/>
+        </w:rPr>
+        <w:instrText xml:space="preserve"> SEQ Figura_ \* ARABIC </w:instrText>
+      </w:r>
+      <w:r>
+        <w:rPr>
+          <w:rFonts w:ascii="Times New Roman" w:hAnsi="Times New Roman" w:cs="Times New Roman"/>
+        </w:rPr>
+        <w:fldChar w:fldCharType="separate"/>
+      </w:r>
+      <w:r>
+        <w:rPr>
+          <w:rFonts w:ascii="Times New Roman" w:hAnsi="Times New Roman" w:cs="Times New Roman"/>
+          <w:noProof/>
+        </w:rPr>
+        <w:t>3</w:t>
+      </w:r>
+      <w:r>
+        <w:rPr>
+          <w:rFonts w:ascii="Times New Roman" w:hAnsi="Times New Roman" w:cs="Times New Roman"/>
+        </w:rPr>
+        <w:fldChar w:fldCharType="end"/>
+      </w:r>
+      <w:r>
+        <w:rPr>
+          <w:rFonts w:ascii="Times New Roman" w:hAnsi="Times New Roman" w:cs="Times New Roman"/>
+        </w:rPr>
+        <w:t xml:space="preserve"> Executável do jogo</w:t>
+      </w:r>
+    </w:p>
+    <w:p>
+      <w:pPr>
+        <w:rPr>
+          <w:rFonts w:ascii="Times New Roman" w:hAnsi="Times New Roman" w:cs="Times New Roman"/>
+          <w:sz w:val="24"/>
+          <w:szCs w:val="24"/>
+        </w:rPr>
+      </w:pPr>
+      <w:r>
+        <w:rPr>
+          <w:rFonts w:ascii="Times New Roman" w:hAnsi="Times New Roman" w:cs="Times New Roman"/>
+          <w:sz w:val="24"/>
+          <w:szCs w:val="24"/>
+        </w:rPr>
+        <w:t>1. Extrai o ficheiro SoulBound.zip para uma pasta à tua escolha.</w:t>
+      </w:r>
+    </w:p>
+    <w:p>
+      <w:pPr>
+        <w:rPr>
+          <w:rFonts w:ascii="Times New Roman" w:hAnsi="Times New Roman" w:cs="Times New Roman"/>
+          <w:sz w:val="24"/>
+          <w:szCs w:val="24"/>
+        </w:rPr>
+      </w:pPr>
+      <w:r>
+        <w:rPr>
+          <w:rFonts w:ascii="Times New Roman" w:hAnsi="Times New Roman" w:cs="Times New Roman"/>
+          <w:sz w:val="24"/>
+          <w:szCs w:val="24"/>
+        </w:rPr>
+        <w:t>2. Abre a pasta extraída e faz duplo clique no ficheiro SoulBound.exe (Windows) ou SoulBound.x86_64 (Linux).</w:t>
+      </w:r>
+    </w:p>
+    <w:p>
+      <w:pPr>
+        <w:rPr>
+          <w:rFonts w:ascii="Times New Roman" w:hAnsi="Times New Roman" w:cs="Times New Roman"/>
+          <w:sz w:val="24"/>
+          <w:szCs w:val="24"/>
+        </w:rPr>
+      </w:pPr>
+      <w:r>
+        <w:rPr>
+          <w:rFonts w:ascii="Times New Roman" w:hAnsi="Times New Roman" w:cs="Times New Roman"/>
+          <w:sz w:val="24"/>
+          <w:szCs w:val="24"/>
+        </w:rPr>
+        <w:t>3. O jogo inicia automaticamente, apresentando o ecrã de abertura (</w:t>
+      </w:r>
+      <w:proofErr w:type="spellStart"/>
+      <w:r>
+        <w:rPr>
+          <w:rFonts w:ascii="Times New Roman" w:hAnsi="Times New Roman" w:cs="Times New Roman"/>
+          <w:sz w:val="24"/>
+          <w:szCs w:val="24"/>
+        </w:rPr>
+        <w:t>splash</w:t>
+      </w:r>
+      <w:proofErr w:type="spellEnd"/>
+      <w:r>
+        <w:rPr>
+          <w:rFonts w:ascii="Times New Roman" w:hAnsi="Times New Roman" w:cs="Times New Roman"/>
+          <w:sz w:val="24"/>
+          <w:szCs w:val="24"/>
+        </w:rPr>
+        <w:t xml:space="preserve"> </w:t>
+      </w:r>
+      <w:proofErr w:type="spellStart"/>
+      <w:r>
+        <w:rPr>
+          <w:rFonts w:ascii="Times New Roman" w:hAnsi="Times New Roman" w:cs="Times New Roman"/>
+          <w:sz w:val="24"/>
+          <w:szCs w:val="24"/>
+        </w:rPr>
+        <w:t>screen</w:t>
+      </w:r>
+      <w:proofErr w:type="spellEnd"/>
+      <w:r>
+        <w:rPr>
+          <w:rFonts w:ascii="Times New Roman" w:hAnsi="Times New Roman" w:cs="Times New Roman"/>
+          <w:sz w:val="24"/>
+          <w:szCs w:val="24"/>
+        </w:rPr>
+        <w:t>) com os logótipos.</w:t>
+      </w:r>
+    </w:p>
+    <w:p>
+      <w:pPr>
+        <w:rPr>
+          <w:rFonts w:ascii="Times New Roman" w:hAnsi="Times New Roman" w:cs="Times New Roman"/>
+          <w:sz w:val="24"/>
+          <w:szCs w:val="24"/>
+        </w:rPr>
+      </w:pPr>
+    </w:p>
+    <w:p>
+      <w:pPr>
+        <w:rPr>
+          <w:rFonts w:ascii="Times New Roman" w:hAnsi="Times New Roman" w:cs="Times New Roman"/>
+          <w:sz w:val="24"/>
+          <w:szCs w:val="24"/>
+        </w:rPr>
+      </w:pPr>
+      <w:r>
+        <w:rPr>
+          <w:rFonts w:ascii="Times New Roman" w:hAnsi="Times New Roman" w:cs="Times New Roman"/>
+          <w:sz w:val="24"/>
+          <w:szCs w:val="24"/>
+        </w:rPr>
+        <w:t xml:space="preserve">Nota para utilizadores de </w:t>
+      </w:r>
+      <w:proofErr w:type="spellStart"/>
+      <w:r>
+        <w:rPr>
+          <w:rFonts w:ascii="Times New Roman" w:hAnsi="Times New Roman" w:cs="Times New Roman"/>
+          <w:sz w:val="24"/>
+          <w:szCs w:val="24"/>
+        </w:rPr>
+        <w:t>macOS</w:t>
+      </w:r>
+      <w:proofErr w:type="spellEnd"/>
+      <w:r>
+        <w:rPr>
+          <w:rFonts w:ascii="Times New Roman" w:hAnsi="Times New Roman" w:cs="Times New Roman"/>
+          <w:sz w:val="24"/>
+          <w:szCs w:val="24"/>
+        </w:rPr>
+        <w:t xml:space="preserve">: Arrasta a aplicação </w:t>
+      </w:r>
+      <w:proofErr w:type="spellStart"/>
+      <w:r>
+        <w:rPr>
+          <w:rFonts w:ascii="Times New Roman" w:hAnsi="Times New Roman" w:cs="Times New Roman"/>
+          <w:sz w:val="24"/>
+          <w:szCs w:val="24"/>
+        </w:rPr>
+        <w:t>SoulBound.app</w:t>
+      </w:r>
+      <w:proofErr w:type="spellEnd"/>
+      <w:r>
+        <w:rPr>
+          <w:rFonts w:ascii="Times New Roman" w:hAnsi="Times New Roman" w:cs="Times New Roman"/>
+          <w:sz w:val="24"/>
+          <w:szCs w:val="24"/>
+        </w:rPr>
+        <w:t xml:space="preserve"> para a pasta Aplicações e executa-a a partir daí.</w:t>
+      </w:r>
     </w:p>
     <w:p>
       <w:pPr>
@@ -2092,9 +3167,21 @@
     <w:p>
       <w:pPr>
         <w:pStyle w:val="Ttulo1"/>
+        <w:rPr>
+          <w:rFonts w:ascii="Times New Roman" w:hAnsi="Times New Roman" w:cs="Times New Roman"/>
+          <w:b/>
+          <w:bCs/>
+          <w:color w:val="auto"/>
+        </w:rPr>
       </w:pPr>
       <w:bookmarkStart w:id="2" w:name="_Toc228219777"/>
       <w:r>
+        <w:rPr>
+          <w:rFonts w:ascii="Times New Roman" w:hAnsi="Times New Roman" w:cs="Times New Roman"/>
+          <w:b/>
+          <w:bCs/>
+          <w:color w:val="auto"/>
+        </w:rPr>
         <w:lastRenderedPageBreak/>
         <w:t>3. Primeira Execução</w:t>
       </w:r>
@@ -2123,50 +3210,267 @@
           <w:sz w:val="24"/>
           <w:szCs w:val="24"/>
         </w:rPr>
-        <w:t>Quando executas o jogo pela primeira vez, és recebido por uma sequência de logótipos (Godot, SoulBound). Após esta apresentação inicial:</w:t>
-      </w:r>
-    </w:p>
-    <w:p>
-      <w:pPr>
-        <w:rPr>
-          <w:rFonts w:ascii="Times New Roman" w:hAnsi="Times New Roman" w:cs="Times New Roman"/>
-          <w:sz w:val="24"/>
-          <w:szCs w:val="24"/>
-        </w:rPr>
-      </w:pPr>
-    </w:p>
-    <w:p>
-      <w:pPr>
-        <w:rPr>
-          <w:rFonts w:ascii="Times New Roman" w:hAnsi="Times New Roman" w:cs="Times New Roman"/>
-          <w:sz w:val="24"/>
-          <w:szCs w:val="24"/>
-        </w:rPr>
-      </w:pPr>
-      <w:r>
-        <w:rPr>
-          <w:rFonts w:ascii="Times New Roman" w:hAnsi="Times New Roman" w:cs="Times New Roman"/>
-          <w:sz w:val="24"/>
-          <w:szCs w:val="24"/>
-        </w:rPr>
-        <w:t>- Se **já tens uma conta**, serás direcionado para o **ecrã de Login** (ver secção 4.1).</w:t>
-      </w:r>
-    </w:p>
-    <w:p>
-      <w:pPr>
-        <w:rPr>
-          <w:rFonts w:ascii="Times New Roman" w:hAnsi="Times New Roman" w:cs="Times New Roman"/>
-          <w:sz w:val="24"/>
-          <w:szCs w:val="24"/>
-        </w:rPr>
-      </w:pPr>
-      <w:r>
-        <w:rPr>
-          <w:rFonts w:ascii="Times New Roman" w:hAnsi="Times New Roman" w:cs="Times New Roman"/>
-          <w:sz w:val="24"/>
-          <w:szCs w:val="24"/>
-        </w:rPr>
-        <w:t>- Se **nunca jogaste**, serás direcionado para o **ecrã de Login**, onde podes optar por criar uma nova conta clicando no botão **Sign Up**.</w:t>
+        <w:t>Quando executas o jogo pela primeira vez, és recebido por uma sequência de logótipos). Após esta apresentação inicial:</w:t>
+      </w:r>
+    </w:p>
+    <w:p>
+      <w:pPr>
+        <w:pStyle w:val="Legenda"/>
+        <w:keepNext/>
+      </w:pPr>
+      <w:r>
+        <w:t xml:space="preserve">Tabela </w:t>
+      </w:r>
+      <w:fldSimple w:instr=" SEQ Tabela \* ARABIC ">
+        <w:r>
+          <w:rPr>
+            <w:noProof/>
+          </w:rPr>
+          <w:t>1</w:t>
+        </w:r>
+      </w:fldSimple>
+      <w:r>
+        <w:t xml:space="preserve"> Secção de login</w:t>
+      </w:r>
+    </w:p>
+    <w:tbl>
+      <w:tblPr>
+        <w:tblStyle w:val="TabelacomGrelha"/>
+        <w:tblW w:w="0" w:type="auto"/>
+        <w:shd w:val="clear" w:color="auto" w:fill="595959" w:themeFill="text1" w:themeFillTint="A6"/>
+        <w:tblLook w:val="04A0" w:firstRow="1" w:lastRow="0" w:firstColumn="1" w:lastColumn="0" w:noHBand="0" w:noVBand="1"/>
+      </w:tblPr>
+      <w:tblGrid>
+        <w:gridCol w:w="8494"/>
+      </w:tblGrid>
+      <w:tr>
+        <w:tc>
+          <w:tcPr>
+            <w:tcW w:w="8494" w:type="dxa"/>
+            <w:shd w:val="clear" w:color="auto" w:fill="595959" w:themeFill="text1" w:themeFillTint="A6"/>
+          </w:tcPr>
+          <w:p>
+            <w:pPr>
+              <w:rPr>
+                <w:rFonts w:ascii="Times New Roman" w:hAnsi="Times New Roman" w:cs="Times New Roman"/>
+                <w:sz w:val="24"/>
+                <w:szCs w:val="24"/>
+              </w:rPr>
+            </w:pPr>
+            <w:r>
+              <w:rPr>
+                <w:rFonts w:ascii="Times New Roman" w:hAnsi="Times New Roman" w:cs="Times New Roman"/>
+                <w:sz w:val="24"/>
+                <w:szCs w:val="24"/>
+              </w:rPr>
+              <w:drawing>
+                <wp:inline distT="0" distB="0" distL="0" distR="0" wp14:anchorId="1358D58A" wp14:editId="5204BF9C">
+                  <wp:extent cx="5400040" cy="3034030"/>
+                  <wp:effectExtent l="0" t="0" r="0" b="0"/>
+                  <wp:docPr id="5" name="Imagem 5"/>
+                  <wp:cNvGraphicFramePr>
+                    <a:graphicFrameLocks xmlns:a="http://schemas.openxmlformats.org/drawingml/2006/main" noChangeAspect="1"/>
+                  </wp:cNvGraphicFramePr>
+                  <a:graphic xmlns:a="http://schemas.openxmlformats.org/drawingml/2006/main">
+                    <a:graphicData uri="http://schemas.openxmlformats.org/drawingml/2006/picture">
+                      <pic:pic xmlns:pic="http://schemas.openxmlformats.org/drawingml/2006/picture">
+                        <pic:nvPicPr>
+                          <pic:cNvPr id="1" name=""/>
+                          <pic:cNvPicPr/>
+                        </pic:nvPicPr>
+                        <pic:blipFill>
+                          <a:blip r:embed="rId8"/>
+                          <a:stretch>
+                            <a:fillRect/>
+                          </a:stretch>
+                        </pic:blipFill>
+                        <pic:spPr>
+                          <a:xfrm>
+                            <a:off x="0" y="0"/>
+                            <a:ext cx="5400040" cy="3034030"/>
+                          </a:xfrm>
+                          <a:prstGeom prst="rect">
+                            <a:avLst/>
+                          </a:prstGeom>
+                        </pic:spPr>
+                      </pic:pic>
+                    </a:graphicData>
+                  </a:graphic>
+                </wp:inline>
+              </w:drawing>
+            </w:r>
+          </w:p>
+        </w:tc>
+      </w:tr>
+      <w:tr>
+        <w:tc>
+          <w:tcPr>
+            <w:tcW w:w="8494" w:type="dxa"/>
+            <w:shd w:val="clear" w:color="auto" w:fill="595959" w:themeFill="text1" w:themeFillTint="A6"/>
+          </w:tcPr>
+          <w:p>
+            <w:pPr>
+              <w:rPr>
+                <w:rFonts w:ascii="Times New Roman" w:hAnsi="Times New Roman" w:cs="Times New Roman"/>
+                <w:sz w:val="24"/>
+                <w:szCs w:val="24"/>
+              </w:rPr>
+            </w:pPr>
+            <w:r>
+              <w:rPr>
+                <w:rFonts w:ascii="Times New Roman" w:hAnsi="Times New Roman" w:cs="Times New Roman"/>
+                <w:sz w:val="24"/>
+                <w:szCs w:val="24"/>
+              </w:rPr>
+              <w:drawing>
+                <wp:inline distT="0" distB="0" distL="0" distR="0" wp14:anchorId="1B37B185" wp14:editId="42A1F9BB">
+                  <wp:extent cx="5400040" cy="2500630"/>
+                  <wp:effectExtent l="0" t="0" r="0" b="0"/>
+                  <wp:docPr id="4" name="Imagem 4"/>
+                  <wp:cNvGraphicFramePr>
+                    <a:graphicFrameLocks xmlns:a="http://schemas.openxmlformats.org/drawingml/2006/main" noChangeAspect="1"/>
+                  </wp:cNvGraphicFramePr>
+                  <a:graphic xmlns:a="http://schemas.openxmlformats.org/drawingml/2006/main">
+                    <a:graphicData uri="http://schemas.openxmlformats.org/drawingml/2006/picture">
+                      <pic:pic xmlns:pic="http://schemas.openxmlformats.org/drawingml/2006/picture">
+                        <pic:nvPicPr>
+                          <pic:cNvPr id="1" name=""/>
+                          <pic:cNvPicPr/>
+                        </pic:nvPicPr>
+                        <pic:blipFill rotWithShape="1">
+                          <a:blip r:embed="rId9"/>
+                          <a:srcRect t="17580"/>
+                          <a:stretch/>
+                        </pic:blipFill>
+                        <pic:spPr bwMode="auto">
+                          <a:xfrm>
+                            <a:off x="0" y="0"/>
+                            <a:ext cx="5400040" cy="2500630"/>
+                          </a:xfrm>
+                          <a:prstGeom prst="rect">
+                            <a:avLst/>
+                          </a:prstGeom>
+                          <a:ln>
+                            <a:noFill/>
+                          </a:ln>
+                          <a:extLst>
+                            <a:ext uri="{53640926-AAD7-44D8-BBD7-CCE9431645EC}">
+                              <a14:shadowObscured xmlns:a14="http://schemas.microsoft.com/office/drawing/2010/main"/>
+                            </a:ext>
+                          </a:extLst>
+                        </pic:spPr>
+                      </pic:pic>
+                    </a:graphicData>
+                  </a:graphic>
+                </wp:inline>
+              </w:drawing>
+            </w:r>
+          </w:p>
+        </w:tc>
+      </w:tr>
+    </w:tbl>
+    <w:p>
+      <w:pPr>
+        <w:rPr>
+          <w:rFonts w:ascii="Times New Roman" w:hAnsi="Times New Roman" w:cs="Times New Roman"/>
+          <w:sz w:val="24"/>
+          <w:szCs w:val="24"/>
+        </w:rPr>
+      </w:pPr>
+    </w:p>
+    <w:p>
+      <w:pPr>
+        <w:rPr>
+          <w:rFonts w:ascii="Times New Roman" w:hAnsi="Times New Roman" w:cs="Times New Roman"/>
+          <w:sz w:val="24"/>
+          <w:szCs w:val="24"/>
+        </w:rPr>
+      </w:pPr>
+      <w:r>
+        <w:rPr>
+          <w:rFonts w:ascii="Times New Roman" w:hAnsi="Times New Roman" w:cs="Times New Roman"/>
+          <w:sz w:val="24"/>
+          <w:szCs w:val="24"/>
+        </w:rPr>
+        <w:t>- Se já tens uma conta, serás direcionado para o ecrã de Login</w:t>
+      </w:r>
+      <w:r>
+        <w:rPr>
+          <w:rFonts w:ascii="Times New Roman" w:hAnsi="Times New Roman" w:cs="Times New Roman"/>
+          <w:sz w:val="24"/>
+          <w:szCs w:val="24"/>
+        </w:rPr>
+        <w:t xml:space="preserve"> </w:t>
+      </w:r>
+      <w:r>
+        <w:rPr>
+          <w:rFonts w:ascii="Times New Roman" w:hAnsi="Times New Roman" w:cs="Times New Roman"/>
+          <w:sz w:val="24"/>
+          <w:szCs w:val="24"/>
+        </w:rPr>
+        <w:t>(ver secção 4.1).</w:t>
+      </w:r>
+    </w:p>
+    <w:p>
+      <w:pPr>
+        <w:rPr>
+          <w:rFonts w:ascii="Times New Roman" w:hAnsi="Times New Roman" w:cs="Times New Roman"/>
+          <w:sz w:val="24"/>
+          <w:szCs w:val="24"/>
+        </w:rPr>
+      </w:pPr>
+    </w:p>
+    <w:p>
+      <w:pPr>
+        <w:rPr>
+          <w:rFonts w:ascii="Times New Roman" w:hAnsi="Times New Roman" w:cs="Times New Roman"/>
+          <w:sz w:val="24"/>
+          <w:szCs w:val="24"/>
+        </w:rPr>
+      </w:pPr>
+      <w:r>
+        <w:rPr>
+          <w:rFonts w:ascii="Times New Roman" w:hAnsi="Times New Roman" w:cs="Times New Roman"/>
+          <w:sz w:val="24"/>
+          <w:szCs w:val="24"/>
+        </w:rPr>
+        <w:t xml:space="preserve">- Se nunca jogaste, serás direcionado para o ecrã de Login, onde podes optar por criar uma nova conta clicando no botão </w:t>
+      </w:r>
+      <w:proofErr w:type="spellStart"/>
+      <w:r>
+        <w:rPr>
+          <w:rFonts w:ascii="Times New Roman" w:hAnsi="Times New Roman" w:cs="Times New Roman"/>
+          <w:sz w:val="24"/>
+          <w:szCs w:val="24"/>
+        </w:rPr>
+        <w:t>Create</w:t>
+      </w:r>
+      <w:proofErr w:type="spellEnd"/>
+      <w:r>
+        <w:rPr>
+          <w:rFonts w:ascii="Times New Roman" w:hAnsi="Times New Roman" w:cs="Times New Roman"/>
+          <w:sz w:val="24"/>
+          <w:szCs w:val="24"/>
+        </w:rPr>
+        <w:t xml:space="preserve"> </w:t>
+      </w:r>
+      <w:proofErr w:type="spellStart"/>
+      <w:r>
+        <w:rPr>
+          <w:rFonts w:ascii="Times New Roman" w:hAnsi="Times New Roman" w:cs="Times New Roman"/>
+          <w:sz w:val="24"/>
+          <w:szCs w:val="24"/>
+        </w:rPr>
+        <w:t>Account</w:t>
+      </w:r>
+      <w:proofErr w:type="spellEnd"/>
+      <w:r>
+        <w:rPr>
+          <w:rFonts w:ascii="Times New Roman" w:hAnsi="Times New Roman" w:cs="Times New Roman"/>
+          <w:sz w:val="24"/>
+          <w:szCs w:val="24"/>
+        </w:rPr>
+        <w:t>.</w:t>
       </w:r>
     </w:p>
     <w:p>
@@ -2193,58 +3497,6 @@
           <w:szCs w:val="24"/>
         </w:rPr>
         <w:t>Também podes pressionar qualquer tecla durante a sequência de logótipos para saltá-la e ir diretamente para o ecrã de login.</w:t>
-      </w:r>
-    </w:p>
-    <w:p>
-      <w:pPr>
-        <w:rPr>
-          <w:rFonts w:ascii="Times New Roman" w:hAnsi="Times New Roman" w:cs="Times New Roman"/>
-          <w:sz w:val="24"/>
-          <w:szCs w:val="24"/>
-        </w:rPr>
-      </w:pPr>
-    </w:p>
-    <w:p>
-      <w:pPr>
-        <w:rPr>
-          <w:rFonts w:ascii="Times New Roman" w:hAnsi="Times New Roman" w:cs="Times New Roman"/>
-          <w:sz w:val="24"/>
-          <w:szCs w:val="24"/>
-        </w:rPr>
-      </w:pPr>
-      <w:r>
-        <w:rPr>
-          <w:rFonts w:ascii="Times New Roman" w:hAnsi="Times New Roman" w:cs="Times New Roman"/>
-          <w:sz w:val="24"/>
-          <w:szCs w:val="24"/>
-        </w:rPr>
-        <w:t>---</w:t>
-      </w:r>
-    </w:p>
-    <w:p>
-      <w:pPr>
-        <w:rPr>
-          <w:rFonts w:ascii="Times New Roman" w:hAnsi="Times New Roman" w:cs="Times New Roman"/>
-          <w:sz w:val="24"/>
-          <w:szCs w:val="24"/>
-        </w:rPr>
-      </w:pPr>
-    </w:p>
-    <w:p>
-      <w:pPr>
-        <w:rPr>
-          <w:rFonts w:ascii="Times New Roman" w:hAnsi="Times New Roman" w:cs="Times New Roman"/>
-          <w:sz w:val="24"/>
-          <w:szCs w:val="24"/>
-        </w:rPr>
-      </w:pPr>
-      <w:r>
-        <w:rPr>
-          <w:rFonts w:ascii="Times New Roman" w:hAnsi="Times New Roman" w:cs="Times New Roman"/>
-          <w:sz w:val="24"/>
-          <w:szCs w:val="24"/>
-        </w:rPr>
-        <w:br w:type="page"/>
       </w:r>
     </w:p>
     <w:p>
@@ -2326,7 +3578,25 @@
           <w:sz w:val="24"/>
           <w:szCs w:val="24"/>
         </w:rPr>
-        <w:t xml:space="preserve">- **Username ou </w:t>
+        <w:t>- **</w:t>
+      </w:r>
+      <w:proofErr w:type="spellStart"/>
+      <w:r>
+        <w:rPr>
+          <w:rFonts w:ascii="Times New Roman" w:hAnsi="Times New Roman" w:cs="Times New Roman"/>
+          <w:sz w:val="24"/>
+          <w:szCs w:val="24"/>
+        </w:rPr>
+        <w:t>Username</w:t>
+      </w:r>
+      <w:proofErr w:type="spellEnd"/>
+      <w:r>
+        <w:rPr>
+          <w:rFonts w:ascii="Times New Roman" w:hAnsi="Times New Roman" w:cs="Times New Roman"/>
+          <w:sz w:val="24"/>
+          <w:szCs w:val="24"/>
+        </w:rPr>
+        <w:t xml:space="preserve"> ou </w:t>
       </w:r>
       <w:proofErr w:type="gramStart"/>
       <w:r>
@@ -2396,7 +3666,25 @@
           <w:sz w:val="24"/>
           <w:szCs w:val="24"/>
         </w:rPr>
-        <w:t xml:space="preserve">- **Remember </w:t>
+        <w:t>- **</w:t>
+      </w:r>
+      <w:proofErr w:type="spellStart"/>
+      <w:r>
+        <w:rPr>
+          <w:rFonts w:ascii="Times New Roman" w:hAnsi="Times New Roman" w:cs="Times New Roman"/>
+          <w:sz w:val="24"/>
+          <w:szCs w:val="24"/>
+        </w:rPr>
+        <w:t>Remember</w:t>
+      </w:r>
+      <w:proofErr w:type="spellEnd"/>
+      <w:r>
+        <w:rPr>
+          <w:rFonts w:ascii="Times New Roman" w:hAnsi="Times New Roman" w:cs="Times New Roman"/>
+          <w:sz w:val="24"/>
+          <w:szCs w:val="24"/>
+        </w:rPr>
+        <w:t xml:space="preserve"> </w:t>
       </w:r>
       <w:proofErr w:type="gramStart"/>
       <w:r>
@@ -2466,8 +3754,27 @@
           <w:sz w:val="24"/>
           <w:szCs w:val="24"/>
         </w:rPr>
-        <w:t xml:space="preserve">- **Sign </w:t>
-      </w:r>
+        <w:t>- **</w:t>
+      </w:r>
+      <w:proofErr w:type="spellStart"/>
+      <w:r>
+        <w:rPr>
+          <w:rFonts w:ascii="Times New Roman" w:hAnsi="Times New Roman" w:cs="Times New Roman"/>
+          <w:sz w:val="24"/>
+          <w:szCs w:val="24"/>
+        </w:rPr>
+        <w:t>Create</w:t>
+      </w:r>
+      <w:proofErr w:type="spellEnd"/>
+      <w:r>
+        <w:rPr>
+          <w:rFonts w:ascii="Times New Roman" w:hAnsi="Times New Roman" w:cs="Times New Roman"/>
+          <w:sz w:val="24"/>
+          <w:szCs w:val="24"/>
+        </w:rPr>
+        <w:t xml:space="preserve"> </w:t>
+      </w:r>
+      <w:proofErr w:type="spellStart"/>
       <w:proofErr w:type="gramStart"/>
       <w:r>
         <w:rPr>
@@ -2475,7 +3782,16 @@
           <w:sz w:val="24"/>
           <w:szCs w:val="24"/>
         </w:rPr>
-        <w:t>Up:*</w:t>
+        <w:t>Account</w:t>
+      </w:r>
+      <w:proofErr w:type="spellEnd"/>
+      <w:r>
+        <w:rPr>
+          <w:rFonts w:ascii="Times New Roman" w:hAnsi="Times New Roman" w:cs="Times New Roman"/>
+          <w:sz w:val="24"/>
+          <w:szCs w:val="24"/>
+        </w:rPr>
+        <w:t>:*</w:t>
       </w:r>
       <w:proofErr w:type="gramEnd"/>
       <w:r>
@@ -2501,7 +3817,25 @@
           <w:sz w:val="24"/>
           <w:szCs w:val="24"/>
         </w:rPr>
-        <w:t xml:space="preserve">- **Forgot </w:t>
+        <w:t>- **</w:t>
+      </w:r>
+      <w:proofErr w:type="spellStart"/>
+      <w:r>
+        <w:rPr>
+          <w:rFonts w:ascii="Times New Roman" w:hAnsi="Times New Roman" w:cs="Times New Roman"/>
+          <w:sz w:val="24"/>
+          <w:szCs w:val="24"/>
+        </w:rPr>
+        <w:t>Forgot</w:t>
+      </w:r>
+      <w:proofErr w:type="spellEnd"/>
+      <w:r>
+        <w:rPr>
+          <w:rFonts w:ascii="Times New Roman" w:hAnsi="Times New Roman" w:cs="Times New Roman"/>
+          <w:sz w:val="24"/>
+          <w:szCs w:val="24"/>
+        </w:rPr>
+        <w:t xml:space="preserve"> </w:t>
       </w:r>
       <w:proofErr w:type="gramStart"/>
       <w:r>
@@ -2545,33 +3879,141 @@
           <w:sz w:val="24"/>
           <w:szCs w:val="24"/>
         </w:rPr>
-        <w:t>No ecrã de **Sign Up** (Registo), preenche todos os campos obrigatórios (Username, Email, Password, Confirmar Password) e clica em **Create Account**. A tua conta será criada e entrarás automaticamente no menu principal.</w:t>
-      </w:r>
-    </w:p>
-    <w:p>
-      <w:pPr>
-        <w:rPr>
-          <w:rFonts w:ascii="Times New Roman" w:hAnsi="Times New Roman" w:cs="Times New Roman"/>
-          <w:sz w:val="24"/>
-          <w:szCs w:val="24"/>
-        </w:rPr>
-      </w:pPr>
-    </w:p>
-    <w:p>
-      <w:pPr>
-        <w:rPr>
-          <w:rFonts w:ascii="Times New Roman" w:hAnsi="Times New Roman" w:cs="Times New Roman"/>
-          <w:sz w:val="24"/>
-          <w:szCs w:val="24"/>
-        </w:rPr>
-      </w:pPr>
-      <w:r>
-        <w:rPr>
-          <w:rFonts w:ascii="Times New Roman" w:hAnsi="Times New Roman" w:cs="Times New Roman"/>
-          <w:sz w:val="24"/>
-          <w:szCs w:val="24"/>
-        </w:rPr>
-        <w:t>Se te esqueceres da palavra-passe, clica em **Forgot Password**, insere o teu nome de utilizador, responde à pergunta de segurança e define uma nova palavra-passe.</w:t>
+        <w:t>No ecrã de **</w:t>
+      </w:r>
+      <w:proofErr w:type="spellStart"/>
+      <w:r>
+        <w:rPr>
+          <w:rFonts w:ascii="Times New Roman" w:hAnsi="Times New Roman" w:cs="Times New Roman"/>
+          <w:sz w:val="24"/>
+          <w:szCs w:val="24"/>
+        </w:rPr>
+        <w:t>Sign</w:t>
+      </w:r>
+      <w:proofErr w:type="spellEnd"/>
+      <w:r>
+        <w:rPr>
+          <w:rFonts w:ascii="Times New Roman" w:hAnsi="Times New Roman" w:cs="Times New Roman"/>
+          <w:sz w:val="24"/>
+          <w:szCs w:val="24"/>
+        </w:rPr>
+        <w:t xml:space="preserve"> </w:t>
+      </w:r>
+      <w:proofErr w:type="spellStart"/>
+      <w:r>
+        <w:rPr>
+          <w:rFonts w:ascii="Times New Roman" w:hAnsi="Times New Roman" w:cs="Times New Roman"/>
+          <w:sz w:val="24"/>
+          <w:szCs w:val="24"/>
+        </w:rPr>
+        <w:t>Up</w:t>
+      </w:r>
+      <w:proofErr w:type="spellEnd"/>
+      <w:r>
+        <w:rPr>
+          <w:rFonts w:ascii="Times New Roman" w:hAnsi="Times New Roman" w:cs="Times New Roman"/>
+          <w:sz w:val="24"/>
+          <w:szCs w:val="24"/>
+        </w:rPr>
+        <w:t>** (Registo), preenche todos os campos obrigatórios (</w:t>
+      </w:r>
+      <w:proofErr w:type="spellStart"/>
+      <w:r>
+        <w:rPr>
+          <w:rFonts w:ascii="Times New Roman" w:hAnsi="Times New Roman" w:cs="Times New Roman"/>
+          <w:sz w:val="24"/>
+          <w:szCs w:val="24"/>
+        </w:rPr>
+        <w:t>Username</w:t>
+      </w:r>
+      <w:proofErr w:type="spellEnd"/>
+      <w:r>
+        <w:rPr>
+          <w:rFonts w:ascii="Times New Roman" w:hAnsi="Times New Roman" w:cs="Times New Roman"/>
+          <w:sz w:val="24"/>
+          <w:szCs w:val="24"/>
+        </w:rPr>
+        <w:t>, Email, Password, Confirmar Password) e clica em **</w:t>
+      </w:r>
+      <w:proofErr w:type="spellStart"/>
+      <w:r>
+        <w:rPr>
+          <w:rFonts w:ascii="Times New Roman" w:hAnsi="Times New Roman" w:cs="Times New Roman"/>
+          <w:sz w:val="24"/>
+          <w:szCs w:val="24"/>
+        </w:rPr>
+        <w:t>Create</w:t>
+      </w:r>
+      <w:proofErr w:type="spellEnd"/>
+      <w:r>
+        <w:rPr>
+          <w:rFonts w:ascii="Times New Roman" w:hAnsi="Times New Roman" w:cs="Times New Roman"/>
+          <w:sz w:val="24"/>
+          <w:szCs w:val="24"/>
+        </w:rPr>
+        <w:t xml:space="preserve"> </w:t>
+      </w:r>
+      <w:proofErr w:type="spellStart"/>
+      <w:r>
+        <w:rPr>
+          <w:rFonts w:ascii="Times New Roman" w:hAnsi="Times New Roman" w:cs="Times New Roman"/>
+          <w:sz w:val="24"/>
+          <w:szCs w:val="24"/>
+        </w:rPr>
+        <w:t>Account</w:t>
+      </w:r>
+      <w:proofErr w:type="spellEnd"/>
+      <w:r>
+        <w:rPr>
+          <w:rFonts w:ascii="Times New Roman" w:hAnsi="Times New Roman" w:cs="Times New Roman"/>
+          <w:sz w:val="24"/>
+          <w:szCs w:val="24"/>
+        </w:rPr>
+        <w:t>**. A tua conta será criada e entrarás automaticamente no menu principal.</w:t>
+      </w:r>
+    </w:p>
+    <w:p>
+      <w:pPr>
+        <w:rPr>
+          <w:rFonts w:ascii="Times New Roman" w:hAnsi="Times New Roman" w:cs="Times New Roman"/>
+          <w:sz w:val="24"/>
+          <w:szCs w:val="24"/>
+        </w:rPr>
+      </w:pPr>
+    </w:p>
+    <w:p>
+      <w:pPr>
+        <w:rPr>
+          <w:rFonts w:ascii="Times New Roman" w:hAnsi="Times New Roman" w:cs="Times New Roman"/>
+          <w:sz w:val="24"/>
+          <w:szCs w:val="24"/>
+        </w:rPr>
+      </w:pPr>
+      <w:r>
+        <w:rPr>
+          <w:rFonts w:ascii="Times New Roman" w:hAnsi="Times New Roman" w:cs="Times New Roman"/>
+          <w:sz w:val="24"/>
+          <w:szCs w:val="24"/>
+        </w:rPr>
+        <w:t>Se te esqueceres da palavra-passe, clica em **</w:t>
+      </w:r>
+      <w:proofErr w:type="spellStart"/>
+      <w:r>
+        <w:rPr>
+          <w:rFonts w:ascii="Times New Roman" w:hAnsi="Times New Roman" w:cs="Times New Roman"/>
+          <w:sz w:val="24"/>
+          <w:szCs w:val="24"/>
+        </w:rPr>
+        <w:t>Forgot</w:t>
+      </w:r>
+      <w:proofErr w:type="spellEnd"/>
+      <w:r>
+        <w:rPr>
+          <w:rFonts w:ascii="Times New Roman" w:hAnsi="Times New Roman" w:cs="Times New Roman"/>
+          <w:sz w:val="24"/>
+          <w:szCs w:val="24"/>
+        </w:rPr>
+        <w:t xml:space="preserve"> Password**, insere o teu nome de utilizador, responde à pergunta de segurança e define uma nova palavra-passe.</w:t>
       </w:r>
     </w:p>
     <w:p>
@@ -2704,24 +4146,78 @@
           <w:sz w:val="24"/>
           <w:szCs w:val="24"/>
         </w:rPr>
-        <w:t>* Iniciar uma nova partida. Ser-te-á pedido que escolhas um dos três *slots* de gravação. Se o *slot* já tiver um jogo guardado, este será sobrescrito.</w:t>
-      </w:r>
-    </w:p>
-    <w:p>
-      <w:pPr>
-        <w:rPr>
-          <w:rFonts w:ascii="Times New Roman" w:hAnsi="Times New Roman" w:cs="Times New Roman"/>
-          <w:sz w:val="24"/>
-          <w:szCs w:val="24"/>
-        </w:rPr>
-      </w:pPr>
-      <w:r>
-        <w:rPr>
-          <w:rFonts w:ascii="Times New Roman" w:hAnsi="Times New Roman" w:cs="Times New Roman"/>
-          <w:sz w:val="24"/>
-          <w:szCs w:val="24"/>
-        </w:rPr>
-        <w:t xml:space="preserve">- **Load </w:t>
+        <w:t>* Iniciar uma nova partida. Ser-te-á pedido que escolhas um dos três *</w:t>
+      </w:r>
+      <w:proofErr w:type="spellStart"/>
+      <w:r>
+        <w:rPr>
+          <w:rFonts w:ascii="Times New Roman" w:hAnsi="Times New Roman" w:cs="Times New Roman"/>
+          <w:sz w:val="24"/>
+          <w:szCs w:val="24"/>
+        </w:rPr>
+        <w:t>slots</w:t>
+      </w:r>
+      <w:proofErr w:type="spellEnd"/>
+      <w:r>
+        <w:rPr>
+          <w:rFonts w:ascii="Times New Roman" w:hAnsi="Times New Roman" w:cs="Times New Roman"/>
+          <w:sz w:val="24"/>
+          <w:szCs w:val="24"/>
+        </w:rPr>
+        <w:t>* de gravação. Se o *</w:t>
+      </w:r>
+      <w:proofErr w:type="spellStart"/>
+      <w:r>
+        <w:rPr>
+          <w:rFonts w:ascii="Times New Roman" w:hAnsi="Times New Roman" w:cs="Times New Roman"/>
+          <w:sz w:val="24"/>
+          <w:szCs w:val="24"/>
+        </w:rPr>
+        <w:t>slot</w:t>
+      </w:r>
+      <w:proofErr w:type="spellEnd"/>
+      <w:r>
+        <w:rPr>
+          <w:rFonts w:ascii="Times New Roman" w:hAnsi="Times New Roman" w:cs="Times New Roman"/>
+          <w:sz w:val="24"/>
+          <w:szCs w:val="24"/>
+        </w:rPr>
+        <w:t>* já tiver um jogo guardado, este será sobrescrito.</w:t>
+      </w:r>
+    </w:p>
+    <w:p>
+      <w:pPr>
+        <w:rPr>
+          <w:rFonts w:ascii="Times New Roman" w:hAnsi="Times New Roman" w:cs="Times New Roman"/>
+          <w:sz w:val="24"/>
+          <w:szCs w:val="24"/>
+        </w:rPr>
+      </w:pPr>
+      <w:r>
+        <w:rPr>
+          <w:rFonts w:ascii="Times New Roman" w:hAnsi="Times New Roman" w:cs="Times New Roman"/>
+          <w:sz w:val="24"/>
+          <w:szCs w:val="24"/>
+        </w:rPr>
+        <w:t>- **</w:t>
+      </w:r>
+      <w:proofErr w:type="spellStart"/>
+      <w:r>
+        <w:rPr>
+          <w:rFonts w:ascii="Times New Roman" w:hAnsi="Times New Roman" w:cs="Times New Roman"/>
+          <w:sz w:val="24"/>
+          <w:szCs w:val="24"/>
+        </w:rPr>
+        <w:t>Load</w:t>
+      </w:r>
+      <w:proofErr w:type="spellEnd"/>
+      <w:r>
+        <w:rPr>
+          <w:rFonts w:ascii="Times New Roman" w:hAnsi="Times New Roman" w:cs="Times New Roman"/>
+          <w:sz w:val="24"/>
+          <w:szCs w:val="24"/>
+        </w:rPr>
+        <w:t xml:space="preserve"> </w:t>
       </w:r>
       <w:proofErr w:type="gramStart"/>
       <w:r>
@@ -2739,7 +4235,43 @@
           <w:sz w:val="24"/>
           <w:szCs w:val="24"/>
         </w:rPr>
-        <w:t>* Carregar uma partida gravada anteriormente. Seleciona o *slot* que contém o *save* que desejas continuar.</w:t>
+        <w:t>* Carregar uma partida gravada anteriormente. Seleciona o *</w:t>
+      </w:r>
+      <w:proofErr w:type="spellStart"/>
+      <w:r>
+        <w:rPr>
+          <w:rFonts w:ascii="Times New Roman" w:hAnsi="Times New Roman" w:cs="Times New Roman"/>
+          <w:sz w:val="24"/>
+          <w:szCs w:val="24"/>
+        </w:rPr>
+        <w:t>slot</w:t>
+      </w:r>
+      <w:proofErr w:type="spellEnd"/>
+      <w:r>
+        <w:rPr>
+          <w:rFonts w:ascii="Times New Roman" w:hAnsi="Times New Roman" w:cs="Times New Roman"/>
+          <w:sz w:val="24"/>
+          <w:szCs w:val="24"/>
+        </w:rPr>
+        <w:t>* que contém o *</w:t>
+      </w:r>
+      <w:proofErr w:type="spellStart"/>
+      <w:r>
+        <w:rPr>
+          <w:rFonts w:ascii="Times New Roman" w:hAnsi="Times New Roman" w:cs="Times New Roman"/>
+          <w:sz w:val="24"/>
+          <w:szCs w:val="24"/>
+        </w:rPr>
+        <w:t>save</w:t>
+      </w:r>
+      <w:proofErr w:type="spellEnd"/>
+      <w:r>
+        <w:rPr>
+          <w:rFonts w:ascii="Times New Roman" w:hAnsi="Times New Roman" w:cs="Times New Roman"/>
+          <w:sz w:val="24"/>
+          <w:szCs w:val="24"/>
+        </w:rPr>
+        <w:t>* que desejas continuar.</w:t>
       </w:r>
     </w:p>
     <w:p>
@@ -2759,6 +4291,7 @@
         <w:lastRenderedPageBreak/>
         <w:t>- **</w:t>
       </w:r>
+      <w:proofErr w:type="spellStart"/>
       <w:proofErr w:type="gramStart"/>
       <w:r>
         <w:rPr>
@@ -2766,7 +4299,16 @@
           <w:sz w:val="24"/>
           <w:szCs w:val="24"/>
         </w:rPr>
-        <w:t>Leaderboard:*</w:t>
+        <w:t>Leaderboard</w:t>
+      </w:r>
+      <w:proofErr w:type="spellEnd"/>
+      <w:r>
+        <w:rPr>
+          <w:rFonts w:ascii="Times New Roman" w:hAnsi="Times New Roman" w:cs="Times New Roman"/>
+          <w:sz w:val="24"/>
+          <w:szCs w:val="24"/>
+        </w:rPr>
+        <w:t>:*</w:t>
       </w:r>
       <w:proofErr w:type="gramEnd"/>
       <w:r>
@@ -2775,7 +4317,25 @@
           <w:sz w:val="24"/>
           <w:szCs w:val="24"/>
         </w:rPr>
-        <w:t>* Consultar a tabela de classificação com os melhores tempos de *speedrun* (ver secção 4.5).</w:t>
+        <w:t>* Consultar a tabela de classificação com os melhores tempos de *</w:t>
+      </w:r>
+      <w:proofErr w:type="spellStart"/>
+      <w:r>
+        <w:rPr>
+          <w:rFonts w:ascii="Times New Roman" w:hAnsi="Times New Roman" w:cs="Times New Roman"/>
+          <w:sz w:val="24"/>
+          <w:szCs w:val="24"/>
+        </w:rPr>
+        <w:t>speedrun</w:t>
+      </w:r>
+      <w:proofErr w:type="spellEnd"/>
+      <w:r>
+        <w:rPr>
+          <w:rFonts w:ascii="Times New Roman" w:hAnsi="Times New Roman" w:cs="Times New Roman"/>
+          <w:sz w:val="24"/>
+          <w:szCs w:val="24"/>
+        </w:rPr>
+        <w:t>* (ver secção 4.5).</w:t>
       </w:r>
     </w:p>
     <w:p>
@@ -2794,6 +4354,7 @@
         </w:rPr>
         <w:t>- **</w:t>
       </w:r>
+      <w:proofErr w:type="spellStart"/>
       <w:proofErr w:type="gramStart"/>
       <w:r>
         <w:rPr>
@@ -2801,7 +4362,16 @@
           <w:sz w:val="24"/>
           <w:szCs w:val="24"/>
         </w:rPr>
-        <w:t>Settings:*</w:t>
+        <w:t>Settings</w:t>
+      </w:r>
+      <w:proofErr w:type="spellEnd"/>
+      <w:r>
+        <w:rPr>
+          <w:rFonts w:ascii="Times New Roman" w:hAnsi="Times New Roman" w:cs="Times New Roman"/>
+          <w:sz w:val="24"/>
+          <w:szCs w:val="24"/>
+        </w:rPr>
+        <w:t>:*</w:t>
       </w:r>
       <w:proofErr w:type="gramEnd"/>
       <w:r>
@@ -2829,6 +4399,7 @@
         </w:rPr>
         <w:t>- **</w:t>
       </w:r>
+      <w:proofErr w:type="spellStart"/>
       <w:proofErr w:type="gramStart"/>
       <w:r>
         <w:rPr>
@@ -2836,7 +4407,16 @@
           <w:sz w:val="24"/>
           <w:szCs w:val="24"/>
         </w:rPr>
-        <w:t>Logout:*</w:t>
+        <w:t>Logout</w:t>
+      </w:r>
+      <w:proofErr w:type="spellEnd"/>
+      <w:r>
+        <w:rPr>
+          <w:rFonts w:ascii="Times New Roman" w:hAnsi="Times New Roman" w:cs="Times New Roman"/>
+          <w:sz w:val="24"/>
+          <w:szCs w:val="24"/>
+        </w:rPr>
+        <w:t>:*</w:t>
       </w:r>
       <w:proofErr w:type="gramEnd"/>
       <w:r>
@@ -2934,33 +4514,69 @@
           <w:sz w:val="24"/>
           <w:szCs w:val="24"/>
         </w:rPr>
-        <w:t>No ecrã de **Settings** (Definições), podes personalizar a tua experiência de jogo:</w:t>
-      </w:r>
-    </w:p>
-    <w:p>
-      <w:pPr>
-        <w:rPr>
-          <w:rFonts w:ascii="Times New Roman" w:hAnsi="Times New Roman" w:cs="Times New Roman"/>
-          <w:sz w:val="24"/>
-          <w:szCs w:val="24"/>
-        </w:rPr>
-      </w:pPr>
-    </w:p>
-    <w:p>
-      <w:pPr>
-        <w:rPr>
-          <w:rFonts w:ascii="Times New Roman" w:hAnsi="Times New Roman" w:cs="Times New Roman"/>
-          <w:sz w:val="24"/>
-          <w:szCs w:val="24"/>
-        </w:rPr>
-      </w:pPr>
-      <w:r>
-        <w:rPr>
-          <w:rFonts w:ascii="Times New Roman" w:hAnsi="Times New Roman" w:cs="Times New Roman"/>
-          <w:sz w:val="24"/>
-          <w:szCs w:val="24"/>
-        </w:rPr>
-        <w:t xml:space="preserve">- **Music </w:t>
+        <w:t>No ecrã de **</w:t>
+      </w:r>
+      <w:proofErr w:type="spellStart"/>
+      <w:r>
+        <w:rPr>
+          <w:rFonts w:ascii="Times New Roman" w:hAnsi="Times New Roman" w:cs="Times New Roman"/>
+          <w:sz w:val="24"/>
+          <w:szCs w:val="24"/>
+        </w:rPr>
+        <w:t>Settings</w:t>
+      </w:r>
+      <w:proofErr w:type="spellEnd"/>
+      <w:r>
+        <w:rPr>
+          <w:rFonts w:ascii="Times New Roman" w:hAnsi="Times New Roman" w:cs="Times New Roman"/>
+          <w:sz w:val="24"/>
+          <w:szCs w:val="24"/>
+        </w:rPr>
+        <w:t>** (Definições), podes personalizar a tua experiência de jogo:</w:t>
+      </w:r>
+    </w:p>
+    <w:p>
+      <w:pPr>
+        <w:rPr>
+          <w:rFonts w:ascii="Times New Roman" w:hAnsi="Times New Roman" w:cs="Times New Roman"/>
+          <w:sz w:val="24"/>
+          <w:szCs w:val="24"/>
+        </w:rPr>
+      </w:pPr>
+    </w:p>
+    <w:p>
+      <w:pPr>
+        <w:rPr>
+          <w:rFonts w:ascii="Times New Roman" w:hAnsi="Times New Roman" w:cs="Times New Roman"/>
+          <w:sz w:val="24"/>
+          <w:szCs w:val="24"/>
+        </w:rPr>
+      </w:pPr>
+      <w:r>
+        <w:rPr>
+          <w:rFonts w:ascii="Times New Roman" w:hAnsi="Times New Roman" w:cs="Times New Roman"/>
+          <w:sz w:val="24"/>
+          <w:szCs w:val="24"/>
+        </w:rPr>
+        <w:t>- **</w:t>
+      </w:r>
+      <w:proofErr w:type="spellStart"/>
+      <w:r>
+        <w:rPr>
+          <w:rFonts w:ascii="Times New Roman" w:hAnsi="Times New Roman" w:cs="Times New Roman"/>
+          <w:sz w:val="24"/>
+          <w:szCs w:val="24"/>
+        </w:rPr>
+        <w:t>Music</w:t>
+      </w:r>
+      <w:proofErr w:type="spellEnd"/>
+      <w:r>
+        <w:rPr>
+          <w:rFonts w:ascii="Times New Roman" w:hAnsi="Times New Roman" w:cs="Times New Roman"/>
+          <w:sz w:val="24"/>
+          <w:szCs w:val="24"/>
+        </w:rPr>
+        <w:t xml:space="preserve"> </w:t>
       </w:r>
       <w:proofErr w:type="gramStart"/>
       <w:r>
@@ -3067,6 +4683,7 @@
         </w:rPr>
         <w:t>- **</w:t>
       </w:r>
+      <w:proofErr w:type="spellStart"/>
       <w:proofErr w:type="gramStart"/>
       <w:r>
         <w:rPr>
@@ -3074,7 +4691,16 @@
           <w:sz w:val="24"/>
           <w:szCs w:val="24"/>
         </w:rPr>
-        <w:t>Autosave:*</w:t>
+        <w:t>Autosave</w:t>
+      </w:r>
+      <w:proofErr w:type="spellEnd"/>
+      <w:r>
+        <w:rPr>
+          <w:rFonts w:ascii="Times New Roman" w:hAnsi="Times New Roman" w:cs="Times New Roman"/>
+          <w:sz w:val="24"/>
+          <w:szCs w:val="24"/>
+        </w:rPr>
+        <w:t>:*</w:t>
       </w:r>
       <w:proofErr w:type="gramEnd"/>
       <w:r>
@@ -3100,8 +4726,27 @@
           <w:sz w:val="24"/>
           <w:szCs w:val="24"/>
         </w:rPr>
-        <w:t xml:space="preserve">- **Autosave </w:t>
-      </w:r>
+        <w:t>- **</w:t>
+      </w:r>
+      <w:proofErr w:type="spellStart"/>
+      <w:r>
+        <w:rPr>
+          <w:rFonts w:ascii="Times New Roman" w:hAnsi="Times New Roman" w:cs="Times New Roman"/>
+          <w:sz w:val="24"/>
+          <w:szCs w:val="24"/>
+        </w:rPr>
+        <w:t>Autosave</w:t>
+      </w:r>
+      <w:proofErr w:type="spellEnd"/>
+      <w:r>
+        <w:rPr>
+          <w:rFonts w:ascii="Times New Roman" w:hAnsi="Times New Roman" w:cs="Times New Roman"/>
+          <w:sz w:val="24"/>
+          <w:szCs w:val="24"/>
+        </w:rPr>
+        <w:t xml:space="preserve"> </w:t>
+      </w:r>
+      <w:proofErr w:type="spellStart"/>
       <w:proofErr w:type="gramStart"/>
       <w:r>
         <w:rPr>
@@ -3109,7 +4754,16 @@
           <w:sz w:val="24"/>
           <w:szCs w:val="24"/>
         </w:rPr>
-        <w:t>Interval:*</w:t>
+        <w:t>Interval</w:t>
+      </w:r>
+      <w:proofErr w:type="spellEnd"/>
+      <w:r>
+        <w:rPr>
+          <w:rFonts w:ascii="Times New Roman" w:hAnsi="Times New Roman" w:cs="Times New Roman"/>
+          <w:sz w:val="24"/>
+          <w:szCs w:val="24"/>
+        </w:rPr>
+        <w:t>:*</w:t>
       </w:r>
       <w:proofErr w:type="gramEnd"/>
       <w:r>
@@ -3135,8 +4789,27 @@
           <w:sz w:val="24"/>
           <w:szCs w:val="24"/>
         </w:rPr>
-        <w:t xml:space="preserve">- **Inactivity </w:t>
-      </w:r>
+        <w:t>- **</w:t>
+      </w:r>
+      <w:proofErr w:type="spellStart"/>
+      <w:r>
+        <w:rPr>
+          <w:rFonts w:ascii="Times New Roman" w:hAnsi="Times New Roman" w:cs="Times New Roman"/>
+          <w:sz w:val="24"/>
+          <w:szCs w:val="24"/>
+        </w:rPr>
+        <w:t>Inactivity</w:t>
+      </w:r>
+      <w:proofErr w:type="spellEnd"/>
+      <w:r>
+        <w:rPr>
+          <w:rFonts w:ascii="Times New Roman" w:hAnsi="Times New Roman" w:cs="Times New Roman"/>
+          <w:sz w:val="24"/>
+          <w:szCs w:val="24"/>
+        </w:rPr>
+        <w:t xml:space="preserve"> </w:t>
+      </w:r>
+      <w:proofErr w:type="spellStart"/>
       <w:proofErr w:type="gramStart"/>
       <w:r>
         <w:rPr>
@@ -3144,7 +4817,16 @@
           <w:sz w:val="24"/>
           <w:szCs w:val="24"/>
         </w:rPr>
-        <w:t>Lock:*</w:t>
+        <w:t>Lock</w:t>
+      </w:r>
+      <w:proofErr w:type="spellEnd"/>
+      <w:r>
+        <w:rPr>
+          <w:rFonts w:ascii="Times New Roman" w:hAnsi="Times New Roman" w:cs="Times New Roman"/>
+          <w:sz w:val="24"/>
+          <w:szCs w:val="24"/>
+        </w:rPr>
+        <w:t>:*</w:t>
       </w:r>
       <w:proofErr w:type="gramEnd"/>
       <w:r>
@@ -3170,8 +4852,27 @@
           <w:sz w:val="24"/>
           <w:szCs w:val="24"/>
         </w:rPr>
-        <w:t xml:space="preserve">- **Inactivity </w:t>
-      </w:r>
+        <w:t>- **</w:t>
+      </w:r>
+      <w:proofErr w:type="spellStart"/>
+      <w:r>
+        <w:rPr>
+          <w:rFonts w:ascii="Times New Roman" w:hAnsi="Times New Roman" w:cs="Times New Roman"/>
+          <w:sz w:val="24"/>
+          <w:szCs w:val="24"/>
+        </w:rPr>
+        <w:t>Inactivity</w:t>
+      </w:r>
+      <w:proofErr w:type="spellEnd"/>
+      <w:r>
+        <w:rPr>
+          <w:rFonts w:ascii="Times New Roman" w:hAnsi="Times New Roman" w:cs="Times New Roman"/>
+          <w:sz w:val="24"/>
+          <w:szCs w:val="24"/>
+        </w:rPr>
+        <w:t xml:space="preserve"> </w:t>
+      </w:r>
+      <w:proofErr w:type="spellStart"/>
       <w:proofErr w:type="gramStart"/>
       <w:r>
         <w:rPr>
@@ -3179,7 +4880,16 @@
           <w:sz w:val="24"/>
           <w:szCs w:val="24"/>
         </w:rPr>
-        <w:t>Timeout:*</w:t>
+        <w:t>Timeout</w:t>
+      </w:r>
+      <w:proofErr w:type="spellEnd"/>
+      <w:r>
+        <w:rPr>
+          <w:rFonts w:ascii="Times New Roman" w:hAnsi="Times New Roman" w:cs="Times New Roman"/>
+          <w:sz w:val="24"/>
+          <w:szCs w:val="24"/>
+        </w:rPr>
+        <w:t>:*</w:t>
       </w:r>
       <w:proofErr w:type="gramEnd"/>
       <w:r>
@@ -3214,7 +4924,25 @@
           <w:sz w:val="24"/>
           <w:szCs w:val="24"/>
         </w:rPr>
-        <w:t>Todas as alterações são guardadas automaticamente. Clica em **Back** para voltar ao menu anterior.</w:t>
+        <w:t>Todas as alterações são guardadas automaticamente. Clica em **</w:t>
+      </w:r>
+      <w:proofErr w:type="spellStart"/>
+      <w:r>
+        <w:rPr>
+          <w:rFonts w:ascii="Times New Roman" w:hAnsi="Times New Roman" w:cs="Times New Roman"/>
+          <w:sz w:val="24"/>
+          <w:szCs w:val="24"/>
+        </w:rPr>
+        <w:t>Back</w:t>
+      </w:r>
+      <w:proofErr w:type="spellEnd"/>
+      <w:r>
+        <w:rPr>
+          <w:rFonts w:ascii="Times New Roman" w:hAnsi="Times New Roman" w:cs="Times New Roman"/>
+          <w:sz w:val="24"/>
+          <w:szCs w:val="24"/>
+        </w:rPr>
+        <w:t>** para voltar ao menu anterior.</w:t>
       </w:r>
     </w:p>
     <w:p>
@@ -3348,7 +5076,25 @@
           <w:sz w:val="24"/>
           <w:szCs w:val="24"/>
         </w:rPr>
-        <w:t>* Melhorias permanentes para o teu personagem (ex.: +5 Max HP, +1 Damage), compradas com **Soul** (moeda obtida ao derrotar inimigos).</w:t>
+        <w:t xml:space="preserve">* Melhorias permanentes para o teu personagem (ex.: +5 Max HP, +1 </w:t>
+      </w:r>
+      <w:proofErr w:type="spellStart"/>
+      <w:r>
+        <w:rPr>
+          <w:rFonts w:ascii="Times New Roman" w:hAnsi="Times New Roman" w:cs="Times New Roman"/>
+          <w:sz w:val="24"/>
+          <w:szCs w:val="24"/>
+        </w:rPr>
+        <w:t>Damage</w:t>
+      </w:r>
+      <w:proofErr w:type="spellEnd"/>
+      <w:r>
+        <w:rPr>
+          <w:rFonts w:ascii="Times New Roman" w:hAnsi="Times New Roman" w:cs="Times New Roman"/>
+          <w:sz w:val="24"/>
+          <w:szCs w:val="24"/>
+        </w:rPr>
+        <w:t>), compradas com **Soul** (moeda obtida ao derrotar inimigos).</w:t>
       </w:r>
     </w:p>
     <w:p>
@@ -3383,25 +5129,98 @@
           <w:sz w:val="24"/>
           <w:szCs w:val="24"/>
         </w:rPr>
-        <w:t>* Itens visuais (ex.: skins, trails, emotes), comprados com **Gems** (moeda obtida através de pacotes pagos).</w:t>
-      </w:r>
-    </w:p>
-    <w:p>
-      <w:pPr>
-        <w:rPr>
-          <w:rFonts w:ascii="Times New Roman" w:hAnsi="Times New Roman" w:cs="Times New Roman"/>
-          <w:sz w:val="24"/>
-          <w:szCs w:val="24"/>
-        </w:rPr>
-      </w:pPr>
-      <w:r>
-        <w:rPr>
-          <w:rFonts w:ascii="Times New Roman" w:hAnsi="Times New Roman" w:cs="Times New Roman"/>
-          <w:sz w:val="24"/>
-          <w:szCs w:val="24"/>
-        </w:rPr>
-        <w:t xml:space="preserve">- **Gems </w:t>
-      </w:r>
+        <w:t xml:space="preserve">* Itens visuais (ex.: skins, </w:t>
+      </w:r>
+      <w:proofErr w:type="spellStart"/>
+      <w:r>
+        <w:rPr>
+          <w:rFonts w:ascii="Times New Roman" w:hAnsi="Times New Roman" w:cs="Times New Roman"/>
+          <w:sz w:val="24"/>
+          <w:szCs w:val="24"/>
+        </w:rPr>
+        <w:t>trails</w:t>
+      </w:r>
+      <w:proofErr w:type="spellEnd"/>
+      <w:r>
+        <w:rPr>
+          <w:rFonts w:ascii="Times New Roman" w:hAnsi="Times New Roman" w:cs="Times New Roman"/>
+          <w:sz w:val="24"/>
+          <w:szCs w:val="24"/>
+        </w:rPr>
+        <w:t xml:space="preserve">, </w:t>
+      </w:r>
+      <w:proofErr w:type="spellStart"/>
+      <w:r>
+        <w:rPr>
+          <w:rFonts w:ascii="Times New Roman" w:hAnsi="Times New Roman" w:cs="Times New Roman"/>
+          <w:sz w:val="24"/>
+          <w:szCs w:val="24"/>
+        </w:rPr>
+        <w:t>emotes</w:t>
+      </w:r>
+      <w:proofErr w:type="spellEnd"/>
+      <w:r>
+        <w:rPr>
+          <w:rFonts w:ascii="Times New Roman" w:hAnsi="Times New Roman" w:cs="Times New Roman"/>
+          <w:sz w:val="24"/>
+          <w:szCs w:val="24"/>
+        </w:rPr>
+        <w:t>), comprados com **</w:t>
+      </w:r>
+      <w:proofErr w:type="spellStart"/>
+      <w:r>
+        <w:rPr>
+          <w:rFonts w:ascii="Times New Roman" w:hAnsi="Times New Roman" w:cs="Times New Roman"/>
+          <w:sz w:val="24"/>
+          <w:szCs w:val="24"/>
+        </w:rPr>
+        <w:t>Gems</w:t>
+      </w:r>
+      <w:proofErr w:type="spellEnd"/>
+      <w:r>
+        <w:rPr>
+          <w:rFonts w:ascii="Times New Roman" w:hAnsi="Times New Roman" w:cs="Times New Roman"/>
+          <w:sz w:val="24"/>
+          <w:szCs w:val="24"/>
+        </w:rPr>
+        <w:t>** (moeda obtida através de pacotes pagos).</w:t>
+      </w:r>
+    </w:p>
+    <w:p>
+      <w:pPr>
+        <w:rPr>
+          <w:rFonts w:ascii="Times New Roman" w:hAnsi="Times New Roman" w:cs="Times New Roman"/>
+          <w:sz w:val="24"/>
+          <w:szCs w:val="24"/>
+        </w:rPr>
+      </w:pPr>
+      <w:r>
+        <w:rPr>
+          <w:rFonts w:ascii="Times New Roman" w:hAnsi="Times New Roman" w:cs="Times New Roman"/>
+          <w:sz w:val="24"/>
+          <w:szCs w:val="24"/>
+        </w:rPr>
+        <w:t>- **</w:t>
+      </w:r>
+      <w:proofErr w:type="spellStart"/>
+      <w:r>
+        <w:rPr>
+          <w:rFonts w:ascii="Times New Roman" w:hAnsi="Times New Roman" w:cs="Times New Roman"/>
+          <w:sz w:val="24"/>
+          <w:szCs w:val="24"/>
+        </w:rPr>
+        <w:t>Gems</w:t>
+      </w:r>
+      <w:proofErr w:type="spellEnd"/>
+      <w:r>
+        <w:rPr>
+          <w:rFonts w:ascii="Times New Roman" w:hAnsi="Times New Roman" w:cs="Times New Roman"/>
+          <w:sz w:val="24"/>
+          <w:szCs w:val="24"/>
+        </w:rPr>
+        <w:t xml:space="preserve"> </w:t>
+      </w:r>
+      <w:proofErr w:type="spellStart"/>
       <w:proofErr w:type="gramStart"/>
       <w:r>
         <w:rPr>
@@ -3409,7 +5228,16 @@
           <w:sz w:val="24"/>
           <w:szCs w:val="24"/>
         </w:rPr>
-        <w:t>Shop:*</w:t>
+        <w:t>Shop</w:t>
+      </w:r>
+      <w:proofErr w:type="spellEnd"/>
+      <w:r>
+        <w:rPr>
+          <w:rFonts w:ascii="Times New Roman" w:hAnsi="Times New Roman" w:cs="Times New Roman"/>
+          <w:sz w:val="24"/>
+          <w:szCs w:val="24"/>
+        </w:rPr>
+        <w:t>:*</w:t>
       </w:r>
       <w:proofErr w:type="gramEnd"/>
       <w:r>
@@ -3418,7 +5246,25 @@
           <w:sz w:val="24"/>
           <w:szCs w:val="24"/>
         </w:rPr>
-        <w:t>* Pacotes de Gems que podem ser adquiridos (simulador de pagamento, ver secção 6.4).</w:t>
+        <w:t xml:space="preserve">* Pacotes de </w:t>
+      </w:r>
+      <w:proofErr w:type="spellStart"/>
+      <w:r>
+        <w:rPr>
+          <w:rFonts w:ascii="Times New Roman" w:hAnsi="Times New Roman" w:cs="Times New Roman"/>
+          <w:sz w:val="24"/>
+          <w:szCs w:val="24"/>
+        </w:rPr>
+        <w:t>Gems</w:t>
+      </w:r>
+      <w:proofErr w:type="spellEnd"/>
+      <w:r>
+        <w:rPr>
+          <w:rFonts w:ascii="Times New Roman" w:hAnsi="Times New Roman" w:cs="Times New Roman"/>
+          <w:sz w:val="24"/>
+          <w:szCs w:val="24"/>
+        </w:rPr>
+        <w:t xml:space="preserve"> que podem ser adquiridos (simulador de pagamento, ver secção 6.4).</w:t>
       </w:r>
     </w:p>
     <w:p>
@@ -3506,34 +5352,75 @@
       </w:pPr>
       <w:bookmarkStart w:id="8" w:name="_Toc228219783"/>
       <w:r>
-        <w:t>4.5. Leaderboard</w:t>
+        <w:t xml:space="preserve">4.5. </w:t>
+      </w:r>
+      <w:proofErr w:type="spellStart"/>
+      <w:r>
+        <w:t>Leaderboard</w:t>
       </w:r>
       <w:bookmarkEnd w:id="8"/>
-    </w:p>
-    <w:p>
-      <w:pPr>
-        <w:rPr>
-          <w:rFonts w:ascii="Times New Roman" w:hAnsi="Times New Roman" w:cs="Times New Roman"/>
-          <w:sz w:val="24"/>
-          <w:szCs w:val="24"/>
-        </w:rPr>
-      </w:pPr>
-    </w:p>
-    <w:p>
-      <w:pPr>
-        <w:rPr>
-          <w:rFonts w:ascii="Times New Roman" w:hAnsi="Times New Roman" w:cs="Times New Roman"/>
-          <w:sz w:val="24"/>
-          <w:szCs w:val="24"/>
-        </w:rPr>
-      </w:pPr>
-      <w:r>
-        <w:rPr>
-          <w:rFonts w:ascii="Times New Roman" w:hAnsi="Times New Roman" w:cs="Times New Roman"/>
-          <w:sz w:val="24"/>
-          <w:szCs w:val="24"/>
-        </w:rPr>
-        <w:t>O ecrã de **Leaderboard** mostra a tabela de classificação dos tempos de *speedrun*:</w:t>
+      <w:proofErr w:type="spellEnd"/>
+    </w:p>
+    <w:p>
+      <w:pPr>
+        <w:rPr>
+          <w:rFonts w:ascii="Times New Roman" w:hAnsi="Times New Roman" w:cs="Times New Roman"/>
+          <w:sz w:val="24"/>
+          <w:szCs w:val="24"/>
+        </w:rPr>
+      </w:pPr>
+    </w:p>
+    <w:p>
+      <w:pPr>
+        <w:rPr>
+          <w:rFonts w:ascii="Times New Roman" w:hAnsi="Times New Roman" w:cs="Times New Roman"/>
+          <w:sz w:val="24"/>
+          <w:szCs w:val="24"/>
+        </w:rPr>
+      </w:pPr>
+      <w:r>
+        <w:rPr>
+          <w:rFonts w:ascii="Times New Roman" w:hAnsi="Times New Roman" w:cs="Times New Roman"/>
+          <w:sz w:val="24"/>
+          <w:szCs w:val="24"/>
+        </w:rPr>
+        <w:t>O ecrã de **</w:t>
+      </w:r>
+      <w:proofErr w:type="spellStart"/>
+      <w:r>
+        <w:rPr>
+          <w:rFonts w:ascii="Times New Roman" w:hAnsi="Times New Roman" w:cs="Times New Roman"/>
+          <w:sz w:val="24"/>
+          <w:szCs w:val="24"/>
+        </w:rPr>
+        <w:t>Leaderboard</w:t>
+      </w:r>
+      <w:proofErr w:type="spellEnd"/>
+      <w:r>
+        <w:rPr>
+          <w:rFonts w:ascii="Times New Roman" w:hAnsi="Times New Roman" w:cs="Times New Roman"/>
+          <w:sz w:val="24"/>
+          <w:szCs w:val="24"/>
+        </w:rPr>
+        <w:t>** mostra a tabela de classificação dos tempos de *</w:t>
+      </w:r>
+      <w:proofErr w:type="spellStart"/>
+      <w:r>
+        <w:rPr>
+          <w:rFonts w:ascii="Times New Roman" w:hAnsi="Times New Roman" w:cs="Times New Roman"/>
+          <w:sz w:val="24"/>
+          <w:szCs w:val="24"/>
+        </w:rPr>
+        <w:t>speedrun</w:t>
+      </w:r>
+      <w:proofErr w:type="spellEnd"/>
+      <w:r>
+        <w:rPr>
+          <w:rFonts w:ascii="Times New Roman" w:hAnsi="Times New Roman" w:cs="Times New Roman"/>
+          <w:sz w:val="24"/>
+          <w:szCs w:val="24"/>
+        </w:rPr>
+        <w:t>*:</w:t>
       </w:r>
     </w:p>
     <w:p>
@@ -3593,8 +5480,27 @@
           <w:sz w:val="24"/>
           <w:szCs w:val="24"/>
         </w:rPr>
-        <w:t xml:space="preserve">- **Personal </w:t>
-      </w:r>
+        <w:t>- **</w:t>
+      </w:r>
+      <w:proofErr w:type="spellStart"/>
+      <w:r>
+        <w:rPr>
+          <w:rFonts w:ascii="Times New Roman" w:hAnsi="Times New Roman" w:cs="Times New Roman"/>
+          <w:sz w:val="24"/>
+          <w:szCs w:val="24"/>
+        </w:rPr>
+        <w:t>Personal</w:t>
+      </w:r>
+      <w:proofErr w:type="spellEnd"/>
+      <w:r>
+        <w:rPr>
+          <w:rFonts w:ascii="Times New Roman" w:hAnsi="Times New Roman" w:cs="Times New Roman"/>
+          <w:sz w:val="24"/>
+          <w:szCs w:val="24"/>
+        </w:rPr>
+        <w:t xml:space="preserve"> </w:t>
+      </w:r>
+      <w:proofErr w:type="spellStart"/>
       <w:proofErr w:type="gramStart"/>
       <w:r>
         <w:rPr>
@@ -3602,7 +5508,16 @@
           <w:sz w:val="24"/>
           <w:szCs w:val="24"/>
         </w:rPr>
-        <w:t>Best:*</w:t>
+        <w:t>Best</w:t>
+      </w:r>
+      <w:proofErr w:type="spellEnd"/>
+      <w:r>
+        <w:rPr>
+          <w:rFonts w:ascii="Times New Roman" w:hAnsi="Times New Roman" w:cs="Times New Roman"/>
+          <w:sz w:val="24"/>
+          <w:szCs w:val="24"/>
+        </w:rPr>
+        <w:t>:*</w:t>
       </w:r>
       <w:proofErr w:type="gramEnd"/>
       <w:r>
@@ -3654,7 +5569,25 @@
           <w:sz w:val="24"/>
           <w:szCs w:val="24"/>
         </w:rPr>
-        <w:t>Clica em **Back** para voltar ao menu principal.</w:t>
+        <w:t>Clica em **</w:t>
+      </w:r>
+      <w:proofErr w:type="spellStart"/>
+      <w:r>
+        <w:rPr>
+          <w:rFonts w:ascii="Times New Roman" w:hAnsi="Times New Roman" w:cs="Times New Roman"/>
+          <w:sz w:val="24"/>
+          <w:szCs w:val="24"/>
+        </w:rPr>
+        <w:t>Back</w:t>
+      </w:r>
+      <w:proofErr w:type="spellEnd"/>
+      <w:r>
+        <w:rPr>
+          <w:rFonts w:ascii="Times New Roman" w:hAnsi="Times New Roman" w:cs="Times New Roman"/>
+          <w:sz w:val="24"/>
+          <w:szCs w:val="24"/>
+        </w:rPr>
+        <w:t>** para voltar ao menu principal.</w:t>
       </w:r>
     </w:p>
     <w:p>
@@ -3698,7 +5631,25 @@
           <w:sz w:val="24"/>
           <w:szCs w:val="24"/>
         </w:rPr>
-        <w:t>* Captura de ecrã do Leaderboard local.</w:t>
+        <w:t xml:space="preserve">* Captura de ecrã do </w:t>
+      </w:r>
+      <w:proofErr w:type="spellStart"/>
+      <w:r>
+        <w:rPr>
+          <w:rFonts w:ascii="Times New Roman" w:hAnsi="Times New Roman" w:cs="Times New Roman"/>
+          <w:sz w:val="24"/>
+          <w:szCs w:val="24"/>
+        </w:rPr>
+        <w:t>Leaderboard</w:t>
+      </w:r>
+      <w:proofErr w:type="spellEnd"/>
+      <w:r>
+        <w:rPr>
+          <w:rFonts w:ascii="Times New Roman" w:hAnsi="Times New Roman" w:cs="Times New Roman"/>
+          <w:sz w:val="24"/>
+          <w:szCs w:val="24"/>
+        </w:rPr>
+        <w:t xml:space="preserve"> local.</w:t>
       </w:r>
     </w:p>
     <w:p>
@@ -4065,24 +6016,52 @@
                 <w:sz w:val="24"/>
                 <w:szCs w:val="24"/>
               </w:rPr>
-              <w:t>Agachar-se (Crouch). Mantém premido e pressiona Espaço</w:t>
-            </w:r>
+              <w:t>Agachar-se (</w:t>
+            </w:r>
+            <w:proofErr w:type="spellStart"/>
             <w:r>
               <w:rPr>
                 <w:rFonts w:ascii="Times New Roman" w:hAnsi="Times New Roman" w:cs="Times New Roman"/>
                 <w:sz w:val="24"/>
                 <w:szCs w:val="24"/>
               </w:rPr>
-              <w:t xml:space="preserve"> </w:t>
-            </w:r>
+              <w:t>Crouch</w:t>
+            </w:r>
+            <w:proofErr w:type="spellEnd"/>
             <w:r>
               <w:rPr>
                 <w:rFonts w:ascii="Times New Roman" w:hAnsi="Times New Roman" w:cs="Times New Roman"/>
                 <w:sz w:val="24"/>
                 <w:szCs w:val="24"/>
               </w:rPr>
-              <w:t>para descer de plataformas one-way</w:t>
-            </w:r>
+              <w:t>). Mantém premido e pressiona Espaço</w:t>
+            </w:r>
+            <w:r>
+              <w:rPr>
+                <w:rFonts w:ascii="Times New Roman" w:hAnsi="Times New Roman" w:cs="Times New Roman"/>
+                <w:sz w:val="24"/>
+                <w:szCs w:val="24"/>
+              </w:rPr>
+              <w:t xml:space="preserve"> </w:t>
+            </w:r>
+            <w:r>
+              <w:rPr>
+                <w:rFonts w:ascii="Times New Roman" w:hAnsi="Times New Roman" w:cs="Times New Roman"/>
+                <w:sz w:val="24"/>
+                <w:szCs w:val="24"/>
+              </w:rPr>
+              <w:t xml:space="preserve">para descer de plataformas </w:t>
+            </w:r>
+            <w:proofErr w:type="spellStart"/>
+            <w:r>
+              <w:rPr>
+                <w:rFonts w:ascii="Times New Roman" w:hAnsi="Times New Roman" w:cs="Times New Roman"/>
+                <w:sz w:val="24"/>
+                <w:szCs w:val="24"/>
+              </w:rPr>
+              <w:t>one-way</w:t>
+            </w:r>
+            <w:proofErr w:type="spellEnd"/>
           </w:p>
         </w:tc>
       </w:tr>
@@ -4200,7 +6179,25 @@
                 <w:sz w:val="24"/>
                 <w:szCs w:val="24"/>
               </w:rPr>
-              <w:t xml:space="preserve">Executar dash (esquiva rápida). Só podes usar uma vez por salto </w:t>
+              <w:t xml:space="preserve">Executar </w:t>
+            </w:r>
+            <w:proofErr w:type="spellStart"/>
+            <w:r>
+              <w:rPr>
+                <w:rFonts w:ascii="Times New Roman" w:hAnsi="Times New Roman" w:cs="Times New Roman"/>
+                <w:sz w:val="24"/>
+                <w:szCs w:val="24"/>
+              </w:rPr>
+              <w:t>dash</w:t>
+            </w:r>
+            <w:proofErr w:type="spellEnd"/>
+            <w:r>
+              <w:rPr>
+                <w:rFonts w:ascii="Times New Roman" w:hAnsi="Times New Roman" w:cs="Times New Roman"/>
+                <w:sz w:val="24"/>
+                <w:szCs w:val="24"/>
+              </w:rPr>
+              <w:t xml:space="preserve"> (esquiva rápida). Só podes usar uma vez por salto </w:t>
             </w:r>
           </w:p>
         </w:tc>
@@ -4364,7 +6361,25 @@
           <w:sz w:val="24"/>
           <w:szCs w:val="24"/>
         </w:rPr>
-        <w:t>Nota: O dash e o ataque podem ser usados no ar (durante o salto ou queda).</w:t>
+        <w:t xml:space="preserve">Nota: O </w:t>
+      </w:r>
+      <w:proofErr w:type="spellStart"/>
+      <w:r>
+        <w:rPr>
+          <w:rFonts w:ascii="Times New Roman" w:hAnsi="Times New Roman" w:cs="Times New Roman"/>
+          <w:sz w:val="24"/>
+          <w:szCs w:val="24"/>
+        </w:rPr>
+        <w:t>dash</w:t>
+      </w:r>
+      <w:proofErr w:type="spellEnd"/>
+      <w:r>
+        <w:rPr>
+          <w:rFonts w:ascii="Times New Roman" w:hAnsi="Times New Roman" w:cs="Times New Roman"/>
+          <w:sz w:val="24"/>
+          <w:szCs w:val="24"/>
+        </w:rPr>
+        <w:t xml:space="preserve"> e o ataque podem ser usados no ar (durante o salto ou queda).</w:t>
       </w:r>
     </w:p>
     <w:p>
@@ -4522,30 +6537,68 @@
           <w:szCs w:val="24"/>
         </w:rPr>
       </w:pPr>
-      <w:r>
-        <w:rPr>
-          <w:rFonts w:ascii="Times New Roman" w:hAnsi="Times New Roman" w:cs="Times New Roman"/>
-          <w:sz w:val="24"/>
-          <w:szCs w:val="24"/>
-        </w:rPr>
-        <w:t>Coyote Time: Se saíres de uma plataforma e pressionares Espaço imediatamente a seguir, o jogo ainda te permite saltar durante uma fração de segundo.</w:t>
-      </w:r>
-    </w:p>
-    <w:p>
-      <w:pPr>
-        <w:rPr>
-          <w:rFonts w:ascii="Times New Roman" w:hAnsi="Times New Roman" w:cs="Times New Roman"/>
-          <w:sz w:val="24"/>
-          <w:szCs w:val="24"/>
-        </w:rPr>
-      </w:pPr>
-      <w:r>
-        <w:rPr>
-          <w:rFonts w:ascii="Times New Roman" w:hAnsi="Times New Roman" w:cs="Times New Roman"/>
-          <w:sz w:val="24"/>
-          <w:szCs w:val="24"/>
-        </w:rPr>
-        <w:t>Jump Buffering: Se pressionares Espaço</w:t>
+      <w:proofErr w:type="spellStart"/>
+      <w:r>
+        <w:rPr>
+          <w:rFonts w:ascii="Times New Roman" w:hAnsi="Times New Roman" w:cs="Times New Roman"/>
+          <w:sz w:val="24"/>
+          <w:szCs w:val="24"/>
+        </w:rPr>
+        <w:t>Coyote</w:t>
+      </w:r>
+      <w:proofErr w:type="spellEnd"/>
+      <w:r>
+        <w:rPr>
+          <w:rFonts w:ascii="Times New Roman" w:hAnsi="Times New Roman" w:cs="Times New Roman"/>
+          <w:sz w:val="24"/>
+          <w:szCs w:val="24"/>
+        </w:rPr>
+        <w:t xml:space="preserve"> Time: Se saíres de uma plataforma e pressionares Espaço imediatamente a seguir, o jogo ainda te permite saltar durante uma fração de segundo.</w:t>
+      </w:r>
+    </w:p>
+    <w:p>
+      <w:pPr>
+        <w:rPr>
+          <w:rFonts w:ascii="Times New Roman" w:hAnsi="Times New Roman" w:cs="Times New Roman"/>
+          <w:sz w:val="24"/>
+          <w:szCs w:val="24"/>
+        </w:rPr>
+      </w:pPr>
+      <w:proofErr w:type="spellStart"/>
+      <w:r>
+        <w:rPr>
+          <w:rFonts w:ascii="Times New Roman" w:hAnsi="Times New Roman" w:cs="Times New Roman"/>
+          <w:sz w:val="24"/>
+          <w:szCs w:val="24"/>
+        </w:rPr>
+        <w:t>Jump</w:t>
+      </w:r>
+      <w:proofErr w:type="spellEnd"/>
+      <w:r>
+        <w:rPr>
+          <w:rFonts w:ascii="Times New Roman" w:hAnsi="Times New Roman" w:cs="Times New Roman"/>
+          <w:sz w:val="24"/>
+          <w:szCs w:val="24"/>
+        </w:rPr>
+        <w:t xml:space="preserve"> </w:t>
+      </w:r>
+      <w:proofErr w:type="spellStart"/>
+      <w:r>
+        <w:rPr>
+          <w:rFonts w:ascii="Times New Roman" w:hAnsi="Times New Roman" w:cs="Times New Roman"/>
+          <w:sz w:val="24"/>
+          <w:szCs w:val="24"/>
+        </w:rPr>
+        <w:t>Buffering</w:t>
+      </w:r>
+      <w:proofErr w:type="spellEnd"/>
+      <w:r>
+        <w:rPr>
+          <w:rFonts w:ascii="Times New Roman" w:hAnsi="Times New Roman" w:cs="Times New Roman"/>
+          <w:sz w:val="24"/>
+          <w:szCs w:val="24"/>
+        </w:rPr>
+        <w:t>: Se pressionares Espaço</w:t>
       </w:r>
       <w:r>
         <w:rPr>
@@ -4592,137 +6645,10 @@
           <w:sz w:val="28"/>
           <w:szCs w:val="28"/>
         </w:rPr>
-        <w:t>6.2. Dash (Esquiva)</w:t>
-      </w:r>
-      <w:bookmarkEnd w:id="12"/>
-    </w:p>
-    <w:p>
-      <w:pPr>
-        <w:rPr>
-          <w:rFonts w:ascii="Times New Roman" w:hAnsi="Times New Roman" w:cs="Times New Roman"/>
-          <w:sz w:val="24"/>
-          <w:szCs w:val="24"/>
-        </w:rPr>
-      </w:pPr>
-    </w:p>
-    <w:p>
-      <w:pPr>
-        <w:jc w:val="both"/>
-        <w:rPr>
-          <w:rFonts w:ascii="Times New Roman" w:hAnsi="Times New Roman" w:cs="Times New Roman"/>
-          <w:sz w:val="24"/>
-          <w:szCs w:val="24"/>
-        </w:rPr>
-      </w:pPr>
-      <w:r>
-        <w:rPr>
-          <w:rFonts w:ascii="Times New Roman" w:hAnsi="Times New Roman" w:cs="Times New Roman"/>
-          <w:sz w:val="24"/>
-          <w:szCs w:val="24"/>
-        </w:rPr>
-        <w:t>O</w:t>
-      </w:r>
-      <w:r>
-        <w:rPr>
-          <w:rFonts w:ascii="Times New Roman" w:hAnsi="Times New Roman" w:cs="Times New Roman"/>
-          <w:sz w:val="24"/>
-          <w:szCs w:val="24"/>
-        </w:rPr>
-        <w:t xml:space="preserve"> </w:t>
-      </w:r>
-      <w:r>
-        <w:rPr>
-          <w:rFonts w:ascii="Times New Roman" w:hAnsi="Times New Roman" w:cs="Times New Roman"/>
-          <w:sz w:val="24"/>
-          <w:szCs w:val="24"/>
-        </w:rPr>
-        <w:t>Dash é um movimento rápido horizontal que te permite esquivar de inimigos ou atravessar pequenos vãos.</w:t>
-      </w:r>
-    </w:p>
-    <w:p>
-      <w:pPr>
-        <w:jc w:val="both"/>
-        <w:rPr>
-          <w:rFonts w:ascii="Times New Roman" w:hAnsi="Times New Roman" w:cs="Times New Roman"/>
-          <w:sz w:val="24"/>
-          <w:szCs w:val="24"/>
-        </w:rPr>
-      </w:pPr>
-      <w:r>
-        <w:rPr>
-          <w:rFonts w:ascii="Times New Roman" w:hAnsi="Times New Roman" w:cs="Times New Roman"/>
-          <w:sz w:val="24"/>
-          <w:szCs w:val="24"/>
-        </w:rPr>
-        <w:t>Pressiona Shift para executar o dash na direção para onde o personagem está virado.</w:t>
-      </w:r>
-    </w:p>
-    <w:p>
-      <w:pPr>
-        <w:jc w:val="both"/>
-        <w:rPr>
-          <w:rFonts w:ascii="Times New Roman" w:hAnsi="Times New Roman" w:cs="Times New Roman"/>
-          <w:sz w:val="24"/>
-          <w:szCs w:val="24"/>
-        </w:rPr>
-      </w:pPr>
-      <w:r>
-        <w:rPr>
-          <w:rFonts w:ascii="Times New Roman" w:hAnsi="Times New Roman" w:cs="Times New Roman"/>
-          <w:sz w:val="24"/>
-          <w:szCs w:val="24"/>
-        </w:rPr>
-        <w:t>Durante o dash, és invulnerável a dano.</w:t>
-      </w:r>
-    </w:p>
-    <w:p>
-      <w:pPr>
-        <w:jc w:val="both"/>
-        <w:rPr>
-          <w:rFonts w:ascii="Times New Roman" w:hAnsi="Times New Roman" w:cs="Times New Roman"/>
-          <w:sz w:val="24"/>
-          <w:szCs w:val="24"/>
-        </w:rPr>
-      </w:pPr>
-      <w:r>
-        <w:rPr>
-          <w:rFonts w:ascii="Times New Roman" w:hAnsi="Times New Roman" w:cs="Times New Roman"/>
-          <w:sz w:val="24"/>
-          <w:szCs w:val="24"/>
-        </w:rPr>
-        <w:t>Após o dash, um efeito visual de "fantasma" (ghost) aparece momentaneamente.</w:t>
-      </w:r>
-    </w:p>
-    <w:p>
-      <w:pPr>
-        <w:jc w:val="both"/>
-        <w:rPr>
-          <w:rFonts w:ascii="Times New Roman" w:hAnsi="Times New Roman" w:cs="Times New Roman"/>
-          <w:sz w:val="24"/>
-          <w:szCs w:val="24"/>
-        </w:rPr>
-      </w:pPr>
-      <w:r>
-        <w:rPr>
-          <w:rFonts w:ascii="Times New Roman" w:hAnsi="Times New Roman" w:cs="Times New Roman"/>
-          <w:sz w:val="24"/>
-          <w:szCs w:val="24"/>
-        </w:rPr>
-        <w:t>Só podes usar o dash uma vez por salto. Assim que tocares no chão, o uso é renovado.</w:t>
-      </w:r>
-    </w:p>
-    <w:p>
-      <w:pPr>
-        <w:rPr>
-          <w:rFonts w:ascii="Times New Roman" w:hAnsi="Times New Roman" w:cs="Times New Roman"/>
-          <w:sz w:val="24"/>
-          <w:szCs w:val="24"/>
-        </w:rPr>
-      </w:pPr>
-    </w:p>
-    <w:p>
-      <w:pPr>
-        <w:pStyle w:val="Ttulo2"/>
+        <w:t xml:space="preserve">6.2. </w:t>
+      </w:r>
+      <w:proofErr w:type="spellStart"/>
+      <w:r>
         <w:rPr>
           <w:rFonts w:ascii="Times New Roman" w:hAnsi="Times New Roman" w:cs="Times New Roman"/>
           <w:b/>
@@ -4731,8 +6657,9 @@
           <w:sz w:val="28"/>
           <w:szCs w:val="28"/>
         </w:rPr>
-      </w:pPr>
-      <w:bookmarkStart w:id="13" w:name="_Toc228219788"/>
+        <w:t>Dash</w:t>
+      </w:r>
+      <w:proofErr w:type="spellEnd"/>
       <w:r>
         <w:rPr>
           <w:rFonts w:ascii="Times New Roman" w:hAnsi="Times New Roman" w:cs="Times New Roman"/>
@@ -4742,160 +6669,233 @@
           <w:sz w:val="28"/>
           <w:szCs w:val="28"/>
         </w:rPr>
-        <w:t>6.3. Combate</w:t>
-      </w:r>
-      <w:bookmarkEnd w:id="13"/>
-    </w:p>
-    <w:p>
-      <w:pPr>
-        <w:rPr>
-          <w:rFonts w:ascii="Times New Roman" w:hAnsi="Times New Roman" w:cs="Times New Roman"/>
-          <w:sz w:val="24"/>
-          <w:szCs w:val="24"/>
-        </w:rPr>
-      </w:pPr>
-    </w:p>
-    <w:p>
-      <w:pPr>
-        <w:rPr>
-          <w:rFonts w:ascii="Times New Roman" w:hAnsi="Times New Roman" w:cs="Times New Roman"/>
-          <w:sz w:val="24"/>
-          <w:szCs w:val="24"/>
-        </w:rPr>
-      </w:pPr>
-      <w:r>
-        <w:rPr>
-          <w:rFonts w:ascii="Times New Roman" w:hAnsi="Times New Roman" w:cs="Times New Roman"/>
-          <w:sz w:val="24"/>
-          <w:szCs w:val="24"/>
-        </w:rPr>
-        <w:t xml:space="preserve">O combate é corpo-a-corpo, utilizando a </w:t>
-      </w:r>
-      <w:r>
-        <w:rPr>
-          <w:rFonts w:ascii="Times New Roman" w:hAnsi="Times New Roman" w:cs="Times New Roman"/>
-          <w:sz w:val="24"/>
-          <w:szCs w:val="24"/>
-        </w:rPr>
-        <w:t>espada</w:t>
-      </w:r>
-      <w:r>
-        <w:rPr>
-          <w:rFonts w:ascii="Times New Roman" w:hAnsi="Times New Roman" w:cs="Times New Roman"/>
-          <w:sz w:val="24"/>
-          <w:szCs w:val="24"/>
-        </w:rPr>
-        <w:t xml:space="preserve"> do protagonista.</w:t>
-      </w:r>
-    </w:p>
-    <w:p>
-      <w:pPr>
-        <w:rPr>
-          <w:rFonts w:ascii="Times New Roman" w:hAnsi="Times New Roman" w:cs="Times New Roman"/>
-          <w:sz w:val="24"/>
-          <w:szCs w:val="24"/>
-        </w:rPr>
-      </w:pPr>
-    </w:p>
-    <w:p>
-      <w:pPr>
-        <w:rPr>
-          <w:rFonts w:ascii="Times New Roman" w:hAnsi="Times New Roman" w:cs="Times New Roman"/>
-          <w:sz w:val="24"/>
-          <w:szCs w:val="24"/>
-        </w:rPr>
-      </w:pPr>
-      <w:r>
-        <w:rPr>
-          <w:rFonts w:ascii="Times New Roman" w:hAnsi="Times New Roman" w:cs="Times New Roman"/>
-          <w:sz w:val="24"/>
-          <w:szCs w:val="24"/>
-        </w:rPr>
-        <w:t xml:space="preserve">- Pressiona </w:t>
-      </w:r>
-      <w:r>
-        <w:rPr>
-          <w:rFonts w:ascii="Times New Roman" w:hAnsi="Times New Roman" w:cs="Times New Roman"/>
-          <w:sz w:val="24"/>
-          <w:szCs w:val="24"/>
-        </w:rPr>
-        <w:t>o Botão esquerdo do mouse</w:t>
-      </w:r>
-      <w:r>
-        <w:rPr>
-          <w:rFonts w:ascii="Times New Roman" w:hAnsi="Times New Roman" w:cs="Times New Roman"/>
-          <w:sz w:val="24"/>
-          <w:szCs w:val="24"/>
-        </w:rPr>
-        <w:t xml:space="preserve"> para atacar. </w:t>
-      </w:r>
-    </w:p>
-    <w:p>
-      <w:pPr>
-        <w:rPr>
-          <w:rFonts w:ascii="Times New Roman" w:hAnsi="Times New Roman" w:cs="Times New Roman"/>
-          <w:sz w:val="24"/>
-          <w:szCs w:val="24"/>
-        </w:rPr>
-      </w:pPr>
-      <w:r>
-        <w:rPr>
-          <w:rFonts w:ascii="Times New Roman" w:hAnsi="Times New Roman" w:cs="Times New Roman"/>
-          <w:sz w:val="24"/>
-          <w:szCs w:val="24"/>
-        </w:rPr>
-        <w:t xml:space="preserve">- Se pressionares </w:t>
-      </w:r>
-      <w:r>
-        <w:rPr>
-          <w:rFonts w:ascii="Times New Roman" w:hAnsi="Times New Roman" w:cs="Times New Roman"/>
-          <w:sz w:val="24"/>
-          <w:szCs w:val="24"/>
-        </w:rPr>
-        <w:t xml:space="preserve">o Botão esquerdo </w:t>
-      </w:r>
-      <w:r>
-        <w:rPr>
-          <w:rFonts w:ascii="Times New Roman" w:hAnsi="Times New Roman" w:cs="Times New Roman"/>
-          <w:sz w:val="24"/>
-          <w:szCs w:val="24"/>
-        </w:rPr>
-        <w:t>novamente durante a animação de ataque (janela de 0,2 segundos), executas um combo com um segundo golpe.</w:t>
-      </w:r>
-    </w:p>
-    <w:p>
-      <w:pPr>
-        <w:rPr>
-          <w:rFonts w:ascii="Times New Roman" w:hAnsi="Times New Roman" w:cs="Times New Roman"/>
-          <w:sz w:val="24"/>
-          <w:szCs w:val="24"/>
-        </w:rPr>
-      </w:pPr>
-      <w:r>
-        <w:rPr>
-          <w:rFonts w:ascii="Times New Roman" w:hAnsi="Times New Roman" w:cs="Times New Roman"/>
-          <w:sz w:val="24"/>
-          <w:szCs w:val="24"/>
-        </w:rPr>
-        <w:t>- Os inimigos reagem ao dano com uma animação de atordoamento (stun) e são empurrados para trás (knockback).</w:t>
-      </w:r>
-    </w:p>
-    <w:p>
-      <w:pPr>
-        <w:rPr>
-          <w:rFonts w:ascii="Times New Roman" w:hAnsi="Times New Roman" w:cs="Times New Roman"/>
-          <w:sz w:val="24"/>
-          <w:szCs w:val="24"/>
-        </w:rPr>
-      </w:pPr>
-      <w:r>
-        <w:rPr>
-          <w:rFonts w:ascii="Times New Roman" w:hAnsi="Times New Roman" w:cs="Times New Roman"/>
-          <w:sz w:val="24"/>
-          <w:szCs w:val="24"/>
-        </w:rPr>
-        <w:t>- Ao derrotar um inimigo, este deixa cair Soul (moeda) que podes recolher passando por cima.</w:t>
-      </w:r>
+        <w:t xml:space="preserve"> (Esquiva)</w:t>
+      </w:r>
+      <w:bookmarkEnd w:id="12"/>
+    </w:p>
+    <w:p>
+      <w:pPr>
+        <w:rPr>
+          <w:rFonts w:ascii="Times New Roman" w:hAnsi="Times New Roman" w:cs="Times New Roman"/>
+          <w:sz w:val="24"/>
+          <w:szCs w:val="24"/>
+        </w:rPr>
+      </w:pPr>
+    </w:p>
+    <w:p>
+      <w:pPr>
+        <w:jc w:val="both"/>
+        <w:rPr>
+          <w:rFonts w:ascii="Times New Roman" w:hAnsi="Times New Roman" w:cs="Times New Roman"/>
+          <w:sz w:val="24"/>
+          <w:szCs w:val="24"/>
+        </w:rPr>
+      </w:pPr>
+      <w:r>
+        <w:rPr>
+          <w:rFonts w:ascii="Times New Roman" w:hAnsi="Times New Roman" w:cs="Times New Roman"/>
+          <w:sz w:val="24"/>
+          <w:szCs w:val="24"/>
+        </w:rPr>
+        <w:t>O</w:t>
+      </w:r>
+      <w:r>
+        <w:rPr>
+          <w:rFonts w:ascii="Times New Roman" w:hAnsi="Times New Roman" w:cs="Times New Roman"/>
+          <w:sz w:val="24"/>
+          <w:szCs w:val="24"/>
+        </w:rPr>
+        <w:t xml:space="preserve"> </w:t>
+      </w:r>
+      <w:proofErr w:type="spellStart"/>
+      <w:r>
+        <w:rPr>
+          <w:rFonts w:ascii="Times New Roman" w:hAnsi="Times New Roman" w:cs="Times New Roman"/>
+          <w:sz w:val="24"/>
+          <w:szCs w:val="24"/>
+        </w:rPr>
+        <w:t>Dash</w:t>
+      </w:r>
+      <w:proofErr w:type="spellEnd"/>
+      <w:r>
+        <w:rPr>
+          <w:rFonts w:ascii="Times New Roman" w:hAnsi="Times New Roman" w:cs="Times New Roman"/>
+          <w:sz w:val="24"/>
+          <w:szCs w:val="24"/>
+        </w:rPr>
+        <w:t xml:space="preserve"> é um movimento rápido horizontal que te permite esquivar de inimigos ou atravessar pequenos vãos.</w:t>
+      </w:r>
+    </w:p>
+    <w:p>
+      <w:pPr>
+        <w:jc w:val="both"/>
+        <w:rPr>
+          <w:rFonts w:ascii="Times New Roman" w:hAnsi="Times New Roman" w:cs="Times New Roman"/>
+          <w:sz w:val="24"/>
+          <w:szCs w:val="24"/>
+        </w:rPr>
+      </w:pPr>
+      <w:r>
+        <w:rPr>
+          <w:rFonts w:ascii="Times New Roman" w:hAnsi="Times New Roman" w:cs="Times New Roman"/>
+          <w:sz w:val="24"/>
+          <w:szCs w:val="24"/>
+        </w:rPr>
+        <w:t xml:space="preserve">Pressiona Shift para executar o </w:t>
+      </w:r>
+      <w:proofErr w:type="spellStart"/>
+      <w:r>
+        <w:rPr>
+          <w:rFonts w:ascii="Times New Roman" w:hAnsi="Times New Roman" w:cs="Times New Roman"/>
+          <w:sz w:val="24"/>
+          <w:szCs w:val="24"/>
+        </w:rPr>
+        <w:t>dash</w:t>
+      </w:r>
+      <w:proofErr w:type="spellEnd"/>
+      <w:r>
+        <w:rPr>
+          <w:rFonts w:ascii="Times New Roman" w:hAnsi="Times New Roman" w:cs="Times New Roman"/>
+          <w:sz w:val="24"/>
+          <w:szCs w:val="24"/>
+        </w:rPr>
+        <w:t xml:space="preserve"> na direção para onde o personagem está virado.</w:t>
+      </w:r>
+    </w:p>
+    <w:p>
+      <w:pPr>
+        <w:jc w:val="both"/>
+        <w:rPr>
+          <w:rFonts w:ascii="Times New Roman" w:hAnsi="Times New Roman" w:cs="Times New Roman"/>
+          <w:sz w:val="24"/>
+          <w:szCs w:val="24"/>
+        </w:rPr>
+      </w:pPr>
+      <w:r>
+        <w:rPr>
+          <w:rFonts w:ascii="Times New Roman" w:hAnsi="Times New Roman" w:cs="Times New Roman"/>
+          <w:sz w:val="24"/>
+          <w:szCs w:val="24"/>
+        </w:rPr>
+        <w:t xml:space="preserve">Durante o </w:t>
+      </w:r>
+      <w:proofErr w:type="spellStart"/>
+      <w:r>
+        <w:rPr>
+          <w:rFonts w:ascii="Times New Roman" w:hAnsi="Times New Roman" w:cs="Times New Roman"/>
+          <w:sz w:val="24"/>
+          <w:szCs w:val="24"/>
+        </w:rPr>
+        <w:t>dash</w:t>
+      </w:r>
+      <w:proofErr w:type="spellEnd"/>
+      <w:r>
+        <w:rPr>
+          <w:rFonts w:ascii="Times New Roman" w:hAnsi="Times New Roman" w:cs="Times New Roman"/>
+          <w:sz w:val="24"/>
+          <w:szCs w:val="24"/>
+        </w:rPr>
+        <w:t>, és invulnerável a dano.</w:t>
+      </w:r>
+    </w:p>
+    <w:p>
+      <w:pPr>
+        <w:jc w:val="both"/>
+        <w:rPr>
+          <w:rFonts w:ascii="Times New Roman" w:hAnsi="Times New Roman" w:cs="Times New Roman"/>
+          <w:sz w:val="24"/>
+          <w:szCs w:val="24"/>
+        </w:rPr>
+      </w:pPr>
+      <w:r>
+        <w:rPr>
+          <w:rFonts w:ascii="Times New Roman" w:hAnsi="Times New Roman" w:cs="Times New Roman"/>
+          <w:sz w:val="24"/>
+          <w:szCs w:val="24"/>
+        </w:rPr>
+        <w:t xml:space="preserve">Após o </w:t>
+      </w:r>
+      <w:proofErr w:type="spellStart"/>
+      <w:r>
+        <w:rPr>
+          <w:rFonts w:ascii="Times New Roman" w:hAnsi="Times New Roman" w:cs="Times New Roman"/>
+          <w:sz w:val="24"/>
+          <w:szCs w:val="24"/>
+        </w:rPr>
+        <w:t>dash</w:t>
+      </w:r>
+      <w:proofErr w:type="spellEnd"/>
+      <w:r>
+        <w:rPr>
+          <w:rFonts w:ascii="Times New Roman" w:hAnsi="Times New Roman" w:cs="Times New Roman"/>
+          <w:sz w:val="24"/>
+          <w:szCs w:val="24"/>
+        </w:rPr>
+        <w:t>, um efeito visual de "fantasma" (</w:t>
+      </w:r>
+      <w:proofErr w:type="spellStart"/>
+      <w:r>
+        <w:rPr>
+          <w:rFonts w:ascii="Times New Roman" w:hAnsi="Times New Roman" w:cs="Times New Roman"/>
+          <w:sz w:val="24"/>
+          <w:szCs w:val="24"/>
+        </w:rPr>
+        <w:t>ghost</w:t>
+      </w:r>
+      <w:proofErr w:type="spellEnd"/>
+      <w:r>
+        <w:rPr>
+          <w:rFonts w:ascii="Times New Roman" w:hAnsi="Times New Roman" w:cs="Times New Roman"/>
+          <w:sz w:val="24"/>
+          <w:szCs w:val="24"/>
+        </w:rPr>
+        <w:t>) aparece momentaneamente.</w:t>
+      </w:r>
+    </w:p>
+    <w:p>
+      <w:pPr>
+        <w:jc w:val="both"/>
+        <w:rPr>
+          <w:rFonts w:ascii="Times New Roman" w:hAnsi="Times New Roman" w:cs="Times New Roman"/>
+          <w:sz w:val="24"/>
+          <w:szCs w:val="24"/>
+        </w:rPr>
+      </w:pPr>
+      <w:r>
+        <w:rPr>
+          <w:rFonts w:ascii="Times New Roman" w:hAnsi="Times New Roman" w:cs="Times New Roman"/>
+          <w:sz w:val="24"/>
+          <w:szCs w:val="24"/>
+        </w:rPr>
+        <w:t xml:space="preserve">Só podes usar o </w:t>
+      </w:r>
+      <w:proofErr w:type="spellStart"/>
+      <w:r>
+        <w:rPr>
+          <w:rFonts w:ascii="Times New Roman" w:hAnsi="Times New Roman" w:cs="Times New Roman"/>
+          <w:sz w:val="24"/>
+          <w:szCs w:val="24"/>
+        </w:rPr>
+        <w:t>dash</w:t>
+      </w:r>
+      <w:proofErr w:type="spellEnd"/>
+      <w:r>
+        <w:rPr>
+          <w:rFonts w:ascii="Times New Roman" w:hAnsi="Times New Roman" w:cs="Times New Roman"/>
+          <w:sz w:val="24"/>
+          <w:szCs w:val="24"/>
+        </w:rPr>
+        <w:t xml:space="preserve"> uma vez por salto. Assim que tocares no chão, o uso é renovado.</w:t>
+      </w:r>
+    </w:p>
+    <w:p>
+      <w:pPr>
+        <w:rPr>
+          <w:rFonts w:ascii="Times New Roman" w:hAnsi="Times New Roman" w:cs="Times New Roman"/>
+          <w:sz w:val="24"/>
+          <w:szCs w:val="24"/>
+        </w:rPr>
+      </w:pPr>
     </w:p>
     <w:p>
       <w:pPr>
@@ -4909,7 +6909,7 @@
           <w:szCs w:val="28"/>
         </w:rPr>
       </w:pPr>
-      <w:bookmarkStart w:id="14" w:name="_Toc228219789"/>
+      <w:bookmarkStart w:id="13" w:name="_Toc228219788"/>
       <w:r>
         <w:rPr>
           <w:rFonts w:ascii="Times New Roman" w:hAnsi="Times New Roman" w:cs="Times New Roman"/>
@@ -4919,396 +6919,201 @@
           <w:sz w:val="28"/>
           <w:szCs w:val="28"/>
         </w:rPr>
-        <w:lastRenderedPageBreak/>
-        <w:t>6.4. Moedas e Recolha de Soul</w:t>
-      </w:r>
-      <w:bookmarkEnd w:id="14"/>
-    </w:p>
-    <w:p>
-      <w:pPr>
-        <w:rPr>
-          <w:rFonts w:ascii="Times New Roman" w:hAnsi="Times New Roman" w:cs="Times New Roman"/>
-          <w:sz w:val="24"/>
-          <w:szCs w:val="24"/>
-        </w:rPr>
-      </w:pPr>
-    </w:p>
-    <w:p>
-      <w:pPr>
-        <w:rPr>
-          <w:rFonts w:ascii="Times New Roman" w:hAnsi="Times New Roman" w:cs="Times New Roman"/>
-          <w:sz w:val="24"/>
-          <w:szCs w:val="24"/>
-        </w:rPr>
-      </w:pPr>
-      <w:r>
-        <w:rPr>
-          <w:rFonts w:ascii="Times New Roman" w:hAnsi="Times New Roman" w:cs="Times New Roman"/>
-          <w:sz w:val="24"/>
-          <w:szCs w:val="24"/>
-        </w:rPr>
-        <w:t>O jogo utiliza duas moedas:</w:t>
-      </w:r>
-    </w:p>
-    <w:p>
-      <w:pPr>
-        <w:rPr>
-          <w:rFonts w:ascii="Times New Roman" w:hAnsi="Times New Roman" w:cs="Times New Roman"/>
-          <w:sz w:val="24"/>
-          <w:szCs w:val="24"/>
-        </w:rPr>
-      </w:pPr>
-      <w:r>
-        <w:rPr>
-          <w:rFonts w:ascii="Times New Roman" w:hAnsi="Times New Roman" w:cs="Times New Roman"/>
-          <w:sz w:val="24"/>
-          <w:szCs w:val="24"/>
-        </w:rPr>
-        <w:t>Soul: Obtida ao derrotar inimigos. As moedas Soul caem no chão com um pequeno quique e podem ser recolhidas tocando-lhes. Servem para comprar Upgrades na loja.</w:t>
-      </w:r>
-    </w:p>
-    <w:p>
-      <w:pPr>
-        <w:rPr>
-          <w:rFonts w:ascii="Times New Roman" w:hAnsi="Times New Roman" w:cs="Times New Roman"/>
-          <w:sz w:val="24"/>
-          <w:szCs w:val="24"/>
-        </w:rPr>
-      </w:pPr>
-      <w:r>
-        <w:rPr>
-          <w:rFonts w:ascii="Times New Roman" w:hAnsi="Times New Roman" w:cs="Times New Roman"/>
-          <w:sz w:val="24"/>
-          <w:szCs w:val="24"/>
-        </w:rPr>
-        <w:t>Gems: Obtida através de pacotes na Loja. Serve para comprar Cosméticos.</w:t>
-      </w:r>
-    </w:p>
-    <w:p>
-      <w:pPr>
-        <w:rPr>
-          <w:rFonts w:ascii="Times New Roman" w:hAnsi="Times New Roman" w:cs="Times New Roman"/>
-          <w:sz w:val="24"/>
-          <w:szCs w:val="24"/>
-        </w:rPr>
-      </w:pPr>
-    </w:p>
-    <w:p>
-      <w:pPr>
-        <w:rPr>
-          <w:rFonts w:ascii="Times New Roman" w:hAnsi="Times New Roman" w:cs="Times New Roman"/>
-          <w:sz w:val="24"/>
-          <w:szCs w:val="24"/>
-        </w:rPr>
-      </w:pPr>
-      <w:r>
-        <w:rPr>
-          <w:rFonts w:ascii="Times New Roman" w:hAnsi="Times New Roman" w:cs="Times New Roman"/>
-          <w:sz w:val="24"/>
-          <w:szCs w:val="24"/>
-        </w:rPr>
-        <w:t>Quando recolhes uma Soul, esta desloca-se em direção ao personagem e desaparece com uma animação. O teu saldo atual é visível na interface da loja</w:t>
-      </w:r>
-      <w:r>
-        <w:rPr>
-          <w:rFonts w:ascii="Times New Roman" w:hAnsi="Times New Roman" w:cs="Times New Roman"/>
-          <w:sz w:val="24"/>
-          <w:szCs w:val="24"/>
-        </w:rPr>
-        <w:t>.</w:t>
-      </w:r>
-    </w:p>
-    <w:p>
-      <w:pPr>
-        <w:rPr>
-          <w:rFonts w:ascii="Times New Roman" w:hAnsi="Times New Roman" w:cs="Times New Roman"/>
-          <w:sz w:val="24"/>
-          <w:szCs w:val="24"/>
-        </w:rPr>
-      </w:pPr>
-    </w:p>
-    <w:p>
-      <w:pPr>
-        <w:rPr>
-          <w:rFonts w:ascii="Times New Roman" w:hAnsi="Times New Roman" w:cs="Times New Roman"/>
-          <w:sz w:val="24"/>
-          <w:szCs w:val="24"/>
-        </w:rPr>
-      </w:pPr>
-      <w:r>
-        <w:rPr>
-          <w:rFonts w:ascii="Times New Roman" w:hAnsi="Times New Roman" w:cs="Times New Roman"/>
-          <w:sz w:val="24"/>
-          <w:szCs w:val="24"/>
-        </w:rPr>
-        <w:t>Na Loja, clica num pacote de Gems e depois em Simulate Payment. Após 1,5 segundos de processamento simulado, as Gems são adicionadas à tua conta.</w:t>
-      </w:r>
-    </w:p>
-    <w:p>
-      <w:pPr>
-        <w:rPr>
-          <w:rFonts w:ascii="Times New Roman" w:hAnsi="Times New Roman" w:cs="Times New Roman"/>
-          <w:sz w:val="24"/>
-          <w:szCs w:val="24"/>
-        </w:rPr>
-      </w:pPr>
+        <w:t>6.3. Combate</w:t>
+      </w:r>
+      <w:bookmarkEnd w:id="13"/>
+    </w:p>
+    <w:p>
+      <w:pPr>
+        <w:rPr>
+          <w:rFonts w:ascii="Times New Roman" w:hAnsi="Times New Roman" w:cs="Times New Roman"/>
+          <w:sz w:val="24"/>
+          <w:szCs w:val="24"/>
+        </w:rPr>
+      </w:pPr>
+    </w:p>
+    <w:p>
+      <w:pPr>
+        <w:rPr>
+          <w:rFonts w:ascii="Times New Roman" w:hAnsi="Times New Roman" w:cs="Times New Roman"/>
+          <w:sz w:val="24"/>
+          <w:szCs w:val="24"/>
+        </w:rPr>
+      </w:pPr>
+      <w:r>
+        <w:rPr>
+          <w:rFonts w:ascii="Times New Roman" w:hAnsi="Times New Roman" w:cs="Times New Roman"/>
+          <w:sz w:val="24"/>
+          <w:szCs w:val="24"/>
+        </w:rPr>
+        <w:t xml:space="preserve">O combate é corpo-a-corpo, utilizando a </w:t>
+      </w:r>
+      <w:r>
+        <w:rPr>
+          <w:rFonts w:ascii="Times New Roman" w:hAnsi="Times New Roman" w:cs="Times New Roman"/>
+          <w:sz w:val="24"/>
+          <w:szCs w:val="24"/>
+        </w:rPr>
+        <w:t>espada</w:t>
+      </w:r>
+      <w:r>
+        <w:rPr>
+          <w:rFonts w:ascii="Times New Roman" w:hAnsi="Times New Roman" w:cs="Times New Roman"/>
+          <w:sz w:val="24"/>
+          <w:szCs w:val="24"/>
+        </w:rPr>
+        <w:t xml:space="preserve"> do protagonista.</w:t>
+      </w:r>
+    </w:p>
+    <w:p>
+      <w:pPr>
+        <w:rPr>
+          <w:rFonts w:ascii="Times New Roman" w:hAnsi="Times New Roman" w:cs="Times New Roman"/>
+          <w:sz w:val="24"/>
+          <w:szCs w:val="24"/>
+        </w:rPr>
+      </w:pPr>
+    </w:p>
+    <w:p>
+      <w:pPr>
+        <w:rPr>
+          <w:rFonts w:ascii="Times New Roman" w:hAnsi="Times New Roman" w:cs="Times New Roman"/>
+          <w:sz w:val="24"/>
+          <w:szCs w:val="24"/>
+        </w:rPr>
+      </w:pPr>
+      <w:r>
+        <w:rPr>
+          <w:rFonts w:ascii="Times New Roman" w:hAnsi="Times New Roman" w:cs="Times New Roman"/>
+          <w:sz w:val="24"/>
+          <w:szCs w:val="24"/>
+        </w:rPr>
+        <w:t xml:space="preserve">- Pressiona </w:t>
+      </w:r>
+      <w:r>
+        <w:rPr>
+          <w:rFonts w:ascii="Times New Roman" w:hAnsi="Times New Roman" w:cs="Times New Roman"/>
+          <w:sz w:val="24"/>
+          <w:szCs w:val="24"/>
+        </w:rPr>
+        <w:t>o Botão esquerdo do mouse</w:t>
+      </w:r>
+      <w:r>
+        <w:rPr>
+          <w:rFonts w:ascii="Times New Roman" w:hAnsi="Times New Roman" w:cs="Times New Roman"/>
+          <w:sz w:val="24"/>
+          <w:szCs w:val="24"/>
+        </w:rPr>
+        <w:t xml:space="preserve"> para atacar. </w:t>
+      </w:r>
+    </w:p>
+    <w:p>
+      <w:pPr>
+        <w:rPr>
+          <w:rFonts w:ascii="Times New Roman" w:hAnsi="Times New Roman" w:cs="Times New Roman"/>
+          <w:sz w:val="24"/>
+          <w:szCs w:val="24"/>
+        </w:rPr>
+      </w:pPr>
+      <w:r>
+        <w:rPr>
+          <w:rFonts w:ascii="Times New Roman" w:hAnsi="Times New Roman" w:cs="Times New Roman"/>
+          <w:sz w:val="24"/>
+          <w:szCs w:val="24"/>
+        </w:rPr>
+        <w:t xml:space="preserve">- Se pressionares </w:t>
+      </w:r>
+      <w:r>
+        <w:rPr>
+          <w:rFonts w:ascii="Times New Roman" w:hAnsi="Times New Roman" w:cs="Times New Roman"/>
+          <w:sz w:val="24"/>
+          <w:szCs w:val="24"/>
+        </w:rPr>
+        <w:t xml:space="preserve">o Botão esquerdo </w:t>
+      </w:r>
+      <w:r>
+        <w:rPr>
+          <w:rFonts w:ascii="Times New Roman" w:hAnsi="Times New Roman" w:cs="Times New Roman"/>
+          <w:sz w:val="24"/>
+          <w:szCs w:val="24"/>
+        </w:rPr>
+        <w:t>novamente durante a animação de ataque (janela de 0,2 segundos), executas um combo com um segundo golpe.</w:t>
+      </w:r>
+    </w:p>
+    <w:p>
+      <w:pPr>
+        <w:rPr>
+          <w:rFonts w:ascii="Times New Roman" w:hAnsi="Times New Roman" w:cs="Times New Roman"/>
+          <w:sz w:val="24"/>
+          <w:szCs w:val="24"/>
+        </w:rPr>
+      </w:pPr>
+      <w:r>
+        <w:rPr>
+          <w:rFonts w:ascii="Times New Roman" w:hAnsi="Times New Roman" w:cs="Times New Roman"/>
+          <w:sz w:val="24"/>
+          <w:szCs w:val="24"/>
+        </w:rPr>
+        <w:t>- Os inimigos reagem ao dano com uma animação de atordoamento (</w:t>
+      </w:r>
+      <w:proofErr w:type="spellStart"/>
+      <w:r>
+        <w:rPr>
+          <w:rFonts w:ascii="Times New Roman" w:hAnsi="Times New Roman" w:cs="Times New Roman"/>
+          <w:sz w:val="24"/>
+          <w:szCs w:val="24"/>
+        </w:rPr>
+        <w:t>stun</w:t>
+      </w:r>
+      <w:proofErr w:type="spellEnd"/>
+      <w:r>
+        <w:rPr>
+          <w:rFonts w:ascii="Times New Roman" w:hAnsi="Times New Roman" w:cs="Times New Roman"/>
+          <w:sz w:val="24"/>
+          <w:szCs w:val="24"/>
+        </w:rPr>
+        <w:t>) e são empurrados para trás (</w:t>
+      </w:r>
+      <w:proofErr w:type="spellStart"/>
+      <w:r>
+        <w:rPr>
+          <w:rFonts w:ascii="Times New Roman" w:hAnsi="Times New Roman" w:cs="Times New Roman"/>
+          <w:sz w:val="24"/>
+          <w:szCs w:val="24"/>
+        </w:rPr>
+        <w:t>knockback</w:t>
+      </w:r>
+      <w:proofErr w:type="spellEnd"/>
+      <w:r>
+        <w:rPr>
+          <w:rFonts w:ascii="Times New Roman" w:hAnsi="Times New Roman" w:cs="Times New Roman"/>
+          <w:sz w:val="24"/>
+          <w:szCs w:val="24"/>
+        </w:rPr>
+        <w:t>).</w:t>
+      </w:r>
+    </w:p>
+    <w:p>
+      <w:pPr>
+        <w:rPr>
+          <w:rFonts w:ascii="Times New Roman" w:hAnsi="Times New Roman" w:cs="Times New Roman"/>
+          <w:sz w:val="24"/>
+          <w:szCs w:val="24"/>
+        </w:rPr>
+      </w:pPr>
+      <w:r>
+        <w:rPr>
+          <w:rFonts w:ascii="Times New Roman" w:hAnsi="Times New Roman" w:cs="Times New Roman"/>
+          <w:sz w:val="24"/>
+          <w:szCs w:val="24"/>
+        </w:rPr>
+        <w:t>- Ao derrotar um inimigo, este deixa cair Soul (moeda) que podes recolher passando por cima.</w:t>
+      </w:r>
     </w:p>
     <w:p>
       <w:pPr>
         <w:pStyle w:val="Ttulo2"/>
         <w:rPr>
-          <w:rFonts w:ascii="Times New Roman" w:hAnsi="Times New Roman" w:cs="Times New Roman"/>
-          <w:b/>
-          <w:bCs/>
-          <w:color w:val="auto"/>
-        </w:rPr>
-      </w:pPr>
-      <w:bookmarkStart w:id="15" w:name="_Toc228219790"/>
-      <w:r>
-        <w:rPr>
-          <w:rFonts w:ascii="Times New Roman" w:hAnsi="Times New Roman" w:cs="Times New Roman"/>
-          <w:b/>
-          <w:bCs/>
-          <w:color w:val="auto"/>
-        </w:rPr>
-        <w:t>6.5. Interação com o Vendedor</w:t>
-      </w:r>
-      <w:bookmarkEnd w:id="15"/>
-    </w:p>
-    <w:p>
-      <w:pPr>
-        <w:rPr>
-          <w:rFonts w:ascii="Times New Roman" w:hAnsi="Times New Roman" w:cs="Times New Roman"/>
-          <w:sz w:val="24"/>
-          <w:szCs w:val="24"/>
-        </w:rPr>
-      </w:pPr>
-    </w:p>
-    <w:p>
-      <w:pPr>
-        <w:rPr>
-          <w:rFonts w:ascii="Times New Roman" w:hAnsi="Times New Roman" w:cs="Times New Roman"/>
-          <w:sz w:val="24"/>
-          <w:szCs w:val="24"/>
-        </w:rPr>
-      </w:pPr>
-      <w:r>
-        <w:rPr>
-          <w:rFonts w:ascii="Times New Roman" w:hAnsi="Times New Roman" w:cs="Times New Roman"/>
-          <w:sz w:val="24"/>
-          <w:szCs w:val="24"/>
-        </w:rPr>
-        <w:t>Em algumas áreas do jogo, encontras um vendedor (NPC). Para interagir com ele:</w:t>
-      </w:r>
-    </w:p>
-    <w:p>
-      <w:pPr>
-        <w:rPr>
-          <w:rFonts w:ascii="Times New Roman" w:hAnsi="Times New Roman" w:cs="Times New Roman"/>
-          <w:sz w:val="24"/>
-          <w:szCs w:val="24"/>
-        </w:rPr>
-      </w:pPr>
-    </w:p>
-    <w:p>
-      <w:pPr>
-        <w:rPr>
-          <w:rFonts w:ascii="Times New Roman" w:hAnsi="Times New Roman" w:cs="Times New Roman"/>
-          <w:sz w:val="24"/>
-          <w:szCs w:val="24"/>
-        </w:rPr>
-      </w:pPr>
-      <w:r>
-        <w:rPr>
-          <w:rFonts w:ascii="Times New Roman" w:hAnsi="Times New Roman" w:cs="Times New Roman"/>
-          <w:sz w:val="24"/>
-          <w:szCs w:val="24"/>
-        </w:rPr>
-        <w:t>1. Aproxima-te do vendedor. Uma mensagem "Pressiona E" aparece no ecrã.</w:t>
-      </w:r>
-    </w:p>
-    <w:p>
-      <w:pPr>
-        <w:rPr>
-          <w:rFonts w:ascii="Times New Roman" w:hAnsi="Times New Roman" w:cs="Times New Roman"/>
-          <w:sz w:val="24"/>
-          <w:szCs w:val="24"/>
-        </w:rPr>
-      </w:pPr>
-      <w:r>
-        <w:rPr>
-          <w:rFonts w:ascii="Times New Roman" w:hAnsi="Times New Roman" w:cs="Times New Roman"/>
-          <w:sz w:val="24"/>
-          <w:szCs w:val="24"/>
-        </w:rPr>
-        <w:t>2. Pressiona E para abrir a Loja.</w:t>
-      </w:r>
-    </w:p>
-    <w:p>
-      <w:pPr>
-        <w:rPr>
-          <w:rFonts w:ascii="Times New Roman" w:hAnsi="Times New Roman" w:cs="Times New Roman"/>
-          <w:sz w:val="24"/>
-          <w:szCs w:val="24"/>
-        </w:rPr>
-      </w:pPr>
-      <w:r>
-        <w:rPr>
-          <w:rFonts w:ascii="Times New Roman" w:hAnsi="Times New Roman" w:cs="Times New Roman"/>
-          <w:sz w:val="24"/>
-          <w:szCs w:val="24"/>
-        </w:rPr>
-        <w:t>3. Navega pelas abas (Upgrades, Cosméticos, Gems Shop) e compra os itens que desejares.</w:t>
-      </w:r>
-    </w:p>
-    <w:p>
-      <w:pPr>
-        <w:rPr>
-          <w:rFonts w:ascii="Times New Roman" w:hAnsi="Times New Roman" w:cs="Times New Roman"/>
-          <w:sz w:val="24"/>
-          <w:szCs w:val="24"/>
-        </w:rPr>
-      </w:pPr>
-      <w:r>
-        <w:rPr>
-          <w:rFonts w:ascii="Times New Roman" w:hAnsi="Times New Roman" w:cs="Times New Roman"/>
-          <w:sz w:val="24"/>
-          <w:szCs w:val="24"/>
-        </w:rPr>
-        <w:t>4. Clica em Close ou pressiona ESC para fechar a Loja e continuar o jogo.</w:t>
-      </w:r>
-    </w:p>
-    <w:p>
-      <w:pPr>
-        <w:rPr>
-          <w:rFonts w:ascii="Times New Roman" w:hAnsi="Times New Roman" w:cs="Times New Roman"/>
-          <w:sz w:val="24"/>
-          <w:szCs w:val="24"/>
-        </w:rPr>
-      </w:pPr>
-    </w:p>
-    <w:p>
-      <w:pPr>
-        <w:rPr>
-          <w:rFonts w:ascii="Times New Roman" w:hAnsi="Times New Roman" w:cs="Times New Roman"/>
-          <w:sz w:val="24"/>
-          <w:szCs w:val="24"/>
-        </w:rPr>
-      </w:pPr>
-    </w:p>
-    <w:p>
-      <w:pPr>
-        <w:rPr>
-          <w:rFonts w:ascii="Times New Roman" w:hAnsi="Times New Roman" w:cs="Times New Roman"/>
-          <w:sz w:val="24"/>
-          <w:szCs w:val="24"/>
-        </w:rPr>
-      </w:pPr>
-      <w:r>
-        <w:rPr>
-          <w:rFonts w:ascii="Times New Roman" w:hAnsi="Times New Roman" w:cs="Times New Roman"/>
-          <w:sz w:val="24"/>
-          <w:szCs w:val="24"/>
-        </w:rPr>
-        <w:br w:type="page"/>
-      </w:r>
-    </w:p>
-    <w:p>
-      <w:pPr>
-        <w:pStyle w:val="Ttulo1"/>
-        <w:rPr>
-          <w:rFonts w:ascii="Times New Roman" w:hAnsi="Times New Roman" w:cs="Times New Roman"/>
-          <w:b/>
-          <w:bCs/>
-        </w:rPr>
-      </w:pPr>
-      <w:bookmarkStart w:id="16" w:name="_Toc228219791"/>
-      <w:r>
-        <w:rPr>
-          <w:rFonts w:ascii="Times New Roman" w:hAnsi="Times New Roman" w:cs="Times New Roman"/>
-          <w:b/>
-          <w:bCs/>
-          <w:color w:val="auto"/>
-        </w:rPr>
-        <w:lastRenderedPageBreak/>
-        <w:t>7. Sistema de Saves</w:t>
-      </w:r>
-      <w:bookmarkEnd w:id="16"/>
-    </w:p>
-    <w:p>
-      <w:pPr>
-        <w:rPr>
-          <w:rFonts w:ascii="Times New Roman" w:hAnsi="Times New Roman" w:cs="Times New Roman"/>
-          <w:sz w:val="24"/>
-          <w:szCs w:val="24"/>
-        </w:rPr>
-      </w:pPr>
-    </w:p>
-    <w:p>
-      <w:pPr>
-        <w:rPr>
-          <w:rFonts w:ascii="Times New Roman" w:hAnsi="Times New Roman" w:cs="Times New Roman"/>
-          <w:sz w:val="24"/>
-          <w:szCs w:val="24"/>
-        </w:rPr>
-      </w:pPr>
-      <w:r>
-        <w:rPr>
-          <w:rFonts w:ascii="Times New Roman" w:hAnsi="Times New Roman" w:cs="Times New Roman"/>
-          <w:sz w:val="24"/>
-          <w:szCs w:val="24"/>
-        </w:rPr>
-        <w:t xml:space="preserve">O progresso no SoulBound é guardado de </w:t>
-      </w:r>
-      <w:r>
-        <w:rPr>
-          <w:rFonts w:ascii="Times New Roman" w:hAnsi="Times New Roman" w:cs="Times New Roman"/>
-          <w:sz w:val="24"/>
-          <w:szCs w:val="24"/>
-        </w:rPr>
-        <w:t>duas</w:t>
-      </w:r>
-      <w:r>
-        <w:rPr>
-          <w:rFonts w:ascii="Times New Roman" w:hAnsi="Times New Roman" w:cs="Times New Roman"/>
-          <w:sz w:val="24"/>
-          <w:szCs w:val="24"/>
-        </w:rPr>
-        <w:t xml:space="preserve"> formas:</w:t>
-      </w:r>
-    </w:p>
-    <w:p>
-      <w:pPr>
-        <w:rPr>
-          <w:rFonts w:ascii="Times New Roman" w:hAnsi="Times New Roman" w:cs="Times New Roman"/>
-          <w:sz w:val="24"/>
-          <w:szCs w:val="24"/>
-        </w:rPr>
-      </w:pPr>
-    </w:p>
-    <w:p>
-      <w:pPr>
-        <w:rPr>
-          <w:rFonts w:ascii="Times New Roman" w:hAnsi="Times New Roman" w:cs="Times New Roman"/>
-          <w:b/>
-          <w:bCs/>
-          <w:sz w:val="28"/>
-          <w:szCs w:val="28"/>
-        </w:rPr>
-      </w:pPr>
-      <w:r>
-        <w:rPr>
-          <w:rFonts w:ascii="Times New Roman" w:hAnsi="Times New Roman" w:cs="Times New Roman"/>
-          <w:b/>
-          <w:bCs/>
-          <w:sz w:val="28"/>
-          <w:szCs w:val="28"/>
-        </w:rPr>
-        <w:t>7</w:t>
-      </w:r>
-      <w:r>
-        <w:rPr>
-          <w:rStyle w:val="Ttulo2Carter"/>
           <w:rFonts w:ascii="Times New Roman" w:hAnsi="Times New Roman" w:cs="Times New Roman"/>
           <w:b/>
           <w:bCs/>
@@ -5316,106 +7121,9 @@
           <w:sz w:val="28"/>
           <w:szCs w:val="28"/>
         </w:rPr>
-        <w:t>.1. Autosave (Automático)</w:t>
-      </w:r>
-    </w:p>
-    <w:p>
-      <w:pPr>
-        <w:rPr>
-          <w:rFonts w:ascii="Times New Roman" w:hAnsi="Times New Roman" w:cs="Times New Roman"/>
-          <w:sz w:val="24"/>
-          <w:szCs w:val="24"/>
-        </w:rPr>
-      </w:pPr>
-      <w:r>
-        <w:rPr>
-          <w:rFonts w:ascii="Times New Roman" w:hAnsi="Times New Roman" w:cs="Times New Roman"/>
-          <w:sz w:val="24"/>
-          <w:szCs w:val="24"/>
-        </w:rPr>
-        <w:t>O jogo grava automaticamente o teu progresso nas seguintes situações:</w:t>
-      </w:r>
-    </w:p>
-    <w:p>
-      <w:pPr>
-        <w:rPr>
-          <w:rFonts w:ascii="Times New Roman" w:hAnsi="Times New Roman" w:cs="Times New Roman"/>
-          <w:sz w:val="24"/>
-          <w:szCs w:val="24"/>
-        </w:rPr>
-      </w:pPr>
-      <w:r>
-        <w:rPr>
-          <w:rFonts w:ascii="Times New Roman" w:hAnsi="Times New Roman" w:cs="Times New Roman"/>
-          <w:sz w:val="24"/>
-          <w:szCs w:val="24"/>
-        </w:rPr>
-        <w:t>Mudança de área: Sempre que atravessas um portal e entras num novo nível.</w:t>
-      </w:r>
-    </w:p>
-    <w:p>
-      <w:pPr>
-        <w:rPr>
-          <w:rFonts w:ascii="Times New Roman" w:hAnsi="Times New Roman" w:cs="Times New Roman"/>
-          <w:sz w:val="24"/>
-          <w:szCs w:val="24"/>
-        </w:rPr>
-      </w:pPr>
-      <w:r>
-        <w:rPr>
-          <w:rFonts w:ascii="Times New Roman" w:hAnsi="Times New Roman" w:cs="Times New Roman"/>
-          <w:sz w:val="24"/>
-          <w:szCs w:val="24"/>
-        </w:rPr>
-        <w:t>Intervalo de tempo: A cada 3 minutos (valor configurável nas Definições).</w:t>
-      </w:r>
-    </w:p>
-    <w:p>
-      <w:pPr>
-        <w:rPr>
-          <w:rFonts w:ascii="Times New Roman" w:hAnsi="Times New Roman" w:cs="Times New Roman"/>
-          <w:sz w:val="24"/>
-          <w:szCs w:val="24"/>
-        </w:rPr>
-      </w:pPr>
-      <w:r>
-        <w:rPr>
-          <w:rFonts w:ascii="Times New Roman" w:hAnsi="Times New Roman" w:cs="Times New Roman"/>
-          <w:sz w:val="24"/>
-          <w:szCs w:val="24"/>
-        </w:rPr>
-        <w:t>Checkpoint: Quando alcanças determinados pontos-chave do jogo.</w:t>
-      </w:r>
-    </w:p>
-    <w:p>
-      <w:pPr>
-        <w:rPr>
-          <w:rFonts w:ascii="Times New Roman" w:hAnsi="Times New Roman" w:cs="Times New Roman"/>
-          <w:sz w:val="24"/>
-          <w:szCs w:val="24"/>
-        </w:rPr>
-      </w:pPr>
-      <w:r>
-        <w:rPr>
-          <w:rFonts w:ascii="Times New Roman" w:hAnsi="Times New Roman" w:cs="Times New Roman"/>
-          <w:sz w:val="24"/>
-          <w:szCs w:val="24"/>
-        </w:rPr>
-        <w:t>Quando um autosave ocorre, o indicador "A guardar..." aparece brevemente no canto do ecrã.</w:t>
-      </w:r>
-    </w:p>
-    <w:p>
-      <w:pPr>
-        <w:rPr>
-          <w:rFonts w:ascii="Times New Roman" w:hAnsi="Times New Roman" w:cs="Times New Roman"/>
-          <w:sz w:val="24"/>
-          <w:szCs w:val="24"/>
-        </w:rPr>
-      </w:pPr>
-    </w:p>
-    <w:p>
-      <w:pPr>
-        <w:pStyle w:val="Ttulo2"/>
+      </w:pPr>
+      <w:bookmarkStart w:id="14" w:name="_Toc228219789"/>
+      <w:r>
         <w:rPr>
           <w:rFonts w:ascii="Times New Roman" w:hAnsi="Times New Roman" w:cs="Times New Roman"/>
           <w:b/>
@@ -5424,10 +7132,579 @@
           <w:sz w:val="28"/>
           <w:szCs w:val="28"/>
         </w:rPr>
-      </w:pPr>
-      <w:bookmarkStart w:id="17" w:name="_Toc228219792"/>
-      <w:r>
-        <w:rPr>
+        <w:lastRenderedPageBreak/>
+        <w:t>6.4. Moedas e Recolha de Soul</w:t>
+      </w:r>
+      <w:bookmarkEnd w:id="14"/>
+    </w:p>
+    <w:p>
+      <w:pPr>
+        <w:rPr>
+          <w:rFonts w:ascii="Times New Roman" w:hAnsi="Times New Roman" w:cs="Times New Roman"/>
+          <w:sz w:val="24"/>
+          <w:szCs w:val="24"/>
+        </w:rPr>
+      </w:pPr>
+    </w:p>
+    <w:p>
+      <w:pPr>
+        <w:rPr>
+          <w:rFonts w:ascii="Times New Roman" w:hAnsi="Times New Roman" w:cs="Times New Roman"/>
+          <w:sz w:val="24"/>
+          <w:szCs w:val="24"/>
+        </w:rPr>
+      </w:pPr>
+      <w:r>
+        <w:rPr>
+          <w:rFonts w:ascii="Times New Roman" w:hAnsi="Times New Roman" w:cs="Times New Roman"/>
+          <w:sz w:val="24"/>
+          <w:szCs w:val="24"/>
+        </w:rPr>
+        <w:t>O jogo utiliza duas moedas:</w:t>
+      </w:r>
+    </w:p>
+    <w:p>
+      <w:pPr>
+        <w:rPr>
+          <w:rFonts w:ascii="Times New Roman" w:hAnsi="Times New Roman" w:cs="Times New Roman"/>
+          <w:sz w:val="24"/>
+          <w:szCs w:val="24"/>
+        </w:rPr>
+      </w:pPr>
+      <w:r>
+        <w:rPr>
+          <w:rFonts w:ascii="Times New Roman" w:hAnsi="Times New Roman" w:cs="Times New Roman"/>
+          <w:sz w:val="24"/>
+          <w:szCs w:val="24"/>
+        </w:rPr>
+        <w:t xml:space="preserve">Soul: Obtida ao derrotar inimigos. As moedas Soul caem no chão com um pequeno </w:t>
+      </w:r>
+      <w:proofErr w:type="spellStart"/>
+      <w:r>
+        <w:rPr>
+          <w:rFonts w:ascii="Times New Roman" w:hAnsi="Times New Roman" w:cs="Times New Roman"/>
+          <w:sz w:val="24"/>
+          <w:szCs w:val="24"/>
+        </w:rPr>
+        <w:t>quique</w:t>
+      </w:r>
+      <w:proofErr w:type="spellEnd"/>
+      <w:r>
+        <w:rPr>
+          <w:rFonts w:ascii="Times New Roman" w:hAnsi="Times New Roman" w:cs="Times New Roman"/>
+          <w:sz w:val="24"/>
+          <w:szCs w:val="24"/>
+        </w:rPr>
+        <w:t xml:space="preserve"> e podem ser recolhidas tocando-lhes. Servem para comprar Upgrades na loja.</w:t>
+      </w:r>
+    </w:p>
+    <w:p>
+      <w:pPr>
+        <w:rPr>
+          <w:rFonts w:ascii="Times New Roman" w:hAnsi="Times New Roman" w:cs="Times New Roman"/>
+          <w:sz w:val="24"/>
+          <w:szCs w:val="24"/>
+        </w:rPr>
+      </w:pPr>
+      <w:proofErr w:type="spellStart"/>
+      <w:r>
+        <w:rPr>
+          <w:rFonts w:ascii="Times New Roman" w:hAnsi="Times New Roman" w:cs="Times New Roman"/>
+          <w:sz w:val="24"/>
+          <w:szCs w:val="24"/>
+        </w:rPr>
+        <w:t>Gems</w:t>
+      </w:r>
+      <w:proofErr w:type="spellEnd"/>
+      <w:r>
+        <w:rPr>
+          <w:rFonts w:ascii="Times New Roman" w:hAnsi="Times New Roman" w:cs="Times New Roman"/>
+          <w:sz w:val="24"/>
+          <w:szCs w:val="24"/>
+        </w:rPr>
+        <w:t>: Obtida através de pacotes na Loja. Serve para comprar Cosméticos.</w:t>
+      </w:r>
+    </w:p>
+    <w:p>
+      <w:pPr>
+        <w:rPr>
+          <w:rFonts w:ascii="Times New Roman" w:hAnsi="Times New Roman" w:cs="Times New Roman"/>
+          <w:sz w:val="24"/>
+          <w:szCs w:val="24"/>
+        </w:rPr>
+      </w:pPr>
+    </w:p>
+    <w:p>
+      <w:pPr>
+        <w:rPr>
+          <w:rFonts w:ascii="Times New Roman" w:hAnsi="Times New Roman" w:cs="Times New Roman"/>
+          <w:sz w:val="24"/>
+          <w:szCs w:val="24"/>
+        </w:rPr>
+      </w:pPr>
+      <w:r>
+        <w:rPr>
+          <w:rFonts w:ascii="Times New Roman" w:hAnsi="Times New Roman" w:cs="Times New Roman"/>
+          <w:sz w:val="24"/>
+          <w:szCs w:val="24"/>
+        </w:rPr>
+        <w:t>Quando recolhes uma Soul, esta desloca-se em direção ao personagem e desaparece com uma animação. O teu saldo atual é visível na interface da loja</w:t>
+      </w:r>
+      <w:r>
+        <w:rPr>
+          <w:rFonts w:ascii="Times New Roman" w:hAnsi="Times New Roman" w:cs="Times New Roman"/>
+          <w:sz w:val="24"/>
+          <w:szCs w:val="24"/>
+        </w:rPr>
+        <w:t>.</w:t>
+      </w:r>
+    </w:p>
+    <w:p>
+      <w:pPr>
+        <w:rPr>
+          <w:rFonts w:ascii="Times New Roman" w:hAnsi="Times New Roman" w:cs="Times New Roman"/>
+          <w:sz w:val="24"/>
+          <w:szCs w:val="24"/>
+        </w:rPr>
+      </w:pPr>
+    </w:p>
+    <w:p>
+      <w:pPr>
+        <w:rPr>
+          <w:rFonts w:ascii="Times New Roman" w:hAnsi="Times New Roman" w:cs="Times New Roman"/>
+          <w:sz w:val="24"/>
+          <w:szCs w:val="24"/>
+        </w:rPr>
+      </w:pPr>
+      <w:r>
+        <w:rPr>
+          <w:rFonts w:ascii="Times New Roman" w:hAnsi="Times New Roman" w:cs="Times New Roman"/>
+          <w:sz w:val="24"/>
+          <w:szCs w:val="24"/>
+        </w:rPr>
+        <w:t xml:space="preserve">Na Loja, clica num pacote de </w:t>
+      </w:r>
+      <w:proofErr w:type="spellStart"/>
+      <w:r>
+        <w:rPr>
+          <w:rFonts w:ascii="Times New Roman" w:hAnsi="Times New Roman" w:cs="Times New Roman"/>
+          <w:sz w:val="24"/>
+          <w:szCs w:val="24"/>
+        </w:rPr>
+        <w:t>Gems</w:t>
+      </w:r>
+      <w:proofErr w:type="spellEnd"/>
+      <w:r>
+        <w:rPr>
+          <w:rFonts w:ascii="Times New Roman" w:hAnsi="Times New Roman" w:cs="Times New Roman"/>
+          <w:sz w:val="24"/>
+          <w:szCs w:val="24"/>
+        </w:rPr>
+        <w:t xml:space="preserve"> e depois em </w:t>
+      </w:r>
+      <w:proofErr w:type="spellStart"/>
+      <w:r>
+        <w:rPr>
+          <w:rFonts w:ascii="Times New Roman" w:hAnsi="Times New Roman" w:cs="Times New Roman"/>
+          <w:sz w:val="24"/>
+          <w:szCs w:val="24"/>
+        </w:rPr>
+        <w:t>Simulate</w:t>
+      </w:r>
+      <w:proofErr w:type="spellEnd"/>
+      <w:r>
+        <w:rPr>
+          <w:rFonts w:ascii="Times New Roman" w:hAnsi="Times New Roman" w:cs="Times New Roman"/>
+          <w:sz w:val="24"/>
+          <w:szCs w:val="24"/>
+        </w:rPr>
+        <w:t xml:space="preserve"> </w:t>
+      </w:r>
+      <w:proofErr w:type="spellStart"/>
+      <w:r>
+        <w:rPr>
+          <w:rFonts w:ascii="Times New Roman" w:hAnsi="Times New Roman" w:cs="Times New Roman"/>
+          <w:sz w:val="24"/>
+          <w:szCs w:val="24"/>
+        </w:rPr>
+        <w:t>Payment</w:t>
+      </w:r>
+      <w:proofErr w:type="spellEnd"/>
+      <w:r>
+        <w:rPr>
+          <w:rFonts w:ascii="Times New Roman" w:hAnsi="Times New Roman" w:cs="Times New Roman"/>
+          <w:sz w:val="24"/>
+          <w:szCs w:val="24"/>
+        </w:rPr>
+        <w:t xml:space="preserve">. Após 1,5 segundos de processamento simulado, as </w:t>
+      </w:r>
+      <w:proofErr w:type="spellStart"/>
+      <w:r>
+        <w:rPr>
+          <w:rFonts w:ascii="Times New Roman" w:hAnsi="Times New Roman" w:cs="Times New Roman"/>
+          <w:sz w:val="24"/>
+          <w:szCs w:val="24"/>
+        </w:rPr>
+        <w:t>Gems</w:t>
+      </w:r>
+      <w:proofErr w:type="spellEnd"/>
+      <w:r>
+        <w:rPr>
+          <w:rFonts w:ascii="Times New Roman" w:hAnsi="Times New Roman" w:cs="Times New Roman"/>
+          <w:sz w:val="24"/>
+          <w:szCs w:val="24"/>
+        </w:rPr>
+        <w:t xml:space="preserve"> são adicionadas à tua conta.</w:t>
+      </w:r>
+    </w:p>
+    <w:p>
+      <w:pPr>
+        <w:rPr>
+          <w:rFonts w:ascii="Times New Roman" w:hAnsi="Times New Roman" w:cs="Times New Roman"/>
+          <w:sz w:val="24"/>
+          <w:szCs w:val="24"/>
+        </w:rPr>
+      </w:pPr>
+    </w:p>
+    <w:p>
+      <w:pPr>
+        <w:pStyle w:val="Ttulo2"/>
+        <w:rPr>
+          <w:rFonts w:ascii="Times New Roman" w:hAnsi="Times New Roman" w:cs="Times New Roman"/>
+          <w:b/>
+          <w:bCs/>
+          <w:color w:val="auto"/>
+        </w:rPr>
+      </w:pPr>
+      <w:bookmarkStart w:id="15" w:name="_Toc228219790"/>
+      <w:r>
+        <w:rPr>
+          <w:rFonts w:ascii="Times New Roman" w:hAnsi="Times New Roman" w:cs="Times New Roman"/>
+          <w:b/>
+          <w:bCs/>
+          <w:color w:val="auto"/>
+        </w:rPr>
+        <w:t>6.5. Interação com o Vendedor</w:t>
+      </w:r>
+      <w:bookmarkEnd w:id="15"/>
+    </w:p>
+    <w:p>
+      <w:pPr>
+        <w:rPr>
+          <w:rFonts w:ascii="Times New Roman" w:hAnsi="Times New Roman" w:cs="Times New Roman"/>
+          <w:sz w:val="24"/>
+          <w:szCs w:val="24"/>
+        </w:rPr>
+      </w:pPr>
+    </w:p>
+    <w:p>
+      <w:pPr>
+        <w:rPr>
+          <w:rFonts w:ascii="Times New Roman" w:hAnsi="Times New Roman" w:cs="Times New Roman"/>
+          <w:sz w:val="24"/>
+          <w:szCs w:val="24"/>
+        </w:rPr>
+      </w:pPr>
+      <w:r>
+        <w:rPr>
+          <w:rFonts w:ascii="Times New Roman" w:hAnsi="Times New Roman" w:cs="Times New Roman"/>
+          <w:sz w:val="24"/>
+          <w:szCs w:val="24"/>
+        </w:rPr>
+        <w:t>Em algumas áreas do jogo, encontras um vendedor (NPC). Para interagir com ele:</w:t>
+      </w:r>
+    </w:p>
+    <w:p>
+      <w:pPr>
+        <w:rPr>
+          <w:rFonts w:ascii="Times New Roman" w:hAnsi="Times New Roman" w:cs="Times New Roman"/>
+          <w:sz w:val="24"/>
+          <w:szCs w:val="24"/>
+        </w:rPr>
+      </w:pPr>
+    </w:p>
+    <w:p>
+      <w:pPr>
+        <w:rPr>
+          <w:rFonts w:ascii="Times New Roman" w:hAnsi="Times New Roman" w:cs="Times New Roman"/>
+          <w:sz w:val="24"/>
+          <w:szCs w:val="24"/>
+        </w:rPr>
+      </w:pPr>
+      <w:r>
+        <w:rPr>
+          <w:rFonts w:ascii="Times New Roman" w:hAnsi="Times New Roman" w:cs="Times New Roman"/>
+          <w:sz w:val="24"/>
+          <w:szCs w:val="24"/>
+        </w:rPr>
+        <w:t>1. Aproxima-te do vendedor. Uma mensagem "Pressiona E" aparece no ecrã.</w:t>
+      </w:r>
+    </w:p>
+    <w:p>
+      <w:pPr>
+        <w:rPr>
+          <w:rFonts w:ascii="Times New Roman" w:hAnsi="Times New Roman" w:cs="Times New Roman"/>
+          <w:sz w:val="24"/>
+          <w:szCs w:val="24"/>
+        </w:rPr>
+      </w:pPr>
+      <w:r>
+        <w:rPr>
+          <w:rFonts w:ascii="Times New Roman" w:hAnsi="Times New Roman" w:cs="Times New Roman"/>
+          <w:sz w:val="24"/>
+          <w:szCs w:val="24"/>
+        </w:rPr>
+        <w:t>2. Pressiona E para abrir a Loja.</w:t>
+      </w:r>
+    </w:p>
+    <w:p>
+      <w:pPr>
+        <w:rPr>
+          <w:rFonts w:ascii="Times New Roman" w:hAnsi="Times New Roman" w:cs="Times New Roman"/>
+          <w:sz w:val="24"/>
+          <w:szCs w:val="24"/>
+        </w:rPr>
+      </w:pPr>
+      <w:r>
+        <w:rPr>
+          <w:rFonts w:ascii="Times New Roman" w:hAnsi="Times New Roman" w:cs="Times New Roman"/>
+          <w:sz w:val="24"/>
+          <w:szCs w:val="24"/>
+        </w:rPr>
+        <w:t xml:space="preserve">3. Navega pelas abas (Upgrades, Cosméticos, </w:t>
+      </w:r>
+      <w:proofErr w:type="spellStart"/>
+      <w:r>
+        <w:rPr>
+          <w:rFonts w:ascii="Times New Roman" w:hAnsi="Times New Roman" w:cs="Times New Roman"/>
+          <w:sz w:val="24"/>
+          <w:szCs w:val="24"/>
+        </w:rPr>
+        <w:t>Gems</w:t>
+      </w:r>
+      <w:proofErr w:type="spellEnd"/>
+      <w:r>
+        <w:rPr>
+          <w:rFonts w:ascii="Times New Roman" w:hAnsi="Times New Roman" w:cs="Times New Roman"/>
+          <w:sz w:val="24"/>
+          <w:szCs w:val="24"/>
+        </w:rPr>
+        <w:t xml:space="preserve"> </w:t>
+      </w:r>
+      <w:proofErr w:type="spellStart"/>
+      <w:r>
+        <w:rPr>
+          <w:rFonts w:ascii="Times New Roman" w:hAnsi="Times New Roman" w:cs="Times New Roman"/>
+          <w:sz w:val="24"/>
+          <w:szCs w:val="24"/>
+        </w:rPr>
+        <w:t>Shop</w:t>
+      </w:r>
+      <w:proofErr w:type="spellEnd"/>
+      <w:r>
+        <w:rPr>
+          <w:rFonts w:ascii="Times New Roman" w:hAnsi="Times New Roman" w:cs="Times New Roman"/>
+          <w:sz w:val="24"/>
+          <w:szCs w:val="24"/>
+        </w:rPr>
+        <w:t>) e compra os itens que desejares.</w:t>
+      </w:r>
+    </w:p>
+    <w:p>
+      <w:pPr>
+        <w:rPr>
+          <w:rFonts w:ascii="Times New Roman" w:hAnsi="Times New Roman" w:cs="Times New Roman"/>
+          <w:sz w:val="24"/>
+          <w:szCs w:val="24"/>
+        </w:rPr>
+      </w:pPr>
+      <w:r>
+        <w:rPr>
+          <w:rFonts w:ascii="Times New Roman" w:hAnsi="Times New Roman" w:cs="Times New Roman"/>
+          <w:sz w:val="24"/>
+          <w:szCs w:val="24"/>
+        </w:rPr>
+        <w:t xml:space="preserve">4. Clica em </w:t>
+      </w:r>
+      <w:proofErr w:type="spellStart"/>
+      <w:r>
+        <w:rPr>
+          <w:rFonts w:ascii="Times New Roman" w:hAnsi="Times New Roman" w:cs="Times New Roman"/>
+          <w:sz w:val="24"/>
+          <w:szCs w:val="24"/>
+        </w:rPr>
+        <w:t>Close</w:t>
+      </w:r>
+      <w:proofErr w:type="spellEnd"/>
+      <w:r>
+        <w:rPr>
+          <w:rFonts w:ascii="Times New Roman" w:hAnsi="Times New Roman" w:cs="Times New Roman"/>
+          <w:sz w:val="24"/>
+          <w:szCs w:val="24"/>
+        </w:rPr>
+        <w:t xml:space="preserve"> ou pressiona ESC para fechar a Loja e continuar o jogo.</w:t>
+      </w:r>
+    </w:p>
+    <w:p>
+      <w:pPr>
+        <w:rPr>
+          <w:rFonts w:ascii="Times New Roman" w:hAnsi="Times New Roman" w:cs="Times New Roman"/>
+          <w:sz w:val="24"/>
+          <w:szCs w:val="24"/>
+        </w:rPr>
+      </w:pPr>
+    </w:p>
+    <w:p>
+      <w:pPr>
+        <w:rPr>
+          <w:rFonts w:ascii="Times New Roman" w:hAnsi="Times New Roman" w:cs="Times New Roman"/>
+          <w:sz w:val="24"/>
+          <w:szCs w:val="24"/>
+        </w:rPr>
+      </w:pPr>
+    </w:p>
+    <w:p>
+      <w:pPr>
+        <w:rPr>
+          <w:rFonts w:ascii="Times New Roman" w:hAnsi="Times New Roman" w:cs="Times New Roman"/>
+          <w:sz w:val="24"/>
+          <w:szCs w:val="24"/>
+        </w:rPr>
+      </w:pPr>
+      <w:r>
+        <w:rPr>
+          <w:rFonts w:ascii="Times New Roman" w:hAnsi="Times New Roman" w:cs="Times New Roman"/>
+          <w:sz w:val="24"/>
+          <w:szCs w:val="24"/>
+        </w:rPr>
+        <w:br w:type="page"/>
+      </w:r>
+    </w:p>
+    <w:p>
+      <w:pPr>
+        <w:pStyle w:val="Ttulo1"/>
+        <w:rPr>
+          <w:rFonts w:ascii="Times New Roman" w:hAnsi="Times New Roman" w:cs="Times New Roman"/>
+          <w:b/>
+          <w:bCs/>
+        </w:rPr>
+      </w:pPr>
+      <w:bookmarkStart w:id="16" w:name="_Toc228219791"/>
+      <w:r>
+        <w:rPr>
+          <w:rFonts w:ascii="Times New Roman" w:hAnsi="Times New Roman" w:cs="Times New Roman"/>
+          <w:b/>
+          <w:bCs/>
+          <w:color w:val="auto"/>
+        </w:rPr>
+        <w:lastRenderedPageBreak/>
+        <w:t xml:space="preserve">7. Sistema de </w:t>
+      </w:r>
+      <w:proofErr w:type="spellStart"/>
+      <w:r>
+        <w:rPr>
+          <w:rFonts w:ascii="Times New Roman" w:hAnsi="Times New Roman" w:cs="Times New Roman"/>
+          <w:b/>
+          <w:bCs/>
+          <w:color w:val="auto"/>
+        </w:rPr>
+        <w:t>Saves</w:t>
+      </w:r>
+      <w:bookmarkEnd w:id="16"/>
+      <w:proofErr w:type="spellEnd"/>
+    </w:p>
+    <w:p>
+      <w:pPr>
+        <w:rPr>
+          <w:rFonts w:ascii="Times New Roman" w:hAnsi="Times New Roman" w:cs="Times New Roman"/>
+          <w:sz w:val="24"/>
+          <w:szCs w:val="24"/>
+        </w:rPr>
+      </w:pPr>
+    </w:p>
+    <w:p>
+      <w:pPr>
+        <w:rPr>
+          <w:rFonts w:ascii="Times New Roman" w:hAnsi="Times New Roman" w:cs="Times New Roman"/>
+          <w:sz w:val="24"/>
+          <w:szCs w:val="24"/>
+        </w:rPr>
+      </w:pPr>
+      <w:r>
+        <w:rPr>
+          <w:rFonts w:ascii="Times New Roman" w:hAnsi="Times New Roman" w:cs="Times New Roman"/>
+          <w:sz w:val="24"/>
+          <w:szCs w:val="24"/>
+        </w:rPr>
+        <w:t xml:space="preserve">O progresso no </w:t>
+      </w:r>
+      <w:proofErr w:type="spellStart"/>
+      <w:r>
+        <w:rPr>
+          <w:rFonts w:ascii="Times New Roman" w:hAnsi="Times New Roman" w:cs="Times New Roman"/>
+          <w:sz w:val="24"/>
+          <w:szCs w:val="24"/>
+        </w:rPr>
+        <w:t>SoulBound</w:t>
+      </w:r>
+      <w:proofErr w:type="spellEnd"/>
+      <w:r>
+        <w:rPr>
+          <w:rFonts w:ascii="Times New Roman" w:hAnsi="Times New Roman" w:cs="Times New Roman"/>
+          <w:sz w:val="24"/>
+          <w:szCs w:val="24"/>
+        </w:rPr>
+        <w:t xml:space="preserve"> é guardado de </w:t>
+      </w:r>
+      <w:r>
+        <w:rPr>
+          <w:rFonts w:ascii="Times New Roman" w:hAnsi="Times New Roman" w:cs="Times New Roman"/>
+          <w:sz w:val="24"/>
+          <w:szCs w:val="24"/>
+        </w:rPr>
+        <w:t>duas</w:t>
+      </w:r>
+      <w:r>
+        <w:rPr>
+          <w:rFonts w:ascii="Times New Roman" w:hAnsi="Times New Roman" w:cs="Times New Roman"/>
+          <w:sz w:val="24"/>
+          <w:szCs w:val="24"/>
+        </w:rPr>
+        <w:t xml:space="preserve"> formas:</w:t>
+      </w:r>
+    </w:p>
+    <w:p>
+      <w:pPr>
+        <w:rPr>
+          <w:rFonts w:ascii="Times New Roman" w:hAnsi="Times New Roman" w:cs="Times New Roman"/>
+          <w:sz w:val="24"/>
+          <w:szCs w:val="24"/>
+        </w:rPr>
+      </w:pPr>
+    </w:p>
+    <w:p>
+      <w:pPr>
+        <w:rPr>
+          <w:rFonts w:ascii="Times New Roman" w:hAnsi="Times New Roman" w:cs="Times New Roman"/>
+          <w:b/>
+          <w:bCs/>
+          <w:sz w:val="28"/>
+          <w:szCs w:val="28"/>
+        </w:rPr>
+      </w:pPr>
+      <w:r>
+        <w:rPr>
+          <w:rFonts w:ascii="Times New Roman" w:hAnsi="Times New Roman" w:cs="Times New Roman"/>
+          <w:b/>
+          <w:bCs/>
+          <w:sz w:val="28"/>
+          <w:szCs w:val="28"/>
+        </w:rPr>
+        <w:t>7</w:t>
+      </w:r>
+      <w:r>
+        <w:rPr>
+          <w:rStyle w:val="Ttulo2Carter"/>
           <w:rFonts w:ascii="Times New Roman" w:hAnsi="Times New Roman" w:cs="Times New Roman"/>
           <w:b/>
           <w:bCs/>
@@ -5435,10 +7712,12 @@
           <w:sz w:val="28"/>
           <w:szCs w:val="28"/>
         </w:rPr>
-        <w:t>7.</w:t>
-      </w:r>
-      <w:r>
-        <w:rPr>
+        <w:t xml:space="preserve">.1. </w:t>
+      </w:r>
+      <w:proofErr w:type="spellStart"/>
+      <w:r>
+        <w:rPr>
+          <w:rStyle w:val="Ttulo2Carter"/>
           <w:rFonts w:ascii="Times New Roman" w:hAnsi="Times New Roman" w:cs="Times New Roman"/>
           <w:b/>
           <w:bCs/>
@@ -5446,10 +7725,12 @@
           <w:sz w:val="28"/>
           <w:szCs w:val="28"/>
         </w:rPr>
-        <w:t>2</w:t>
-      </w:r>
-      <w:r>
-        <w:rPr>
+        <w:t>Autosave</w:t>
+      </w:r>
+      <w:proofErr w:type="spellEnd"/>
+      <w:r>
+        <w:rPr>
+          <w:rStyle w:val="Ttulo2Carter"/>
           <w:rFonts w:ascii="Times New Roman" w:hAnsi="Times New Roman" w:cs="Times New Roman"/>
           <w:b/>
           <w:bCs/>
@@ -5457,87 +7738,306 @@
           <w:sz w:val="28"/>
           <w:szCs w:val="28"/>
         </w:rPr>
-        <w:t>. Slots de Gravação</w:t>
-      </w:r>
-      <w:bookmarkEnd w:id="17"/>
-    </w:p>
-    <w:p>
-      <w:pPr>
-        <w:rPr>
-          <w:rFonts w:ascii="Times New Roman" w:hAnsi="Times New Roman" w:cs="Times New Roman"/>
-          <w:sz w:val="24"/>
-          <w:szCs w:val="24"/>
-        </w:rPr>
-      </w:pPr>
-      <w:r>
-        <w:rPr>
-          <w:rFonts w:ascii="Times New Roman" w:hAnsi="Times New Roman" w:cs="Times New Roman"/>
-          <w:sz w:val="24"/>
-          <w:szCs w:val="24"/>
-        </w:rPr>
-        <w:t>Existem 3 slots de gravação independentes. Para alternar entre eles, pressiona as teclas 1, 2 ou 3 durante o jogo. O slot selecionado é usado tanto para gravar como para carregar</w:t>
-      </w:r>
-      <w:r>
-        <w:rPr>
-          <w:rFonts w:ascii="Times New Roman" w:hAnsi="Times New Roman" w:cs="Times New Roman"/>
-          <w:sz w:val="24"/>
-          <w:szCs w:val="24"/>
-        </w:rPr>
-        <w:t>.</w:t>
-      </w:r>
-    </w:p>
-    <w:p>
-      <w:pPr>
-        <w:rPr>
-          <w:rFonts w:ascii="Times New Roman" w:hAnsi="Times New Roman" w:cs="Times New Roman"/>
-          <w:sz w:val="24"/>
-          <w:szCs w:val="24"/>
-        </w:rPr>
-      </w:pPr>
-    </w:p>
-    <w:p>
-      <w:pPr>
-        <w:rPr>
-          <w:rFonts w:ascii="Times New Roman" w:hAnsi="Times New Roman" w:cs="Times New Roman"/>
-          <w:sz w:val="24"/>
-          <w:szCs w:val="24"/>
-        </w:rPr>
-      </w:pPr>
-    </w:p>
-    <w:p>
-      <w:pPr>
-        <w:rPr>
-          <w:rFonts w:ascii="Times New Roman" w:hAnsi="Times New Roman" w:cs="Times New Roman"/>
-          <w:sz w:val="24"/>
-          <w:szCs w:val="24"/>
-        </w:rPr>
-      </w:pPr>
-      <w:r>
-        <w:rPr>
-          <w:rFonts w:ascii="Times New Roman" w:hAnsi="Times New Roman" w:cs="Times New Roman"/>
-          <w:sz w:val="24"/>
-          <w:szCs w:val="24"/>
-        </w:rPr>
-        <w:br w:type="page"/>
-      </w:r>
-    </w:p>
-    <w:p>
-      <w:pPr>
-        <w:pStyle w:val="Ttulo1"/>
+        <w:t xml:space="preserve"> (Automático)</w:t>
+      </w:r>
+    </w:p>
+    <w:p>
+      <w:pPr>
+        <w:rPr>
+          <w:rFonts w:ascii="Times New Roman" w:hAnsi="Times New Roman" w:cs="Times New Roman"/>
+          <w:sz w:val="24"/>
+          <w:szCs w:val="24"/>
+        </w:rPr>
+      </w:pPr>
+      <w:r>
+        <w:rPr>
+          <w:rFonts w:ascii="Times New Roman" w:hAnsi="Times New Roman" w:cs="Times New Roman"/>
+          <w:sz w:val="24"/>
+          <w:szCs w:val="24"/>
+        </w:rPr>
+        <w:t>O jogo grava automaticamente o teu progresso nas seguintes situações:</w:t>
+      </w:r>
+    </w:p>
+    <w:p>
+      <w:pPr>
+        <w:rPr>
+          <w:rFonts w:ascii="Times New Roman" w:hAnsi="Times New Roman" w:cs="Times New Roman"/>
+          <w:sz w:val="24"/>
+          <w:szCs w:val="24"/>
+        </w:rPr>
+      </w:pPr>
+      <w:r>
+        <w:rPr>
+          <w:rFonts w:ascii="Times New Roman" w:hAnsi="Times New Roman" w:cs="Times New Roman"/>
+          <w:sz w:val="24"/>
+          <w:szCs w:val="24"/>
+        </w:rPr>
+        <w:t>Mudança de área: Sempre que atravessas um portal e entras num novo nível.</w:t>
+      </w:r>
+    </w:p>
+    <w:p>
+      <w:pPr>
+        <w:rPr>
+          <w:rFonts w:ascii="Times New Roman" w:hAnsi="Times New Roman" w:cs="Times New Roman"/>
+          <w:sz w:val="24"/>
+          <w:szCs w:val="24"/>
+        </w:rPr>
+      </w:pPr>
+      <w:r>
+        <w:rPr>
+          <w:rFonts w:ascii="Times New Roman" w:hAnsi="Times New Roman" w:cs="Times New Roman"/>
+          <w:sz w:val="24"/>
+          <w:szCs w:val="24"/>
+        </w:rPr>
+        <w:t>Intervalo de tempo: A cada 3 minutos (valor configurável nas Definições).</w:t>
+      </w:r>
+    </w:p>
+    <w:p>
+      <w:pPr>
+        <w:rPr>
+          <w:rFonts w:ascii="Times New Roman" w:hAnsi="Times New Roman" w:cs="Times New Roman"/>
+          <w:sz w:val="24"/>
+          <w:szCs w:val="24"/>
+        </w:rPr>
+      </w:pPr>
+      <w:r>
+        <w:rPr>
+          <w:rFonts w:ascii="Times New Roman" w:hAnsi="Times New Roman" w:cs="Times New Roman"/>
+          <w:sz w:val="24"/>
+          <w:szCs w:val="24"/>
+        </w:rPr>
+        <w:t>Checkpoint: Quando alcanças determinados pontos-chave do jogo.</w:t>
+      </w:r>
+    </w:p>
+    <w:p>
+      <w:pPr>
+        <w:rPr>
+          <w:rFonts w:ascii="Times New Roman" w:hAnsi="Times New Roman" w:cs="Times New Roman"/>
+          <w:sz w:val="24"/>
+          <w:szCs w:val="24"/>
+        </w:rPr>
+      </w:pPr>
+      <w:r>
+        <w:rPr>
+          <w:rFonts w:ascii="Times New Roman" w:hAnsi="Times New Roman" w:cs="Times New Roman"/>
+          <w:sz w:val="24"/>
+          <w:szCs w:val="24"/>
+        </w:rPr>
+        <w:t xml:space="preserve">Quando um </w:t>
+      </w:r>
+      <w:proofErr w:type="spellStart"/>
+      <w:r>
+        <w:rPr>
+          <w:rFonts w:ascii="Times New Roman" w:hAnsi="Times New Roman" w:cs="Times New Roman"/>
+          <w:sz w:val="24"/>
+          <w:szCs w:val="24"/>
+        </w:rPr>
+        <w:t>autosave</w:t>
+      </w:r>
+      <w:proofErr w:type="spellEnd"/>
+      <w:r>
+        <w:rPr>
+          <w:rFonts w:ascii="Times New Roman" w:hAnsi="Times New Roman" w:cs="Times New Roman"/>
+          <w:sz w:val="24"/>
+          <w:szCs w:val="24"/>
+        </w:rPr>
+        <w:t xml:space="preserve"> ocorre, o indicador "A guardar..." aparece brevemente no canto do ecrã.</w:t>
+      </w:r>
+    </w:p>
+    <w:p>
+      <w:pPr>
+        <w:rPr>
+          <w:rFonts w:ascii="Times New Roman" w:hAnsi="Times New Roman" w:cs="Times New Roman"/>
+          <w:sz w:val="24"/>
+          <w:szCs w:val="24"/>
+        </w:rPr>
+      </w:pPr>
+    </w:p>
+    <w:p>
+      <w:pPr>
+        <w:pStyle w:val="Ttulo2"/>
         <w:rPr>
           <w:rFonts w:ascii="Times New Roman" w:hAnsi="Times New Roman" w:cs="Times New Roman"/>
           <w:b/>
           <w:bCs/>
           <w:color w:val="auto"/>
-        </w:rPr>
-      </w:pPr>
-      <w:bookmarkStart w:id="18" w:name="_Toc228219793"/>
+          <w:sz w:val="28"/>
+          <w:szCs w:val="28"/>
+        </w:rPr>
+      </w:pPr>
+      <w:bookmarkStart w:id="17" w:name="_Toc228219792"/>
       <w:r>
         <w:rPr>
           <w:rFonts w:ascii="Times New Roman" w:hAnsi="Times New Roman" w:cs="Times New Roman"/>
           <w:b/>
           <w:bCs/>
           <w:color w:val="auto"/>
+          <w:sz w:val="28"/>
+          <w:szCs w:val="28"/>
+        </w:rPr>
+        <w:t>7.</w:t>
+      </w:r>
+      <w:r>
+        <w:rPr>
+          <w:rFonts w:ascii="Times New Roman" w:hAnsi="Times New Roman" w:cs="Times New Roman"/>
+          <w:b/>
+          <w:bCs/>
+          <w:color w:val="auto"/>
+          <w:sz w:val="28"/>
+          <w:szCs w:val="28"/>
+        </w:rPr>
+        <w:t>2</w:t>
+      </w:r>
+      <w:r>
+        <w:rPr>
+          <w:rFonts w:ascii="Times New Roman" w:hAnsi="Times New Roman" w:cs="Times New Roman"/>
+          <w:b/>
+          <w:bCs/>
+          <w:color w:val="auto"/>
+          <w:sz w:val="28"/>
+          <w:szCs w:val="28"/>
+        </w:rPr>
+        <w:t xml:space="preserve">. </w:t>
+      </w:r>
+      <w:proofErr w:type="spellStart"/>
+      <w:r>
+        <w:rPr>
+          <w:rFonts w:ascii="Times New Roman" w:hAnsi="Times New Roman" w:cs="Times New Roman"/>
+          <w:b/>
+          <w:bCs/>
+          <w:color w:val="auto"/>
+          <w:sz w:val="28"/>
+          <w:szCs w:val="28"/>
+        </w:rPr>
+        <w:t>Slots</w:t>
+      </w:r>
+      <w:proofErr w:type="spellEnd"/>
+      <w:r>
+        <w:rPr>
+          <w:rFonts w:ascii="Times New Roman" w:hAnsi="Times New Roman" w:cs="Times New Roman"/>
+          <w:b/>
+          <w:bCs/>
+          <w:color w:val="auto"/>
+          <w:sz w:val="28"/>
+          <w:szCs w:val="28"/>
+        </w:rPr>
+        <w:t xml:space="preserve"> de Gravação</w:t>
+      </w:r>
+      <w:bookmarkEnd w:id="17"/>
+    </w:p>
+    <w:p>
+      <w:pPr>
+        <w:rPr>
+          <w:rFonts w:ascii="Times New Roman" w:hAnsi="Times New Roman" w:cs="Times New Roman"/>
+          <w:sz w:val="24"/>
+          <w:szCs w:val="24"/>
+        </w:rPr>
+      </w:pPr>
+      <w:r>
+        <w:rPr>
+          <w:rFonts w:ascii="Times New Roman" w:hAnsi="Times New Roman" w:cs="Times New Roman"/>
+          <w:sz w:val="24"/>
+          <w:szCs w:val="24"/>
+        </w:rPr>
+        <w:t xml:space="preserve">Existem 3 </w:t>
+      </w:r>
+      <w:proofErr w:type="spellStart"/>
+      <w:r>
+        <w:rPr>
+          <w:rFonts w:ascii="Times New Roman" w:hAnsi="Times New Roman" w:cs="Times New Roman"/>
+          <w:sz w:val="24"/>
+          <w:szCs w:val="24"/>
+        </w:rPr>
+        <w:t>slots</w:t>
+      </w:r>
+      <w:proofErr w:type="spellEnd"/>
+      <w:r>
+        <w:rPr>
+          <w:rFonts w:ascii="Times New Roman" w:hAnsi="Times New Roman" w:cs="Times New Roman"/>
+          <w:sz w:val="24"/>
+          <w:szCs w:val="24"/>
+        </w:rPr>
+        <w:t xml:space="preserve"> de gravação independentes. Para alternar entre eles, pressiona as teclas 1, 2 ou 3 durante o jogo. O </w:t>
+      </w:r>
+      <w:proofErr w:type="spellStart"/>
+      <w:r>
+        <w:rPr>
+          <w:rFonts w:ascii="Times New Roman" w:hAnsi="Times New Roman" w:cs="Times New Roman"/>
+          <w:sz w:val="24"/>
+          <w:szCs w:val="24"/>
+        </w:rPr>
+        <w:t>slot</w:t>
+      </w:r>
+      <w:proofErr w:type="spellEnd"/>
+      <w:r>
+        <w:rPr>
+          <w:rFonts w:ascii="Times New Roman" w:hAnsi="Times New Roman" w:cs="Times New Roman"/>
+          <w:sz w:val="24"/>
+          <w:szCs w:val="24"/>
+        </w:rPr>
+        <w:t xml:space="preserve"> selecionado é usado tanto para gravar como para carregar</w:t>
+      </w:r>
+      <w:r>
+        <w:rPr>
+          <w:rFonts w:ascii="Times New Roman" w:hAnsi="Times New Roman" w:cs="Times New Roman"/>
+          <w:sz w:val="24"/>
+          <w:szCs w:val="24"/>
+        </w:rPr>
+        <w:t>.</w:t>
+      </w:r>
+    </w:p>
+    <w:p>
+      <w:pPr>
+        <w:rPr>
+          <w:rFonts w:ascii="Times New Roman" w:hAnsi="Times New Roman" w:cs="Times New Roman"/>
+          <w:sz w:val="24"/>
+          <w:szCs w:val="24"/>
+        </w:rPr>
+      </w:pPr>
+    </w:p>
+    <w:p>
+      <w:pPr>
+        <w:rPr>
+          <w:rFonts w:ascii="Times New Roman" w:hAnsi="Times New Roman" w:cs="Times New Roman"/>
+          <w:sz w:val="24"/>
+          <w:szCs w:val="24"/>
+        </w:rPr>
+      </w:pPr>
+    </w:p>
+    <w:p>
+      <w:pPr>
+        <w:rPr>
+          <w:rFonts w:ascii="Times New Roman" w:hAnsi="Times New Roman" w:cs="Times New Roman"/>
+          <w:sz w:val="24"/>
+          <w:szCs w:val="24"/>
+        </w:rPr>
+      </w:pPr>
+      <w:r>
+        <w:rPr>
+          <w:rFonts w:ascii="Times New Roman" w:hAnsi="Times New Roman" w:cs="Times New Roman"/>
+          <w:sz w:val="24"/>
+          <w:szCs w:val="24"/>
+        </w:rPr>
+        <w:br w:type="page"/>
+      </w:r>
+    </w:p>
+    <w:p>
+      <w:pPr>
+        <w:pStyle w:val="Ttulo1"/>
+        <w:rPr>
+          <w:rFonts w:ascii="Times New Roman" w:hAnsi="Times New Roman" w:cs="Times New Roman"/>
+          <w:b/>
+          <w:bCs/>
+          <w:color w:val="auto"/>
+        </w:rPr>
+      </w:pPr>
+      <w:bookmarkStart w:id="18" w:name="_Toc228219793"/>
+      <w:r>
+        <w:rPr>
+          <w:rFonts w:ascii="Times New Roman" w:hAnsi="Times New Roman" w:cs="Times New Roman"/>
+          <w:b/>
+          <w:bCs/>
+          <w:color w:val="auto"/>
         </w:rPr>
         <w:lastRenderedPageBreak/>
         <w:t>8. Resolução de Problemas</w:t>
@@ -5688,24 +8188,60 @@
           <w:sz w:val="24"/>
           <w:szCs w:val="24"/>
         </w:rPr>
-        <w:t>Insere a tua palavra-passe de login e clica em Unlock.</w:t>
-      </w:r>
-    </w:p>
-    <w:p>
-      <w:pPr>
-        <w:rPr>
-          <w:rFonts w:ascii="Times New Roman" w:hAnsi="Times New Roman" w:cs="Times New Roman"/>
-          <w:sz w:val="24"/>
-          <w:szCs w:val="24"/>
-        </w:rPr>
-      </w:pPr>
-      <w:r>
-        <w:rPr>
-          <w:rFonts w:ascii="Times New Roman" w:hAnsi="Times New Roman" w:cs="Times New Roman"/>
-          <w:sz w:val="24"/>
-          <w:szCs w:val="24"/>
-        </w:rPr>
-        <w:t>Se não te lembrares da palavra-passe, terás de fechar o jogo e recuperá-la através do ecrã de Forgot Password no menu de login.</w:t>
+        <w:t xml:space="preserve">Insere a tua palavra-passe de login e clica em </w:t>
+      </w:r>
+      <w:proofErr w:type="spellStart"/>
+      <w:r>
+        <w:rPr>
+          <w:rFonts w:ascii="Times New Roman" w:hAnsi="Times New Roman" w:cs="Times New Roman"/>
+          <w:sz w:val="24"/>
+          <w:szCs w:val="24"/>
+        </w:rPr>
+        <w:t>Unlock</w:t>
+      </w:r>
+      <w:proofErr w:type="spellEnd"/>
+      <w:r>
+        <w:rPr>
+          <w:rFonts w:ascii="Times New Roman" w:hAnsi="Times New Roman" w:cs="Times New Roman"/>
+          <w:sz w:val="24"/>
+          <w:szCs w:val="24"/>
+        </w:rPr>
+        <w:t>.</w:t>
+      </w:r>
+    </w:p>
+    <w:p>
+      <w:pPr>
+        <w:rPr>
+          <w:rFonts w:ascii="Times New Roman" w:hAnsi="Times New Roman" w:cs="Times New Roman"/>
+          <w:sz w:val="24"/>
+          <w:szCs w:val="24"/>
+        </w:rPr>
+      </w:pPr>
+      <w:r>
+        <w:rPr>
+          <w:rFonts w:ascii="Times New Roman" w:hAnsi="Times New Roman" w:cs="Times New Roman"/>
+          <w:sz w:val="24"/>
+          <w:szCs w:val="24"/>
+        </w:rPr>
+        <w:t xml:space="preserve">Se não te lembrares da palavra-passe, terás de fechar o jogo e recuperá-la através do ecrã de </w:t>
+      </w:r>
+      <w:proofErr w:type="spellStart"/>
+      <w:r>
+        <w:rPr>
+          <w:rFonts w:ascii="Times New Roman" w:hAnsi="Times New Roman" w:cs="Times New Roman"/>
+          <w:sz w:val="24"/>
+          <w:szCs w:val="24"/>
+        </w:rPr>
+        <w:t>Forgot</w:t>
+      </w:r>
+      <w:proofErr w:type="spellEnd"/>
+      <w:r>
+        <w:rPr>
+          <w:rFonts w:ascii="Times New Roman" w:hAnsi="Times New Roman" w:cs="Times New Roman"/>
+          <w:sz w:val="24"/>
+          <w:szCs w:val="24"/>
+        </w:rPr>
+        <w:t xml:space="preserve"> Password no menu de login.</w:t>
       </w:r>
     </w:p>
     <w:p>
@@ -5769,7 +8305,43 @@
           <w:sz w:val="24"/>
           <w:szCs w:val="24"/>
         </w:rPr>
-        <w:t>Podes estar a tentar atravessar uma plataforma one-way (semi-sólida).</w:t>
+        <w:t xml:space="preserve">Podes estar a tentar atravessar uma plataforma </w:t>
+      </w:r>
+      <w:proofErr w:type="spellStart"/>
+      <w:r>
+        <w:rPr>
+          <w:rFonts w:ascii="Times New Roman" w:hAnsi="Times New Roman" w:cs="Times New Roman"/>
+          <w:sz w:val="24"/>
+          <w:szCs w:val="24"/>
+        </w:rPr>
+        <w:t>one-way</w:t>
+      </w:r>
+      <w:proofErr w:type="spellEnd"/>
+      <w:r>
+        <w:rPr>
+          <w:rFonts w:ascii="Times New Roman" w:hAnsi="Times New Roman" w:cs="Times New Roman"/>
+          <w:sz w:val="24"/>
+          <w:szCs w:val="24"/>
+        </w:rPr>
+        <w:t xml:space="preserve"> (</w:t>
+      </w:r>
+      <w:proofErr w:type="spellStart"/>
+      <w:r>
+        <w:rPr>
+          <w:rFonts w:ascii="Times New Roman" w:hAnsi="Times New Roman" w:cs="Times New Roman"/>
+          <w:sz w:val="24"/>
+          <w:szCs w:val="24"/>
+        </w:rPr>
+        <w:t>semi-sólida</w:t>
+      </w:r>
+      <w:proofErr w:type="spellEnd"/>
+      <w:r>
+        <w:rPr>
+          <w:rFonts w:ascii="Times New Roman" w:hAnsi="Times New Roman" w:cs="Times New Roman"/>
+          <w:sz w:val="24"/>
+          <w:szCs w:val="24"/>
+        </w:rPr>
+        <w:t>).</w:t>
       </w:r>
     </w:p>
     <w:p>
@@ -5833,24 +8405,78 @@
           <w:sz w:val="24"/>
           <w:szCs w:val="24"/>
         </w:rPr>
-        <w:t>Verifica se tens o autosave ativado nas Definições.</w:t>
-      </w:r>
-    </w:p>
-    <w:p>
-      <w:pPr>
-        <w:rPr>
-          <w:rFonts w:ascii="Times New Roman" w:hAnsi="Times New Roman" w:cs="Times New Roman"/>
-          <w:sz w:val="24"/>
-          <w:szCs w:val="24"/>
-        </w:rPr>
-      </w:pPr>
-      <w:r>
-        <w:rPr>
-          <w:rFonts w:ascii="Times New Roman" w:hAnsi="Times New Roman" w:cs="Times New Roman"/>
-          <w:sz w:val="24"/>
-          <w:szCs w:val="24"/>
-        </w:rPr>
-        <w:t>Se o problema persistir, os ficheiros de save podem estar corrompidos. Nesse caso, tenta iniciar um novo jogo num slot diferente.</w:t>
+        <w:t xml:space="preserve">Verifica se tens o </w:t>
+      </w:r>
+      <w:proofErr w:type="spellStart"/>
+      <w:r>
+        <w:rPr>
+          <w:rFonts w:ascii="Times New Roman" w:hAnsi="Times New Roman" w:cs="Times New Roman"/>
+          <w:sz w:val="24"/>
+          <w:szCs w:val="24"/>
+        </w:rPr>
+        <w:t>autosave</w:t>
+      </w:r>
+      <w:proofErr w:type="spellEnd"/>
+      <w:r>
+        <w:rPr>
+          <w:rFonts w:ascii="Times New Roman" w:hAnsi="Times New Roman" w:cs="Times New Roman"/>
+          <w:sz w:val="24"/>
+          <w:szCs w:val="24"/>
+        </w:rPr>
+        <w:t xml:space="preserve"> ativado nas Definições.</w:t>
+      </w:r>
+    </w:p>
+    <w:p>
+      <w:pPr>
+        <w:rPr>
+          <w:rFonts w:ascii="Times New Roman" w:hAnsi="Times New Roman" w:cs="Times New Roman"/>
+          <w:sz w:val="24"/>
+          <w:szCs w:val="24"/>
+        </w:rPr>
+      </w:pPr>
+      <w:r>
+        <w:rPr>
+          <w:rFonts w:ascii="Times New Roman" w:hAnsi="Times New Roman" w:cs="Times New Roman"/>
+          <w:sz w:val="24"/>
+          <w:szCs w:val="24"/>
+        </w:rPr>
+        <w:t xml:space="preserve">Se o problema persistir, os ficheiros de </w:t>
+      </w:r>
+      <w:proofErr w:type="spellStart"/>
+      <w:r>
+        <w:rPr>
+          <w:rFonts w:ascii="Times New Roman" w:hAnsi="Times New Roman" w:cs="Times New Roman"/>
+          <w:sz w:val="24"/>
+          <w:szCs w:val="24"/>
+        </w:rPr>
+        <w:t>save</w:t>
+      </w:r>
+      <w:proofErr w:type="spellEnd"/>
+      <w:r>
+        <w:rPr>
+          <w:rFonts w:ascii="Times New Roman" w:hAnsi="Times New Roman" w:cs="Times New Roman"/>
+          <w:sz w:val="24"/>
+          <w:szCs w:val="24"/>
+        </w:rPr>
+        <w:t xml:space="preserve"> podem estar corrompidos. Nesse caso, tenta iniciar um novo jogo num </w:t>
+      </w:r>
+      <w:proofErr w:type="spellStart"/>
+      <w:r>
+        <w:rPr>
+          <w:rFonts w:ascii="Times New Roman" w:hAnsi="Times New Roman" w:cs="Times New Roman"/>
+          <w:sz w:val="24"/>
+          <w:szCs w:val="24"/>
+        </w:rPr>
+        <w:t>slot</w:t>
+      </w:r>
+      <w:proofErr w:type="spellEnd"/>
+      <w:r>
+        <w:rPr>
+          <w:rFonts w:ascii="Times New Roman" w:hAnsi="Times New Roman" w:cs="Times New Roman"/>
+          <w:sz w:val="24"/>
+          <w:szCs w:val="24"/>
+        </w:rPr>
+        <w:t xml:space="preserve"> diferente.</w:t>
       </w:r>
     </w:p>
     <w:p>
@@ -6386,6 +9012,7 @@
   <w:style w:type="character" w:default="1" w:styleId="Tipodeletrapredefinidodopargrafo">
     <w:name w:val="Default Paragraph Font"/>
     <w:uiPriority w:val="1"/>
+    <w:semiHidden/>
     <w:unhideWhenUsed/>
   </w:style>
   <w:style w:type="table" w:default="1" w:styleId="Tabelanormal">
@@ -6566,6 +9193,25 @@
     <w:rPr>
       <w:color w:val="0563C1" w:themeColor="hyperlink"/>
       <w:u w:val="single"/>
+    </w:rPr>
+  </w:style>
+  <w:style w:type="paragraph" w:styleId="Legenda">
+    <w:name w:val="caption"/>
+    <w:basedOn w:val="Normal"/>
+    <w:next w:val="Normal"/>
+    <w:uiPriority w:val="35"/>
+    <w:unhideWhenUsed/>
+    <w:qFormat/>
+    <w:rsid w:val="00EC6524"/>
+    <w:pPr>
+      <w:spacing w:after="200" w:line="240" w:lineRule="auto"/>
+    </w:pPr>
+    <w:rPr>
+      <w:i/>
+      <w:iCs/>
+      <w:color w:val="44546A" w:themeColor="text2"/>
+      <w:sz w:val="18"/>
+      <w:szCs w:val="18"/>
     </w:rPr>
   </w:style>
 </w:styles>

--- a/Manual_Utilizador_Marcel.docx
+++ b/Manual_Utilizador_Marcel.docx
@@ -1952,23 +1952,30 @@
     <w:tbl>
       <w:tblPr>
         <w:tblStyle w:val="TabelacomGrelha"/>
-        <w:tblW w:w="0" w:type="auto"/>
+        <w:tblW w:w="8791" w:type="dxa"/>
         <w:tblLook w:val="04A0" w:firstRow="1" w:lastRow="0" w:firstColumn="1" w:lastColumn="0" w:noHBand="0" w:noVBand="1"/>
       </w:tblPr>
       <w:tblGrid>
-        <w:gridCol w:w="2831"/>
-        <w:gridCol w:w="2831"/>
-        <w:gridCol w:w="2832"/>
+        <w:gridCol w:w="2930"/>
+        <w:gridCol w:w="2930"/>
+        <w:gridCol w:w="2931"/>
       </w:tblGrid>
       <w:tr>
+        <w:trPr>
+          <w:trHeight w:val="338"/>
+        </w:trPr>
         <w:tc>
           <w:tcPr>
-            <w:tcW w:w="2831" w:type="dxa"/>
+            <w:tcW w:w="2930" w:type="dxa"/>
+            <w:shd w:val="clear" w:color="auto" w:fill="4472C4" w:themeFill="accent1"/>
           </w:tcPr>
           <w:p>
             <w:pPr>
               <w:rPr>
                 <w:rFonts w:ascii="Times New Roman" w:hAnsi="Times New Roman" w:cs="Times New Roman"/>
+                <w:b/>
+                <w:bCs/>
+                <w:color w:val="FFFFFF" w:themeColor="background1"/>
                 <w:sz w:val="24"/>
                 <w:szCs w:val="24"/>
               </w:rPr>
@@ -1976,6 +1983,9 @@
             <w:r>
               <w:rPr>
                 <w:rFonts w:ascii="Times New Roman" w:hAnsi="Times New Roman" w:cs="Times New Roman"/>
+                <w:b/>
+                <w:bCs/>
+                <w:color w:val="FFFFFF" w:themeColor="background1"/>
                 <w:sz w:val="24"/>
                 <w:szCs w:val="24"/>
               </w:rPr>
@@ -1985,12 +1995,16 @@
         </w:tc>
         <w:tc>
           <w:tcPr>
-            <w:tcW w:w="2831" w:type="dxa"/>
+            <w:tcW w:w="2930" w:type="dxa"/>
+            <w:shd w:val="clear" w:color="auto" w:fill="4472C4" w:themeFill="accent1"/>
           </w:tcPr>
           <w:p>
             <w:pPr>
               <w:rPr>
                 <w:rFonts w:ascii="Times New Roman" w:hAnsi="Times New Roman" w:cs="Times New Roman"/>
+                <w:b/>
+                <w:bCs/>
+                <w:color w:val="FFFFFF" w:themeColor="background1"/>
                 <w:sz w:val="24"/>
                 <w:szCs w:val="24"/>
               </w:rPr>
@@ -1998,6 +2012,9 @@
             <w:r>
               <w:rPr>
                 <w:rFonts w:ascii="Times New Roman" w:hAnsi="Times New Roman" w:cs="Times New Roman"/>
+                <w:b/>
+                <w:bCs/>
+                <w:color w:val="FFFFFF" w:themeColor="background1"/>
                 <w:sz w:val="24"/>
                 <w:szCs w:val="24"/>
               </w:rPr>
@@ -2007,12 +2024,16 @@
         </w:tc>
         <w:tc>
           <w:tcPr>
-            <w:tcW w:w="2832" w:type="dxa"/>
+            <w:tcW w:w="2931" w:type="dxa"/>
+            <w:shd w:val="clear" w:color="auto" w:fill="4472C4" w:themeFill="accent1"/>
           </w:tcPr>
           <w:p>
             <w:pPr>
               <w:rPr>
                 <w:rFonts w:ascii="Times New Roman" w:hAnsi="Times New Roman" w:cs="Times New Roman"/>
+                <w:b/>
+                <w:bCs/>
+                <w:color w:val="FFFFFF" w:themeColor="background1"/>
                 <w:sz w:val="24"/>
                 <w:szCs w:val="24"/>
               </w:rPr>
@@ -2020,6 +2041,9 @@
             <w:r>
               <w:rPr>
                 <w:rFonts w:ascii="Times New Roman" w:hAnsi="Times New Roman" w:cs="Times New Roman"/>
+                <w:b/>
+                <w:bCs/>
+                <w:color w:val="FFFFFF" w:themeColor="background1"/>
                 <w:sz w:val="24"/>
                 <w:szCs w:val="24"/>
               </w:rPr>
@@ -2029,9 +2053,12 @@
         </w:tc>
       </w:tr>
       <w:tr>
+        <w:trPr>
+          <w:trHeight w:val="338"/>
+        </w:trPr>
         <w:tc>
           <w:tcPr>
-            <w:tcW w:w="2831" w:type="dxa"/>
+            <w:tcW w:w="2930" w:type="dxa"/>
           </w:tcPr>
           <w:p>
             <w:pPr>
@@ -2053,33 +2080,29 @@
         </w:tc>
         <w:tc>
           <w:tcPr>
-            <w:tcW w:w="2831" w:type="dxa"/>
+            <w:tcW w:w="2930" w:type="dxa"/>
           </w:tcPr>
           <w:p>
             <w:pPr>
               <w:rPr>
                 <w:rFonts w:ascii="Times New Roman" w:hAnsi="Times New Roman" w:cs="Times New Roman"/>
-              </w:rPr>
-            </w:pPr>
-            <w:r>
-              <w:rPr>
-                <w:rFonts w:ascii="Times New Roman" w:hAnsi="Times New Roman" w:cs="Times New Roman"/>
                 <w:sz w:val="24"/>
                 <w:szCs w:val="24"/>
               </w:rPr>
-              <w:t>Windows 10 (</w:t>
-            </w:r>
-            <w:r>
-              <w:rPr>
-                <w:rFonts w:ascii="Times New Roman" w:hAnsi="Times New Roman" w:cs="Times New Roman"/>
-              </w:rPr>
-              <w:t>64-bit)</w:t>
+            </w:pPr>
+            <w:r>
+              <w:rPr>
+                <w:rFonts w:ascii="Times New Roman" w:hAnsi="Times New Roman" w:cs="Times New Roman"/>
+                <w:sz w:val="24"/>
+                <w:szCs w:val="24"/>
+              </w:rPr>
+              <w:t>Windows 10 (64-bit)</w:t>
             </w:r>
           </w:p>
         </w:tc>
         <w:tc>
           <w:tcPr>
-            <w:tcW w:w="2832" w:type="dxa"/>
+            <w:tcW w:w="2931" w:type="dxa"/>
           </w:tcPr>
           <w:p>
             <w:pPr>
@@ -2101,9 +2124,13 @@
         </w:tc>
       </w:tr>
       <w:tr>
+        <w:trPr>
+          <w:trHeight w:val="695"/>
+        </w:trPr>
         <w:tc>
           <w:tcPr>
-            <w:tcW w:w="2831" w:type="dxa"/>
+            <w:tcW w:w="2930" w:type="dxa"/>
+            <w:shd w:val="clear" w:color="auto" w:fill="D9E2F3" w:themeFill="accent1" w:themeFillTint="33"/>
           </w:tcPr>
           <w:p>
             <w:pPr>
@@ -2125,7 +2152,8 @@
         </w:tc>
         <w:tc>
           <w:tcPr>
-            <w:tcW w:w="2831" w:type="dxa"/>
+            <w:tcW w:w="2930" w:type="dxa"/>
+            <w:shd w:val="clear" w:color="auto" w:fill="D9E2F3" w:themeFill="accent1" w:themeFillTint="33"/>
           </w:tcPr>
           <w:p>
             <w:pPr>
@@ -2147,7 +2175,8 @@
         </w:tc>
         <w:tc>
           <w:tcPr>
-            <w:tcW w:w="2832" w:type="dxa"/>
+            <w:tcW w:w="2931" w:type="dxa"/>
+            <w:shd w:val="clear" w:color="auto" w:fill="D9E2F3" w:themeFill="accent1" w:themeFillTint="33"/>
           </w:tcPr>
           <w:p>
             <w:pPr>
@@ -2179,9 +2208,12 @@
         </w:tc>
       </w:tr>
       <w:tr>
+        <w:trPr>
+          <w:trHeight w:val="338"/>
+        </w:trPr>
         <w:tc>
           <w:tcPr>
-            <w:tcW w:w="2831" w:type="dxa"/>
+            <w:tcW w:w="2930" w:type="dxa"/>
           </w:tcPr>
           <w:p>
             <w:pPr>
@@ -2203,7 +2235,7 @@
         </w:tc>
         <w:tc>
           <w:tcPr>
-            <w:tcW w:w="2831" w:type="dxa"/>
+            <w:tcW w:w="2930" w:type="dxa"/>
           </w:tcPr>
           <w:p>
             <w:pPr>
@@ -2225,7 +2257,7 @@
         </w:tc>
         <w:tc>
           <w:tcPr>
-            <w:tcW w:w="2832" w:type="dxa"/>
+            <w:tcW w:w="2931" w:type="dxa"/>
           </w:tcPr>
           <w:p>
             <w:pPr>
@@ -2247,9 +2279,13 @@
         </w:tc>
       </w:tr>
       <w:tr>
+        <w:trPr>
+          <w:trHeight w:val="676"/>
+        </w:trPr>
         <w:tc>
           <w:tcPr>
-            <w:tcW w:w="2831" w:type="dxa"/>
+            <w:tcW w:w="2930" w:type="dxa"/>
+            <w:shd w:val="clear" w:color="auto" w:fill="D9E2F3" w:themeFill="accent1" w:themeFillTint="33"/>
           </w:tcPr>
           <w:p>
             <w:pPr>
@@ -2271,7 +2307,8 @@
         </w:tc>
         <w:tc>
           <w:tcPr>
-            <w:tcW w:w="2831" w:type="dxa"/>
+            <w:tcW w:w="2930" w:type="dxa"/>
+            <w:shd w:val="clear" w:color="auto" w:fill="D9E2F3" w:themeFill="accent1" w:themeFillTint="33"/>
           </w:tcPr>
           <w:p>
             <w:pPr>
@@ -2311,7 +2348,8 @@
         </w:tc>
         <w:tc>
           <w:tcPr>
-            <w:tcW w:w="2832" w:type="dxa"/>
+            <w:tcW w:w="2931" w:type="dxa"/>
+            <w:shd w:val="clear" w:color="auto" w:fill="D9E2F3" w:themeFill="accent1" w:themeFillTint="33"/>
           </w:tcPr>
           <w:p>
             <w:pPr>
@@ -2351,9 +2389,12 @@
         </w:tc>
       </w:tr>
       <w:tr>
+        <w:trPr>
+          <w:trHeight w:val="338"/>
+        </w:trPr>
         <w:tc>
           <w:tcPr>
-            <w:tcW w:w="2831" w:type="dxa"/>
+            <w:tcW w:w="2930" w:type="dxa"/>
           </w:tcPr>
           <w:p>
             <w:pPr>
@@ -2375,7 +2416,7 @@
         </w:tc>
         <w:tc>
           <w:tcPr>
-            <w:tcW w:w="2831" w:type="dxa"/>
+            <w:tcW w:w="2930" w:type="dxa"/>
           </w:tcPr>
           <w:p>
             <w:pPr>
@@ -2397,7 +2438,7 @@
         </w:tc>
         <w:tc>
           <w:tcPr>
-            <w:tcW w:w="2832" w:type="dxa"/>
+            <w:tcW w:w="2931" w:type="dxa"/>
           </w:tcPr>
           <w:p>
             <w:pPr>
@@ -2419,9 +2460,13 @@
         </w:tc>
       </w:tr>
       <w:tr>
+        <w:trPr>
+          <w:trHeight w:val="103"/>
+        </w:trPr>
         <w:tc>
           <w:tcPr>
-            <w:tcW w:w="2831" w:type="dxa"/>
+            <w:tcW w:w="2930" w:type="dxa"/>
+            <w:shd w:val="clear" w:color="auto" w:fill="D9E2F3" w:themeFill="accent1" w:themeFillTint="33"/>
           </w:tcPr>
           <w:p>
             <w:pPr>
@@ -2443,7 +2488,8 @@
         </w:tc>
         <w:tc>
           <w:tcPr>
-            <w:tcW w:w="2831" w:type="dxa"/>
+            <w:tcW w:w="2930" w:type="dxa"/>
+            <w:shd w:val="clear" w:color="auto" w:fill="D9E2F3" w:themeFill="accent1" w:themeFillTint="33"/>
           </w:tcPr>
           <w:p>
             <w:pPr>
@@ -2465,7 +2511,8 @@
         </w:tc>
         <w:tc>
           <w:tcPr>
-            <w:tcW w:w="2832" w:type="dxa"/>
+            <w:tcW w:w="2931" w:type="dxa"/>
+            <w:shd w:val="clear" w:color="auto" w:fill="D9E2F3" w:themeFill="accent1" w:themeFillTint="33"/>
           </w:tcPr>
           <w:p>
             <w:pPr>
@@ -2680,6 +2727,7 @@
       <w:r>
         <w:rPr>
           <w:rFonts w:ascii="Times New Roman" w:hAnsi="Times New Roman" w:cs="Times New Roman"/>
+          <w:noProof/>
           <w:sz w:val="24"/>
           <w:szCs w:val="24"/>
         </w:rPr>
@@ -2783,6 +2831,7 @@
       <w:r>
         <w:rPr>
           <w:rFonts w:ascii="Times New Roman" w:hAnsi="Times New Roman" w:cs="Times New Roman"/>
+          <w:noProof/>
           <w:sz w:val="24"/>
           <w:szCs w:val="24"/>
         </w:rPr>
@@ -2878,6 +2927,7 @@
     <w:p>
       <w:pPr>
         <w:keepNext/>
+        <w:jc w:val="center"/>
         <w:rPr>
           <w:rFonts w:ascii="Times New Roman" w:hAnsi="Times New Roman" w:cs="Times New Roman"/>
         </w:rPr>
@@ -2888,17 +2938,9 @@
           <w:noProof/>
         </w:rPr>
         <w:drawing>
-          <wp:anchor distT="0" distB="0" distL="114300" distR="114300" simplePos="0" relativeHeight="251658240" behindDoc="0" locked="0" layoutInCell="1" allowOverlap="1" wp14:anchorId="5C97707F" wp14:editId="76C52775">
-            <wp:simplePos x="2295525" y="4924425"/>
-            <wp:positionH relativeFrom="column">
-              <wp:posOffset>2289810</wp:posOffset>
-            </wp:positionH>
-            <wp:positionV relativeFrom="paragraph">
-              <wp:align>top</wp:align>
-            </wp:positionV>
+          <wp:inline distT="0" distB="0" distL="0" distR="0" wp14:anchorId="5C97707F" wp14:editId="15F77568">
             <wp:extent cx="2971800" cy="1853086"/>
             <wp:effectExtent l="0" t="0" r="0" b="0"/>
-            <wp:wrapSquare wrapText="bothSides"/>
             <wp:docPr id="3" name="Imagem 3"/>
             <wp:cNvGraphicFramePr>
               <a:graphicFrameLocks xmlns:a="http://schemas.openxmlformats.org/drawingml/2006/main" noChangeAspect="1"/>
@@ -2934,7 +2976,7 @@
                 </pic:pic>
               </a:graphicData>
             </a:graphic>
-          </wp:anchor>
+          </wp:inline>
         </w:drawing>
       </w:r>
       <w:r>
@@ -3046,87 +3088,65 @@
           <w:sz w:val="24"/>
           <w:szCs w:val="24"/>
         </w:rPr>
-        <w:t>3. O jogo inicia automaticamente, apresentando o ecrã de abertura (</w:t>
+        <w:t xml:space="preserve">3. O jogo inicia automaticamente, apresentando o ecrã de abertura </w:t>
+      </w:r>
+    </w:p>
+    <w:p>
+      <w:pPr>
+        <w:rPr>
+          <w:rFonts w:ascii="Times New Roman" w:hAnsi="Times New Roman" w:cs="Times New Roman"/>
+          <w:sz w:val="24"/>
+          <w:szCs w:val="24"/>
+        </w:rPr>
+      </w:pPr>
+    </w:p>
+    <w:p>
+      <w:pPr>
+        <w:rPr>
+          <w:rFonts w:ascii="Times New Roman" w:hAnsi="Times New Roman" w:cs="Times New Roman"/>
+          <w:sz w:val="24"/>
+          <w:szCs w:val="24"/>
+        </w:rPr>
+      </w:pPr>
+      <w:r>
+        <w:rPr>
+          <w:rFonts w:ascii="Times New Roman" w:hAnsi="Times New Roman" w:cs="Times New Roman"/>
+          <w:b/>
+          <w:bCs/>
+          <w:sz w:val="24"/>
+          <w:szCs w:val="24"/>
+        </w:rPr>
+        <w:t xml:space="preserve">Nota para utilizadores de </w:t>
       </w:r>
       <w:proofErr w:type="spellStart"/>
       <w:r>
         <w:rPr>
           <w:rFonts w:ascii="Times New Roman" w:hAnsi="Times New Roman" w:cs="Times New Roman"/>
-          <w:sz w:val="24"/>
-          <w:szCs w:val="24"/>
-        </w:rPr>
-        <w:t>splash</w:t>
+          <w:b/>
+          <w:bCs/>
+          <w:sz w:val="24"/>
+          <w:szCs w:val="24"/>
+        </w:rPr>
+        <w:t>macOS</w:t>
       </w:r>
       <w:proofErr w:type="spellEnd"/>
       <w:r>
         <w:rPr>
           <w:rFonts w:ascii="Times New Roman" w:hAnsi="Times New Roman" w:cs="Times New Roman"/>
-          <w:sz w:val="24"/>
-          <w:szCs w:val="24"/>
-        </w:rPr>
-        <w:t xml:space="preserve"> </w:t>
-      </w:r>
-      <w:proofErr w:type="spellStart"/>
-      <w:r>
-        <w:rPr>
-          <w:rFonts w:ascii="Times New Roman" w:hAnsi="Times New Roman" w:cs="Times New Roman"/>
-          <w:sz w:val="24"/>
-          <w:szCs w:val="24"/>
-        </w:rPr>
-        <w:t>screen</w:t>
-      </w:r>
-      <w:proofErr w:type="spellEnd"/>
-      <w:r>
-        <w:rPr>
-          <w:rFonts w:ascii="Times New Roman" w:hAnsi="Times New Roman" w:cs="Times New Roman"/>
-          <w:sz w:val="24"/>
-          <w:szCs w:val="24"/>
-        </w:rPr>
-        <w:t>) com os logótipos.</w:t>
-      </w:r>
-    </w:p>
-    <w:p>
-      <w:pPr>
-        <w:rPr>
-          <w:rFonts w:ascii="Times New Roman" w:hAnsi="Times New Roman" w:cs="Times New Roman"/>
-          <w:sz w:val="24"/>
-          <w:szCs w:val="24"/>
-        </w:rPr>
-      </w:pPr>
-    </w:p>
-    <w:p>
-      <w:pPr>
-        <w:rPr>
-          <w:rFonts w:ascii="Times New Roman" w:hAnsi="Times New Roman" w:cs="Times New Roman"/>
-          <w:sz w:val="24"/>
-          <w:szCs w:val="24"/>
-        </w:rPr>
-      </w:pPr>
-      <w:r>
-        <w:rPr>
-          <w:rFonts w:ascii="Times New Roman" w:hAnsi="Times New Roman" w:cs="Times New Roman"/>
-          <w:sz w:val="24"/>
-          <w:szCs w:val="24"/>
-        </w:rPr>
-        <w:t xml:space="preserve">Nota para utilizadores de </w:t>
-      </w:r>
-      <w:proofErr w:type="spellStart"/>
-      <w:r>
-        <w:rPr>
-          <w:rFonts w:ascii="Times New Roman" w:hAnsi="Times New Roman" w:cs="Times New Roman"/>
-          <w:sz w:val="24"/>
-          <w:szCs w:val="24"/>
-        </w:rPr>
-        <w:t>macOS</w:t>
-      </w:r>
-      <w:proofErr w:type="spellEnd"/>
-      <w:r>
-        <w:rPr>
-          <w:rFonts w:ascii="Times New Roman" w:hAnsi="Times New Roman" w:cs="Times New Roman"/>
-          <w:sz w:val="24"/>
-          <w:szCs w:val="24"/>
-        </w:rPr>
-        <w:t xml:space="preserve">: Arrasta a aplicação </w:t>
+          <w:b/>
+          <w:bCs/>
+          <w:sz w:val="24"/>
+          <w:szCs w:val="24"/>
+        </w:rPr>
+        <w:t>:</w:t>
+      </w:r>
+      <w:r>
+        <w:rPr>
+          <w:rFonts w:ascii="Times New Roman" w:hAnsi="Times New Roman" w:cs="Times New Roman"/>
+          <w:sz w:val="24"/>
+          <w:szCs w:val="24"/>
+        </w:rPr>
+        <w:t xml:space="preserve"> Arrasta a aplicação </w:t>
       </w:r>
       <w:proofErr w:type="spellStart"/>
       <w:r>
@@ -3215,2572 +3235,3682 @@
     </w:p>
     <w:p>
       <w:pPr>
+        <w:keepNext/>
+      </w:pPr>
+      <w:r>
+        <w:rPr>
+          <w:rFonts w:ascii="Times New Roman" w:hAnsi="Times New Roman" w:cs="Times New Roman"/>
+          <w:sz w:val="24"/>
+          <w:szCs w:val="24"/>
+        </w:rPr>
+        <w:drawing>
+          <wp:inline distT="0" distB="0" distL="0" distR="0" wp14:anchorId="5C96A384" wp14:editId="3FBB9617">
+            <wp:extent cx="5400040" cy="3384550"/>
+            <wp:effectExtent l="0" t="0" r="0" b="6350"/>
+            <wp:docPr id="6" name="Imagem 6"/>
+            <wp:cNvGraphicFramePr>
+              <a:graphicFrameLocks xmlns:a="http://schemas.openxmlformats.org/drawingml/2006/main" noChangeAspect="1"/>
+            </wp:cNvGraphicFramePr>
+            <a:graphic xmlns:a="http://schemas.openxmlformats.org/drawingml/2006/main">
+              <a:graphicData uri="http://schemas.openxmlformats.org/drawingml/2006/picture">
+                <pic:pic xmlns:pic="http://schemas.openxmlformats.org/drawingml/2006/picture">
+                  <pic:nvPicPr>
+                    <pic:cNvPr id="1" name=""/>
+                    <pic:cNvPicPr/>
+                  </pic:nvPicPr>
+                  <pic:blipFill>
+                    <a:blip r:embed="rId8"/>
+                    <a:stretch>
+                      <a:fillRect/>
+                    </a:stretch>
+                  </pic:blipFill>
+                  <pic:spPr>
+                    <a:xfrm>
+                      <a:off x="0" y="0"/>
+                      <a:ext cx="5400040" cy="3384550"/>
+                    </a:xfrm>
+                    <a:prstGeom prst="rect">
+                      <a:avLst/>
+                    </a:prstGeom>
+                  </pic:spPr>
+                </pic:pic>
+              </a:graphicData>
+            </a:graphic>
+          </wp:inline>
+        </w:drawing>
+      </w:r>
+    </w:p>
+    <w:p>
+      <w:pPr>
         <w:pStyle w:val="Legenda"/>
+        <w:jc w:val="center"/>
+        <w:rPr>
+          <w:rFonts w:ascii="Times New Roman" w:hAnsi="Times New Roman" w:cs="Times New Roman"/>
+          <w:sz w:val="24"/>
+          <w:szCs w:val="24"/>
+        </w:rPr>
+      </w:pPr>
+      <w:r>
+        <w:rPr>
+          <w:rFonts w:ascii="Times New Roman" w:hAnsi="Times New Roman" w:cs="Times New Roman"/>
+        </w:rPr>
+        <w:t xml:space="preserve">Figura  </w:t>
+      </w:r>
+      <w:r>
+        <w:rPr>
+          <w:rFonts w:ascii="Times New Roman" w:hAnsi="Times New Roman" w:cs="Times New Roman"/>
+        </w:rPr>
+        <w:fldChar w:fldCharType="begin"/>
+      </w:r>
+      <w:r>
+        <w:rPr>
+          <w:rFonts w:ascii="Times New Roman" w:hAnsi="Times New Roman" w:cs="Times New Roman"/>
+        </w:rPr>
+        <w:instrText xml:space="preserve"> SEQ Figura_ \* ARABIC </w:instrText>
+      </w:r>
+      <w:r>
+        <w:rPr>
+          <w:rFonts w:ascii="Times New Roman" w:hAnsi="Times New Roman" w:cs="Times New Roman"/>
+        </w:rPr>
+        <w:fldChar w:fldCharType="separate"/>
+      </w:r>
+      <w:r>
+        <w:rPr>
+          <w:rFonts w:ascii="Times New Roman" w:hAnsi="Times New Roman" w:cs="Times New Roman"/>
+          <w:noProof/>
+        </w:rPr>
+        <w:t>4</w:t>
+      </w:r>
+      <w:r>
+        <w:rPr>
+          <w:rFonts w:ascii="Times New Roman" w:hAnsi="Times New Roman" w:cs="Times New Roman"/>
+        </w:rPr>
+        <w:fldChar w:fldCharType="end"/>
+      </w:r>
+      <w:r>
+        <w:rPr>
+          <w:rFonts w:ascii="Times New Roman" w:hAnsi="Times New Roman" w:cs="Times New Roman"/>
+        </w:rPr>
+        <w:t xml:space="preserve"> </w:t>
+      </w:r>
+      <w:proofErr w:type="spellStart"/>
+      <w:r>
+        <w:rPr>
+          <w:rFonts w:ascii="Times New Roman" w:hAnsi="Times New Roman" w:cs="Times New Roman"/>
+        </w:rPr>
+        <w:t>splash</w:t>
+      </w:r>
+      <w:proofErr w:type="spellEnd"/>
+      <w:r>
+        <w:rPr>
+          <w:rFonts w:ascii="Times New Roman" w:hAnsi="Times New Roman" w:cs="Times New Roman"/>
+        </w:rPr>
+        <w:t xml:space="preserve"> </w:t>
+      </w:r>
+      <w:proofErr w:type="spellStart"/>
+      <w:r>
+        <w:rPr>
+          <w:rFonts w:ascii="Times New Roman" w:hAnsi="Times New Roman" w:cs="Times New Roman"/>
+        </w:rPr>
+        <w:t>screen</w:t>
+      </w:r>
+      <w:proofErr w:type="spellEnd"/>
+    </w:p>
+    <w:p>
+      <w:pPr>
+        <w:rPr>
+          <w:rFonts w:ascii="Times New Roman" w:hAnsi="Times New Roman" w:cs="Times New Roman"/>
+          <w:sz w:val="24"/>
+          <w:szCs w:val="24"/>
+        </w:rPr>
+      </w:pPr>
+      <w:r>
+        <w:rPr>
+          <w:rFonts w:ascii="Times New Roman" w:hAnsi="Times New Roman" w:cs="Times New Roman"/>
+          <w:sz w:val="24"/>
+          <w:szCs w:val="24"/>
+        </w:rPr>
+        <w:t>- Se já tens uma conta, serás direcionado para o ecrã de Login</w:t>
+      </w:r>
+      <w:r>
+        <w:rPr>
+          <w:rFonts w:ascii="Times New Roman" w:hAnsi="Times New Roman" w:cs="Times New Roman"/>
+          <w:sz w:val="24"/>
+          <w:szCs w:val="24"/>
+        </w:rPr>
+        <w:t xml:space="preserve"> </w:t>
+      </w:r>
+      <w:r>
+        <w:rPr>
+          <w:rFonts w:ascii="Times New Roman" w:hAnsi="Times New Roman" w:cs="Times New Roman"/>
+          <w:sz w:val="24"/>
+          <w:szCs w:val="24"/>
+        </w:rPr>
+        <w:t>(ver secção 4.1).</w:t>
+      </w:r>
+    </w:p>
+    <w:p>
+      <w:pPr>
+        <w:rPr>
+          <w:rFonts w:ascii="Times New Roman" w:hAnsi="Times New Roman" w:cs="Times New Roman"/>
+          <w:sz w:val="24"/>
+          <w:szCs w:val="24"/>
+        </w:rPr>
+      </w:pPr>
+      <w:r>
+        <w:rPr>
+          <w:rFonts w:ascii="Times New Roman" w:hAnsi="Times New Roman" w:cs="Times New Roman"/>
+          <w:sz w:val="24"/>
+          <w:szCs w:val="24"/>
+        </w:rPr>
+        <w:t xml:space="preserve">- Se nunca jogaste, serás direcionado para o ecrã de Login, onde podes optar por criar uma nova conta clicando no botão </w:t>
+      </w:r>
+      <w:proofErr w:type="spellStart"/>
+      <w:r>
+        <w:rPr>
+          <w:rFonts w:ascii="Times New Roman" w:hAnsi="Times New Roman" w:cs="Times New Roman"/>
+          <w:sz w:val="24"/>
+          <w:szCs w:val="24"/>
+        </w:rPr>
+        <w:t>Create</w:t>
+      </w:r>
+      <w:proofErr w:type="spellEnd"/>
+      <w:r>
+        <w:rPr>
+          <w:rFonts w:ascii="Times New Roman" w:hAnsi="Times New Roman" w:cs="Times New Roman"/>
+          <w:sz w:val="24"/>
+          <w:szCs w:val="24"/>
+        </w:rPr>
+        <w:t xml:space="preserve"> </w:t>
+      </w:r>
+      <w:proofErr w:type="spellStart"/>
+      <w:r>
+        <w:rPr>
+          <w:rFonts w:ascii="Times New Roman" w:hAnsi="Times New Roman" w:cs="Times New Roman"/>
+          <w:sz w:val="24"/>
+          <w:szCs w:val="24"/>
+        </w:rPr>
+        <w:t>Account</w:t>
+      </w:r>
+      <w:proofErr w:type="spellEnd"/>
+      <w:r>
+        <w:rPr>
+          <w:rFonts w:ascii="Times New Roman" w:hAnsi="Times New Roman" w:cs="Times New Roman"/>
+          <w:sz w:val="24"/>
+          <w:szCs w:val="24"/>
+        </w:rPr>
+        <w:t>.</w:t>
+      </w:r>
+    </w:p>
+    <w:p>
+      <w:pPr>
+        <w:rPr>
+          <w:rFonts w:ascii="Times New Roman" w:hAnsi="Times New Roman" w:cs="Times New Roman"/>
+          <w:sz w:val="24"/>
+          <w:szCs w:val="24"/>
+        </w:rPr>
+      </w:pPr>
+      <w:r>
+        <w:rPr>
+          <w:rFonts w:ascii="Times New Roman" w:hAnsi="Times New Roman" w:cs="Times New Roman"/>
+          <w:sz w:val="24"/>
+          <w:szCs w:val="24"/>
+        </w:rPr>
+        <w:t>Também podes pressionar qualquer tecla durante a sequência de logótipos para saltá-la e ir diretamente para o ecrã de login.</w:t>
+      </w:r>
+    </w:p>
+    <w:p>
+      <w:pPr>
+        <w:rPr>
+          <w:rFonts w:ascii="Times New Roman" w:hAnsi="Times New Roman" w:cs="Times New Roman"/>
+          <w:sz w:val="24"/>
+          <w:szCs w:val="24"/>
+        </w:rPr>
+      </w:pPr>
+      <w:r>
+        <w:rPr>
+          <w:rFonts w:ascii="Times New Roman" w:hAnsi="Times New Roman" w:cs="Times New Roman"/>
+          <w:sz w:val="24"/>
+          <w:szCs w:val="24"/>
+        </w:rPr>
+        <w:br w:type="page"/>
+      </w:r>
+    </w:p>
+    <w:p>
+      <w:pPr>
+        <w:pStyle w:val="Ttulo1"/>
+        <w:rPr>
+          <w:rFonts w:ascii="Times New Roman" w:hAnsi="Times New Roman" w:cs="Times New Roman"/>
+          <w:b/>
+          <w:bCs/>
+          <w:color w:val="auto"/>
+        </w:rPr>
+      </w:pPr>
+      <w:bookmarkStart w:id="3" w:name="_Toc228219778"/>
+      <w:r>
+        <w:rPr>
+          <w:rFonts w:ascii="Times New Roman" w:hAnsi="Times New Roman" w:cs="Times New Roman"/>
+          <w:b/>
+          <w:bCs/>
+          <w:color w:val="auto"/>
+        </w:rPr>
+        <w:lastRenderedPageBreak/>
+        <w:t>4. Navegação nos Menus</w:t>
+      </w:r>
+      <w:bookmarkEnd w:id="3"/>
+    </w:p>
+    <w:p>
+      <w:pPr>
+        <w:rPr>
+          <w:rFonts w:ascii="Times New Roman" w:hAnsi="Times New Roman" w:cs="Times New Roman"/>
+          <w:b/>
+          <w:bCs/>
+          <w:sz w:val="24"/>
+          <w:szCs w:val="24"/>
+        </w:rPr>
+      </w:pPr>
+    </w:p>
+    <w:p>
+      <w:pPr>
+        <w:pStyle w:val="Ttulo2"/>
+        <w:rPr>
+          <w:rFonts w:ascii="Times New Roman" w:hAnsi="Times New Roman" w:cs="Times New Roman"/>
+          <w:b/>
+          <w:bCs/>
+          <w:color w:val="auto"/>
+          <w:sz w:val="28"/>
+          <w:szCs w:val="28"/>
+        </w:rPr>
+      </w:pPr>
+      <w:bookmarkStart w:id="4" w:name="_Toc228219779"/>
+      <w:r>
+        <w:rPr>
+          <w:rFonts w:ascii="Times New Roman" w:hAnsi="Times New Roman" w:cs="Times New Roman"/>
+          <w:b/>
+          <w:bCs/>
+          <w:color w:val="auto"/>
+          <w:sz w:val="28"/>
+          <w:szCs w:val="28"/>
+        </w:rPr>
+        <w:t>4.1. Ecrã de Login e Registo</w:t>
+      </w:r>
+      <w:bookmarkEnd w:id="4"/>
+    </w:p>
+    <w:p>
+      <w:pPr>
+        <w:rPr>
+          <w:rFonts w:ascii="Times New Roman" w:hAnsi="Times New Roman" w:cs="Times New Roman"/>
+          <w:sz w:val="24"/>
+          <w:szCs w:val="24"/>
+        </w:rPr>
+      </w:pPr>
+    </w:p>
+    <w:p>
+      <w:pPr>
+        <w:rPr>
+          <w:rFonts w:ascii="Times New Roman" w:hAnsi="Times New Roman" w:cs="Times New Roman"/>
+          <w:sz w:val="24"/>
+          <w:szCs w:val="24"/>
+        </w:rPr>
+      </w:pPr>
+      <w:r>
+        <w:rPr>
+          <w:rFonts w:ascii="Times New Roman" w:hAnsi="Times New Roman" w:cs="Times New Roman"/>
+          <w:sz w:val="24"/>
+          <w:szCs w:val="24"/>
+        </w:rPr>
+        <w:t>O ecrã de Login permite-te aceder à tua conta existente.</w:t>
+      </w:r>
+    </w:p>
+    <w:p>
+      <w:pPr>
+        <w:rPr>
+          <w:rFonts w:ascii="Times New Roman" w:hAnsi="Times New Roman" w:cs="Times New Roman"/>
+          <w:sz w:val="24"/>
+          <w:szCs w:val="24"/>
+        </w:rPr>
+      </w:pPr>
+    </w:p>
+    <w:p>
+      <w:pPr>
+        <w:rPr>
+          <w:rFonts w:ascii="Times New Roman" w:hAnsi="Times New Roman" w:cs="Times New Roman"/>
+          <w:sz w:val="24"/>
+          <w:szCs w:val="24"/>
+        </w:rPr>
+      </w:pPr>
+      <w:r>
+        <w:rPr>
+          <w:rFonts w:ascii="Times New Roman" w:hAnsi="Times New Roman" w:cs="Times New Roman"/>
+          <w:sz w:val="24"/>
+          <w:szCs w:val="24"/>
+        </w:rPr>
+        <w:t xml:space="preserve">- </w:t>
+      </w:r>
+      <w:proofErr w:type="spellStart"/>
+      <w:r>
+        <w:rPr>
+          <w:rFonts w:ascii="Times New Roman" w:hAnsi="Times New Roman" w:cs="Times New Roman"/>
+          <w:sz w:val="24"/>
+          <w:szCs w:val="24"/>
+        </w:rPr>
+        <w:t>Username</w:t>
+      </w:r>
+      <w:proofErr w:type="spellEnd"/>
+      <w:r>
+        <w:rPr>
+          <w:rFonts w:ascii="Times New Roman" w:hAnsi="Times New Roman" w:cs="Times New Roman"/>
+          <w:sz w:val="24"/>
+          <w:szCs w:val="24"/>
+        </w:rPr>
+        <w:t xml:space="preserve"> ou Email: Insere o teu nome de utilizador ou endereço de email.</w:t>
+      </w:r>
+    </w:p>
+    <w:p>
+      <w:pPr>
+        <w:rPr>
+          <w:rFonts w:ascii="Times New Roman" w:hAnsi="Times New Roman" w:cs="Times New Roman"/>
+          <w:sz w:val="24"/>
+          <w:szCs w:val="24"/>
+        </w:rPr>
+      </w:pPr>
+      <w:r>
+        <w:rPr>
+          <w:rFonts w:ascii="Times New Roman" w:hAnsi="Times New Roman" w:cs="Times New Roman"/>
+          <w:sz w:val="24"/>
+          <w:szCs w:val="24"/>
+        </w:rPr>
+        <w:t>- Password: Insere a tua palavra-passe. Podes clicar no botão Show para ver o que estás a escrever.</w:t>
+      </w:r>
+    </w:p>
+    <w:p>
+      <w:pPr>
+        <w:rPr>
+          <w:rFonts w:ascii="Times New Roman" w:hAnsi="Times New Roman" w:cs="Times New Roman"/>
+          <w:sz w:val="24"/>
+          <w:szCs w:val="24"/>
+        </w:rPr>
+      </w:pPr>
+      <w:r>
+        <w:rPr>
+          <w:rFonts w:ascii="Times New Roman" w:hAnsi="Times New Roman" w:cs="Times New Roman"/>
+          <w:sz w:val="24"/>
+          <w:szCs w:val="24"/>
+        </w:rPr>
+        <w:t xml:space="preserve">- </w:t>
+      </w:r>
+      <w:proofErr w:type="spellStart"/>
+      <w:r>
+        <w:rPr>
+          <w:rFonts w:ascii="Times New Roman" w:hAnsi="Times New Roman" w:cs="Times New Roman"/>
+          <w:sz w:val="24"/>
+          <w:szCs w:val="24"/>
+        </w:rPr>
+        <w:t>Remember</w:t>
+      </w:r>
+      <w:proofErr w:type="spellEnd"/>
+      <w:r>
+        <w:rPr>
+          <w:rFonts w:ascii="Times New Roman" w:hAnsi="Times New Roman" w:cs="Times New Roman"/>
+          <w:sz w:val="24"/>
+          <w:szCs w:val="24"/>
+        </w:rPr>
+        <w:t xml:space="preserve"> Me: Ativa esta opção para que o jogo se lembre de ti e entre automaticamente na próxima vez.</w:t>
+      </w:r>
+    </w:p>
+    <w:p>
+      <w:pPr>
+        <w:rPr>
+          <w:rFonts w:ascii="Times New Roman" w:hAnsi="Times New Roman" w:cs="Times New Roman"/>
+          <w:sz w:val="24"/>
+          <w:szCs w:val="24"/>
+        </w:rPr>
+      </w:pPr>
+      <w:r>
+        <w:rPr>
+          <w:rFonts w:ascii="Times New Roman" w:hAnsi="Times New Roman" w:cs="Times New Roman"/>
+          <w:sz w:val="24"/>
+          <w:szCs w:val="24"/>
+        </w:rPr>
+        <w:t>- Login: Clica para entrar no menu principal.</w:t>
+      </w:r>
+    </w:p>
+    <w:p>
+      <w:pPr>
+        <w:rPr>
+          <w:rFonts w:ascii="Times New Roman" w:hAnsi="Times New Roman" w:cs="Times New Roman"/>
+          <w:sz w:val="24"/>
+          <w:szCs w:val="24"/>
+        </w:rPr>
+      </w:pPr>
+      <w:r>
+        <w:rPr>
+          <w:rFonts w:ascii="Times New Roman" w:hAnsi="Times New Roman" w:cs="Times New Roman"/>
+          <w:sz w:val="24"/>
+          <w:szCs w:val="24"/>
+        </w:rPr>
+        <w:t xml:space="preserve">- </w:t>
+      </w:r>
+      <w:proofErr w:type="spellStart"/>
+      <w:r>
+        <w:rPr>
+          <w:rFonts w:ascii="Times New Roman" w:hAnsi="Times New Roman" w:cs="Times New Roman"/>
+          <w:sz w:val="24"/>
+          <w:szCs w:val="24"/>
+        </w:rPr>
+        <w:t>Create</w:t>
+      </w:r>
+      <w:proofErr w:type="spellEnd"/>
+      <w:r>
+        <w:rPr>
+          <w:rFonts w:ascii="Times New Roman" w:hAnsi="Times New Roman" w:cs="Times New Roman"/>
+          <w:sz w:val="24"/>
+          <w:szCs w:val="24"/>
+        </w:rPr>
+        <w:t xml:space="preserve"> </w:t>
+      </w:r>
+      <w:proofErr w:type="spellStart"/>
+      <w:r>
+        <w:rPr>
+          <w:rFonts w:ascii="Times New Roman" w:hAnsi="Times New Roman" w:cs="Times New Roman"/>
+          <w:sz w:val="24"/>
+          <w:szCs w:val="24"/>
+        </w:rPr>
+        <w:t>Account</w:t>
+      </w:r>
+      <w:proofErr w:type="spellEnd"/>
+      <w:r>
+        <w:rPr>
+          <w:rFonts w:ascii="Times New Roman" w:hAnsi="Times New Roman" w:cs="Times New Roman"/>
+          <w:sz w:val="24"/>
+          <w:szCs w:val="24"/>
+        </w:rPr>
+        <w:t>: Clica para criar uma nova conta.</w:t>
+      </w:r>
+    </w:p>
+    <w:p>
+      <w:pPr>
+        <w:rPr>
+          <w:rFonts w:ascii="Times New Roman" w:hAnsi="Times New Roman" w:cs="Times New Roman"/>
+          <w:sz w:val="24"/>
+          <w:szCs w:val="24"/>
+        </w:rPr>
+      </w:pPr>
+      <w:r>
+        <w:rPr>
+          <w:rFonts w:ascii="Times New Roman" w:hAnsi="Times New Roman" w:cs="Times New Roman"/>
+          <w:sz w:val="24"/>
+          <w:szCs w:val="24"/>
+        </w:rPr>
+        <w:t xml:space="preserve">- </w:t>
+      </w:r>
+      <w:proofErr w:type="spellStart"/>
+      <w:r>
+        <w:rPr>
+          <w:rFonts w:ascii="Times New Roman" w:hAnsi="Times New Roman" w:cs="Times New Roman"/>
+          <w:sz w:val="24"/>
+          <w:szCs w:val="24"/>
+        </w:rPr>
+        <w:t>Forgot</w:t>
+      </w:r>
+      <w:proofErr w:type="spellEnd"/>
+      <w:r>
+        <w:rPr>
+          <w:rFonts w:ascii="Times New Roman" w:hAnsi="Times New Roman" w:cs="Times New Roman"/>
+          <w:sz w:val="24"/>
+          <w:szCs w:val="24"/>
+        </w:rPr>
+        <w:t xml:space="preserve"> Password: Recupera a tua palavra-passe através da pergunta de segurança.</w:t>
+      </w:r>
+    </w:p>
+    <w:p>
+      <w:pPr>
+        <w:rPr>
+          <w:rFonts w:ascii="Times New Roman" w:hAnsi="Times New Roman" w:cs="Times New Roman"/>
+          <w:sz w:val="24"/>
+          <w:szCs w:val="24"/>
+        </w:rPr>
+      </w:pPr>
+    </w:p>
+    <w:p>
+      <w:pPr>
+        <w:rPr>
+          <w:rFonts w:ascii="Times New Roman" w:hAnsi="Times New Roman" w:cs="Times New Roman"/>
+          <w:sz w:val="24"/>
+          <w:szCs w:val="24"/>
+        </w:rPr>
+      </w:pPr>
+      <w:r>
+        <w:rPr>
+          <w:rFonts w:ascii="Times New Roman" w:hAnsi="Times New Roman" w:cs="Times New Roman"/>
+          <w:sz w:val="24"/>
+          <w:szCs w:val="24"/>
+        </w:rPr>
+        <w:t xml:space="preserve">No ecrã de </w:t>
+      </w:r>
+      <w:proofErr w:type="spellStart"/>
+      <w:r>
+        <w:rPr>
+          <w:rFonts w:ascii="Times New Roman" w:hAnsi="Times New Roman" w:cs="Times New Roman"/>
+          <w:sz w:val="24"/>
+          <w:szCs w:val="24"/>
+        </w:rPr>
+        <w:t>Sign</w:t>
+      </w:r>
+      <w:proofErr w:type="spellEnd"/>
+      <w:r>
+        <w:rPr>
+          <w:rFonts w:ascii="Times New Roman" w:hAnsi="Times New Roman" w:cs="Times New Roman"/>
+          <w:sz w:val="24"/>
+          <w:szCs w:val="24"/>
+        </w:rPr>
+        <w:t xml:space="preserve"> </w:t>
+      </w:r>
+      <w:proofErr w:type="spellStart"/>
+      <w:r>
+        <w:rPr>
+          <w:rFonts w:ascii="Times New Roman" w:hAnsi="Times New Roman" w:cs="Times New Roman"/>
+          <w:sz w:val="24"/>
+          <w:szCs w:val="24"/>
+        </w:rPr>
+        <w:t>Up</w:t>
+      </w:r>
+      <w:proofErr w:type="spellEnd"/>
+      <w:r>
+        <w:rPr>
+          <w:rFonts w:ascii="Times New Roman" w:hAnsi="Times New Roman" w:cs="Times New Roman"/>
+          <w:sz w:val="24"/>
+          <w:szCs w:val="24"/>
+        </w:rPr>
+        <w:t xml:space="preserve"> (Registo), preenche todos os campos obrigatórios (</w:t>
+      </w:r>
+      <w:proofErr w:type="spellStart"/>
+      <w:r>
+        <w:rPr>
+          <w:rFonts w:ascii="Times New Roman" w:hAnsi="Times New Roman" w:cs="Times New Roman"/>
+          <w:sz w:val="24"/>
+          <w:szCs w:val="24"/>
+        </w:rPr>
+        <w:t>Username</w:t>
+      </w:r>
+      <w:proofErr w:type="spellEnd"/>
+      <w:r>
+        <w:rPr>
+          <w:rFonts w:ascii="Times New Roman" w:hAnsi="Times New Roman" w:cs="Times New Roman"/>
+          <w:sz w:val="24"/>
+          <w:szCs w:val="24"/>
+        </w:rPr>
+        <w:t xml:space="preserve">, Email, Password, Confirmar Password) e clica em </w:t>
+      </w:r>
+      <w:proofErr w:type="spellStart"/>
+      <w:r>
+        <w:rPr>
+          <w:rFonts w:ascii="Times New Roman" w:hAnsi="Times New Roman" w:cs="Times New Roman"/>
+          <w:sz w:val="24"/>
+          <w:szCs w:val="24"/>
+        </w:rPr>
+        <w:t>Create</w:t>
+      </w:r>
+      <w:proofErr w:type="spellEnd"/>
+      <w:r>
+        <w:rPr>
+          <w:rFonts w:ascii="Times New Roman" w:hAnsi="Times New Roman" w:cs="Times New Roman"/>
+          <w:sz w:val="24"/>
+          <w:szCs w:val="24"/>
+        </w:rPr>
+        <w:t xml:space="preserve"> </w:t>
+      </w:r>
+      <w:proofErr w:type="spellStart"/>
+      <w:r>
+        <w:rPr>
+          <w:rFonts w:ascii="Times New Roman" w:hAnsi="Times New Roman" w:cs="Times New Roman"/>
+          <w:sz w:val="24"/>
+          <w:szCs w:val="24"/>
+        </w:rPr>
+        <w:t>Account</w:t>
+      </w:r>
+      <w:proofErr w:type="spellEnd"/>
+      <w:r>
+        <w:rPr>
+          <w:rFonts w:ascii="Times New Roman" w:hAnsi="Times New Roman" w:cs="Times New Roman"/>
+          <w:sz w:val="24"/>
+          <w:szCs w:val="24"/>
+        </w:rPr>
+        <w:t>. A tua conta será criada e entrarás automaticamente no menu principal.</w:t>
+      </w:r>
+    </w:p>
+    <w:p>
+      <w:pPr>
+        <w:rPr>
+          <w:rFonts w:ascii="Times New Roman" w:hAnsi="Times New Roman" w:cs="Times New Roman"/>
+          <w:sz w:val="24"/>
+          <w:szCs w:val="24"/>
+        </w:rPr>
+      </w:pPr>
+    </w:p>
+    <w:p>
+      <w:pPr>
+        <w:rPr>
+          <w:rFonts w:ascii="Times New Roman" w:hAnsi="Times New Roman" w:cs="Times New Roman"/>
+          <w:sz w:val="24"/>
+          <w:szCs w:val="24"/>
+        </w:rPr>
+      </w:pPr>
+      <w:r>
+        <w:rPr>
+          <w:rFonts w:ascii="Times New Roman" w:hAnsi="Times New Roman" w:cs="Times New Roman"/>
+          <w:sz w:val="24"/>
+          <w:szCs w:val="24"/>
+        </w:rPr>
+        <w:t xml:space="preserve">Se te esqueceres da palavra-passe, clica em </w:t>
+      </w:r>
+      <w:proofErr w:type="spellStart"/>
+      <w:r>
+        <w:rPr>
+          <w:rFonts w:ascii="Times New Roman" w:hAnsi="Times New Roman" w:cs="Times New Roman"/>
+          <w:sz w:val="24"/>
+          <w:szCs w:val="24"/>
+        </w:rPr>
+        <w:t>Forgot</w:t>
+      </w:r>
+      <w:proofErr w:type="spellEnd"/>
+      <w:r>
+        <w:rPr>
+          <w:rFonts w:ascii="Times New Roman" w:hAnsi="Times New Roman" w:cs="Times New Roman"/>
+          <w:sz w:val="24"/>
+          <w:szCs w:val="24"/>
+        </w:rPr>
+        <w:t xml:space="preserve"> Password, insere o teu nome de utilizador, responde à pergunta de segurança e define uma nova palavra-passe.</w:t>
+      </w:r>
+    </w:p>
+    <w:p>
+      <w:pPr>
         <w:keepNext/>
-      </w:pPr>
-      <w:r>
-        <w:t xml:space="preserve">Tabela </w:t>
-      </w:r>
-      <w:fldSimple w:instr=" SEQ Tabela \* ARABIC ">
-        <w:r>
-          <w:rPr>
-            <w:noProof/>
-          </w:rPr>
-          <w:t>1</w:t>
-        </w:r>
-      </w:fldSimple>
-      <w:r>
-        <w:t xml:space="preserve"> Secção de login</w:t>
+        <w:jc w:val="center"/>
+        <w:rPr>
+          <w:rFonts w:ascii="Times New Roman" w:hAnsi="Times New Roman" w:cs="Times New Roman"/>
+        </w:rPr>
+      </w:pPr>
+      <w:r>
+        <w:rPr>
+          <w:rFonts w:ascii="Times New Roman" w:hAnsi="Times New Roman" w:cs="Times New Roman"/>
+          <w:sz w:val="24"/>
+          <w:szCs w:val="24"/>
+        </w:rPr>
+        <w:lastRenderedPageBreak/>
+        <w:drawing>
+          <wp:inline distT="0" distB="0" distL="0" distR="0" wp14:anchorId="4AE58089" wp14:editId="2662233A">
+            <wp:extent cx="5400040" cy="3187065"/>
+            <wp:effectExtent l="0" t="0" r="0" b="0"/>
+            <wp:docPr id="7" name="Imagem 7"/>
+            <wp:cNvGraphicFramePr>
+              <a:graphicFrameLocks xmlns:a="http://schemas.openxmlformats.org/drawingml/2006/main" noChangeAspect="1"/>
+            </wp:cNvGraphicFramePr>
+            <a:graphic xmlns:a="http://schemas.openxmlformats.org/drawingml/2006/main">
+              <a:graphicData uri="http://schemas.openxmlformats.org/drawingml/2006/picture">
+                <pic:pic xmlns:pic="http://schemas.openxmlformats.org/drawingml/2006/picture">
+                  <pic:nvPicPr>
+                    <pic:cNvPr id="1" name=""/>
+                    <pic:cNvPicPr/>
+                  </pic:nvPicPr>
+                  <pic:blipFill>
+                    <a:blip r:embed="rId9"/>
+                    <a:stretch>
+                      <a:fillRect/>
+                    </a:stretch>
+                  </pic:blipFill>
+                  <pic:spPr>
+                    <a:xfrm>
+                      <a:off x="0" y="0"/>
+                      <a:ext cx="5400040" cy="3187065"/>
+                    </a:xfrm>
+                    <a:prstGeom prst="rect">
+                      <a:avLst/>
+                    </a:prstGeom>
+                  </pic:spPr>
+                </pic:pic>
+              </a:graphicData>
+            </a:graphic>
+          </wp:inline>
+        </w:drawing>
+      </w:r>
+    </w:p>
+    <w:p>
+      <w:pPr>
+        <w:pStyle w:val="Legenda"/>
+        <w:jc w:val="center"/>
+        <w:rPr>
+          <w:rFonts w:ascii="Times New Roman" w:hAnsi="Times New Roman" w:cs="Times New Roman"/>
+          <w:sz w:val="24"/>
+          <w:szCs w:val="24"/>
+        </w:rPr>
+      </w:pPr>
+      <w:r>
+        <w:rPr>
+          <w:rFonts w:ascii="Times New Roman" w:hAnsi="Times New Roman" w:cs="Times New Roman"/>
+        </w:rPr>
+        <w:t xml:space="preserve">Figura  </w:t>
+      </w:r>
+      <w:r>
+        <w:rPr>
+          <w:rFonts w:ascii="Times New Roman" w:hAnsi="Times New Roman" w:cs="Times New Roman"/>
+        </w:rPr>
+        <w:fldChar w:fldCharType="begin"/>
+      </w:r>
+      <w:r>
+        <w:rPr>
+          <w:rFonts w:ascii="Times New Roman" w:hAnsi="Times New Roman" w:cs="Times New Roman"/>
+        </w:rPr>
+        <w:instrText xml:space="preserve"> SEQ Figura_ \* ARABIC </w:instrText>
+      </w:r>
+      <w:r>
+        <w:rPr>
+          <w:rFonts w:ascii="Times New Roman" w:hAnsi="Times New Roman" w:cs="Times New Roman"/>
+        </w:rPr>
+        <w:fldChar w:fldCharType="separate"/>
+      </w:r>
+      <w:r>
+        <w:rPr>
+          <w:rFonts w:ascii="Times New Roman" w:hAnsi="Times New Roman" w:cs="Times New Roman"/>
+          <w:noProof/>
+        </w:rPr>
+        <w:t>5</w:t>
+      </w:r>
+      <w:r>
+        <w:rPr>
+          <w:rFonts w:ascii="Times New Roman" w:hAnsi="Times New Roman" w:cs="Times New Roman"/>
+        </w:rPr>
+        <w:fldChar w:fldCharType="end"/>
+      </w:r>
+      <w:r>
+        <w:rPr>
+          <w:rFonts w:ascii="Times New Roman" w:hAnsi="Times New Roman" w:cs="Times New Roman"/>
+        </w:rPr>
+        <w:t xml:space="preserve"> ecrã de login (1/2)</w:t>
+      </w:r>
+    </w:p>
+    <w:p>
+      <w:pPr>
+        <w:keepNext/>
+        <w:jc w:val="center"/>
+        <w:rPr>
+          <w:rFonts w:ascii="Times New Roman" w:hAnsi="Times New Roman" w:cs="Times New Roman"/>
+        </w:rPr>
+      </w:pPr>
+      <w:r>
+        <w:rPr>
+          <w:rFonts w:ascii="Times New Roman" w:hAnsi="Times New Roman" w:cs="Times New Roman"/>
+          <w:sz w:val="24"/>
+          <w:szCs w:val="24"/>
+        </w:rPr>
+        <w:drawing>
+          <wp:inline distT="0" distB="0" distL="0" distR="0" wp14:anchorId="53DC3865" wp14:editId="2034DF08">
+            <wp:extent cx="5400040" cy="3129280"/>
+            <wp:effectExtent l="0" t="0" r="0" b="0"/>
+            <wp:docPr id="8" name="Imagem 8"/>
+            <wp:cNvGraphicFramePr>
+              <a:graphicFrameLocks xmlns:a="http://schemas.openxmlformats.org/drawingml/2006/main" noChangeAspect="1"/>
+            </wp:cNvGraphicFramePr>
+            <a:graphic xmlns:a="http://schemas.openxmlformats.org/drawingml/2006/main">
+              <a:graphicData uri="http://schemas.openxmlformats.org/drawingml/2006/picture">
+                <pic:pic xmlns:pic="http://schemas.openxmlformats.org/drawingml/2006/picture">
+                  <pic:nvPicPr>
+                    <pic:cNvPr id="1" name=""/>
+                    <pic:cNvPicPr/>
+                  </pic:nvPicPr>
+                  <pic:blipFill>
+                    <a:blip r:embed="rId10"/>
+                    <a:stretch>
+                      <a:fillRect/>
+                    </a:stretch>
+                  </pic:blipFill>
+                  <pic:spPr>
+                    <a:xfrm>
+                      <a:off x="0" y="0"/>
+                      <a:ext cx="5400040" cy="3129280"/>
+                    </a:xfrm>
+                    <a:prstGeom prst="rect">
+                      <a:avLst/>
+                    </a:prstGeom>
+                  </pic:spPr>
+                </pic:pic>
+              </a:graphicData>
+            </a:graphic>
+          </wp:inline>
+        </w:drawing>
+      </w:r>
+    </w:p>
+    <w:p>
+      <w:pPr>
+        <w:pStyle w:val="Legenda"/>
+        <w:jc w:val="center"/>
+        <w:rPr>
+          <w:rFonts w:ascii="Times New Roman" w:hAnsi="Times New Roman" w:cs="Times New Roman"/>
+          <w:sz w:val="24"/>
+          <w:szCs w:val="24"/>
+        </w:rPr>
+      </w:pPr>
+      <w:r>
+        <w:rPr>
+          <w:rFonts w:ascii="Times New Roman" w:hAnsi="Times New Roman" w:cs="Times New Roman"/>
+        </w:rPr>
+        <w:t xml:space="preserve">Figura  </w:t>
+      </w:r>
+      <w:r>
+        <w:rPr>
+          <w:rFonts w:ascii="Times New Roman" w:hAnsi="Times New Roman" w:cs="Times New Roman"/>
+        </w:rPr>
+        <w:fldChar w:fldCharType="begin"/>
+      </w:r>
+      <w:r>
+        <w:rPr>
+          <w:rFonts w:ascii="Times New Roman" w:hAnsi="Times New Roman" w:cs="Times New Roman"/>
+        </w:rPr>
+        <w:instrText xml:space="preserve"> SEQ Figura_ \* ARABIC </w:instrText>
+      </w:r>
+      <w:r>
+        <w:rPr>
+          <w:rFonts w:ascii="Times New Roman" w:hAnsi="Times New Roman" w:cs="Times New Roman"/>
+        </w:rPr>
+        <w:fldChar w:fldCharType="separate"/>
+      </w:r>
+      <w:r>
+        <w:rPr>
+          <w:rFonts w:ascii="Times New Roman" w:hAnsi="Times New Roman" w:cs="Times New Roman"/>
+          <w:noProof/>
+        </w:rPr>
+        <w:t>6</w:t>
+      </w:r>
+      <w:r>
+        <w:rPr>
+          <w:rFonts w:ascii="Times New Roman" w:hAnsi="Times New Roman" w:cs="Times New Roman"/>
+        </w:rPr>
+        <w:fldChar w:fldCharType="end"/>
+      </w:r>
+      <w:r>
+        <w:rPr>
+          <w:rFonts w:ascii="Times New Roman" w:hAnsi="Times New Roman" w:cs="Times New Roman"/>
+        </w:rPr>
+        <w:t xml:space="preserve"> ecrã de login (2/2)</w:t>
+      </w:r>
+    </w:p>
+    <w:p>
+      <w:pPr>
+        <w:rPr>
+          <w:rFonts w:ascii="Times New Roman" w:hAnsi="Times New Roman" w:cs="Times New Roman"/>
+          <w:sz w:val="24"/>
+          <w:szCs w:val="24"/>
+        </w:rPr>
+      </w:pPr>
+    </w:p>
+    <w:p>
+      <w:pPr>
+        <w:keepNext/>
+        <w:jc w:val="center"/>
+        <w:rPr>
+          <w:rFonts w:ascii="Times New Roman" w:hAnsi="Times New Roman" w:cs="Times New Roman"/>
+        </w:rPr>
+      </w:pPr>
+      <w:r>
+        <w:rPr>
+          <w:rFonts w:ascii="Times New Roman" w:hAnsi="Times New Roman" w:cs="Times New Roman"/>
+          <w:sz w:val="24"/>
+          <w:szCs w:val="24"/>
+        </w:rPr>
+        <w:lastRenderedPageBreak/>
+        <w:drawing>
+          <wp:inline distT="0" distB="0" distL="0" distR="0" wp14:anchorId="1BA46E04" wp14:editId="1C66DF81">
+            <wp:extent cx="5400040" cy="3249930"/>
+            <wp:effectExtent l="0" t="0" r="0" b="7620"/>
+            <wp:docPr id="9" name="Imagem 9"/>
+            <wp:cNvGraphicFramePr>
+              <a:graphicFrameLocks xmlns:a="http://schemas.openxmlformats.org/drawingml/2006/main" noChangeAspect="1"/>
+            </wp:cNvGraphicFramePr>
+            <a:graphic xmlns:a="http://schemas.openxmlformats.org/drawingml/2006/main">
+              <a:graphicData uri="http://schemas.openxmlformats.org/drawingml/2006/picture">
+                <pic:pic xmlns:pic="http://schemas.openxmlformats.org/drawingml/2006/picture">
+                  <pic:nvPicPr>
+                    <pic:cNvPr id="1" name=""/>
+                    <pic:cNvPicPr/>
+                  </pic:nvPicPr>
+                  <pic:blipFill>
+                    <a:blip r:embed="rId11"/>
+                    <a:stretch>
+                      <a:fillRect/>
+                    </a:stretch>
+                  </pic:blipFill>
+                  <pic:spPr>
+                    <a:xfrm>
+                      <a:off x="0" y="0"/>
+                      <a:ext cx="5400040" cy="3249930"/>
+                    </a:xfrm>
+                    <a:prstGeom prst="rect">
+                      <a:avLst/>
+                    </a:prstGeom>
+                  </pic:spPr>
+                </pic:pic>
+              </a:graphicData>
+            </a:graphic>
+          </wp:inline>
+        </w:drawing>
+      </w:r>
+    </w:p>
+    <w:p>
+      <w:pPr>
+        <w:pStyle w:val="Legenda"/>
+        <w:jc w:val="center"/>
+        <w:rPr>
+          <w:rFonts w:ascii="Times New Roman" w:hAnsi="Times New Roman" w:cs="Times New Roman"/>
+          <w:sz w:val="24"/>
+          <w:szCs w:val="24"/>
+        </w:rPr>
+      </w:pPr>
+      <w:r>
+        <w:rPr>
+          <w:rFonts w:ascii="Times New Roman" w:hAnsi="Times New Roman" w:cs="Times New Roman"/>
+        </w:rPr>
+        <w:t xml:space="preserve">Figura  </w:t>
+      </w:r>
+      <w:r>
+        <w:rPr>
+          <w:rFonts w:ascii="Times New Roman" w:hAnsi="Times New Roman" w:cs="Times New Roman"/>
+        </w:rPr>
+        <w:fldChar w:fldCharType="begin"/>
+      </w:r>
+      <w:r>
+        <w:rPr>
+          <w:rFonts w:ascii="Times New Roman" w:hAnsi="Times New Roman" w:cs="Times New Roman"/>
+        </w:rPr>
+        <w:instrText xml:space="preserve"> SEQ Figura_ \* ARABIC </w:instrText>
+      </w:r>
+      <w:r>
+        <w:rPr>
+          <w:rFonts w:ascii="Times New Roman" w:hAnsi="Times New Roman" w:cs="Times New Roman"/>
+        </w:rPr>
+        <w:fldChar w:fldCharType="separate"/>
+      </w:r>
+      <w:r>
+        <w:rPr>
+          <w:rFonts w:ascii="Times New Roman" w:hAnsi="Times New Roman" w:cs="Times New Roman"/>
+          <w:noProof/>
+        </w:rPr>
+        <w:t>7</w:t>
+      </w:r>
+      <w:r>
+        <w:rPr>
+          <w:rFonts w:ascii="Times New Roman" w:hAnsi="Times New Roman" w:cs="Times New Roman"/>
+        </w:rPr>
+        <w:fldChar w:fldCharType="end"/>
+      </w:r>
+      <w:r>
+        <w:rPr>
+          <w:rFonts w:ascii="Times New Roman" w:hAnsi="Times New Roman" w:cs="Times New Roman"/>
+        </w:rPr>
+        <w:t xml:space="preserve"> ecrã d</w:t>
+      </w:r>
+      <w:r>
+        <w:rPr>
+          <w:rFonts w:ascii="Times New Roman" w:hAnsi="Times New Roman" w:cs="Times New Roman"/>
+        </w:rPr>
+        <w:t xml:space="preserve">a criação de conta </w:t>
+      </w:r>
+      <w:r>
+        <w:rPr>
+          <w:rFonts w:ascii="Times New Roman" w:hAnsi="Times New Roman" w:cs="Times New Roman"/>
+        </w:rPr>
+        <w:t>(1/2)</w:t>
+      </w:r>
+    </w:p>
+    <w:p>
+      <w:pPr>
+        <w:keepNext/>
+        <w:jc w:val="center"/>
+        <w:rPr>
+          <w:rFonts w:ascii="Times New Roman" w:hAnsi="Times New Roman" w:cs="Times New Roman"/>
+        </w:rPr>
+      </w:pPr>
+      <w:r>
+        <w:rPr>
+          <w:rFonts w:ascii="Times New Roman" w:hAnsi="Times New Roman" w:cs="Times New Roman"/>
+          <w:sz w:val="24"/>
+          <w:szCs w:val="24"/>
+        </w:rPr>
+        <w:drawing>
+          <wp:inline distT="0" distB="0" distL="0" distR="0" wp14:anchorId="1752363F" wp14:editId="1921C2E3">
+            <wp:extent cx="5400040" cy="3301365"/>
+            <wp:effectExtent l="0" t="0" r="0" b="0"/>
+            <wp:docPr id="10" name="Imagem 10"/>
+            <wp:cNvGraphicFramePr>
+              <a:graphicFrameLocks xmlns:a="http://schemas.openxmlformats.org/drawingml/2006/main" noChangeAspect="1"/>
+            </wp:cNvGraphicFramePr>
+            <a:graphic xmlns:a="http://schemas.openxmlformats.org/drawingml/2006/main">
+              <a:graphicData uri="http://schemas.openxmlformats.org/drawingml/2006/picture">
+                <pic:pic xmlns:pic="http://schemas.openxmlformats.org/drawingml/2006/picture">
+                  <pic:nvPicPr>
+                    <pic:cNvPr id="1" name=""/>
+                    <pic:cNvPicPr/>
+                  </pic:nvPicPr>
+                  <pic:blipFill>
+                    <a:blip r:embed="rId12"/>
+                    <a:stretch>
+                      <a:fillRect/>
+                    </a:stretch>
+                  </pic:blipFill>
+                  <pic:spPr>
+                    <a:xfrm>
+                      <a:off x="0" y="0"/>
+                      <a:ext cx="5400040" cy="3301365"/>
+                    </a:xfrm>
+                    <a:prstGeom prst="rect">
+                      <a:avLst/>
+                    </a:prstGeom>
+                  </pic:spPr>
+                </pic:pic>
+              </a:graphicData>
+            </a:graphic>
+          </wp:inline>
+        </w:drawing>
+      </w:r>
+    </w:p>
+    <w:p>
+      <w:pPr>
+        <w:pStyle w:val="Legenda"/>
+        <w:jc w:val="center"/>
+        <w:rPr>
+          <w:rFonts w:ascii="Times New Roman" w:hAnsi="Times New Roman" w:cs="Times New Roman"/>
+          <w:sz w:val="24"/>
+          <w:szCs w:val="24"/>
+        </w:rPr>
+      </w:pPr>
+      <w:r>
+        <w:rPr>
+          <w:rFonts w:ascii="Times New Roman" w:hAnsi="Times New Roman" w:cs="Times New Roman"/>
+        </w:rPr>
+        <w:t xml:space="preserve">Figura  </w:t>
+      </w:r>
+      <w:r>
+        <w:rPr>
+          <w:rFonts w:ascii="Times New Roman" w:hAnsi="Times New Roman" w:cs="Times New Roman"/>
+        </w:rPr>
+        <w:fldChar w:fldCharType="begin"/>
+      </w:r>
+      <w:r>
+        <w:rPr>
+          <w:rFonts w:ascii="Times New Roman" w:hAnsi="Times New Roman" w:cs="Times New Roman"/>
+        </w:rPr>
+        <w:instrText xml:space="preserve"> SEQ Figura_ \* ARABIC </w:instrText>
+      </w:r>
+      <w:r>
+        <w:rPr>
+          <w:rFonts w:ascii="Times New Roman" w:hAnsi="Times New Roman" w:cs="Times New Roman"/>
+        </w:rPr>
+        <w:fldChar w:fldCharType="separate"/>
+      </w:r>
+      <w:r>
+        <w:rPr>
+          <w:rFonts w:ascii="Times New Roman" w:hAnsi="Times New Roman" w:cs="Times New Roman"/>
+          <w:noProof/>
+        </w:rPr>
+        <w:t>8</w:t>
+      </w:r>
+      <w:r>
+        <w:rPr>
+          <w:rFonts w:ascii="Times New Roman" w:hAnsi="Times New Roman" w:cs="Times New Roman"/>
+        </w:rPr>
+        <w:fldChar w:fldCharType="end"/>
+      </w:r>
+      <w:r>
+        <w:rPr>
+          <w:rFonts w:ascii="Times New Roman" w:hAnsi="Times New Roman" w:cs="Times New Roman"/>
+        </w:rPr>
+        <w:t xml:space="preserve"> </w:t>
+      </w:r>
+      <w:r>
+        <w:rPr>
+          <w:rFonts w:ascii="Times New Roman" w:hAnsi="Times New Roman" w:cs="Times New Roman"/>
+        </w:rPr>
+        <w:t>ecrã d</w:t>
+      </w:r>
+      <w:r>
+        <w:rPr>
+          <w:rFonts w:ascii="Times New Roman" w:hAnsi="Times New Roman" w:cs="Times New Roman"/>
+        </w:rPr>
+        <w:t>a criação d</w:t>
+      </w:r>
+      <w:r>
+        <w:rPr>
+          <w:rFonts w:ascii="Times New Roman" w:hAnsi="Times New Roman" w:cs="Times New Roman"/>
+        </w:rPr>
+        <w:t>e</w:t>
+      </w:r>
+      <w:r>
+        <w:rPr>
+          <w:rFonts w:ascii="Times New Roman" w:hAnsi="Times New Roman" w:cs="Times New Roman"/>
+        </w:rPr>
+        <w:t xml:space="preserve"> conta</w:t>
+      </w:r>
+      <w:r>
+        <w:rPr>
+          <w:rFonts w:ascii="Times New Roman" w:hAnsi="Times New Roman" w:cs="Times New Roman"/>
+        </w:rPr>
+        <w:t xml:space="preserve"> </w:t>
+      </w:r>
+      <w:r>
+        <w:rPr>
+          <w:rFonts w:ascii="Times New Roman" w:hAnsi="Times New Roman" w:cs="Times New Roman"/>
+        </w:rPr>
+        <w:t>(2/2)</w:t>
+      </w:r>
+    </w:p>
+    <w:p>
+      <w:pPr>
+        <w:rPr>
+          <w:rFonts w:ascii="Times New Roman" w:hAnsi="Times New Roman" w:cs="Times New Roman"/>
+          <w:sz w:val="24"/>
+          <w:szCs w:val="24"/>
+        </w:rPr>
+      </w:pPr>
+      <w:r>
+        <w:rPr>
+          <w:rFonts w:ascii="Times New Roman" w:hAnsi="Times New Roman" w:cs="Times New Roman"/>
+          <w:sz w:val="24"/>
+          <w:szCs w:val="24"/>
+        </w:rPr>
+        <w:br w:type="page"/>
+      </w:r>
+    </w:p>
+    <w:p>
+      <w:pPr>
+        <w:pStyle w:val="Ttulo2"/>
+        <w:rPr>
+          <w:rFonts w:ascii="Times New Roman" w:hAnsi="Times New Roman" w:cs="Times New Roman"/>
+          <w:b/>
+          <w:bCs/>
+          <w:color w:val="auto"/>
+          <w:sz w:val="28"/>
+          <w:szCs w:val="28"/>
+        </w:rPr>
+      </w:pPr>
+      <w:bookmarkStart w:id="5" w:name="_Toc228219780"/>
+      <w:r>
+        <w:rPr>
+          <w:rFonts w:ascii="Times New Roman" w:hAnsi="Times New Roman" w:cs="Times New Roman"/>
+          <w:b/>
+          <w:bCs/>
+          <w:color w:val="auto"/>
+          <w:sz w:val="28"/>
+          <w:szCs w:val="28"/>
+        </w:rPr>
+        <w:lastRenderedPageBreak/>
+        <w:t>4.2. Menu Principal</w:t>
+      </w:r>
+      <w:bookmarkEnd w:id="5"/>
+    </w:p>
+    <w:p>
+      <w:pPr>
+        <w:rPr>
+          <w:rFonts w:ascii="Times New Roman" w:hAnsi="Times New Roman" w:cs="Times New Roman"/>
+          <w:sz w:val="24"/>
+          <w:szCs w:val="24"/>
+        </w:rPr>
+      </w:pPr>
+    </w:p>
+    <w:p>
+      <w:pPr>
+        <w:rPr>
+          <w:rFonts w:ascii="Times New Roman" w:hAnsi="Times New Roman" w:cs="Times New Roman"/>
+          <w:sz w:val="24"/>
+          <w:szCs w:val="24"/>
+        </w:rPr>
+      </w:pPr>
+      <w:r>
+        <w:rPr>
+          <w:rFonts w:ascii="Times New Roman" w:hAnsi="Times New Roman" w:cs="Times New Roman"/>
+          <w:sz w:val="24"/>
+          <w:szCs w:val="24"/>
+        </w:rPr>
+        <w:t>Após o login, és direcionado para o Menu Principal, onde podes:</w:t>
+      </w:r>
+    </w:p>
+    <w:p>
+      <w:pPr>
+        <w:keepNext/>
+        <w:jc w:val="center"/>
+      </w:pPr>
+      <w:r>
+        <w:rPr>
+          <w:rFonts w:ascii="Times New Roman" w:hAnsi="Times New Roman" w:cs="Times New Roman"/>
+          <w:sz w:val="24"/>
+          <w:szCs w:val="24"/>
+        </w:rPr>
+        <w:drawing>
+          <wp:inline distT="0" distB="0" distL="0" distR="0" wp14:anchorId="56584FF4" wp14:editId="1CDC2F95">
+            <wp:extent cx="4514215" cy="2829347"/>
+            <wp:effectExtent l="0" t="0" r="635" b="9525"/>
+            <wp:docPr id="11" name="Imagem 11"/>
+            <wp:cNvGraphicFramePr>
+              <a:graphicFrameLocks xmlns:a="http://schemas.openxmlformats.org/drawingml/2006/main" noChangeAspect="1"/>
+            </wp:cNvGraphicFramePr>
+            <a:graphic xmlns:a="http://schemas.openxmlformats.org/drawingml/2006/main">
+              <a:graphicData uri="http://schemas.openxmlformats.org/drawingml/2006/picture">
+                <pic:pic xmlns:pic="http://schemas.openxmlformats.org/drawingml/2006/picture">
+                  <pic:nvPicPr>
+                    <pic:cNvPr id="1" name=""/>
+                    <pic:cNvPicPr/>
+                  </pic:nvPicPr>
+                  <pic:blipFill>
+                    <a:blip r:embed="rId13"/>
+                    <a:stretch>
+                      <a:fillRect/>
+                    </a:stretch>
+                  </pic:blipFill>
+                  <pic:spPr>
+                    <a:xfrm>
+                      <a:off x="0" y="0"/>
+                      <a:ext cx="4524056" cy="2835515"/>
+                    </a:xfrm>
+                    <a:prstGeom prst="rect">
+                      <a:avLst/>
+                    </a:prstGeom>
+                  </pic:spPr>
+                </pic:pic>
+              </a:graphicData>
+            </a:graphic>
+          </wp:inline>
+        </w:drawing>
+      </w:r>
+    </w:p>
+    <w:p>
+      <w:pPr>
+        <w:pStyle w:val="Legenda"/>
+        <w:jc w:val="center"/>
+        <w:rPr>
+          <w:rFonts w:ascii="Times New Roman" w:hAnsi="Times New Roman" w:cs="Times New Roman"/>
+          <w:sz w:val="24"/>
+          <w:szCs w:val="24"/>
+        </w:rPr>
+      </w:pPr>
+      <w:r>
+        <w:rPr>
+          <w:rFonts w:ascii="Times New Roman" w:hAnsi="Times New Roman" w:cs="Times New Roman"/>
+        </w:rPr>
+        <w:t xml:space="preserve">Figura  </w:t>
+      </w:r>
+      <w:r>
+        <w:rPr>
+          <w:rFonts w:ascii="Times New Roman" w:hAnsi="Times New Roman" w:cs="Times New Roman"/>
+        </w:rPr>
+        <w:fldChar w:fldCharType="begin"/>
+      </w:r>
+      <w:r>
+        <w:rPr>
+          <w:rFonts w:ascii="Times New Roman" w:hAnsi="Times New Roman" w:cs="Times New Roman"/>
+        </w:rPr>
+        <w:instrText xml:space="preserve"> SEQ Figura_ \* ARABIC </w:instrText>
+      </w:r>
+      <w:r>
+        <w:rPr>
+          <w:rFonts w:ascii="Times New Roman" w:hAnsi="Times New Roman" w:cs="Times New Roman"/>
+        </w:rPr>
+        <w:fldChar w:fldCharType="separate"/>
+      </w:r>
+      <w:r>
+        <w:rPr>
+          <w:rFonts w:ascii="Times New Roman" w:hAnsi="Times New Roman" w:cs="Times New Roman"/>
+          <w:noProof/>
+        </w:rPr>
+        <w:t>9</w:t>
+      </w:r>
+      <w:r>
+        <w:rPr>
+          <w:rFonts w:ascii="Times New Roman" w:hAnsi="Times New Roman" w:cs="Times New Roman"/>
+        </w:rPr>
+        <w:fldChar w:fldCharType="end"/>
+      </w:r>
+      <w:r>
+        <w:rPr>
+          <w:rFonts w:ascii="Times New Roman" w:hAnsi="Times New Roman" w:cs="Times New Roman"/>
+        </w:rPr>
+        <w:t xml:space="preserve"> ecrã do menu principal</w:t>
+      </w:r>
+    </w:p>
+    <w:p>
+      <w:pPr>
+        <w:rPr>
+          <w:rFonts w:ascii="Times New Roman" w:hAnsi="Times New Roman" w:cs="Times New Roman"/>
+          <w:sz w:val="24"/>
+          <w:szCs w:val="24"/>
+        </w:rPr>
+      </w:pPr>
+      <w:r>
+        <w:rPr>
+          <w:rFonts w:ascii="Times New Roman" w:hAnsi="Times New Roman" w:cs="Times New Roman"/>
+          <w:sz w:val="24"/>
+          <w:szCs w:val="24"/>
+        </w:rPr>
+        <w:t xml:space="preserve">- New Game: Iniciar uma nova partida. Ser-te-á pedido que escolhas um dos três </w:t>
+      </w:r>
+      <w:proofErr w:type="spellStart"/>
+      <w:r>
+        <w:rPr>
+          <w:rFonts w:ascii="Times New Roman" w:hAnsi="Times New Roman" w:cs="Times New Roman"/>
+          <w:sz w:val="24"/>
+          <w:szCs w:val="24"/>
+        </w:rPr>
+        <w:t>slots</w:t>
+      </w:r>
+      <w:proofErr w:type="spellEnd"/>
+      <w:r>
+        <w:rPr>
+          <w:rFonts w:ascii="Times New Roman" w:hAnsi="Times New Roman" w:cs="Times New Roman"/>
+          <w:sz w:val="24"/>
+          <w:szCs w:val="24"/>
+        </w:rPr>
+        <w:t xml:space="preserve"> de gravação. Se o </w:t>
+      </w:r>
+      <w:proofErr w:type="spellStart"/>
+      <w:r>
+        <w:rPr>
+          <w:rFonts w:ascii="Times New Roman" w:hAnsi="Times New Roman" w:cs="Times New Roman"/>
+          <w:sz w:val="24"/>
+          <w:szCs w:val="24"/>
+        </w:rPr>
+        <w:t>slot</w:t>
+      </w:r>
+      <w:proofErr w:type="spellEnd"/>
+      <w:r>
+        <w:rPr>
+          <w:rFonts w:ascii="Times New Roman" w:hAnsi="Times New Roman" w:cs="Times New Roman"/>
+          <w:sz w:val="24"/>
+          <w:szCs w:val="24"/>
+        </w:rPr>
+        <w:t xml:space="preserve"> já tiver um jogo guardado, este será sobrescrito.</w:t>
+      </w:r>
+    </w:p>
+    <w:p>
+      <w:pPr>
+        <w:rPr>
+          <w:rFonts w:ascii="Times New Roman" w:hAnsi="Times New Roman" w:cs="Times New Roman"/>
+          <w:sz w:val="24"/>
+          <w:szCs w:val="24"/>
+        </w:rPr>
+      </w:pPr>
+      <w:r>
+        <w:rPr>
+          <w:rFonts w:ascii="Times New Roman" w:hAnsi="Times New Roman" w:cs="Times New Roman"/>
+          <w:sz w:val="24"/>
+          <w:szCs w:val="24"/>
+        </w:rPr>
+        <w:t xml:space="preserve">- </w:t>
+      </w:r>
+      <w:proofErr w:type="spellStart"/>
+      <w:r>
+        <w:rPr>
+          <w:rFonts w:ascii="Times New Roman" w:hAnsi="Times New Roman" w:cs="Times New Roman"/>
+          <w:sz w:val="24"/>
+          <w:szCs w:val="24"/>
+        </w:rPr>
+        <w:t>Load</w:t>
+      </w:r>
+      <w:proofErr w:type="spellEnd"/>
+      <w:r>
+        <w:rPr>
+          <w:rFonts w:ascii="Times New Roman" w:hAnsi="Times New Roman" w:cs="Times New Roman"/>
+          <w:sz w:val="24"/>
+          <w:szCs w:val="24"/>
+        </w:rPr>
+        <w:t xml:space="preserve"> Game: Carregar uma partida gravada anteriormente. Seleciona o </w:t>
+      </w:r>
+      <w:proofErr w:type="spellStart"/>
+      <w:r>
+        <w:rPr>
+          <w:rFonts w:ascii="Times New Roman" w:hAnsi="Times New Roman" w:cs="Times New Roman"/>
+          <w:sz w:val="24"/>
+          <w:szCs w:val="24"/>
+        </w:rPr>
+        <w:t>slot</w:t>
+      </w:r>
+      <w:proofErr w:type="spellEnd"/>
+      <w:r>
+        <w:rPr>
+          <w:rFonts w:ascii="Times New Roman" w:hAnsi="Times New Roman" w:cs="Times New Roman"/>
+          <w:sz w:val="24"/>
+          <w:szCs w:val="24"/>
+        </w:rPr>
+        <w:t xml:space="preserve"> que contém o </w:t>
+      </w:r>
+      <w:proofErr w:type="spellStart"/>
+      <w:r>
+        <w:rPr>
+          <w:rFonts w:ascii="Times New Roman" w:hAnsi="Times New Roman" w:cs="Times New Roman"/>
+          <w:sz w:val="24"/>
+          <w:szCs w:val="24"/>
+        </w:rPr>
+        <w:t>save</w:t>
+      </w:r>
+      <w:proofErr w:type="spellEnd"/>
+      <w:r>
+        <w:rPr>
+          <w:rFonts w:ascii="Times New Roman" w:hAnsi="Times New Roman" w:cs="Times New Roman"/>
+          <w:sz w:val="24"/>
+          <w:szCs w:val="24"/>
+        </w:rPr>
+        <w:t xml:space="preserve"> que desejas continuar.</w:t>
+      </w:r>
+    </w:p>
+    <w:p>
+      <w:pPr>
+        <w:rPr>
+          <w:rFonts w:ascii="Times New Roman" w:hAnsi="Times New Roman" w:cs="Times New Roman"/>
+          <w:sz w:val="24"/>
+          <w:szCs w:val="24"/>
+        </w:rPr>
+      </w:pPr>
+      <w:r>
+        <w:rPr>
+          <w:rFonts w:ascii="Times New Roman" w:hAnsi="Times New Roman" w:cs="Times New Roman"/>
+          <w:sz w:val="24"/>
+          <w:szCs w:val="24"/>
+        </w:rPr>
+        <w:t xml:space="preserve">- </w:t>
+      </w:r>
+      <w:proofErr w:type="spellStart"/>
+      <w:r>
+        <w:rPr>
+          <w:rFonts w:ascii="Times New Roman" w:hAnsi="Times New Roman" w:cs="Times New Roman"/>
+          <w:sz w:val="24"/>
+          <w:szCs w:val="24"/>
+        </w:rPr>
+        <w:t>Leaderboard</w:t>
+      </w:r>
+      <w:proofErr w:type="spellEnd"/>
+      <w:r>
+        <w:rPr>
+          <w:rFonts w:ascii="Times New Roman" w:hAnsi="Times New Roman" w:cs="Times New Roman"/>
+          <w:sz w:val="24"/>
+          <w:szCs w:val="24"/>
+        </w:rPr>
+        <w:t xml:space="preserve">: Consultar a tabela de classificação com os melhores tempos de </w:t>
+      </w:r>
+      <w:proofErr w:type="spellStart"/>
+      <w:r>
+        <w:rPr>
+          <w:rFonts w:ascii="Times New Roman" w:hAnsi="Times New Roman" w:cs="Times New Roman"/>
+          <w:sz w:val="24"/>
+          <w:szCs w:val="24"/>
+        </w:rPr>
+        <w:t>speedrun</w:t>
+      </w:r>
+      <w:proofErr w:type="spellEnd"/>
+      <w:r>
+        <w:rPr>
+          <w:rFonts w:ascii="Times New Roman" w:hAnsi="Times New Roman" w:cs="Times New Roman"/>
+          <w:sz w:val="24"/>
+          <w:szCs w:val="24"/>
+        </w:rPr>
+        <w:t xml:space="preserve"> (ver secção 4.5).</w:t>
+      </w:r>
+    </w:p>
+    <w:p>
+      <w:pPr>
+        <w:rPr>
+          <w:rFonts w:ascii="Times New Roman" w:hAnsi="Times New Roman" w:cs="Times New Roman"/>
+          <w:sz w:val="24"/>
+          <w:szCs w:val="24"/>
+        </w:rPr>
+      </w:pPr>
+      <w:r>
+        <w:rPr>
+          <w:rFonts w:ascii="Times New Roman" w:hAnsi="Times New Roman" w:cs="Times New Roman"/>
+          <w:sz w:val="24"/>
+          <w:szCs w:val="24"/>
+        </w:rPr>
+        <w:t xml:space="preserve">- </w:t>
+      </w:r>
+      <w:proofErr w:type="spellStart"/>
+      <w:r>
+        <w:rPr>
+          <w:rFonts w:ascii="Times New Roman" w:hAnsi="Times New Roman" w:cs="Times New Roman"/>
+          <w:sz w:val="24"/>
+          <w:szCs w:val="24"/>
+        </w:rPr>
+        <w:t>Settings</w:t>
+      </w:r>
+      <w:proofErr w:type="spellEnd"/>
+      <w:r>
+        <w:rPr>
+          <w:rFonts w:ascii="Times New Roman" w:hAnsi="Times New Roman" w:cs="Times New Roman"/>
+          <w:sz w:val="24"/>
+          <w:szCs w:val="24"/>
+        </w:rPr>
+        <w:t>: Abrir o menu de definições (ver secção 4.3).</w:t>
+      </w:r>
+    </w:p>
+    <w:p>
+      <w:pPr>
+        <w:rPr>
+          <w:rFonts w:ascii="Times New Roman" w:hAnsi="Times New Roman" w:cs="Times New Roman"/>
+          <w:sz w:val="24"/>
+          <w:szCs w:val="24"/>
+        </w:rPr>
+      </w:pPr>
+      <w:r>
+        <w:rPr>
+          <w:rFonts w:ascii="Times New Roman" w:hAnsi="Times New Roman" w:cs="Times New Roman"/>
+          <w:sz w:val="24"/>
+          <w:szCs w:val="24"/>
+        </w:rPr>
+        <w:t xml:space="preserve">- </w:t>
+      </w:r>
+      <w:proofErr w:type="spellStart"/>
+      <w:r>
+        <w:rPr>
+          <w:rFonts w:ascii="Times New Roman" w:hAnsi="Times New Roman" w:cs="Times New Roman"/>
+          <w:sz w:val="24"/>
+          <w:szCs w:val="24"/>
+        </w:rPr>
+        <w:t>Logout</w:t>
+      </w:r>
+      <w:proofErr w:type="spellEnd"/>
+      <w:r>
+        <w:rPr>
+          <w:rFonts w:ascii="Times New Roman" w:hAnsi="Times New Roman" w:cs="Times New Roman"/>
+          <w:sz w:val="24"/>
+          <w:szCs w:val="24"/>
+        </w:rPr>
+        <w:t>:</w:t>
+      </w:r>
+      <w:r>
+        <w:rPr>
+          <w:rFonts w:ascii="Times New Roman" w:hAnsi="Times New Roman" w:cs="Times New Roman"/>
+          <w:sz w:val="24"/>
+          <w:szCs w:val="24"/>
+        </w:rPr>
+        <w:t xml:space="preserve"> </w:t>
+      </w:r>
+      <w:r>
+        <w:rPr>
+          <w:rFonts w:ascii="Times New Roman" w:hAnsi="Times New Roman" w:cs="Times New Roman"/>
+          <w:sz w:val="24"/>
+          <w:szCs w:val="24"/>
+        </w:rPr>
+        <w:t>Terminar a sessão e voltar ao ecrã de login.</w:t>
+      </w:r>
+    </w:p>
+    <w:p>
+      <w:pPr>
+        <w:rPr>
+          <w:rFonts w:ascii="Times New Roman" w:hAnsi="Times New Roman" w:cs="Times New Roman"/>
+          <w:sz w:val="24"/>
+          <w:szCs w:val="24"/>
+        </w:rPr>
+      </w:pPr>
+      <w:r>
+        <w:rPr>
+          <w:rFonts w:ascii="Times New Roman" w:hAnsi="Times New Roman" w:cs="Times New Roman"/>
+          <w:sz w:val="24"/>
+          <w:szCs w:val="24"/>
+        </w:rPr>
+        <w:br/>
+      </w:r>
+    </w:p>
+    <w:p>
+      <w:pPr>
+        <w:rPr>
+          <w:rFonts w:ascii="Times New Roman" w:hAnsi="Times New Roman" w:cs="Times New Roman"/>
+          <w:sz w:val="24"/>
+          <w:szCs w:val="24"/>
+        </w:rPr>
+      </w:pPr>
+      <w:r>
+        <w:rPr>
+          <w:rFonts w:ascii="Times New Roman" w:hAnsi="Times New Roman" w:cs="Times New Roman"/>
+          <w:sz w:val="24"/>
+          <w:szCs w:val="24"/>
+        </w:rPr>
+        <w:br w:type="page"/>
+      </w:r>
+    </w:p>
+    <w:p>
+      <w:pPr>
+        <w:pStyle w:val="Ttulo2"/>
+        <w:rPr>
+          <w:rFonts w:ascii="Times New Roman" w:hAnsi="Times New Roman" w:cs="Times New Roman"/>
+          <w:b/>
+          <w:bCs/>
+          <w:color w:val="auto"/>
+          <w:sz w:val="28"/>
+          <w:szCs w:val="28"/>
+        </w:rPr>
+      </w:pPr>
+      <w:bookmarkStart w:id="6" w:name="_Toc228219781"/>
+      <w:r>
+        <w:rPr>
+          <w:rFonts w:ascii="Times New Roman" w:hAnsi="Times New Roman" w:cs="Times New Roman"/>
+          <w:b/>
+          <w:bCs/>
+          <w:color w:val="auto"/>
+          <w:sz w:val="28"/>
+          <w:szCs w:val="28"/>
+        </w:rPr>
+        <w:lastRenderedPageBreak/>
+        <w:t>4.3. Menu de Definições</w:t>
+      </w:r>
+      <w:bookmarkEnd w:id="6"/>
+    </w:p>
+    <w:p>
+      <w:pPr>
+        <w:rPr>
+          <w:rFonts w:ascii="Times New Roman" w:hAnsi="Times New Roman" w:cs="Times New Roman"/>
+          <w:sz w:val="24"/>
+          <w:szCs w:val="24"/>
+        </w:rPr>
+      </w:pPr>
+    </w:p>
+    <w:p>
+      <w:pPr>
+        <w:rPr>
+          <w:rFonts w:ascii="Times New Roman" w:hAnsi="Times New Roman" w:cs="Times New Roman"/>
+          <w:sz w:val="24"/>
+          <w:szCs w:val="24"/>
+        </w:rPr>
+      </w:pPr>
+      <w:r>
+        <w:rPr>
+          <w:rFonts w:ascii="Times New Roman" w:hAnsi="Times New Roman" w:cs="Times New Roman"/>
+          <w:sz w:val="24"/>
+          <w:szCs w:val="24"/>
+        </w:rPr>
+        <w:t xml:space="preserve">No ecrã de </w:t>
+      </w:r>
+      <w:proofErr w:type="spellStart"/>
+      <w:r>
+        <w:rPr>
+          <w:rFonts w:ascii="Times New Roman" w:hAnsi="Times New Roman" w:cs="Times New Roman"/>
+          <w:sz w:val="24"/>
+          <w:szCs w:val="24"/>
+        </w:rPr>
+        <w:t>Settings</w:t>
+      </w:r>
+      <w:proofErr w:type="spellEnd"/>
+      <w:r>
+        <w:rPr>
+          <w:rFonts w:ascii="Times New Roman" w:hAnsi="Times New Roman" w:cs="Times New Roman"/>
+          <w:sz w:val="24"/>
+          <w:szCs w:val="24"/>
+        </w:rPr>
+        <w:t xml:space="preserve"> (Definições), podes personalizar a tua experiência de jogo:</w:t>
+      </w:r>
+    </w:p>
+    <w:p>
+      <w:pPr>
+        <w:keepNext/>
+        <w:jc w:val="center"/>
+        <w:rPr>
+          <w:rFonts w:ascii="Times New Roman" w:hAnsi="Times New Roman" w:cs="Times New Roman"/>
+        </w:rPr>
+      </w:pPr>
+      <w:r>
+        <w:rPr>
+          <w:rFonts w:ascii="Times New Roman" w:hAnsi="Times New Roman" w:cs="Times New Roman"/>
+          <w:sz w:val="24"/>
+          <w:szCs w:val="24"/>
+        </w:rPr>
+        <w:drawing>
+          <wp:inline distT="0" distB="0" distL="0" distR="0" wp14:anchorId="2EE35246" wp14:editId="0D11AA54">
+            <wp:extent cx="2714625" cy="2020008"/>
+            <wp:effectExtent l="0" t="0" r="0" b="0"/>
+            <wp:docPr id="12" name="Imagem 12"/>
+            <wp:cNvGraphicFramePr>
+              <a:graphicFrameLocks xmlns:a="http://schemas.openxmlformats.org/drawingml/2006/main" noChangeAspect="1"/>
+            </wp:cNvGraphicFramePr>
+            <a:graphic xmlns:a="http://schemas.openxmlformats.org/drawingml/2006/main">
+              <a:graphicData uri="http://schemas.openxmlformats.org/drawingml/2006/picture">
+                <pic:pic xmlns:pic="http://schemas.openxmlformats.org/drawingml/2006/picture">
+                  <pic:nvPicPr>
+                    <pic:cNvPr id="1" name=""/>
+                    <pic:cNvPicPr/>
+                  </pic:nvPicPr>
+                  <pic:blipFill>
+                    <a:blip r:embed="rId14"/>
+                    <a:stretch>
+                      <a:fillRect/>
+                    </a:stretch>
+                  </pic:blipFill>
+                  <pic:spPr>
+                    <a:xfrm>
+                      <a:off x="0" y="0"/>
+                      <a:ext cx="2723442" cy="2026569"/>
+                    </a:xfrm>
+                    <a:prstGeom prst="rect">
+                      <a:avLst/>
+                    </a:prstGeom>
+                  </pic:spPr>
+                </pic:pic>
+              </a:graphicData>
+            </a:graphic>
+          </wp:inline>
+        </w:drawing>
+      </w:r>
+    </w:p>
+    <w:p>
+      <w:pPr>
+        <w:pStyle w:val="Legenda"/>
+        <w:jc w:val="center"/>
+        <w:rPr>
+          <w:rFonts w:ascii="Times New Roman" w:hAnsi="Times New Roman" w:cs="Times New Roman"/>
+          <w:sz w:val="24"/>
+          <w:szCs w:val="24"/>
+        </w:rPr>
+      </w:pPr>
+      <w:r>
+        <w:rPr>
+          <w:rFonts w:ascii="Times New Roman" w:hAnsi="Times New Roman" w:cs="Times New Roman"/>
+        </w:rPr>
+        <w:t xml:space="preserve">Figura  </w:t>
+      </w:r>
+      <w:r>
+        <w:rPr>
+          <w:rFonts w:ascii="Times New Roman" w:hAnsi="Times New Roman" w:cs="Times New Roman"/>
+        </w:rPr>
+        <w:fldChar w:fldCharType="begin"/>
+      </w:r>
+      <w:r>
+        <w:rPr>
+          <w:rFonts w:ascii="Times New Roman" w:hAnsi="Times New Roman" w:cs="Times New Roman"/>
+        </w:rPr>
+        <w:instrText xml:space="preserve"> SEQ Figura_ \* ARABIC </w:instrText>
+      </w:r>
+      <w:r>
+        <w:rPr>
+          <w:rFonts w:ascii="Times New Roman" w:hAnsi="Times New Roman" w:cs="Times New Roman"/>
+        </w:rPr>
+        <w:fldChar w:fldCharType="separate"/>
+      </w:r>
+      <w:r>
+        <w:rPr>
+          <w:rFonts w:ascii="Times New Roman" w:hAnsi="Times New Roman" w:cs="Times New Roman"/>
+          <w:noProof/>
+        </w:rPr>
+        <w:t>10</w:t>
+      </w:r>
+      <w:r>
+        <w:rPr>
+          <w:rFonts w:ascii="Times New Roman" w:hAnsi="Times New Roman" w:cs="Times New Roman"/>
+        </w:rPr>
+        <w:fldChar w:fldCharType="end"/>
+      </w:r>
+      <w:r>
+        <w:rPr>
+          <w:rFonts w:ascii="Times New Roman" w:hAnsi="Times New Roman" w:cs="Times New Roman"/>
+        </w:rPr>
+        <w:t xml:space="preserve"> ecrã de </w:t>
+      </w:r>
+      <w:proofErr w:type="spellStart"/>
+      <w:r>
+        <w:rPr>
+          <w:rFonts w:ascii="Times New Roman" w:hAnsi="Times New Roman" w:cs="Times New Roman"/>
+        </w:rPr>
+        <w:t>settings</w:t>
+      </w:r>
+      <w:proofErr w:type="spellEnd"/>
+      <w:r>
+        <w:rPr>
+          <w:rFonts w:ascii="Times New Roman" w:hAnsi="Times New Roman" w:cs="Times New Roman"/>
+        </w:rPr>
+        <w:t xml:space="preserve"> (1/</w:t>
+      </w:r>
+      <w:proofErr w:type="gramStart"/>
+      <w:r>
+        <w:rPr>
+          <w:rFonts w:ascii="Times New Roman" w:hAnsi="Times New Roman" w:cs="Times New Roman"/>
+        </w:rPr>
+        <w:t>4 )</w:t>
+      </w:r>
+      <w:proofErr w:type="gramEnd"/>
+    </w:p>
+    <w:p>
+      <w:pPr>
+        <w:keepNext/>
+        <w:jc w:val="center"/>
+        <w:rPr>
+          <w:rFonts w:ascii="Times New Roman" w:hAnsi="Times New Roman" w:cs="Times New Roman"/>
+        </w:rPr>
+      </w:pPr>
+      <w:r>
+        <w:rPr>
+          <w:rFonts w:ascii="Times New Roman" w:hAnsi="Times New Roman" w:cs="Times New Roman"/>
+          <w:sz w:val="24"/>
+          <w:szCs w:val="24"/>
+        </w:rPr>
+        <w:drawing>
+          <wp:inline distT="0" distB="0" distL="0" distR="0" wp14:anchorId="48192A1D" wp14:editId="025C1166">
+            <wp:extent cx="2575164" cy="1885950"/>
+            <wp:effectExtent l="0" t="0" r="0" b="0"/>
+            <wp:docPr id="13" name="Imagem 13"/>
+            <wp:cNvGraphicFramePr>
+              <a:graphicFrameLocks xmlns:a="http://schemas.openxmlformats.org/drawingml/2006/main" noChangeAspect="1"/>
+            </wp:cNvGraphicFramePr>
+            <a:graphic xmlns:a="http://schemas.openxmlformats.org/drawingml/2006/main">
+              <a:graphicData uri="http://schemas.openxmlformats.org/drawingml/2006/picture">
+                <pic:pic xmlns:pic="http://schemas.openxmlformats.org/drawingml/2006/picture">
+                  <pic:nvPicPr>
+                    <pic:cNvPr id="1" name=""/>
+                    <pic:cNvPicPr/>
+                  </pic:nvPicPr>
+                  <pic:blipFill>
+                    <a:blip r:embed="rId15"/>
+                    <a:stretch>
+                      <a:fillRect/>
+                    </a:stretch>
+                  </pic:blipFill>
+                  <pic:spPr>
+                    <a:xfrm>
+                      <a:off x="0" y="0"/>
+                      <a:ext cx="2582447" cy="1891284"/>
+                    </a:xfrm>
+                    <a:prstGeom prst="rect">
+                      <a:avLst/>
+                    </a:prstGeom>
+                  </pic:spPr>
+                </pic:pic>
+              </a:graphicData>
+            </a:graphic>
+          </wp:inline>
+        </w:drawing>
+      </w:r>
+    </w:p>
+    <w:p>
+      <w:pPr>
+        <w:pStyle w:val="Legenda"/>
+        <w:jc w:val="center"/>
+        <w:rPr>
+          <w:rFonts w:ascii="Times New Roman" w:hAnsi="Times New Roman" w:cs="Times New Roman"/>
+          <w:sz w:val="24"/>
+          <w:szCs w:val="24"/>
+        </w:rPr>
+      </w:pPr>
+      <w:r>
+        <w:rPr>
+          <w:rFonts w:ascii="Times New Roman" w:hAnsi="Times New Roman" w:cs="Times New Roman"/>
+        </w:rPr>
+        <w:t xml:space="preserve">Figura  </w:t>
+      </w:r>
+      <w:r>
+        <w:rPr>
+          <w:rFonts w:ascii="Times New Roman" w:hAnsi="Times New Roman" w:cs="Times New Roman"/>
+        </w:rPr>
+        <w:fldChar w:fldCharType="begin"/>
+      </w:r>
+      <w:r>
+        <w:rPr>
+          <w:rFonts w:ascii="Times New Roman" w:hAnsi="Times New Roman" w:cs="Times New Roman"/>
+        </w:rPr>
+        <w:instrText xml:space="preserve"> SEQ Figura_ \* ARABIC </w:instrText>
+      </w:r>
+      <w:r>
+        <w:rPr>
+          <w:rFonts w:ascii="Times New Roman" w:hAnsi="Times New Roman" w:cs="Times New Roman"/>
+        </w:rPr>
+        <w:fldChar w:fldCharType="separate"/>
+      </w:r>
+      <w:r>
+        <w:rPr>
+          <w:rFonts w:ascii="Times New Roman" w:hAnsi="Times New Roman" w:cs="Times New Roman"/>
+          <w:noProof/>
+        </w:rPr>
+        <w:t>11</w:t>
+      </w:r>
+      <w:r>
+        <w:rPr>
+          <w:rFonts w:ascii="Times New Roman" w:hAnsi="Times New Roman" w:cs="Times New Roman"/>
+        </w:rPr>
+        <w:fldChar w:fldCharType="end"/>
+      </w:r>
+      <w:r>
+        <w:rPr>
+          <w:rFonts w:ascii="Times New Roman" w:hAnsi="Times New Roman" w:cs="Times New Roman"/>
+        </w:rPr>
+        <w:t xml:space="preserve"> ecrã de </w:t>
+      </w:r>
+      <w:proofErr w:type="spellStart"/>
+      <w:r>
+        <w:rPr>
+          <w:rFonts w:ascii="Times New Roman" w:hAnsi="Times New Roman" w:cs="Times New Roman"/>
+        </w:rPr>
+        <w:t>settings</w:t>
+      </w:r>
+      <w:proofErr w:type="spellEnd"/>
+      <w:r>
+        <w:rPr>
+          <w:rFonts w:ascii="Times New Roman" w:hAnsi="Times New Roman" w:cs="Times New Roman"/>
+        </w:rPr>
+        <w:t xml:space="preserve"> (2/</w:t>
+      </w:r>
+      <w:proofErr w:type="gramStart"/>
+      <w:r>
+        <w:rPr>
+          <w:rFonts w:ascii="Times New Roman" w:hAnsi="Times New Roman" w:cs="Times New Roman"/>
+        </w:rPr>
+        <w:t>4 )</w:t>
+      </w:r>
+      <w:proofErr w:type="gramEnd"/>
+    </w:p>
+    <w:p>
+      <w:pPr>
+        <w:keepNext/>
+        <w:jc w:val="center"/>
+        <w:rPr>
+          <w:rFonts w:ascii="Times New Roman" w:hAnsi="Times New Roman" w:cs="Times New Roman"/>
+        </w:rPr>
+      </w:pPr>
+      <w:r>
+        <w:rPr>
+          <w:rFonts w:ascii="Times New Roman" w:hAnsi="Times New Roman" w:cs="Times New Roman"/>
+          <w:sz w:val="24"/>
+          <w:szCs w:val="24"/>
+        </w:rPr>
+        <w:drawing>
+          <wp:inline distT="0" distB="0" distL="0" distR="0" wp14:anchorId="6F548526" wp14:editId="56D4D402">
+            <wp:extent cx="2723515" cy="1993956"/>
+            <wp:effectExtent l="0" t="0" r="635" b="6350"/>
+            <wp:docPr id="14" name="Imagem 14"/>
+            <wp:cNvGraphicFramePr>
+              <a:graphicFrameLocks xmlns:a="http://schemas.openxmlformats.org/drawingml/2006/main" noChangeAspect="1"/>
+            </wp:cNvGraphicFramePr>
+            <a:graphic xmlns:a="http://schemas.openxmlformats.org/drawingml/2006/main">
+              <a:graphicData uri="http://schemas.openxmlformats.org/drawingml/2006/picture">
+                <pic:pic xmlns:pic="http://schemas.openxmlformats.org/drawingml/2006/picture">
+                  <pic:nvPicPr>
+                    <pic:cNvPr id="1" name=""/>
+                    <pic:cNvPicPr/>
+                  </pic:nvPicPr>
+                  <pic:blipFill>
+                    <a:blip r:embed="rId16"/>
+                    <a:stretch>
+                      <a:fillRect/>
+                    </a:stretch>
+                  </pic:blipFill>
+                  <pic:spPr>
+                    <a:xfrm>
+                      <a:off x="0" y="0"/>
+                      <a:ext cx="2733779" cy="2001470"/>
+                    </a:xfrm>
+                    <a:prstGeom prst="rect">
+                      <a:avLst/>
+                    </a:prstGeom>
+                  </pic:spPr>
+                </pic:pic>
+              </a:graphicData>
+            </a:graphic>
+          </wp:inline>
+        </w:drawing>
+      </w:r>
+    </w:p>
+    <w:p>
+      <w:pPr>
+        <w:pStyle w:val="Legenda"/>
+        <w:jc w:val="center"/>
+        <w:rPr>
+          <w:rFonts w:ascii="Times New Roman" w:hAnsi="Times New Roman" w:cs="Times New Roman"/>
+          <w:sz w:val="24"/>
+          <w:szCs w:val="24"/>
+        </w:rPr>
+      </w:pPr>
+      <w:r>
+        <w:rPr>
+          <w:rFonts w:ascii="Times New Roman" w:hAnsi="Times New Roman" w:cs="Times New Roman"/>
+        </w:rPr>
+        <w:t xml:space="preserve">Figura  </w:t>
+      </w:r>
+      <w:r>
+        <w:rPr>
+          <w:rFonts w:ascii="Times New Roman" w:hAnsi="Times New Roman" w:cs="Times New Roman"/>
+        </w:rPr>
+        <w:fldChar w:fldCharType="begin"/>
+      </w:r>
+      <w:r>
+        <w:rPr>
+          <w:rFonts w:ascii="Times New Roman" w:hAnsi="Times New Roman" w:cs="Times New Roman"/>
+        </w:rPr>
+        <w:instrText xml:space="preserve"> SEQ Figura_ \* ARABIC </w:instrText>
+      </w:r>
+      <w:r>
+        <w:rPr>
+          <w:rFonts w:ascii="Times New Roman" w:hAnsi="Times New Roman" w:cs="Times New Roman"/>
+        </w:rPr>
+        <w:fldChar w:fldCharType="separate"/>
+      </w:r>
+      <w:r>
+        <w:rPr>
+          <w:rFonts w:ascii="Times New Roman" w:hAnsi="Times New Roman" w:cs="Times New Roman"/>
+          <w:noProof/>
+        </w:rPr>
+        <w:t>12</w:t>
+      </w:r>
+      <w:r>
+        <w:rPr>
+          <w:rFonts w:ascii="Times New Roman" w:hAnsi="Times New Roman" w:cs="Times New Roman"/>
+        </w:rPr>
+        <w:fldChar w:fldCharType="end"/>
+      </w:r>
+      <w:r>
+        <w:rPr>
+          <w:rFonts w:ascii="Times New Roman" w:hAnsi="Times New Roman" w:cs="Times New Roman"/>
+        </w:rPr>
+        <w:t xml:space="preserve"> ecrã de </w:t>
+      </w:r>
+      <w:proofErr w:type="spellStart"/>
+      <w:r>
+        <w:rPr>
+          <w:rFonts w:ascii="Times New Roman" w:hAnsi="Times New Roman" w:cs="Times New Roman"/>
+        </w:rPr>
+        <w:t>settings</w:t>
+      </w:r>
+      <w:proofErr w:type="spellEnd"/>
+      <w:r>
+        <w:rPr>
+          <w:rFonts w:ascii="Times New Roman" w:hAnsi="Times New Roman" w:cs="Times New Roman"/>
+        </w:rPr>
+        <w:t xml:space="preserve"> (3/</w:t>
+      </w:r>
+      <w:proofErr w:type="gramStart"/>
+      <w:r>
+        <w:rPr>
+          <w:rFonts w:ascii="Times New Roman" w:hAnsi="Times New Roman" w:cs="Times New Roman"/>
+        </w:rPr>
+        <w:t>4 )</w:t>
+      </w:r>
+      <w:proofErr w:type="gramEnd"/>
+    </w:p>
+    <w:p>
+      <w:pPr>
+        <w:keepNext/>
+        <w:jc w:val="center"/>
+        <w:rPr>
+          <w:rFonts w:ascii="Times New Roman" w:hAnsi="Times New Roman" w:cs="Times New Roman"/>
+        </w:rPr>
+      </w:pPr>
+      <w:r>
+        <w:rPr>
+          <w:rFonts w:ascii="Times New Roman" w:hAnsi="Times New Roman" w:cs="Times New Roman"/>
+          <w:sz w:val="24"/>
+          <w:szCs w:val="24"/>
+        </w:rPr>
+        <w:lastRenderedPageBreak/>
+        <w:drawing>
+          <wp:inline distT="0" distB="0" distL="0" distR="0" wp14:anchorId="29DFC433" wp14:editId="084DA05F">
+            <wp:extent cx="3190240" cy="2353665"/>
+            <wp:effectExtent l="0" t="0" r="0" b="8890"/>
+            <wp:docPr id="15" name="Imagem 15"/>
+            <wp:cNvGraphicFramePr>
+              <a:graphicFrameLocks xmlns:a="http://schemas.openxmlformats.org/drawingml/2006/main" noChangeAspect="1"/>
+            </wp:cNvGraphicFramePr>
+            <a:graphic xmlns:a="http://schemas.openxmlformats.org/drawingml/2006/main">
+              <a:graphicData uri="http://schemas.openxmlformats.org/drawingml/2006/picture">
+                <pic:pic xmlns:pic="http://schemas.openxmlformats.org/drawingml/2006/picture">
+                  <pic:nvPicPr>
+                    <pic:cNvPr id="1" name=""/>
+                    <pic:cNvPicPr/>
+                  </pic:nvPicPr>
+                  <pic:blipFill>
+                    <a:blip r:embed="rId17"/>
+                    <a:stretch>
+                      <a:fillRect/>
+                    </a:stretch>
+                  </pic:blipFill>
+                  <pic:spPr>
+                    <a:xfrm>
+                      <a:off x="0" y="0"/>
+                      <a:ext cx="3196255" cy="2358103"/>
+                    </a:xfrm>
+                    <a:prstGeom prst="rect">
+                      <a:avLst/>
+                    </a:prstGeom>
+                  </pic:spPr>
+                </pic:pic>
+              </a:graphicData>
+            </a:graphic>
+          </wp:inline>
+        </w:drawing>
+      </w:r>
+    </w:p>
+    <w:p>
+      <w:pPr>
+        <w:pStyle w:val="Legenda"/>
+        <w:jc w:val="center"/>
+        <w:rPr>
+          <w:rFonts w:ascii="Times New Roman" w:hAnsi="Times New Roman" w:cs="Times New Roman"/>
+          <w:sz w:val="24"/>
+          <w:szCs w:val="24"/>
+        </w:rPr>
+      </w:pPr>
+      <w:r>
+        <w:rPr>
+          <w:rFonts w:ascii="Times New Roman" w:hAnsi="Times New Roman" w:cs="Times New Roman"/>
+        </w:rPr>
+        <w:t xml:space="preserve">Figura  </w:t>
+      </w:r>
+      <w:r>
+        <w:rPr>
+          <w:rFonts w:ascii="Times New Roman" w:hAnsi="Times New Roman" w:cs="Times New Roman"/>
+        </w:rPr>
+        <w:fldChar w:fldCharType="begin"/>
+      </w:r>
+      <w:r>
+        <w:rPr>
+          <w:rFonts w:ascii="Times New Roman" w:hAnsi="Times New Roman" w:cs="Times New Roman"/>
+        </w:rPr>
+        <w:instrText xml:space="preserve"> SEQ Figura_ \* ARABIC </w:instrText>
+      </w:r>
+      <w:r>
+        <w:rPr>
+          <w:rFonts w:ascii="Times New Roman" w:hAnsi="Times New Roman" w:cs="Times New Roman"/>
+        </w:rPr>
+        <w:fldChar w:fldCharType="separate"/>
+      </w:r>
+      <w:r>
+        <w:rPr>
+          <w:rFonts w:ascii="Times New Roman" w:hAnsi="Times New Roman" w:cs="Times New Roman"/>
+          <w:noProof/>
+        </w:rPr>
+        <w:t>13</w:t>
+      </w:r>
+      <w:r>
+        <w:rPr>
+          <w:rFonts w:ascii="Times New Roman" w:hAnsi="Times New Roman" w:cs="Times New Roman"/>
+        </w:rPr>
+        <w:fldChar w:fldCharType="end"/>
+      </w:r>
+      <w:r>
+        <w:rPr>
+          <w:rFonts w:ascii="Times New Roman" w:hAnsi="Times New Roman" w:cs="Times New Roman"/>
+        </w:rPr>
+        <w:t xml:space="preserve"> ecrã de </w:t>
+      </w:r>
+      <w:proofErr w:type="spellStart"/>
+      <w:r>
+        <w:rPr>
+          <w:rFonts w:ascii="Times New Roman" w:hAnsi="Times New Roman" w:cs="Times New Roman"/>
+        </w:rPr>
+        <w:t>settings</w:t>
+      </w:r>
+      <w:proofErr w:type="spellEnd"/>
+      <w:r>
+        <w:rPr>
+          <w:rFonts w:ascii="Times New Roman" w:hAnsi="Times New Roman" w:cs="Times New Roman"/>
+        </w:rPr>
+        <w:t xml:space="preserve"> (4/</w:t>
+      </w:r>
+      <w:proofErr w:type="gramStart"/>
+      <w:r>
+        <w:rPr>
+          <w:rFonts w:ascii="Times New Roman" w:hAnsi="Times New Roman" w:cs="Times New Roman"/>
+        </w:rPr>
+        <w:t>4 )</w:t>
+      </w:r>
+      <w:proofErr w:type="gramEnd"/>
+    </w:p>
+    <w:p>
+      <w:pPr>
+        <w:rPr>
+          <w:rFonts w:ascii="Times New Roman" w:hAnsi="Times New Roman" w:cs="Times New Roman"/>
+          <w:sz w:val="24"/>
+          <w:szCs w:val="24"/>
+        </w:rPr>
+      </w:pPr>
+      <w:r>
+        <w:rPr>
+          <w:rFonts w:ascii="Times New Roman" w:hAnsi="Times New Roman" w:cs="Times New Roman"/>
+          <w:sz w:val="24"/>
+          <w:szCs w:val="24"/>
+        </w:rPr>
+        <w:t xml:space="preserve">- </w:t>
+      </w:r>
+      <w:proofErr w:type="spellStart"/>
+      <w:r>
+        <w:rPr>
+          <w:rFonts w:ascii="Times New Roman" w:hAnsi="Times New Roman" w:cs="Times New Roman"/>
+          <w:sz w:val="24"/>
+          <w:szCs w:val="24"/>
+        </w:rPr>
+        <w:t>Music</w:t>
+      </w:r>
+      <w:proofErr w:type="spellEnd"/>
+      <w:r>
+        <w:rPr>
+          <w:rFonts w:ascii="Times New Roman" w:hAnsi="Times New Roman" w:cs="Times New Roman"/>
+          <w:sz w:val="24"/>
+          <w:szCs w:val="24"/>
+        </w:rPr>
+        <w:t xml:space="preserve"> Volume: Controla o volume da música de fundo.</w:t>
+      </w:r>
+    </w:p>
+    <w:p>
+      <w:pPr>
+        <w:rPr>
+          <w:rFonts w:ascii="Times New Roman" w:hAnsi="Times New Roman" w:cs="Times New Roman"/>
+          <w:sz w:val="24"/>
+          <w:szCs w:val="24"/>
+        </w:rPr>
+      </w:pPr>
+      <w:r>
+        <w:rPr>
+          <w:rFonts w:ascii="Times New Roman" w:hAnsi="Times New Roman" w:cs="Times New Roman"/>
+          <w:sz w:val="24"/>
+          <w:szCs w:val="24"/>
+        </w:rPr>
+        <w:t>- SFX Volume: Controla o volume dos efeitos sonoros (saltos, ataques, etc.).</w:t>
+      </w:r>
+    </w:p>
+    <w:p>
+      <w:pPr>
+        <w:rPr>
+          <w:rFonts w:ascii="Times New Roman" w:hAnsi="Times New Roman" w:cs="Times New Roman"/>
+          <w:sz w:val="24"/>
+          <w:szCs w:val="24"/>
+        </w:rPr>
+      </w:pPr>
+      <w:r>
+        <w:rPr>
+          <w:rFonts w:ascii="Times New Roman" w:hAnsi="Times New Roman" w:cs="Times New Roman"/>
+          <w:sz w:val="24"/>
+          <w:szCs w:val="24"/>
+        </w:rPr>
+        <w:t>- UI Volume: Controla o volume dos sons de interface (cliques, notificações).</w:t>
+      </w:r>
+    </w:p>
+    <w:p>
+      <w:pPr>
+        <w:rPr>
+          <w:rFonts w:ascii="Times New Roman" w:hAnsi="Times New Roman" w:cs="Times New Roman"/>
+          <w:sz w:val="24"/>
+          <w:szCs w:val="24"/>
+        </w:rPr>
+      </w:pPr>
+      <w:r>
+        <w:rPr>
+          <w:rFonts w:ascii="Times New Roman" w:hAnsi="Times New Roman" w:cs="Times New Roman"/>
+          <w:sz w:val="24"/>
+          <w:szCs w:val="24"/>
+        </w:rPr>
+        <w:t xml:space="preserve">- </w:t>
+      </w:r>
+      <w:proofErr w:type="spellStart"/>
+      <w:r>
+        <w:rPr>
+          <w:rFonts w:ascii="Times New Roman" w:hAnsi="Times New Roman" w:cs="Times New Roman"/>
+          <w:sz w:val="24"/>
+          <w:szCs w:val="24"/>
+        </w:rPr>
+        <w:t>Autosave</w:t>
+      </w:r>
+      <w:proofErr w:type="spellEnd"/>
+      <w:r>
+        <w:rPr>
+          <w:rFonts w:ascii="Times New Roman" w:hAnsi="Times New Roman" w:cs="Times New Roman"/>
+          <w:sz w:val="24"/>
+          <w:szCs w:val="24"/>
+        </w:rPr>
+        <w:t>: Ativa ou desativa a gravação automática do progresso.</w:t>
+      </w:r>
+    </w:p>
+    <w:p>
+      <w:pPr>
+        <w:rPr>
+          <w:rFonts w:ascii="Times New Roman" w:hAnsi="Times New Roman" w:cs="Times New Roman"/>
+          <w:sz w:val="24"/>
+          <w:szCs w:val="24"/>
+        </w:rPr>
+      </w:pPr>
+      <w:r>
+        <w:rPr>
+          <w:rFonts w:ascii="Times New Roman" w:hAnsi="Times New Roman" w:cs="Times New Roman"/>
+          <w:sz w:val="24"/>
+          <w:szCs w:val="24"/>
+        </w:rPr>
+        <w:t xml:space="preserve">- </w:t>
+      </w:r>
+      <w:proofErr w:type="spellStart"/>
+      <w:r>
+        <w:rPr>
+          <w:rFonts w:ascii="Times New Roman" w:hAnsi="Times New Roman" w:cs="Times New Roman"/>
+          <w:sz w:val="24"/>
+          <w:szCs w:val="24"/>
+        </w:rPr>
+        <w:t>Autosave</w:t>
+      </w:r>
+      <w:proofErr w:type="spellEnd"/>
+      <w:r>
+        <w:rPr>
+          <w:rFonts w:ascii="Times New Roman" w:hAnsi="Times New Roman" w:cs="Times New Roman"/>
+          <w:sz w:val="24"/>
+          <w:szCs w:val="24"/>
+        </w:rPr>
+        <w:t xml:space="preserve"> </w:t>
+      </w:r>
+      <w:proofErr w:type="spellStart"/>
+      <w:r>
+        <w:rPr>
+          <w:rFonts w:ascii="Times New Roman" w:hAnsi="Times New Roman" w:cs="Times New Roman"/>
+          <w:sz w:val="24"/>
+          <w:szCs w:val="24"/>
+        </w:rPr>
+        <w:t>Interval</w:t>
+      </w:r>
+      <w:proofErr w:type="spellEnd"/>
+      <w:r>
+        <w:rPr>
+          <w:rFonts w:ascii="Times New Roman" w:hAnsi="Times New Roman" w:cs="Times New Roman"/>
+          <w:sz w:val="24"/>
+          <w:szCs w:val="24"/>
+        </w:rPr>
+        <w:t>: Define de quantos em quantos minutos o jogo grava automaticamente (padrão: 3 minutos).</w:t>
+      </w:r>
+    </w:p>
+    <w:p>
+      <w:pPr>
+        <w:rPr>
+          <w:rFonts w:ascii="Times New Roman" w:hAnsi="Times New Roman" w:cs="Times New Roman"/>
+          <w:sz w:val="24"/>
+          <w:szCs w:val="24"/>
+        </w:rPr>
+      </w:pPr>
+      <w:r>
+        <w:rPr>
+          <w:rFonts w:ascii="Times New Roman" w:hAnsi="Times New Roman" w:cs="Times New Roman"/>
+          <w:sz w:val="24"/>
+          <w:szCs w:val="24"/>
+        </w:rPr>
+        <w:t xml:space="preserve">- </w:t>
+      </w:r>
+      <w:proofErr w:type="spellStart"/>
+      <w:r>
+        <w:rPr>
+          <w:rFonts w:ascii="Times New Roman" w:hAnsi="Times New Roman" w:cs="Times New Roman"/>
+          <w:sz w:val="24"/>
+          <w:szCs w:val="24"/>
+        </w:rPr>
+        <w:t>Inactivity</w:t>
+      </w:r>
+      <w:proofErr w:type="spellEnd"/>
+      <w:r>
+        <w:rPr>
+          <w:rFonts w:ascii="Times New Roman" w:hAnsi="Times New Roman" w:cs="Times New Roman"/>
+          <w:sz w:val="24"/>
+          <w:szCs w:val="24"/>
+        </w:rPr>
+        <w:t xml:space="preserve"> </w:t>
+      </w:r>
+      <w:proofErr w:type="spellStart"/>
+      <w:r>
+        <w:rPr>
+          <w:rFonts w:ascii="Times New Roman" w:hAnsi="Times New Roman" w:cs="Times New Roman"/>
+          <w:sz w:val="24"/>
+          <w:szCs w:val="24"/>
+        </w:rPr>
+        <w:t>Lock</w:t>
+      </w:r>
+      <w:proofErr w:type="spellEnd"/>
+      <w:r>
+        <w:rPr>
+          <w:rFonts w:ascii="Times New Roman" w:hAnsi="Times New Roman" w:cs="Times New Roman"/>
+          <w:sz w:val="24"/>
+          <w:szCs w:val="24"/>
+        </w:rPr>
+        <w:t>: Ativa ou desativa o bloqueio de ecrã por inatividade.</w:t>
+      </w:r>
+    </w:p>
+    <w:p>
+      <w:pPr>
+        <w:rPr>
+          <w:rFonts w:ascii="Times New Roman" w:hAnsi="Times New Roman" w:cs="Times New Roman"/>
+          <w:sz w:val="24"/>
+          <w:szCs w:val="24"/>
+        </w:rPr>
+      </w:pPr>
+      <w:r>
+        <w:rPr>
+          <w:rFonts w:ascii="Times New Roman" w:hAnsi="Times New Roman" w:cs="Times New Roman"/>
+          <w:sz w:val="24"/>
+          <w:szCs w:val="24"/>
+        </w:rPr>
+        <w:t xml:space="preserve">- </w:t>
+      </w:r>
+      <w:proofErr w:type="spellStart"/>
+      <w:r>
+        <w:rPr>
+          <w:rFonts w:ascii="Times New Roman" w:hAnsi="Times New Roman" w:cs="Times New Roman"/>
+          <w:sz w:val="24"/>
+          <w:szCs w:val="24"/>
+        </w:rPr>
+        <w:t>Inactivity</w:t>
+      </w:r>
+      <w:proofErr w:type="spellEnd"/>
+      <w:r>
+        <w:rPr>
+          <w:rFonts w:ascii="Times New Roman" w:hAnsi="Times New Roman" w:cs="Times New Roman"/>
+          <w:sz w:val="24"/>
+          <w:szCs w:val="24"/>
+        </w:rPr>
+        <w:t xml:space="preserve"> </w:t>
+      </w:r>
+      <w:proofErr w:type="spellStart"/>
+      <w:r>
+        <w:rPr>
+          <w:rFonts w:ascii="Times New Roman" w:hAnsi="Times New Roman" w:cs="Times New Roman"/>
+          <w:sz w:val="24"/>
+          <w:szCs w:val="24"/>
+        </w:rPr>
+        <w:t>Timeout</w:t>
+      </w:r>
+      <w:proofErr w:type="spellEnd"/>
+      <w:r>
+        <w:rPr>
+          <w:rFonts w:ascii="Times New Roman" w:hAnsi="Times New Roman" w:cs="Times New Roman"/>
+          <w:sz w:val="24"/>
+          <w:szCs w:val="24"/>
+        </w:rPr>
+        <w:t>: Define após quanto tempo sem atividade o ecrã bloqueia (padrão: 2 minutos).</w:t>
+      </w:r>
+    </w:p>
+    <w:p>
+      <w:pPr>
+        <w:rPr>
+          <w:rFonts w:ascii="Times New Roman" w:hAnsi="Times New Roman" w:cs="Times New Roman"/>
+          <w:sz w:val="24"/>
+          <w:szCs w:val="24"/>
+        </w:rPr>
+      </w:pPr>
+    </w:p>
+    <w:p>
+      <w:pPr>
+        <w:rPr>
+          <w:rFonts w:ascii="Times New Roman" w:hAnsi="Times New Roman" w:cs="Times New Roman"/>
+          <w:sz w:val="24"/>
+          <w:szCs w:val="24"/>
+        </w:rPr>
+      </w:pPr>
+      <w:r>
+        <w:rPr>
+          <w:rFonts w:ascii="Times New Roman" w:hAnsi="Times New Roman" w:cs="Times New Roman"/>
+          <w:sz w:val="24"/>
+          <w:szCs w:val="24"/>
+        </w:rPr>
+        <w:t xml:space="preserve">Todas as alterações são guardadas automaticamente. Clica em </w:t>
+      </w:r>
+      <w:proofErr w:type="spellStart"/>
+      <w:r>
+        <w:rPr>
+          <w:rFonts w:ascii="Times New Roman" w:hAnsi="Times New Roman" w:cs="Times New Roman"/>
+          <w:sz w:val="24"/>
+          <w:szCs w:val="24"/>
+        </w:rPr>
+        <w:t>Back</w:t>
+      </w:r>
+      <w:proofErr w:type="spellEnd"/>
+      <w:r>
+        <w:rPr>
+          <w:rFonts w:ascii="Times New Roman" w:hAnsi="Times New Roman" w:cs="Times New Roman"/>
+          <w:sz w:val="24"/>
+          <w:szCs w:val="24"/>
+        </w:rPr>
+        <w:t xml:space="preserve"> para voltar ao menu anterior.</w:t>
+      </w:r>
+    </w:p>
+    <w:p>
+      <w:pPr>
+        <w:rPr>
+          <w:rFonts w:ascii="Times New Roman" w:hAnsi="Times New Roman" w:cs="Times New Roman"/>
+          <w:sz w:val="24"/>
+          <w:szCs w:val="24"/>
+        </w:rPr>
+      </w:pPr>
+    </w:p>
+    <w:p>
+      <w:pPr>
+        <w:rPr>
+          <w:rFonts w:ascii="Times New Roman" w:hAnsi="Times New Roman" w:cs="Times New Roman"/>
+          <w:sz w:val="24"/>
+          <w:szCs w:val="24"/>
+        </w:rPr>
+      </w:pPr>
+    </w:p>
+    <w:p>
+      <w:pPr>
+        <w:rPr>
+          <w:rFonts w:ascii="Times New Roman" w:hAnsi="Times New Roman" w:cs="Times New Roman"/>
+          <w:sz w:val="24"/>
+          <w:szCs w:val="24"/>
+        </w:rPr>
+      </w:pPr>
+      <w:r>
+        <w:rPr>
+          <w:rFonts w:ascii="Times New Roman" w:hAnsi="Times New Roman" w:cs="Times New Roman"/>
+          <w:sz w:val="24"/>
+          <w:szCs w:val="24"/>
+        </w:rPr>
+        <w:br w:type="page"/>
+      </w:r>
+    </w:p>
+    <w:p>
+      <w:pPr>
+        <w:pStyle w:val="Ttulo2"/>
+        <w:rPr>
+          <w:rFonts w:ascii="Times New Roman" w:hAnsi="Times New Roman" w:cs="Times New Roman"/>
+          <w:b/>
+          <w:bCs/>
+          <w:color w:val="auto"/>
+          <w:sz w:val="28"/>
+          <w:szCs w:val="28"/>
+        </w:rPr>
+      </w:pPr>
+      <w:bookmarkStart w:id="7" w:name="_Toc228219782"/>
+      <w:r>
+        <w:rPr>
+          <w:rFonts w:ascii="Times New Roman" w:hAnsi="Times New Roman" w:cs="Times New Roman"/>
+          <w:b/>
+          <w:bCs/>
+          <w:color w:val="auto"/>
+          <w:sz w:val="28"/>
+          <w:szCs w:val="28"/>
+        </w:rPr>
+        <w:lastRenderedPageBreak/>
+        <w:t>4.4. Loja</w:t>
+      </w:r>
+      <w:bookmarkEnd w:id="7"/>
+    </w:p>
+    <w:p>
+      <w:pPr>
+        <w:rPr>
+          <w:rFonts w:ascii="Times New Roman" w:hAnsi="Times New Roman" w:cs="Times New Roman"/>
+          <w:sz w:val="24"/>
+          <w:szCs w:val="24"/>
+        </w:rPr>
+      </w:pPr>
+    </w:p>
+    <w:p>
+      <w:pPr>
+        <w:rPr>
+          <w:rFonts w:ascii="Times New Roman" w:hAnsi="Times New Roman" w:cs="Times New Roman"/>
+          <w:sz w:val="24"/>
+          <w:szCs w:val="24"/>
+        </w:rPr>
+      </w:pPr>
+      <w:r>
+        <w:rPr>
+          <w:rFonts w:ascii="Times New Roman" w:hAnsi="Times New Roman" w:cs="Times New Roman"/>
+          <w:sz w:val="24"/>
+          <w:szCs w:val="24"/>
+        </w:rPr>
+        <w:t>A Loja é acedida durante o jogo, interagindo com o vendedor (ver secção 6.5). A interface está organizada em três abas:</w:t>
+      </w:r>
+    </w:p>
+    <w:p>
+      <w:pPr>
+        <w:keepNext/>
+        <w:jc w:val="center"/>
+        <w:rPr>
+          <w:rFonts w:ascii="Times New Roman" w:hAnsi="Times New Roman" w:cs="Times New Roman"/>
+        </w:rPr>
+      </w:pPr>
+      <w:r>
+        <w:rPr>
+          <w:rFonts w:ascii="Times New Roman" w:hAnsi="Times New Roman" w:cs="Times New Roman"/>
+          <w:sz w:val="24"/>
+          <w:szCs w:val="24"/>
+        </w:rPr>
+        <w:drawing>
+          <wp:inline distT="0" distB="0" distL="0" distR="0" wp14:anchorId="2C93C367" wp14:editId="340D51A9">
+            <wp:extent cx="2628265" cy="1403142"/>
+            <wp:effectExtent l="0" t="0" r="635" b="6985"/>
+            <wp:docPr id="16" name="Imagem 16"/>
+            <wp:cNvGraphicFramePr>
+              <a:graphicFrameLocks xmlns:a="http://schemas.openxmlformats.org/drawingml/2006/main" noChangeAspect="1"/>
+            </wp:cNvGraphicFramePr>
+            <a:graphic xmlns:a="http://schemas.openxmlformats.org/drawingml/2006/main">
+              <a:graphicData uri="http://schemas.openxmlformats.org/drawingml/2006/picture">
+                <pic:pic xmlns:pic="http://schemas.openxmlformats.org/drawingml/2006/picture">
+                  <pic:nvPicPr>
+                    <pic:cNvPr id="1" name=""/>
+                    <pic:cNvPicPr/>
+                  </pic:nvPicPr>
+                  <pic:blipFill>
+                    <a:blip r:embed="rId18"/>
+                    <a:stretch>
+                      <a:fillRect/>
+                    </a:stretch>
+                  </pic:blipFill>
+                  <pic:spPr>
+                    <a:xfrm>
+                      <a:off x="0" y="0"/>
+                      <a:ext cx="2645451" cy="1412317"/>
+                    </a:xfrm>
+                    <a:prstGeom prst="rect">
+                      <a:avLst/>
+                    </a:prstGeom>
+                  </pic:spPr>
+                </pic:pic>
+              </a:graphicData>
+            </a:graphic>
+          </wp:inline>
+        </w:drawing>
+      </w:r>
+    </w:p>
+    <w:p>
+      <w:pPr>
+        <w:pStyle w:val="Legenda"/>
+        <w:jc w:val="center"/>
+        <w:rPr>
+          <w:rFonts w:ascii="Times New Roman" w:hAnsi="Times New Roman" w:cs="Times New Roman"/>
+          <w:sz w:val="24"/>
+          <w:szCs w:val="24"/>
+        </w:rPr>
+      </w:pPr>
+      <w:r>
+        <w:rPr>
+          <w:rFonts w:ascii="Times New Roman" w:hAnsi="Times New Roman" w:cs="Times New Roman"/>
+        </w:rPr>
+        <w:t xml:space="preserve">Figura  </w:t>
+      </w:r>
+      <w:r>
+        <w:rPr>
+          <w:rFonts w:ascii="Times New Roman" w:hAnsi="Times New Roman" w:cs="Times New Roman"/>
+        </w:rPr>
+        <w:fldChar w:fldCharType="begin"/>
+      </w:r>
+      <w:r>
+        <w:rPr>
+          <w:rFonts w:ascii="Times New Roman" w:hAnsi="Times New Roman" w:cs="Times New Roman"/>
+        </w:rPr>
+        <w:instrText xml:space="preserve"> SEQ Figura_ \* ARABIC </w:instrText>
+      </w:r>
+      <w:r>
+        <w:rPr>
+          <w:rFonts w:ascii="Times New Roman" w:hAnsi="Times New Roman" w:cs="Times New Roman"/>
+        </w:rPr>
+        <w:fldChar w:fldCharType="separate"/>
+      </w:r>
+      <w:r>
+        <w:rPr>
+          <w:rFonts w:ascii="Times New Roman" w:hAnsi="Times New Roman" w:cs="Times New Roman"/>
+          <w:noProof/>
+        </w:rPr>
+        <w:t>14</w:t>
+      </w:r>
+      <w:r>
+        <w:rPr>
+          <w:rFonts w:ascii="Times New Roman" w:hAnsi="Times New Roman" w:cs="Times New Roman"/>
+        </w:rPr>
+        <w:fldChar w:fldCharType="end"/>
+      </w:r>
+      <w:r>
+        <w:rPr>
+          <w:rFonts w:ascii="Times New Roman" w:hAnsi="Times New Roman" w:cs="Times New Roman"/>
+        </w:rPr>
+        <w:t xml:space="preserve"> loja de upgrades</w:t>
+      </w:r>
+    </w:p>
+    <w:p>
+      <w:pPr>
+        <w:keepNext/>
+        <w:jc w:val="center"/>
+        <w:rPr>
+          <w:rFonts w:ascii="Times New Roman" w:hAnsi="Times New Roman" w:cs="Times New Roman"/>
+        </w:rPr>
+      </w:pPr>
+      <w:r>
+        <w:rPr>
+          <w:rFonts w:ascii="Times New Roman" w:hAnsi="Times New Roman" w:cs="Times New Roman"/>
+          <w:sz w:val="24"/>
+          <w:szCs w:val="24"/>
+        </w:rPr>
+        <w:drawing>
+          <wp:inline distT="0" distB="0" distL="0" distR="0" wp14:anchorId="3F89F19C" wp14:editId="4D3E8C50">
+            <wp:extent cx="2653927" cy="1297940"/>
+            <wp:effectExtent l="0" t="0" r="0" b="0"/>
+            <wp:docPr id="17" name="Imagem 17"/>
+            <wp:cNvGraphicFramePr>
+              <a:graphicFrameLocks xmlns:a="http://schemas.openxmlformats.org/drawingml/2006/main" noChangeAspect="1"/>
+            </wp:cNvGraphicFramePr>
+            <a:graphic xmlns:a="http://schemas.openxmlformats.org/drawingml/2006/main">
+              <a:graphicData uri="http://schemas.openxmlformats.org/drawingml/2006/picture">
+                <pic:pic xmlns:pic="http://schemas.openxmlformats.org/drawingml/2006/picture">
+                  <pic:nvPicPr>
+                    <pic:cNvPr id="1" name=""/>
+                    <pic:cNvPicPr/>
+                  </pic:nvPicPr>
+                  <pic:blipFill>
+                    <a:blip r:embed="rId19"/>
+                    <a:stretch>
+                      <a:fillRect/>
+                    </a:stretch>
+                  </pic:blipFill>
+                  <pic:spPr>
+                    <a:xfrm>
+                      <a:off x="0" y="0"/>
+                      <a:ext cx="2660768" cy="1301286"/>
+                    </a:xfrm>
+                    <a:prstGeom prst="rect">
+                      <a:avLst/>
+                    </a:prstGeom>
+                  </pic:spPr>
+                </pic:pic>
+              </a:graphicData>
+            </a:graphic>
+          </wp:inline>
+        </w:drawing>
+      </w:r>
+    </w:p>
+    <w:p>
+      <w:pPr>
+        <w:pStyle w:val="Legenda"/>
+        <w:jc w:val="center"/>
+        <w:rPr>
+          <w:rFonts w:ascii="Times New Roman" w:hAnsi="Times New Roman" w:cs="Times New Roman"/>
+          <w:sz w:val="24"/>
+          <w:szCs w:val="24"/>
+        </w:rPr>
+      </w:pPr>
+      <w:r>
+        <w:rPr>
+          <w:rFonts w:ascii="Times New Roman" w:hAnsi="Times New Roman" w:cs="Times New Roman"/>
+        </w:rPr>
+        <w:t xml:space="preserve">Figura  </w:t>
+      </w:r>
+      <w:r>
+        <w:rPr>
+          <w:rFonts w:ascii="Times New Roman" w:hAnsi="Times New Roman" w:cs="Times New Roman"/>
+        </w:rPr>
+        <w:fldChar w:fldCharType="begin"/>
+      </w:r>
+      <w:r>
+        <w:rPr>
+          <w:rFonts w:ascii="Times New Roman" w:hAnsi="Times New Roman" w:cs="Times New Roman"/>
+        </w:rPr>
+        <w:instrText xml:space="preserve"> SEQ Figura_ \* ARABIC </w:instrText>
+      </w:r>
+      <w:r>
+        <w:rPr>
+          <w:rFonts w:ascii="Times New Roman" w:hAnsi="Times New Roman" w:cs="Times New Roman"/>
+        </w:rPr>
+        <w:fldChar w:fldCharType="separate"/>
+      </w:r>
+      <w:r>
+        <w:rPr>
+          <w:rFonts w:ascii="Times New Roman" w:hAnsi="Times New Roman" w:cs="Times New Roman"/>
+          <w:noProof/>
+        </w:rPr>
+        <w:t>15</w:t>
+      </w:r>
+      <w:r>
+        <w:rPr>
+          <w:rFonts w:ascii="Times New Roman" w:hAnsi="Times New Roman" w:cs="Times New Roman"/>
+        </w:rPr>
+        <w:fldChar w:fldCharType="end"/>
+      </w:r>
+      <w:r>
+        <w:rPr>
+          <w:rFonts w:ascii="Times New Roman" w:hAnsi="Times New Roman" w:cs="Times New Roman"/>
+        </w:rPr>
+        <w:t xml:space="preserve"> loja de cosméticos</w:t>
+      </w:r>
+    </w:p>
+    <w:p>
+      <w:pPr>
+        <w:keepNext/>
+        <w:jc w:val="center"/>
+        <w:rPr>
+          <w:rFonts w:ascii="Times New Roman" w:hAnsi="Times New Roman" w:cs="Times New Roman"/>
+        </w:rPr>
+      </w:pPr>
+      <w:r>
+        <w:rPr>
+          <w:rFonts w:ascii="Times New Roman" w:hAnsi="Times New Roman" w:cs="Times New Roman"/>
+          <w:sz w:val="24"/>
+          <w:szCs w:val="24"/>
+        </w:rPr>
+        <w:drawing>
+          <wp:inline distT="0" distB="0" distL="0" distR="0" wp14:anchorId="72C31C5C" wp14:editId="530D1AC9">
+            <wp:extent cx="2661110" cy="1480759"/>
+            <wp:effectExtent l="0" t="0" r="6350" b="5715"/>
+            <wp:docPr id="18" name="Imagem 18"/>
+            <wp:cNvGraphicFramePr>
+              <a:graphicFrameLocks xmlns:a="http://schemas.openxmlformats.org/drawingml/2006/main" noChangeAspect="1"/>
+            </wp:cNvGraphicFramePr>
+            <a:graphic xmlns:a="http://schemas.openxmlformats.org/drawingml/2006/main">
+              <a:graphicData uri="http://schemas.openxmlformats.org/drawingml/2006/picture">
+                <pic:pic xmlns:pic="http://schemas.openxmlformats.org/drawingml/2006/picture">
+                  <pic:nvPicPr>
+                    <pic:cNvPr id="1" name=""/>
+                    <pic:cNvPicPr/>
+                  </pic:nvPicPr>
+                  <pic:blipFill>
+                    <a:blip r:embed="rId20"/>
+                    <a:stretch>
+                      <a:fillRect/>
+                    </a:stretch>
+                  </pic:blipFill>
+                  <pic:spPr>
+                    <a:xfrm>
+                      <a:off x="0" y="0"/>
+                      <a:ext cx="2689451" cy="1496529"/>
+                    </a:xfrm>
+                    <a:prstGeom prst="rect">
+                      <a:avLst/>
+                    </a:prstGeom>
+                  </pic:spPr>
+                </pic:pic>
+              </a:graphicData>
+            </a:graphic>
+          </wp:inline>
+        </w:drawing>
+      </w:r>
+    </w:p>
+    <w:p>
+      <w:pPr>
+        <w:pStyle w:val="Legenda"/>
+        <w:jc w:val="center"/>
+        <w:rPr>
+          <w:rFonts w:ascii="Times New Roman" w:hAnsi="Times New Roman" w:cs="Times New Roman"/>
+          <w:sz w:val="24"/>
+          <w:szCs w:val="24"/>
+        </w:rPr>
+      </w:pPr>
+      <w:r>
+        <w:rPr>
+          <w:rFonts w:ascii="Times New Roman" w:hAnsi="Times New Roman" w:cs="Times New Roman"/>
+        </w:rPr>
+        <w:t xml:space="preserve">Figura  </w:t>
+      </w:r>
+      <w:r>
+        <w:rPr>
+          <w:rFonts w:ascii="Times New Roman" w:hAnsi="Times New Roman" w:cs="Times New Roman"/>
+        </w:rPr>
+        <w:fldChar w:fldCharType="begin"/>
+      </w:r>
+      <w:r>
+        <w:rPr>
+          <w:rFonts w:ascii="Times New Roman" w:hAnsi="Times New Roman" w:cs="Times New Roman"/>
+        </w:rPr>
+        <w:instrText xml:space="preserve"> SEQ Figura_ \* ARABIC </w:instrText>
+      </w:r>
+      <w:r>
+        <w:rPr>
+          <w:rFonts w:ascii="Times New Roman" w:hAnsi="Times New Roman" w:cs="Times New Roman"/>
+        </w:rPr>
+        <w:fldChar w:fldCharType="separate"/>
+      </w:r>
+      <w:r>
+        <w:rPr>
+          <w:rFonts w:ascii="Times New Roman" w:hAnsi="Times New Roman" w:cs="Times New Roman"/>
+          <w:noProof/>
+        </w:rPr>
+        <w:t>16</w:t>
+      </w:r>
+      <w:r>
+        <w:rPr>
+          <w:rFonts w:ascii="Times New Roman" w:hAnsi="Times New Roman" w:cs="Times New Roman"/>
+        </w:rPr>
+        <w:fldChar w:fldCharType="end"/>
+      </w:r>
+      <w:r>
+        <w:rPr>
+          <w:rFonts w:ascii="Times New Roman" w:hAnsi="Times New Roman" w:cs="Times New Roman"/>
+        </w:rPr>
+        <w:t xml:space="preserve"> loja de </w:t>
+      </w:r>
+      <w:proofErr w:type="spellStart"/>
+      <w:r>
+        <w:rPr>
+          <w:rFonts w:ascii="Times New Roman" w:hAnsi="Times New Roman" w:cs="Times New Roman"/>
+        </w:rPr>
+        <w:t>gems</w:t>
+      </w:r>
+      <w:proofErr w:type="spellEnd"/>
+    </w:p>
+    <w:p>
+      <w:pPr>
+        <w:rPr>
+          <w:rFonts w:ascii="Times New Roman" w:hAnsi="Times New Roman" w:cs="Times New Roman"/>
+          <w:sz w:val="24"/>
+          <w:szCs w:val="24"/>
+        </w:rPr>
+      </w:pPr>
+      <w:r>
+        <w:rPr>
+          <w:rFonts w:ascii="Times New Roman" w:hAnsi="Times New Roman" w:cs="Times New Roman"/>
+          <w:sz w:val="24"/>
+          <w:szCs w:val="24"/>
+        </w:rPr>
+        <w:t xml:space="preserve">- Upgrades: Melhorias permanentes para o teu personagem (ex.: +5 Max HP, +1 </w:t>
+      </w:r>
+      <w:proofErr w:type="spellStart"/>
+      <w:r>
+        <w:rPr>
+          <w:rFonts w:ascii="Times New Roman" w:hAnsi="Times New Roman" w:cs="Times New Roman"/>
+          <w:sz w:val="24"/>
+          <w:szCs w:val="24"/>
+        </w:rPr>
+        <w:t>Damage</w:t>
+      </w:r>
+      <w:proofErr w:type="spellEnd"/>
+      <w:r>
+        <w:rPr>
+          <w:rFonts w:ascii="Times New Roman" w:hAnsi="Times New Roman" w:cs="Times New Roman"/>
+          <w:sz w:val="24"/>
+          <w:szCs w:val="24"/>
+        </w:rPr>
+        <w:t>), compradas com Soul (moeda obtida ao derrotar inimigos).</w:t>
+      </w:r>
+    </w:p>
+    <w:p>
+      <w:pPr>
+        <w:rPr>
+          <w:rFonts w:ascii="Times New Roman" w:hAnsi="Times New Roman" w:cs="Times New Roman"/>
+          <w:sz w:val="24"/>
+          <w:szCs w:val="24"/>
+        </w:rPr>
+      </w:pPr>
+      <w:r>
+        <w:rPr>
+          <w:rFonts w:ascii="Times New Roman" w:hAnsi="Times New Roman" w:cs="Times New Roman"/>
+          <w:sz w:val="24"/>
+          <w:szCs w:val="24"/>
+        </w:rPr>
+        <w:t xml:space="preserve">- Cosméticos: Itens visuais (ex.: skins, </w:t>
+      </w:r>
+      <w:proofErr w:type="spellStart"/>
+      <w:r>
+        <w:rPr>
+          <w:rFonts w:ascii="Times New Roman" w:hAnsi="Times New Roman" w:cs="Times New Roman"/>
+          <w:sz w:val="24"/>
+          <w:szCs w:val="24"/>
+        </w:rPr>
+        <w:t>trails</w:t>
+      </w:r>
+      <w:proofErr w:type="spellEnd"/>
+      <w:r>
+        <w:rPr>
+          <w:rFonts w:ascii="Times New Roman" w:hAnsi="Times New Roman" w:cs="Times New Roman"/>
+          <w:sz w:val="24"/>
+          <w:szCs w:val="24"/>
+        </w:rPr>
+        <w:t xml:space="preserve">, </w:t>
+      </w:r>
+      <w:proofErr w:type="spellStart"/>
+      <w:r>
+        <w:rPr>
+          <w:rFonts w:ascii="Times New Roman" w:hAnsi="Times New Roman" w:cs="Times New Roman"/>
+          <w:sz w:val="24"/>
+          <w:szCs w:val="24"/>
+        </w:rPr>
+        <w:t>emotes</w:t>
+      </w:r>
+      <w:proofErr w:type="spellEnd"/>
+      <w:r>
+        <w:rPr>
+          <w:rFonts w:ascii="Times New Roman" w:hAnsi="Times New Roman" w:cs="Times New Roman"/>
+          <w:sz w:val="24"/>
+          <w:szCs w:val="24"/>
+        </w:rPr>
+        <w:t xml:space="preserve">), comprados com </w:t>
+      </w:r>
+      <w:proofErr w:type="spellStart"/>
+      <w:r>
+        <w:rPr>
+          <w:rFonts w:ascii="Times New Roman" w:hAnsi="Times New Roman" w:cs="Times New Roman"/>
+          <w:sz w:val="24"/>
+          <w:szCs w:val="24"/>
+        </w:rPr>
+        <w:t>Gems</w:t>
+      </w:r>
+      <w:proofErr w:type="spellEnd"/>
+      <w:r>
+        <w:rPr>
+          <w:rFonts w:ascii="Times New Roman" w:hAnsi="Times New Roman" w:cs="Times New Roman"/>
+          <w:sz w:val="24"/>
+          <w:szCs w:val="24"/>
+        </w:rPr>
+        <w:t xml:space="preserve"> (moeda obtida através de pacotes pagos).</w:t>
+      </w:r>
+    </w:p>
+    <w:p>
+      <w:pPr>
+        <w:rPr>
+          <w:rFonts w:ascii="Times New Roman" w:hAnsi="Times New Roman" w:cs="Times New Roman"/>
+          <w:sz w:val="24"/>
+          <w:szCs w:val="24"/>
+        </w:rPr>
+      </w:pPr>
+      <w:r>
+        <w:rPr>
+          <w:rFonts w:ascii="Times New Roman" w:hAnsi="Times New Roman" w:cs="Times New Roman"/>
+          <w:sz w:val="24"/>
+          <w:szCs w:val="24"/>
+        </w:rPr>
+        <w:t xml:space="preserve">- </w:t>
+      </w:r>
+      <w:proofErr w:type="spellStart"/>
+      <w:r>
+        <w:rPr>
+          <w:rFonts w:ascii="Times New Roman" w:hAnsi="Times New Roman" w:cs="Times New Roman"/>
+          <w:sz w:val="24"/>
+          <w:szCs w:val="24"/>
+        </w:rPr>
+        <w:t>Gems</w:t>
+      </w:r>
+      <w:proofErr w:type="spellEnd"/>
+      <w:r>
+        <w:rPr>
+          <w:rFonts w:ascii="Times New Roman" w:hAnsi="Times New Roman" w:cs="Times New Roman"/>
+          <w:sz w:val="24"/>
+          <w:szCs w:val="24"/>
+        </w:rPr>
+        <w:t xml:space="preserve"> </w:t>
+      </w:r>
+      <w:proofErr w:type="spellStart"/>
+      <w:r>
+        <w:rPr>
+          <w:rFonts w:ascii="Times New Roman" w:hAnsi="Times New Roman" w:cs="Times New Roman"/>
+          <w:sz w:val="24"/>
+          <w:szCs w:val="24"/>
+        </w:rPr>
+        <w:t>Shop</w:t>
+      </w:r>
+      <w:proofErr w:type="spellEnd"/>
+      <w:r>
+        <w:rPr>
+          <w:rFonts w:ascii="Times New Roman" w:hAnsi="Times New Roman" w:cs="Times New Roman"/>
+          <w:sz w:val="24"/>
+          <w:szCs w:val="24"/>
+        </w:rPr>
+        <w:t xml:space="preserve">: Pacotes de </w:t>
+      </w:r>
+      <w:proofErr w:type="spellStart"/>
+      <w:r>
+        <w:rPr>
+          <w:rFonts w:ascii="Times New Roman" w:hAnsi="Times New Roman" w:cs="Times New Roman"/>
+          <w:sz w:val="24"/>
+          <w:szCs w:val="24"/>
+        </w:rPr>
+        <w:t>Gems</w:t>
+      </w:r>
+      <w:proofErr w:type="spellEnd"/>
+      <w:r>
+        <w:rPr>
+          <w:rFonts w:ascii="Times New Roman" w:hAnsi="Times New Roman" w:cs="Times New Roman"/>
+          <w:sz w:val="24"/>
+          <w:szCs w:val="24"/>
+        </w:rPr>
+        <w:t xml:space="preserve"> que podem ser adquiridos (simulador de pagamento, ver secção 6.4).</w:t>
+      </w:r>
+    </w:p>
+    <w:p>
+      <w:pPr>
+        <w:rPr>
+          <w:rFonts w:ascii="Times New Roman" w:hAnsi="Times New Roman" w:cs="Times New Roman"/>
+          <w:sz w:val="24"/>
+          <w:szCs w:val="24"/>
+        </w:rPr>
+      </w:pPr>
+    </w:p>
+    <w:p>
+      <w:pPr>
+        <w:rPr>
+          <w:rFonts w:ascii="Times New Roman" w:hAnsi="Times New Roman" w:cs="Times New Roman"/>
+          <w:sz w:val="24"/>
+          <w:szCs w:val="24"/>
+        </w:rPr>
+      </w:pPr>
+      <w:r>
+        <w:rPr>
+          <w:rFonts w:ascii="Times New Roman" w:hAnsi="Times New Roman" w:cs="Times New Roman"/>
+          <w:sz w:val="24"/>
+          <w:szCs w:val="24"/>
+        </w:rPr>
+        <w:t>Para comprar um item, clica em BUY. Se tiveres moedas insuficientes, o botão mostrará INSUFFICIENT. Após a compra, o efeito é aplicado imediatamente.</w:t>
+      </w:r>
+    </w:p>
+    <w:p>
+      <w:pPr>
+        <w:rPr>
+          <w:rFonts w:ascii="Times New Roman" w:hAnsi="Times New Roman" w:cs="Times New Roman"/>
+          <w:sz w:val="24"/>
+          <w:szCs w:val="24"/>
+        </w:rPr>
+      </w:pPr>
+    </w:p>
+    <w:p>
+      <w:pPr>
+        <w:pStyle w:val="Ttulo2"/>
+        <w:rPr>
+          <w:rFonts w:ascii="Times New Roman" w:hAnsi="Times New Roman" w:cs="Times New Roman"/>
+          <w:b/>
+          <w:bCs/>
+          <w:color w:val="auto"/>
+          <w:sz w:val="28"/>
+          <w:szCs w:val="28"/>
+        </w:rPr>
+      </w:pPr>
+      <w:bookmarkStart w:id="8" w:name="_Toc228219783"/>
+      <w:r>
+        <w:rPr>
+          <w:rFonts w:ascii="Times New Roman" w:hAnsi="Times New Roman" w:cs="Times New Roman"/>
+          <w:b/>
+          <w:bCs/>
+          <w:color w:val="auto"/>
+          <w:sz w:val="28"/>
+          <w:szCs w:val="28"/>
+        </w:rPr>
+        <w:lastRenderedPageBreak/>
+        <w:t xml:space="preserve">4.5. </w:t>
+      </w:r>
+      <w:proofErr w:type="spellStart"/>
+      <w:r>
+        <w:rPr>
+          <w:rFonts w:ascii="Times New Roman" w:hAnsi="Times New Roman" w:cs="Times New Roman"/>
+          <w:b/>
+          <w:bCs/>
+          <w:color w:val="auto"/>
+          <w:sz w:val="28"/>
+          <w:szCs w:val="28"/>
+        </w:rPr>
+        <w:t>Leaderboard</w:t>
+      </w:r>
+      <w:bookmarkEnd w:id="8"/>
+      <w:proofErr w:type="spellEnd"/>
+    </w:p>
+    <w:p>
+      <w:pPr>
+        <w:rPr>
+          <w:rFonts w:ascii="Times New Roman" w:hAnsi="Times New Roman" w:cs="Times New Roman"/>
+          <w:sz w:val="24"/>
+          <w:szCs w:val="24"/>
+        </w:rPr>
+      </w:pPr>
+    </w:p>
+    <w:p>
+      <w:pPr>
+        <w:rPr>
+          <w:rFonts w:ascii="Times New Roman" w:hAnsi="Times New Roman" w:cs="Times New Roman"/>
+          <w:sz w:val="24"/>
+          <w:szCs w:val="24"/>
+        </w:rPr>
+      </w:pPr>
+      <w:r>
+        <w:rPr>
+          <w:rFonts w:ascii="Times New Roman" w:hAnsi="Times New Roman" w:cs="Times New Roman"/>
+          <w:sz w:val="24"/>
+          <w:szCs w:val="24"/>
+        </w:rPr>
+        <w:t xml:space="preserve">O ecrã de </w:t>
+      </w:r>
+      <w:proofErr w:type="spellStart"/>
+      <w:r>
+        <w:rPr>
+          <w:rFonts w:ascii="Times New Roman" w:hAnsi="Times New Roman" w:cs="Times New Roman"/>
+          <w:sz w:val="24"/>
+          <w:szCs w:val="24"/>
+        </w:rPr>
+        <w:t>Leaderboard</w:t>
+      </w:r>
+      <w:proofErr w:type="spellEnd"/>
+      <w:r>
+        <w:rPr>
+          <w:rFonts w:ascii="Times New Roman" w:hAnsi="Times New Roman" w:cs="Times New Roman"/>
+          <w:sz w:val="24"/>
+          <w:szCs w:val="24"/>
+        </w:rPr>
+        <w:t xml:space="preserve"> mostra a tabela de classificação dos tempos de </w:t>
+      </w:r>
+      <w:proofErr w:type="spellStart"/>
+      <w:r>
+        <w:rPr>
+          <w:rFonts w:ascii="Times New Roman" w:hAnsi="Times New Roman" w:cs="Times New Roman"/>
+          <w:sz w:val="24"/>
+          <w:szCs w:val="24"/>
+        </w:rPr>
+        <w:t>speedrun</w:t>
+      </w:r>
+      <w:proofErr w:type="spellEnd"/>
+      <w:r>
+        <w:rPr>
+          <w:rFonts w:ascii="Times New Roman" w:hAnsi="Times New Roman" w:cs="Times New Roman"/>
+          <w:sz w:val="24"/>
+          <w:szCs w:val="24"/>
+        </w:rPr>
+        <w:t>:</w:t>
+      </w:r>
+    </w:p>
+    <w:p>
+      <w:pPr>
+        <w:keepNext/>
+        <w:jc w:val="center"/>
+        <w:rPr>
+          <w:rFonts w:ascii="Times New Roman" w:hAnsi="Times New Roman" w:cs="Times New Roman"/>
+        </w:rPr>
+      </w:pPr>
+      <w:r>
+        <w:rPr>
+          <w:rFonts w:ascii="Times New Roman" w:hAnsi="Times New Roman" w:cs="Times New Roman"/>
+          <w:sz w:val="24"/>
+          <w:szCs w:val="24"/>
+        </w:rPr>
+        <w:drawing>
+          <wp:inline distT="0" distB="0" distL="0" distR="0" wp14:anchorId="4B5E9BD2" wp14:editId="28DB3BA6">
+            <wp:extent cx="2952115" cy="1676360"/>
+            <wp:effectExtent l="0" t="0" r="635" b="635"/>
+            <wp:docPr id="19" name="Imagem 19"/>
+            <wp:cNvGraphicFramePr>
+              <a:graphicFrameLocks xmlns:a="http://schemas.openxmlformats.org/drawingml/2006/main" noChangeAspect="1"/>
+            </wp:cNvGraphicFramePr>
+            <a:graphic xmlns:a="http://schemas.openxmlformats.org/drawingml/2006/main">
+              <a:graphicData uri="http://schemas.openxmlformats.org/drawingml/2006/picture">
+                <pic:pic xmlns:pic="http://schemas.openxmlformats.org/drawingml/2006/picture">
+                  <pic:nvPicPr>
+                    <pic:cNvPr id="1" name=""/>
+                    <pic:cNvPicPr/>
+                  </pic:nvPicPr>
+                  <pic:blipFill>
+                    <a:blip r:embed="rId21"/>
+                    <a:stretch>
+                      <a:fillRect/>
+                    </a:stretch>
+                  </pic:blipFill>
+                  <pic:spPr>
+                    <a:xfrm>
+                      <a:off x="0" y="0"/>
+                      <a:ext cx="2958911" cy="1680219"/>
+                    </a:xfrm>
+                    <a:prstGeom prst="rect">
+                      <a:avLst/>
+                    </a:prstGeom>
+                  </pic:spPr>
+                </pic:pic>
+              </a:graphicData>
+            </a:graphic>
+          </wp:inline>
+        </w:drawing>
+      </w:r>
+    </w:p>
+    <w:p>
+      <w:pPr>
+        <w:pStyle w:val="Legenda"/>
+        <w:jc w:val="center"/>
+        <w:rPr>
+          <w:rFonts w:ascii="Times New Roman" w:hAnsi="Times New Roman" w:cs="Times New Roman"/>
+          <w:color w:val="auto"/>
+          <w:sz w:val="24"/>
+          <w:szCs w:val="24"/>
+        </w:rPr>
+      </w:pPr>
+      <w:r>
+        <w:rPr>
+          <w:rFonts w:ascii="Times New Roman" w:hAnsi="Times New Roman" w:cs="Times New Roman"/>
+        </w:rPr>
+        <w:t xml:space="preserve">Figura  </w:t>
+      </w:r>
+      <w:r>
+        <w:rPr>
+          <w:rFonts w:ascii="Times New Roman" w:hAnsi="Times New Roman" w:cs="Times New Roman"/>
+        </w:rPr>
+        <w:fldChar w:fldCharType="begin"/>
+      </w:r>
+      <w:r>
+        <w:rPr>
+          <w:rFonts w:ascii="Times New Roman" w:hAnsi="Times New Roman" w:cs="Times New Roman"/>
+        </w:rPr>
+        <w:instrText xml:space="preserve"> SEQ Figura_ \* ARABIC </w:instrText>
+      </w:r>
+      <w:r>
+        <w:rPr>
+          <w:rFonts w:ascii="Times New Roman" w:hAnsi="Times New Roman" w:cs="Times New Roman"/>
+        </w:rPr>
+        <w:fldChar w:fldCharType="separate"/>
+      </w:r>
+      <w:r>
+        <w:rPr>
+          <w:rFonts w:ascii="Times New Roman" w:hAnsi="Times New Roman" w:cs="Times New Roman"/>
+          <w:noProof/>
+        </w:rPr>
+        <w:t>17</w:t>
+      </w:r>
+      <w:r>
+        <w:rPr>
+          <w:rFonts w:ascii="Times New Roman" w:hAnsi="Times New Roman" w:cs="Times New Roman"/>
+        </w:rPr>
+        <w:fldChar w:fldCharType="end"/>
+      </w:r>
+      <w:r>
+        <w:rPr>
+          <w:rFonts w:ascii="Times New Roman" w:hAnsi="Times New Roman" w:cs="Times New Roman"/>
+        </w:rPr>
+        <w:t xml:space="preserve"> </w:t>
+      </w:r>
+      <w:proofErr w:type="spellStart"/>
+      <w:r>
+        <w:rPr>
+          <w:rFonts w:ascii="Times New Roman" w:hAnsi="Times New Roman" w:cs="Times New Roman"/>
+        </w:rPr>
+        <w:t>leaderboard</w:t>
+      </w:r>
+      <w:proofErr w:type="spellEnd"/>
+    </w:p>
+    <w:p>
+      <w:pPr>
+        <w:rPr>
+          <w:rFonts w:ascii="Times New Roman" w:hAnsi="Times New Roman" w:cs="Times New Roman"/>
+          <w:sz w:val="24"/>
+          <w:szCs w:val="24"/>
+        </w:rPr>
+      </w:pPr>
+      <w:r>
+        <w:rPr>
+          <w:rFonts w:ascii="Times New Roman" w:hAnsi="Times New Roman" w:cs="Times New Roman"/>
+          <w:sz w:val="24"/>
+          <w:szCs w:val="24"/>
+        </w:rPr>
+        <w:t xml:space="preserve">- A aba Local apresenta </w:t>
+      </w:r>
+      <w:proofErr w:type="gramStart"/>
+      <w:r>
+        <w:rPr>
+          <w:rFonts w:ascii="Times New Roman" w:hAnsi="Times New Roman" w:cs="Times New Roman"/>
+          <w:sz w:val="24"/>
+          <w:szCs w:val="24"/>
+        </w:rPr>
+        <w:t>as 10 melhores runs globais</w:t>
+      </w:r>
+      <w:proofErr w:type="gramEnd"/>
+      <w:r>
+        <w:rPr>
+          <w:rFonts w:ascii="Times New Roman" w:hAnsi="Times New Roman" w:cs="Times New Roman"/>
+          <w:sz w:val="24"/>
+          <w:szCs w:val="24"/>
+        </w:rPr>
+        <w:t>, com o nome do jogador e o tempo.</w:t>
+      </w:r>
+    </w:p>
+    <w:p>
+      <w:pPr>
+        <w:rPr>
+          <w:rFonts w:ascii="Times New Roman" w:hAnsi="Times New Roman" w:cs="Times New Roman"/>
+          <w:sz w:val="24"/>
+          <w:szCs w:val="24"/>
+        </w:rPr>
+      </w:pPr>
+      <w:r>
+        <w:rPr>
+          <w:rFonts w:ascii="Times New Roman" w:hAnsi="Times New Roman" w:cs="Times New Roman"/>
+          <w:sz w:val="24"/>
+          <w:szCs w:val="24"/>
+        </w:rPr>
+        <w:t>- A linha do teu recorde pessoal aparece destacada a amarelo.</w:t>
+      </w:r>
+    </w:p>
+    <w:p>
+      <w:pPr>
+        <w:rPr>
+          <w:rFonts w:ascii="Times New Roman" w:hAnsi="Times New Roman" w:cs="Times New Roman"/>
+          <w:sz w:val="24"/>
+          <w:szCs w:val="24"/>
+        </w:rPr>
+      </w:pPr>
+      <w:r>
+        <w:rPr>
+          <w:rFonts w:ascii="Times New Roman" w:hAnsi="Times New Roman" w:cs="Times New Roman"/>
+          <w:sz w:val="24"/>
+          <w:szCs w:val="24"/>
+        </w:rPr>
+        <w:t xml:space="preserve">- </w:t>
+      </w:r>
+      <w:proofErr w:type="spellStart"/>
+      <w:r>
+        <w:rPr>
+          <w:rFonts w:ascii="Times New Roman" w:hAnsi="Times New Roman" w:cs="Times New Roman"/>
+          <w:sz w:val="24"/>
+          <w:szCs w:val="24"/>
+        </w:rPr>
+        <w:t>Personal</w:t>
+      </w:r>
+      <w:proofErr w:type="spellEnd"/>
+      <w:r>
+        <w:rPr>
+          <w:rFonts w:ascii="Times New Roman" w:hAnsi="Times New Roman" w:cs="Times New Roman"/>
+          <w:sz w:val="24"/>
+          <w:szCs w:val="24"/>
+        </w:rPr>
+        <w:t xml:space="preserve"> </w:t>
+      </w:r>
+      <w:proofErr w:type="spellStart"/>
+      <w:r>
+        <w:rPr>
+          <w:rFonts w:ascii="Times New Roman" w:hAnsi="Times New Roman" w:cs="Times New Roman"/>
+          <w:sz w:val="24"/>
+          <w:szCs w:val="24"/>
+        </w:rPr>
+        <w:t>Best</w:t>
+      </w:r>
+      <w:proofErr w:type="spellEnd"/>
+      <w:r>
+        <w:rPr>
+          <w:rFonts w:ascii="Times New Roman" w:hAnsi="Times New Roman" w:cs="Times New Roman"/>
+          <w:sz w:val="24"/>
+          <w:szCs w:val="24"/>
+        </w:rPr>
+        <w:t>:</w:t>
+      </w:r>
+      <w:r>
+        <w:rPr>
+          <w:rFonts w:ascii="Times New Roman" w:hAnsi="Times New Roman" w:cs="Times New Roman"/>
+          <w:sz w:val="24"/>
+          <w:szCs w:val="24"/>
+        </w:rPr>
+        <w:t xml:space="preserve"> </w:t>
+      </w:r>
+      <w:r>
+        <w:rPr>
+          <w:rFonts w:ascii="Times New Roman" w:hAnsi="Times New Roman" w:cs="Times New Roman"/>
+          <w:sz w:val="24"/>
+          <w:szCs w:val="24"/>
+        </w:rPr>
+        <w:t>Mostra o teu melhor tempo de sempre.</w:t>
+      </w:r>
+    </w:p>
+    <w:p>
+      <w:pPr>
+        <w:rPr>
+          <w:rFonts w:ascii="Times New Roman" w:hAnsi="Times New Roman" w:cs="Times New Roman"/>
+          <w:sz w:val="24"/>
+          <w:szCs w:val="24"/>
+        </w:rPr>
+      </w:pPr>
+      <w:r>
+        <w:rPr>
+          <w:rFonts w:ascii="Times New Roman" w:hAnsi="Times New Roman" w:cs="Times New Roman"/>
+          <w:sz w:val="24"/>
+          <w:szCs w:val="24"/>
+        </w:rPr>
+        <w:t xml:space="preserve">- A </w:t>
+      </w:r>
+      <w:proofErr w:type="gramStart"/>
+      <w:r>
+        <w:rPr>
+          <w:rFonts w:ascii="Times New Roman" w:hAnsi="Times New Roman" w:cs="Times New Roman"/>
+          <w:sz w:val="24"/>
+          <w:szCs w:val="24"/>
+        </w:rPr>
+        <w:t>aba Online</w:t>
+      </w:r>
+      <w:proofErr w:type="gramEnd"/>
+      <w:r>
+        <w:rPr>
+          <w:rFonts w:ascii="Times New Roman" w:hAnsi="Times New Roman" w:cs="Times New Roman"/>
+          <w:sz w:val="24"/>
+          <w:szCs w:val="24"/>
+        </w:rPr>
+        <w:t xml:space="preserve"> (em desenvolvimento) permitirá comparar tempos com jogadores de todo o mundo.</w:t>
+      </w:r>
+    </w:p>
+    <w:p>
+      <w:pPr>
+        <w:rPr>
+          <w:rFonts w:ascii="Times New Roman" w:hAnsi="Times New Roman" w:cs="Times New Roman"/>
+          <w:sz w:val="24"/>
+          <w:szCs w:val="24"/>
+        </w:rPr>
+      </w:pPr>
+    </w:p>
+    <w:p>
+      <w:pPr>
+        <w:rPr>
+          <w:rFonts w:ascii="Times New Roman" w:hAnsi="Times New Roman" w:cs="Times New Roman"/>
+          <w:sz w:val="24"/>
+          <w:szCs w:val="24"/>
+        </w:rPr>
+      </w:pPr>
+      <w:r>
+        <w:rPr>
+          <w:rFonts w:ascii="Times New Roman" w:hAnsi="Times New Roman" w:cs="Times New Roman"/>
+          <w:sz w:val="24"/>
+          <w:szCs w:val="24"/>
+        </w:rPr>
+        <w:t xml:space="preserve">Clica em </w:t>
+      </w:r>
+      <w:proofErr w:type="spellStart"/>
+      <w:r>
+        <w:rPr>
+          <w:rFonts w:ascii="Times New Roman" w:hAnsi="Times New Roman" w:cs="Times New Roman"/>
+          <w:sz w:val="24"/>
+          <w:szCs w:val="24"/>
+        </w:rPr>
+        <w:t>Back</w:t>
+      </w:r>
+      <w:proofErr w:type="spellEnd"/>
+      <w:r>
+        <w:rPr>
+          <w:rFonts w:ascii="Times New Roman" w:hAnsi="Times New Roman" w:cs="Times New Roman"/>
+          <w:sz w:val="24"/>
+          <w:szCs w:val="24"/>
+        </w:rPr>
+        <w:t xml:space="preserve"> para voltar ao menu principal.</w:t>
+      </w:r>
+    </w:p>
+    <w:p>
+      <w:pPr>
+        <w:rPr>
+          <w:rFonts w:ascii="Times New Roman" w:hAnsi="Times New Roman" w:cs="Times New Roman"/>
+          <w:sz w:val="24"/>
+          <w:szCs w:val="24"/>
+        </w:rPr>
+      </w:pPr>
+    </w:p>
+    <w:p>
+      <w:pPr>
+        <w:rPr>
+          <w:rFonts w:ascii="Times New Roman" w:hAnsi="Times New Roman" w:cs="Times New Roman"/>
+          <w:sz w:val="24"/>
+          <w:szCs w:val="24"/>
+        </w:rPr>
+      </w:pPr>
+    </w:p>
+    <w:p>
+      <w:pPr>
+        <w:rPr>
+          <w:rFonts w:ascii="Times New Roman" w:hAnsi="Times New Roman" w:cs="Times New Roman"/>
+          <w:sz w:val="24"/>
+          <w:szCs w:val="24"/>
+        </w:rPr>
+      </w:pPr>
+      <w:r>
+        <w:rPr>
+          <w:rFonts w:ascii="Times New Roman" w:hAnsi="Times New Roman" w:cs="Times New Roman"/>
+          <w:sz w:val="24"/>
+          <w:szCs w:val="24"/>
+        </w:rPr>
+        <w:br w:type="page"/>
+      </w:r>
+    </w:p>
+    <w:p>
+      <w:pPr>
+        <w:pStyle w:val="Ttulo1"/>
+        <w:rPr>
+          <w:rFonts w:ascii="Times New Roman" w:hAnsi="Times New Roman" w:cs="Times New Roman"/>
+          <w:b/>
+          <w:bCs/>
+          <w:color w:val="auto"/>
+        </w:rPr>
+      </w:pPr>
+      <w:bookmarkStart w:id="9" w:name="_Toc228219784"/>
+      <w:r>
+        <w:rPr>
+          <w:rFonts w:ascii="Times New Roman" w:hAnsi="Times New Roman" w:cs="Times New Roman"/>
+          <w:b/>
+          <w:bCs/>
+          <w:color w:val="auto"/>
+        </w:rPr>
+        <w:lastRenderedPageBreak/>
+        <w:t>5. Comandos de Jogo</w:t>
+      </w:r>
+      <w:bookmarkEnd w:id="9"/>
+    </w:p>
+    <w:p>
+      <w:pPr>
+        <w:rPr>
+          <w:rFonts w:ascii="Times New Roman" w:hAnsi="Times New Roman" w:cs="Times New Roman"/>
+          <w:sz w:val="24"/>
+          <w:szCs w:val="24"/>
+        </w:rPr>
+      </w:pPr>
+    </w:p>
+    <w:p>
+      <w:pPr>
+        <w:rPr>
+          <w:rFonts w:ascii="Times New Roman" w:hAnsi="Times New Roman" w:cs="Times New Roman"/>
+          <w:sz w:val="24"/>
+          <w:szCs w:val="24"/>
+        </w:rPr>
+      </w:pPr>
+      <w:r>
+        <w:rPr>
+          <w:rFonts w:ascii="Times New Roman" w:hAnsi="Times New Roman" w:cs="Times New Roman"/>
+          <w:sz w:val="24"/>
+          <w:szCs w:val="24"/>
+        </w:rPr>
+        <w:t>A tabela seguinte resume todos os comandos disponíveis durante o jogo:</w:t>
       </w:r>
     </w:p>
     <w:tbl>
       <w:tblPr>
-        <w:tblStyle w:val="TabelacomGrelha"/>
-        <w:tblW w:w="0" w:type="auto"/>
-        <w:shd w:val="clear" w:color="auto" w:fill="595959" w:themeFill="text1" w:themeFillTint="A6"/>
+        <w:tblStyle w:val="SimplesTabela1"/>
+        <w:tblW w:w="8553" w:type="dxa"/>
         <w:tblLook w:val="04A0" w:firstRow="1" w:lastRow="0" w:firstColumn="1" w:lastColumn="0" w:noHBand="0" w:noVBand="1"/>
       </w:tblPr>
       <w:tblGrid>
-        <w:gridCol w:w="8494"/>
-      </w:tblGrid>
-      <w:tr>
-        <w:tc>
-          <w:tcPr>
-            <w:tcW w:w="8494" w:type="dxa"/>
-            <w:shd w:val="clear" w:color="auto" w:fill="595959" w:themeFill="text1" w:themeFillTint="A6"/>
-          </w:tcPr>
-          <w:p>
-            <w:pPr>
-              <w:rPr>
-                <w:rFonts w:ascii="Times New Roman" w:hAnsi="Times New Roman" w:cs="Times New Roman"/>
-                <w:sz w:val="24"/>
-                <w:szCs w:val="24"/>
-              </w:rPr>
-            </w:pPr>
-            <w:r>
-              <w:rPr>
-                <w:rFonts w:ascii="Times New Roman" w:hAnsi="Times New Roman" w:cs="Times New Roman"/>
-                <w:sz w:val="24"/>
-                <w:szCs w:val="24"/>
-              </w:rPr>
-              <w:drawing>
-                <wp:inline distT="0" distB="0" distL="0" distR="0" wp14:anchorId="1358D58A" wp14:editId="5204BF9C">
-                  <wp:extent cx="5400040" cy="3034030"/>
-                  <wp:effectExtent l="0" t="0" r="0" b="0"/>
-                  <wp:docPr id="5" name="Imagem 5"/>
-                  <wp:cNvGraphicFramePr>
-                    <a:graphicFrameLocks xmlns:a="http://schemas.openxmlformats.org/drawingml/2006/main" noChangeAspect="1"/>
-                  </wp:cNvGraphicFramePr>
-                  <a:graphic xmlns:a="http://schemas.openxmlformats.org/drawingml/2006/main">
-                    <a:graphicData uri="http://schemas.openxmlformats.org/drawingml/2006/picture">
-                      <pic:pic xmlns:pic="http://schemas.openxmlformats.org/drawingml/2006/picture">
-                        <pic:nvPicPr>
-                          <pic:cNvPr id="1" name=""/>
-                          <pic:cNvPicPr/>
-                        </pic:nvPicPr>
-                        <pic:blipFill>
-                          <a:blip r:embed="rId8"/>
-                          <a:stretch>
-                            <a:fillRect/>
-                          </a:stretch>
-                        </pic:blipFill>
-                        <pic:spPr>
-                          <a:xfrm>
-                            <a:off x="0" y="0"/>
-                            <a:ext cx="5400040" cy="3034030"/>
-                          </a:xfrm>
-                          <a:prstGeom prst="rect">
-                            <a:avLst/>
-                          </a:prstGeom>
-                        </pic:spPr>
-                      </pic:pic>
-                    </a:graphicData>
-                  </a:graphic>
-                </wp:inline>
-              </w:drawing>
-            </w:r>
-          </w:p>
-        </w:tc>
-      </w:tr>
-      <w:tr>
-        <w:tc>
-          <w:tcPr>
-            <w:tcW w:w="8494" w:type="dxa"/>
-            <w:shd w:val="clear" w:color="auto" w:fill="595959" w:themeFill="text1" w:themeFillTint="A6"/>
-          </w:tcPr>
-          <w:p>
-            <w:pPr>
-              <w:rPr>
-                <w:rFonts w:ascii="Times New Roman" w:hAnsi="Times New Roman" w:cs="Times New Roman"/>
-                <w:sz w:val="24"/>
-                <w:szCs w:val="24"/>
-              </w:rPr>
-            </w:pPr>
-            <w:r>
-              <w:rPr>
-                <w:rFonts w:ascii="Times New Roman" w:hAnsi="Times New Roman" w:cs="Times New Roman"/>
-                <w:sz w:val="24"/>
-                <w:szCs w:val="24"/>
-              </w:rPr>
-              <w:drawing>
-                <wp:inline distT="0" distB="0" distL="0" distR="0" wp14:anchorId="1B37B185" wp14:editId="42A1F9BB">
-                  <wp:extent cx="5400040" cy="2500630"/>
-                  <wp:effectExtent l="0" t="0" r="0" b="0"/>
-                  <wp:docPr id="4" name="Imagem 4"/>
-                  <wp:cNvGraphicFramePr>
-                    <a:graphicFrameLocks xmlns:a="http://schemas.openxmlformats.org/drawingml/2006/main" noChangeAspect="1"/>
-                  </wp:cNvGraphicFramePr>
-                  <a:graphic xmlns:a="http://schemas.openxmlformats.org/drawingml/2006/main">
-                    <a:graphicData uri="http://schemas.openxmlformats.org/drawingml/2006/picture">
-                      <pic:pic xmlns:pic="http://schemas.openxmlformats.org/drawingml/2006/picture">
-                        <pic:nvPicPr>
-                          <pic:cNvPr id="1" name=""/>
-                          <pic:cNvPicPr/>
-                        </pic:nvPicPr>
-                        <pic:blipFill rotWithShape="1">
-                          <a:blip r:embed="rId9"/>
-                          <a:srcRect t="17580"/>
-                          <a:stretch/>
-                        </pic:blipFill>
-                        <pic:spPr bwMode="auto">
-                          <a:xfrm>
-                            <a:off x="0" y="0"/>
-                            <a:ext cx="5400040" cy="2500630"/>
-                          </a:xfrm>
-                          <a:prstGeom prst="rect">
-                            <a:avLst/>
-                          </a:prstGeom>
-                          <a:ln>
-                            <a:noFill/>
-                          </a:ln>
-                          <a:extLst>
-                            <a:ext uri="{53640926-AAD7-44D8-BBD7-CCE9431645EC}">
-                              <a14:shadowObscured xmlns:a14="http://schemas.microsoft.com/office/drawing/2010/main"/>
-                            </a:ext>
-                          </a:extLst>
-                        </pic:spPr>
-                      </pic:pic>
-                    </a:graphicData>
-                  </a:graphic>
-                </wp:inline>
-              </w:drawing>
-            </w:r>
-          </w:p>
-        </w:tc>
-      </w:tr>
-    </w:tbl>
-    <w:p>
-      <w:pPr>
-        <w:rPr>
-          <w:rFonts w:ascii="Times New Roman" w:hAnsi="Times New Roman" w:cs="Times New Roman"/>
-          <w:sz w:val="24"/>
-          <w:szCs w:val="24"/>
-        </w:rPr>
-      </w:pPr>
-    </w:p>
-    <w:p>
-      <w:pPr>
-        <w:rPr>
-          <w:rFonts w:ascii="Times New Roman" w:hAnsi="Times New Roman" w:cs="Times New Roman"/>
-          <w:sz w:val="24"/>
-          <w:szCs w:val="24"/>
-        </w:rPr>
-      </w:pPr>
-      <w:r>
-        <w:rPr>
-          <w:rFonts w:ascii="Times New Roman" w:hAnsi="Times New Roman" w:cs="Times New Roman"/>
-          <w:sz w:val="24"/>
-          <w:szCs w:val="24"/>
-        </w:rPr>
-        <w:t>- Se já tens uma conta, serás direcionado para o ecrã de Login</w:t>
-      </w:r>
-      <w:r>
-        <w:rPr>
-          <w:rFonts w:ascii="Times New Roman" w:hAnsi="Times New Roman" w:cs="Times New Roman"/>
-          <w:sz w:val="24"/>
-          <w:szCs w:val="24"/>
-        </w:rPr>
-        <w:t xml:space="preserve"> </w:t>
-      </w:r>
-      <w:r>
-        <w:rPr>
-          <w:rFonts w:ascii="Times New Roman" w:hAnsi="Times New Roman" w:cs="Times New Roman"/>
-          <w:sz w:val="24"/>
-          <w:szCs w:val="24"/>
-        </w:rPr>
-        <w:t>(ver secção 4.1).</w:t>
-      </w:r>
-    </w:p>
-    <w:p>
-      <w:pPr>
-        <w:rPr>
-          <w:rFonts w:ascii="Times New Roman" w:hAnsi="Times New Roman" w:cs="Times New Roman"/>
-          <w:sz w:val="24"/>
-          <w:szCs w:val="24"/>
-        </w:rPr>
-      </w:pPr>
-    </w:p>
-    <w:p>
-      <w:pPr>
-        <w:rPr>
-          <w:rFonts w:ascii="Times New Roman" w:hAnsi="Times New Roman" w:cs="Times New Roman"/>
-          <w:sz w:val="24"/>
-          <w:szCs w:val="24"/>
-        </w:rPr>
-      </w:pPr>
-      <w:r>
-        <w:rPr>
-          <w:rFonts w:ascii="Times New Roman" w:hAnsi="Times New Roman" w:cs="Times New Roman"/>
-          <w:sz w:val="24"/>
-          <w:szCs w:val="24"/>
-        </w:rPr>
-        <w:t xml:space="preserve">- Se nunca jogaste, serás direcionado para o ecrã de Login, onde podes optar por criar uma nova conta clicando no botão </w:t>
-      </w:r>
-      <w:proofErr w:type="spellStart"/>
-      <w:r>
-        <w:rPr>
-          <w:rFonts w:ascii="Times New Roman" w:hAnsi="Times New Roman" w:cs="Times New Roman"/>
-          <w:sz w:val="24"/>
-          <w:szCs w:val="24"/>
-        </w:rPr>
-        <w:t>Create</w:t>
-      </w:r>
-      <w:proofErr w:type="spellEnd"/>
-      <w:r>
-        <w:rPr>
-          <w:rFonts w:ascii="Times New Roman" w:hAnsi="Times New Roman" w:cs="Times New Roman"/>
-          <w:sz w:val="24"/>
-          <w:szCs w:val="24"/>
-        </w:rPr>
-        <w:t xml:space="preserve"> </w:t>
-      </w:r>
-      <w:proofErr w:type="spellStart"/>
-      <w:r>
-        <w:rPr>
-          <w:rFonts w:ascii="Times New Roman" w:hAnsi="Times New Roman" w:cs="Times New Roman"/>
-          <w:sz w:val="24"/>
-          <w:szCs w:val="24"/>
-        </w:rPr>
-        <w:t>Account</w:t>
-      </w:r>
-      <w:proofErr w:type="spellEnd"/>
-      <w:r>
-        <w:rPr>
-          <w:rFonts w:ascii="Times New Roman" w:hAnsi="Times New Roman" w:cs="Times New Roman"/>
-          <w:sz w:val="24"/>
-          <w:szCs w:val="24"/>
-        </w:rPr>
-        <w:t>.</w:t>
-      </w:r>
-    </w:p>
-    <w:p>
-      <w:pPr>
-        <w:rPr>
-          <w:rFonts w:ascii="Times New Roman" w:hAnsi="Times New Roman" w:cs="Times New Roman"/>
-          <w:sz w:val="24"/>
-          <w:szCs w:val="24"/>
-        </w:rPr>
-      </w:pPr>
-    </w:p>
-    <w:p>
-      <w:pPr>
-        <w:rPr>
-          <w:rFonts w:ascii="Times New Roman" w:hAnsi="Times New Roman" w:cs="Times New Roman"/>
-          <w:sz w:val="24"/>
-          <w:szCs w:val="24"/>
-        </w:rPr>
-      </w:pPr>
-      <w:r>
-        <w:rPr>
-          <w:rFonts w:ascii="Times New Roman" w:hAnsi="Times New Roman" w:cs="Times New Roman"/>
-          <w:sz w:val="24"/>
-          <w:szCs w:val="24"/>
-        </w:rPr>
-        <w:t>Também podes pressionar qualquer tecla durante a sequência de logótipos para saltá-la e ir diretamente para o ecrã de login.</w:t>
-      </w:r>
-    </w:p>
-    <w:p>
-      <w:pPr>
-        <w:pStyle w:val="Ttulo1"/>
-      </w:pPr>
-      <w:bookmarkStart w:id="3" w:name="_Toc228219778"/>
-      <w:r>
-        <w:lastRenderedPageBreak/>
-        <w:t>4. Navegação nos Menus</w:t>
-      </w:r>
-      <w:bookmarkEnd w:id="3"/>
-    </w:p>
-    <w:p>
-      <w:pPr>
-        <w:rPr>
-          <w:rFonts w:ascii="Times New Roman" w:hAnsi="Times New Roman" w:cs="Times New Roman"/>
-          <w:sz w:val="24"/>
-          <w:szCs w:val="24"/>
-        </w:rPr>
-      </w:pPr>
-    </w:p>
-    <w:p>
-      <w:pPr>
-        <w:pStyle w:val="Ttulo2"/>
-      </w:pPr>
-      <w:bookmarkStart w:id="4" w:name="_Toc228219779"/>
-      <w:r>
-        <w:t>4.1. Ecrã de Login e Registo</w:t>
-      </w:r>
-      <w:bookmarkEnd w:id="4"/>
-    </w:p>
-    <w:p>
-      <w:pPr>
-        <w:rPr>
-          <w:rFonts w:ascii="Times New Roman" w:hAnsi="Times New Roman" w:cs="Times New Roman"/>
-          <w:sz w:val="24"/>
-          <w:szCs w:val="24"/>
-        </w:rPr>
-      </w:pPr>
-    </w:p>
-    <w:p>
-      <w:pPr>
-        <w:rPr>
-          <w:rFonts w:ascii="Times New Roman" w:hAnsi="Times New Roman" w:cs="Times New Roman"/>
-          <w:sz w:val="24"/>
-          <w:szCs w:val="24"/>
-        </w:rPr>
-      </w:pPr>
-      <w:r>
-        <w:rPr>
-          <w:rFonts w:ascii="Times New Roman" w:hAnsi="Times New Roman" w:cs="Times New Roman"/>
-          <w:sz w:val="24"/>
-          <w:szCs w:val="24"/>
-        </w:rPr>
-        <w:t>O ecrã de **Login** permite-te aceder à tua conta existente.</w:t>
-      </w:r>
-    </w:p>
-    <w:p>
-      <w:pPr>
-        <w:rPr>
-          <w:rFonts w:ascii="Times New Roman" w:hAnsi="Times New Roman" w:cs="Times New Roman"/>
-          <w:sz w:val="24"/>
-          <w:szCs w:val="24"/>
-        </w:rPr>
-      </w:pPr>
-    </w:p>
-    <w:p>
-      <w:pPr>
-        <w:rPr>
-          <w:rFonts w:ascii="Times New Roman" w:hAnsi="Times New Roman" w:cs="Times New Roman"/>
-          <w:sz w:val="24"/>
-          <w:szCs w:val="24"/>
-        </w:rPr>
-      </w:pPr>
-      <w:r>
-        <w:rPr>
-          <w:rFonts w:ascii="Times New Roman" w:hAnsi="Times New Roman" w:cs="Times New Roman"/>
-          <w:sz w:val="24"/>
-          <w:szCs w:val="24"/>
-        </w:rPr>
-        <w:t>- **</w:t>
-      </w:r>
-      <w:proofErr w:type="spellStart"/>
-      <w:r>
-        <w:rPr>
-          <w:rFonts w:ascii="Times New Roman" w:hAnsi="Times New Roman" w:cs="Times New Roman"/>
-          <w:sz w:val="24"/>
-          <w:szCs w:val="24"/>
-        </w:rPr>
-        <w:t>Username</w:t>
-      </w:r>
-      <w:proofErr w:type="spellEnd"/>
-      <w:r>
-        <w:rPr>
-          <w:rFonts w:ascii="Times New Roman" w:hAnsi="Times New Roman" w:cs="Times New Roman"/>
-          <w:sz w:val="24"/>
-          <w:szCs w:val="24"/>
-        </w:rPr>
-        <w:t xml:space="preserve"> ou </w:t>
-      </w:r>
-      <w:proofErr w:type="gramStart"/>
-      <w:r>
-        <w:rPr>
-          <w:rFonts w:ascii="Times New Roman" w:hAnsi="Times New Roman" w:cs="Times New Roman"/>
-          <w:sz w:val="24"/>
-          <w:szCs w:val="24"/>
-        </w:rPr>
-        <w:t>Email:*</w:t>
-      </w:r>
-      <w:proofErr w:type="gramEnd"/>
-      <w:r>
-        <w:rPr>
-          <w:rFonts w:ascii="Times New Roman" w:hAnsi="Times New Roman" w:cs="Times New Roman"/>
-          <w:sz w:val="24"/>
-          <w:szCs w:val="24"/>
-        </w:rPr>
-        <w:t>* Insere o teu nome de utilizador ou endereço de email.</w:t>
-      </w:r>
-    </w:p>
-    <w:p>
-      <w:pPr>
-        <w:rPr>
-          <w:rFonts w:ascii="Times New Roman" w:hAnsi="Times New Roman" w:cs="Times New Roman"/>
-          <w:sz w:val="24"/>
-          <w:szCs w:val="24"/>
-        </w:rPr>
-      </w:pPr>
-      <w:r>
-        <w:rPr>
-          <w:rFonts w:ascii="Times New Roman" w:hAnsi="Times New Roman" w:cs="Times New Roman"/>
-          <w:sz w:val="24"/>
-          <w:szCs w:val="24"/>
-        </w:rPr>
-        <w:t>- **</w:t>
-      </w:r>
-      <w:proofErr w:type="gramStart"/>
-      <w:r>
-        <w:rPr>
-          <w:rFonts w:ascii="Times New Roman" w:hAnsi="Times New Roman" w:cs="Times New Roman"/>
-          <w:sz w:val="24"/>
-          <w:szCs w:val="24"/>
-        </w:rPr>
-        <w:t>Password:*</w:t>
-      </w:r>
-      <w:proofErr w:type="gramEnd"/>
-      <w:r>
-        <w:rPr>
-          <w:rFonts w:ascii="Times New Roman" w:hAnsi="Times New Roman" w:cs="Times New Roman"/>
-          <w:sz w:val="24"/>
-          <w:szCs w:val="24"/>
-        </w:rPr>
-        <w:t>* Insere a tua palavra-passe. Podes clicar no botão **Show** para ver o que estás a escrever.</w:t>
-      </w:r>
-    </w:p>
-    <w:p>
-      <w:pPr>
-        <w:rPr>
-          <w:rFonts w:ascii="Times New Roman" w:hAnsi="Times New Roman" w:cs="Times New Roman"/>
-          <w:sz w:val="24"/>
-          <w:szCs w:val="24"/>
-        </w:rPr>
-      </w:pPr>
-      <w:r>
-        <w:rPr>
-          <w:rFonts w:ascii="Times New Roman" w:hAnsi="Times New Roman" w:cs="Times New Roman"/>
-          <w:sz w:val="24"/>
-          <w:szCs w:val="24"/>
-        </w:rPr>
-        <w:t>- **</w:t>
-      </w:r>
-      <w:proofErr w:type="spellStart"/>
-      <w:r>
-        <w:rPr>
-          <w:rFonts w:ascii="Times New Roman" w:hAnsi="Times New Roman" w:cs="Times New Roman"/>
-          <w:sz w:val="24"/>
-          <w:szCs w:val="24"/>
-        </w:rPr>
-        <w:t>Remember</w:t>
-      </w:r>
-      <w:proofErr w:type="spellEnd"/>
-      <w:r>
-        <w:rPr>
-          <w:rFonts w:ascii="Times New Roman" w:hAnsi="Times New Roman" w:cs="Times New Roman"/>
-          <w:sz w:val="24"/>
-          <w:szCs w:val="24"/>
-        </w:rPr>
-        <w:t xml:space="preserve"> </w:t>
-      </w:r>
-      <w:proofErr w:type="gramStart"/>
-      <w:r>
-        <w:rPr>
-          <w:rFonts w:ascii="Times New Roman" w:hAnsi="Times New Roman" w:cs="Times New Roman"/>
-          <w:sz w:val="24"/>
-          <w:szCs w:val="24"/>
-        </w:rPr>
-        <w:t>Me:*</w:t>
-      </w:r>
-      <w:proofErr w:type="gramEnd"/>
-      <w:r>
-        <w:rPr>
-          <w:rFonts w:ascii="Times New Roman" w:hAnsi="Times New Roman" w:cs="Times New Roman"/>
-          <w:sz w:val="24"/>
-          <w:szCs w:val="24"/>
-        </w:rPr>
-        <w:t>* Ativa esta opção para que o jogo se lembre de ti e entre automaticamente na próxima vez.</w:t>
-      </w:r>
-    </w:p>
-    <w:p>
-      <w:pPr>
-        <w:rPr>
-          <w:rFonts w:ascii="Times New Roman" w:hAnsi="Times New Roman" w:cs="Times New Roman"/>
-          <w:sz w:val="24"/>
-          <w:szCs w:val="24"/>
-        </w:rPr>
-      </w:pPr>
-      <w:r>
-        <w:rPr>
-          <w:rFonts w:ascii="Times New Roman" w:hAnsi="Times New Roman" w:cs="Times New Roman"/>
-          <w:sz w:val="24"/>
-          <w:szCs w:val="24"/>
-        </w:rPr>
-        <w:t>- **</w:t>
-      </w:r>
-      <w:proofErr w:type="gramStart"/>
-      <w:r>
-        <w:rPr>
-          <w:rFonts w:ascii="Times New Roman" w:hAnsi="Times New Roman" w:cs="Times New Roman"/>
-          <w:sz w:val="24"/>
-          <w:szCs w:val="24"/>
-        </w:rPr>
-        <w:t>Login:*</w:t>
-      </w:r>
-      <w:proofErr w:type="gramEnd"/>
-      <w:r>
-        <w:rPr>
-          <w:rFonts w:ascii="Times New Roman" w:hAnsi="Times New Roman" w:cs="Times New Roman"/>
-          <w:sz w:val="24"/>
-          <w:szCs w:val="24"/>
-        </w:rPr>
-        <w:t>* Clica para entrar no menu principal.</w:t>
-      </w:r>
-    </w:p>
-    <w:p>
-      <w:pPr>
-        <w:rPr>
-          <w:rFonts w:ascii="Times New Roman" w:hAnsi="Times New Roman" w:cs="Times New Roman"/>
-          <w:sz w:val="24"/>
-          <w:szCs w:val="24"/>
-        </w:rPr>
-      </w:pPr>
-      <w:r>
-        <w:rPr>
-          <w:rFonts w:ascii="Times New Roman" w:hAnsi="Times New Roman" w:cs="Times New Roman"/>
-          <w:sz w:val="24"/>
-          <w:szCs w:val="24"/>
-        </w:rPr>
-        <w:t>- **</w:t>
-      </w:r>
-      <w:proofErr w:type="spellStart"/>
-      <w:r>
-        <w:rPr>
-          <w:rFonts w:ascii="Times New Roman" w:hAnsi="Times New Roman" w:cs="Times New Roman"/>
-          <w:sz w:val="24"/>
-          <w:szCs w:val="24"/>
-        </w:rPr>
-        <w:t>Create</w:t>
-      </w:r>
-      <w:proofErr w:type="spellEnd"/>
-      <w:r>
-        <w:rPr>
-          <w:rFonts w:ascii="Times New Roman" w:hAnsi="Times New Roman" w:cs="Times New Roman"/>
-          <w:sz w:val="24"/>
-          <w:szCs w:val="24"/>
-        </w:rPr>
-        <w:t xml:space="preserve"> </w:t>
-      </w:r>
-      <w:proofErr w:type="spellStart"/>
-      <w:proofErr w:type="gramStart"/>
-      <w:r>
-        <w:rPr>
-          <w:rFonts w:ascii="Times New Roman" w:hAnsi="Times New Roman" w:cs="Times New Roman"/>
-          <w:sz w:val="24"/>
-          <w:szCs w:val="24"/>
-        </w:rPr>
-        <w:t>Account</w:t>
-      </w:r>
-      <w:proofErr w:type="spellEnd"/>
-      <w:r>
-        <w:rPr>
-          <w:rFonts w:ascii="Times New Roman" w:hAnsi="Times New Roman" w:cs="Times New Roman"/>
-          <w:sz w:val="24"/>
-          <w:szCs w:val="24"/>
-        </w:rPr>
-        <w:t>:*</w:t>
-      </w:r>
-      <w:proofErr w:type="gramEnd"/>
-      <w:r>
-        <w:rPr>
-          <w:rFonts w:ascii="Times New Roman" w:hAnsi="Times New Roman" w:cs="Times New Roman"/>
-          <w:sz w:val="24"/>
-          <w:szCs w:val="24"/>
-        </w:rPr>
-        <w:t>* Clica para criar uma nova conta.</w:t>
-      </w:r>
-    </w:p>
-    <w:p>
-      <w:pPr>
-        <w:rPr>
-          <w:rFonts w:ascii="Times New Roman" w:hAnsi="Times New Roman" w:cs="Times New Roman"/>
-          <w:sz w:val="24"/>
-          <w:szCs w:val="24"/>
-        </w:rPr>
-      </w:pPr>
-      <w:r>
-        <w:rPr>
-          <w:rFonts w:ascii="Times New Roman" w:hAnsi="Times New Roman" w:cs="Times New Roman"/>
-          <w:sz w:val="24"/>
-          <w:szCs w:val="24"/>
-        </w:rPr>
-        <w:t>- **</w:t>
-      </w:r>
-      <w:proofErr w:type="spellStart"/>
-      <w:r>
-        <w:rPr>
-          <w:rFonts w:ascii="Times New Roman" w:hAnsi="Times New Roman" w:cs="Times New Roman"/>
-          <w:sz w:val="24"/>
-          <w:szCs w:val="24"/>
-        </w:rPr>
-        <w:t>Forgot</w:t>
-      </w:r>
-      <w:proofErr w:type="spellEnd"/>
-      <w:r>
-        <w:rPr>
-          <w:rFonts w:ascii="Times New Roman" w:hAnsi="Times New Roman" w:cs="Times New Roman"/>
-          <w:sz w:val="24"/>
-          <w:szCs w:val="24"/>
-        </w:rPr>
-        <w:t xml:space="preserve"> </w:t>
-      </w:r>
-      <w:proofErr w:type="gramStart"/>
-      <w:r>
-        <w:rPr>
-          <w:rFonts w:ascii="Times New Roman" w:hAnsi="Times New Roman" w:cs="Times New Roman"/>
-          <w:sz w:val="24"/>
-          <w:szCs w:val="24"/>
-        </w:rPr>
-        <w:t>Password:*</w:t>
-      </w:r>
-      <w:proofErr w:type="gramEnd"/>
-      <w:r>
-        <w:rPr>
-          <w:rFonts w:ascii="Times New Roman" w:hAnsi="Times New Roman" w:cs="Times New Roman"/>
-          <w:sz w:val="24"/>
-          <w:szCs w:val="24"/>
-        </w:rPr>
-        <w:t>* Recupera a tua palavra-passe através da pergunta de segurança.</w:t>
-      </w:r>
-    </w:p>
-    <w:p>
-      <w:pPr>
-        <w:rPr>
-          <w:rFonts w:ascii="Times New Roman" w:hAnsi="Times New Roman" w:cs="Times New Roman"/>
-          <w:sz w:val="24"/>
-          <w:szCs w:val="24"/>
-        </w:rPr>
-      </w:pPr>
-    </w:p>
-    <w:p>
-      <w:pPr>
-        <w:rPr>
-          <w:rFonts w:ascii="Times New Roman" w:hAnsi="Times New Roman" w:cs="Times New Roman"/>
-          <w:sz w:val="24"/>
-          <w:szCs w:val="24"/>
-        </w:rPr>
-      </w:pPr>
-      <w:r>
-        <w:rPr>
-          <w:rFonts w:ascii="Times New Roman" w:hAnsi="Times New Roman" w:cs="Times New Roman"/>
-          <w:sz w:val="24"/>
-          <w:szCs w:val="24"/>
-        </w:rPr>
-        <w:t>No ecrã de **</w:t>
-      </w:r>
-      <w:proofErr w:type="spellStart"/>
-      <w:r>
-        <w:rPr>
-          <w:rFonts w:ascii="Times New Roman" w:hAnsi="Times New Roman" w:cs="Times New Roman"/>
-          <w:sz w:val="24"/>
-          <w:szCs w:val="24"/>
-        </w:rPr>
-        <w:t>Sign</w:t>
-      </w:r>
-      <w:proofErr w:type="spellEnd"/>
-      <w:r>
-        <w:rPr>
-          <w:rFonts w:ascii="Times New Roman" w:hAnsi="Times New Roman" w:cs="Times New Roman"/>
-          <w:sz w:val="24"/>
-          <w:szCs w:val="24"/>
-        </w:rPr>
-        <w:t xml:space="preserve"> </w:t>
-      </w:r>
-      <w:proofErr w:type="spellStart"/>
-      <w:r>
-        <w:rPr>
-          <w:rFonts w:ascii="Times New Roman" w:hAnsi="Times New Roman" w:cs="Times New Roman"/>
-          <w:sz w:val="24"/>
-          <w:szCs w:val="24"/>
-        </w:rPr>
-        <w:t>Up</w:t>
-      </w:r>
-      <w:proofErr w:type="spellEnd"/>
-      <w:r>
-        <w:rPr>
-          <w:rFonts w:ascii="Times New Roman" w:hAnsi="Times New Roman" w:cs="Times New Roman"/>
-          <w:sz w:val="24"/>
-          <w:szCs w:val="24"/>
-        </w:rPr>
-        <w:t>** (Registo), preenche todos os campos obrigatórios (</w:t>
-      </w:r>
-      <w:proofErr w:type="spellStart"/>
-      <w:r>
-        <w:rPr>
-          <w:rFonts w:ascii="Times New Roman" w:hAnsi="Times New Roman" w:cs="Times New Roman"/>
-          <w:sz w:val="24"/>
-          <w:szCs w:val="24"/>
-        </w:rPr>
-        <w:t>Username</w:t>
-      </w:r>
-      <w:proofErr w:type="spellEnd"/>
-      <w:r>
-        <w:rPr>
-          <w:rFonts w:ascii="Times New Roman" w:hAnsi="Times New Roman" w:cs="Times New Roman"/>
-          <w:sz w:val="24"/>
-          <w:szCs w:val="24"/>
-        </w:rPr>
-        <w:t>, Email, Password, Confirmar Password) e clica em **</w:t>
-      </w:r>
-      <w:proofErr w:type="spellStart"/>
-      <w:r>
-        <w:rPr>
-          <w:rFonts w:ascii="Times New Roman" w:hAnsi="Times New Roman" w:cs="Times New Roman"/>
-          <w:sz w:val="24"/>
-          <w:szCs w:val="24"/>
-        </w:rPr>
-        <w:t>Create</w:t>
-      </w:r>
-      <w:proofErr w:type="spellEnd"/>
-      <w:r>
-        <w:rPr>
-          <w:rFonts w:ascii="Times New Roman" w:hAnsi="Times New Roman" w:cs="Times New Roman"/>
-          <w:sz w:val="24"/>
-          <w:szCs w:val="24"/>
-        </w:rPr>
-        <w:t xml:space="preserve"> </w:t>
-      </w:r>
-      <w:proofErr w:type="spellStart"/>
-      <w:r>
-        <w:rPr>
-          <w:rFonts w:ascii="Times New Roman" w:hAnsi="Times New Roman" w:cs="Times New Roman"/>
-          <w:sz w:val="24"/>
-          <w:szCs w:val="24"/>
-        </w:rPr>
-        <w:t>Account</w:t>
-      </w:r>
-      <w:proofErr w:type="spellEnd"/>
-      <w:r>
-        <w:rPr>
-          <w:rFonts w:ascii="Times New Roman" w:hAnsi="Times New Roman" w:cs="Times New Roman"/>
-          <w:sz w:val="24"/>
-          <w:szCs w:val="24"/>
-        </w:rPr>
-        <w:t>**. A tua conta será criada e entrarás automaticamente no menu principal.</w:t>
-      </w:r>
-    </w:p>
-    <w:p>
-      <w:pPr>
-        <w:rPr>
-          <w:rFonts w:ascii="Times New Roman" w:hAnsi="Times New Roman" w:cs="Times New Roman"/>
-          <w:sz w:val="24"/>
-          <w:szCs w:val="24"/>
-        </w:rPr>
-      </w:pPr>
-    </w:p>
-    <w:p>
-      <w:pPr>
-        <w:rPr>
-          <w:rFonts w:ascii="Times New Roman" w:hAnsi="Times New Roman" w:cs="Times New Roman"/>
-          <w:sz w:val="24"/>
-          <w:szCs w:val="24"/>
-        </w:rPr>
-      </w:pPr>
-      <w:r>
-        <w:rPr>
-          <w:rFonts w:ascii="Times New Roman" w:hAnsi="Times New Roman" w:cs="Times New Roman"/>
-          <w:sz w:val="24"/>
-          <w:szCs w:val="24"/>
-        </w:rPr>
-        <w:t>Se te esqueceres da palavra-passe, clica em **</w:t>
-      </w:r>
-      <w:proofErr w:type="spellStart"/>
-      <w:r>
-        <w:rPr>
-          <w:rFonts w:ascii="Times New Roman" w:hAnsi="Times New Roman" w:cs="Times New Roman"/>
-          <w:sz w:val="24"/>
-          <w:szCs w:val="24"/>
-        </w:rPr>
-        <w:t>Forgot</w:t>
-      </w:r>
-      <w:proofErr w:type="spellEnd"/>
-      <w:r>
-        <w:rPr>
-          <w:rFonts w:ascii="Times New Roman" w:hAnsi="Times New Roman" w:cs="Times New Roman"/>
-          <w:sz w:val="24"/>
-          <w:szCs w:val="24"/>
-        </w:rPr>
-        <w:t xml:space="preserve"> Password**, insere o teu nome de utilizador, responde à pergunta de segurança e define uma nova palavra-passe.</w:t>
-      </w:r>
-    </w:p>
-    <w:p>
-      <w:pPr>
-        <w:rPr>
-          <w:rFonts w:ascii="Times New Roman" w:hAnsi="Times New Roman" w:cs="Times New Roman"/>
-          <w:sz w:val="24"/>
-          <w:szCs w:val="24"/>
-        </w:rPr>
-      </w:pPr>
-    </w:p>
-    <w:p>
-      <w:pPr>
-        <w:rPr>
-          <w:rFonts w:ascii="Times New Roman" w:hAnsi="Times New Roman" w:cs="Times New Roman"/>
-          <w:sz w:val="24"/>
-          <w:szCs w:val="24"/>
-        </w:rPr>
-      </w:pPr>
-      <w:r>
-        <w:rPr>
-          <w:rFonts w:ascii="Times New Roman" w:hAnsi="Times New Roman" w:cs="Times New Roman"/>
-          <w:sz w:val="24"/>
-          <w:szCs w:val="24"/>
-        </w:rPr>
-        <w:t xml:space="preserve">&gt; **Sugestão de </w:t>
-      </w:r>
-      <w:proofErr w:type="gramStart"/>
-      <w:r>
-        <w:rPr>
-          <w:rFonts w:ascii="Times New Roman" w:hAnsi="Times New Roman" w:cs="Times New Roman"/>
-          <w:sz w:val="24"/>
-          <w:szCs w:val="24"/>
-        </w:rPr>
-        <w:t>Imagem:*</w:t>
-      </w:r>
-      <w:proofErr w:type="gramEnd"/>
-      <w:r>
-        <w:rPr>
-          <w:rFonts w:ascii="Times New Roman" w:hAnsi="Times New Roman" w:cs="Times New Roman"/>
-          <w:sz w:val="24"/>
-          <w:szCs w:val="24"/>
-        </w:rPr>
-        <w:t>* Captura de ecrã do ecrã de Login e do ecrã de Registo lado a lado.</w:t>
-      </w:r>
-    </w:p>
-    <w:p>
-      <w:pPr>
-        <w:rPr>
-          <w:rFonts w:ascii="Times New Roman" w:hAnsi="Times New Roman" w:cs="Times New Roman"/>
-          <w:sz w:val="24"/>
-          <w:szCs w:val="24"/>
-        </w:rPr>
-      </w:pPr>
-    </w:p>
-    <w:p>
-      <w:pPr>
-        <w:pStyle w:val="Ttulo2"/>
-      </w:pPr>
-      <w:bookmarkStart w:id="5" w:name="_Toc228219780"/>
-      <w:r>
-        <w:t>4.2. Menu Principal</w:t>
-      </w:r>
-      <w:bookmarkEnd w:id="5"/>
-    </w:p>
-    <w:p>
-      <w:pPr>
-        <w:rPr>
-          <w:rFonts w:ascii="Times New Roman" w:hAnsi="Times New Roman" w:cs="Times New Roman"/>
-          <w:sz w:val="24"/>
-          <w:szCs w:val="24"/>
-        </w:rPr>
-      </w:pPr>
-    </w:p>
-    <w:p>
-      <w:pPr>
-        <w:rPr>
-          <w:rFonts w:ascii="Times New Roman" w:hAnsi="Times New Roman" w:cs="Times New Roman"/>
-          <w:sz w:val="24"/>
-          <w:szCs w:val="24"/>
-        </w:rPr>
-      </w:pPr>
-      <w:r>
-        <w:rPr>
-          <w:rFonts w:ascii="Times New Roman" w:hAnsi="Times New Roman" w:cs="Times New Roman"/>
-          <w:sz w:val="24"/>
-          <w:szCs w:val="24"/>
-        </w:rPr>
-        <w:t>Após o login, és direcionado para o **Menu Principal**, onde podes:</w:t>
-      </w:r>
-    </w:p>
-    <w:p>
-      <w:pPr>
-        <w:rPr>
-          <w:rFonts w:ascii="Times New Roman" w:hAnsi="Times New Roman" w:cs="Times New Roman"/>
-          <w:sz w:val="24"/>
-          <w:szCs w:val="24"/>
-        </w:rPr>
-      </w:pPr>
-    </w:p>
-    <w:p>
-      <w:pPr>
-        <w:rPr>
-          <w:rFonts w:ascii="Times New Roman" w:hAnsi="Times New Roman" w:cs="Times New Roman"/>
-          <w:sz w:val="24"/>
-          <w:szCs w:val="24"/>
-        </w:rPr>
-      </w:pPr>
-      <w:r>
-        <w:rPr>
-          <w:rFonts w:ascii="Times New Roman" w:hAnsi="Times New Roman" w:cs="Times New Roman"/>
-          <w:sz w:val="24"/>
-          <w:szCs w:val="24"/>
-        </w:rPr>
-        <w:t xml:space="preserve">- **New </w:t>
-      </w:r>
-      <w:proofErr w:type="gramStart"/>
-      <w:r>
-        <w:rPr>
-          <w:rFonts w:ascii="Times New Roman" w:hAnsi="Times New Roman" w:cs="Times New Roman"/>
-          <w:sz w:val="24"/>
-          <w:szCs w:val="24"/>
-        </w:rPr>
-        <w:t>Game:*</w:t>
-      </w:r>
-      <w:proofErr w:type="gramEnd"/>
-      <w:r>
-        <w:rPr>
-          <w:rFonts w:ascii="Times New Roman" w:hAnsi="Times New Roman" w:cs="Times New Roman"/>
-          <w:sz w:val="24"/>
-          <w:szCs w:val="24"/>
-        </w:rPr>
-        <w:t>* Iniciar uma nova partida. Ser-te-á pedido que escolhas um dos três *</w:t>
-      </w:r>
-      <w:proofErr w:type="spellStart"/>
-      <w:r>
-        <w:rPr>
-          <w:rFonts w:ascii="Times New Roman" w:hAnsi="Times New Roman" w:cs="Times New Roman"/>
-          <w:sz w:val="24"/>
-          <w:szCs w:val="24"/>
-        </w:rPr>
-        <w:t>slots</w:t>
-      </w:r>
-      <w:proofErr w:type="spellEnd"/>
-      <w:r>
-        <w:rPr>
-          <w:rFonts w:ascii="Times New Roman" w:hAnsi="Times New Roman" w:cs="Times New Roman"/>
-          <w:sz w:val="24"/>
-          <w:szCs w:val="24"/>
-        </w:rPr>
-        <w:t>* de gravação. Se o *</w:t>
-      </w:r>
-      <w:proofErr w:type="spellStart"/>
-      <w:r>
-        <w:rPr>
-          <w:rFonts w:ascii="Times New Roman" w:hAnsi="Times New Roman" w:cs="Times New Roman"/>
-          <w:sz w:val="24"/>
-          <w:szCs w:val="24"/>
-        </w:rPr>
-        <w:t>slot</w:t>
-      </w:r>
-      <w:proofErr w:type="spellEnd"/>
-      <w:r>
-        <w:rPr>
-          <w:rFonts w:ascii="Times New Roman" w:hAnsi="Times New Roman" w:cs="Times New Roman"/>
-          <w:sz w:val="24"/>
-          <w:szCs w:val="24"/>
-        </w:rPr>
-        <w:t>* já tiver um jogo guardado, este será sobrescrito.</w:t>
-      </w:r>
-    </w:p>
-    <w:p>
-      <w:pPr>
-        <w:rPr>
-          <w:rFonts w:ascii="Times New Roman" w:hAnsi="Times New Roman" w:cs="Times New Roman"/>
-          <w:sz w:val="24"/>
-          <w:szCs w:val="24"/>
-        </w:rPr>
-      </w:pPr>
-      <w:r>
-        <w:rPr>
-          <w:rFonts w:ascii="Times New Roman" w:hAnsi="Times New Roman" w:cs="Times New Roman"/>
-          <w:sz w:val="24"/>
-          <w:szCs w:val="24"/>
-        </w:rPr>
-        <w:t>- **</w:t>
-      </w:r>
-      <w:proofErr w:type="spellStart"/>
-      <w:r>
-        <w:rPr>
-          <w:rFonts w:ascii="Times New Roman" w:hAnsi="Times New Roman" w:cs="Times New Roman"/>
-          <w:sz w:val="24"/>
-          <w:szCs w:val="24"/>
-        </w:rPr>
-        <w:t>Load</w:t>
-      </w:r>
-      <w:proofErr w:type="spellEnd"/>
-      <w:r>
-        <w:rPr>
-          <w:rFonts w:ascii="Times New Roman" w:hAnsi="Times New Roman" w:cs="Times New Roman"/>
-          <w:sz w:val="24"/>
-          <w:szCs w:val="24"/>
-        </w:rPr>
-        <w:t xml:space="preserve"> </w:t>
-      </w:r>
-      <w:proofErr w:type="gramStart"/>
-      <w:r>
-        <w:rPr>
-          <w:rFonts w:ascii="Times New Roman" w:hAnsi="Times New Roman" w:cs="Times New Roman"/>
-          <w:sz w:val="24"/>
-          <w:szCs w:val="24"/>
-        </w:rPr>
-        <w:t>Game:*</w:t>
-      </w:r>
-      <w:proofErr w:type="gramEnd"/>
-      <w:r>
-        <w:rPr>
-          <w:rFonts w:ascii="Times New Roman" w:hAnsi="Times New Roman" w:cs="Times New Roman"/>
-          <w:sz w:val="24"/>
-          <w:szCs w:val="24"/>
-        </w:rPr>
-        <w:t>* Carregar uma partida gravada anteriormente. Seleciona o *</w:t>
-      </w:r>
-      <w:proofErr w:type="spellStart"/>
-      <w:r>
-        <w:rPr>
-          <w:rFonts w:ascii="Times New Roman" w:hAnsi="Times New Roman" w:cs="Times New Roman"/>
-          <w:sz w:val="24"/>
-          <w:szCs w:val="24"/>
-        </w:rPr>
-        <w:t>slot</w:t>
-      </w:r>
-      <w:proofErr w:type="spellEnd"/>
-      <w:r>
-        <w:rPr>
-          <w:rFonts w:ascii="Times New Roman" w:hAnsi="Times New Roman" w:cs="Times New Roman"/>
-          <w:sz w:val="24"/>
-          <w:szCs w:val="24"/>
-        </w:rPr>
-        <w:t>* que contém o *</w:t>
-      </w:r>
-      <w:proofErr w:type="spellStart"/>
-      <w:r>
-        <w:rPr>
-          <w:rFonts w:ascii="Times New Roman" w:hAnsi="Times New Roman" w:cs="Times New Roman"/>
-          <w:sz w:val="24"/>
-          <w:szCs w:val="24"/>
-        </w:rPr>
-        <w:t>save</w:t>
-      </w:r>
-      <w:proofErr w:type="spellEnd"/>
-      <w:r>
-        <w:rPr>
-          <w:rFonts w:ascii="Times New Roman" w:hAnsi="Times New Roman" w:cs="Times New Roman"/>
-          <w:sz w:val="24"/>
-          <w:szCs w:val="24"/>
-        </w:rPr>
-        <w:t>* que desejas continuar.</w:t>
-      </w:r>
-    </w:p>
-    <w:p>
-      <w:pPr>
-        <w:rPr>
-          <w:rFonts w:ascii="Times New Roman" w:hAnsi="Times New Roman" w:cs="Times New Roman"/>
-          <w:sz w:val="24"/>
-          <w:szCs w:val="24"/>
-        </w:rPr>
-      </w:pPr>
-      <w:r>
-        <w:rPr>
-          <w:rFonts w:ascii="Times New Roman" w:hAnsi="Times New Roman" w:cs="Times New Roman"/>
-          <w:sz w:val="24"/>
-          <w:szCs w:val="24"/>
-        </w:rPr>
-        <w:lastRenderedPageBreak/>
-        <w:t>- **</w:t>
-      </w:r>
-      <w:proofErr w:type="spellStart"/>
-      <w:proofErr w:type="gramStart"/>
-      <w:r>
-        <w:rPr>
-          <w:rFonts w:ascii="Times New Roman" w:hAnsi="Times New Roman" w:cs="Times New Roman"/>
-          <w:sz w:val="24"/>
-          <w:szCs w:val="24"/>
-        </w:rPr>
-        <w:t>Leaderboard</w:t>
-      </w:r>
-      <w:proofErr w:type="spellEnd"/>
-      <w:r>
-        <w:rPr>
-          <w:rFonts w:ascii="Times New Roman" w:hAnsi="Times New Roman" w:cs="Times New Roman"/>
-          <w:sz w:val="24"/>
-          <w:szCs w:val="24"/>
-        </w:rPr>
-        <w:t>:*</w:t>
-      </w:r>
-      <w:proofErr w:type="gramEnd"/>
-      <w:r>
-        <w:rPr>
-          <w:rFonts w:ascii="Times New Roman" w:hAnsi="Times New Roman" w:cs="Times New Roman"/>
-          <w:sz w:val="24"/>
-          <w:szCs w:val="24"/>
-        </w:rPr>
-        <w:t>* Consultar a tabela de classificação com os melhores tempos de *</w:t>
-      </w:r>
-      <w:proofErr w:type="spellStart"/>
-      <w:r>
-        <w:rPr>
-          <w:rFonts w:ascii="Times New Roman" w:hAnsi="Times New Roman" w:cs="Times New Roman"/>
-          <w:sz w:val="24"/>
-          <w:szCs w:val="24"/>
-        </w:rPr>
-        <w:t>speedrun</w:t>
-      </w:r>
-      <w:proofErr w:type="spellEnd"/>
-      <w:r>
-        <w:rPr>
-          <w:rFonts w:ascii="Times New Roman" w:hAnsi="Times New Roman" w:cs="Times New Roman"/>
-          <w:sz w:val="24"/>
-          <w:szCs w:val="24"/>
-        </w:rPr>
-        <w:t>* (ver secção 4.5).</w:t>
-      </w:r>
-    </w:p>
-    <w:p>
-      <w:pPr>
-        <w:rPr>
-          <w:rFonts w:ascii="Times New Roman" w:hAnsi="Times New Roman" w:cs="Times New Roman"/>
-          <w:sz w:val="24"/>
-          <w:szCs w:val="24"/>
-        </w:rPr>
-      </w:pPr>
-      <w:r>
-        <w:rPr>
-          <w:rFonts w:ascii="Times New Roman" w:hAnsi="Times New Roman" w:cs="Times New Roman"/>
-          <w:sz w:val="24"/>
-          <w:szCs w:val="24"/>
-        </w:rPr>
-        <w:t>- **</w:t>
-      </w:r>
-      <w:proofErr w:type="spellStart"/>
-      <w:proofErr w:type="gramStart"/>
-      <w:r>
-        <w:rPr>
-          <w:rFonts w:ascii="Times New Roman" w:hAnsi="Times New Roman" w:cs="Times New Roman"/>
-          <w:sz w:val="24"/>
-          <w:szCs w:val="24"/>
-        </w:rPr>
-        <w:t>Settings</w:t>
-      </w:r>
-      <w:proofErr w:type="spellEnd"/>
-      <w:r>
-        <w:rPr>
-          <w:rFonts w:ascii="Times New Roman" w:hAnsi="Times New Roman" w:cs="Times New Roman"/>
-          <w:sz w:val="24"/>
-          <w:szCs w:val="24"/>
-        </w:rPr>
-        <w:t>:*</w:t>
-      </w:r>
-      <w:proofErr w:type="gramEnd"/>
-      <w:r>
-        <w:rPr>
-          <w:rFonts w:ascii="Times New Roman" w:hAnsi="Times New Roman" w:cs="Times New Roman"/>
-          <w:sz w:val="24"/>
-          <w:szCs w:val="24"/>
-        </w:rPr>
-        <w:t>* Abrir o menu de definições (ver secção 4.3).</w:t>
-      </w:r>
-    </w:p>
-    <w:p>
-      <w:pPr>
-        <w:rPr>
-          <w:rFonts w:ascii="Times New Roman" w:hAnsi="Times New Roman" w:cs="Times New Roman"/>
-          <w:sz w:val="24"/>
-          <w:szCs w:val="24"/>
-        </w:rPr>
-      </w:pPr>
-      <w:r>
-        <w:rPr>
-          <w:rFonts w:ascii="Times New Roman" w:hAnsi="Times New Roman" w:cs="Times New Roman"/>
-          <w:sz w:val="24"/>
-          <w:szCs w:val="24"/>
-        </w:rPr>
-        <w:t>- **</w:t>
-      </w:r>
-      <w:proofErr w:type="spellStart"/>
-      <w:proofErr w:type="gramStart"/>
-      <w:r>
-        <w:rPr>
-          <w:rFonts w:ascii="Times New Roman" w:hAnsi="Times New Roman" w:cs="Times New Roman"/>
-          <w:sz w:val="24"/>
-          <w:szCs w:val="24"/>
-        </w:rPr>
-        <w:t>Logout</w:t>
-      </w:r>
-      <w:proofErr w:type="spellEnd"/>
-      <w:r>
-        <w:rPr>
-          <w:rFonts w:ascii="Times New Roman" w:hAnsi="Times New Roman" w:cs="Times New Roman"/>
-          <w:sz w:val="24"/>
-          <w:szCs w:val="24"/>
-        </w:rPr>
-        <w:t>:*</w:t>
-      </w:r>
-      <w:proofErr w:type="gramEnd"/>
-      <w:r>
-        <w:rPr>
-          <w:rFonts w:ascii="Times New Roman" w:hAnsi="Times New Roman" w:cs="Times New Roman"/>
-          <w:sz w:val="24"/>
-          <w:szCs w:val="24"/>
-        </w:rPr>
-        <w:t>* Terminar a sessão e voltar ao ecrã de login.</w:t>
-      </w:r>
-    </w:p>
-    <w:p>
-      <w:pPr>
-        <w:rPr>
-          <w:rFonts w:ascii="Times New Roman" w:hAnsi="Times New Roman" w:cs="Times New Roman"/>
-          <w:sz w:val="24"/>
-          <w:szCs w:val="24"/>
-        </w:rPr>
-      </w:pPr>
-    </w:p>
-    <w:p>
-      <w:pPr>
-        <w:rPr>
-          <w:rFonts w:ascii="Times New Roman" w:hAnsi="Times New Roman" w:cs="Times New Roman"/>
-          <w:sz w:val="24"/>
-          <w:szCs w:val="24"/>
-        </w:rPr>
-      </w:pPr>
-      <w:r>
-        <w:rPr>
-          <w:rFonts w:ascii="Times New Roman" w:hAnsi="Times New Roman" w:cs="Times New Roman"/>
-          <w:sz w:val="24"/>
-          <w:szCs w:val="24"/>
-        </w:rPr>
-        <w:t xml:space="preserve">&gt; **Sugestão de </w:t>
-      </w:r>
-      <w:proofErr w:type="gramStart"/>
-      <w:r>
-        <w:rPr>
-          <w:rFonts w:ascii="Times New Roman" w:hAnsi="Times New Roman" w:cs="Times New Roman"/>
-          <w:sz w:val="24"/>
-          <w:szCs w:val="24"/>
-        </w:rPr>
-        <w:t>Imagem:*</w:t>
-      </w:r>
-      <w:proofErr w:type="gramEnd"/>
-      <w:r>
-        <w:rPr>
-          <w:rFonts w:ascii="Times New Roman" w:hAnsi="Times New Roman" w:cs="Times New Roman"/>
-          <w:sz w:val="24"/>
-          <w:szCs w:val="24"/>
-        </w:rPr>
-        <w:t>* Captura de ecrã do Menu Principal com os botões identificados.</w:t>
-      </w:r>
-    </w:p>
-    <w:p>
-      <w:pPr>
-        <w:rPr>
-          <w:rFonts w:ascii="Times New Roman" w:hAnsi="Times New Roman" w:cs="Times New Roman"/>
-          <w:sz w:val="24"/>
-          <w:szCs w:val="24"/>
-        </w:rPr>
-      </w:pPr>
-    </w:p>
-    <w:p>
-      <w:pPr>
-        <w:pStyle w:val="Ttulo2"/>
-      </w:pPr>
-      <w:bookmarkStart w:id="6" w:name="_Toc228219781"/>
-      <w:r>
-        <w:t>4.3. Menu de Definições</w:t>
-      </w:r>
-      <w:bookmarkEnd w:id="6"/>
-    </w:p>
-    <w:p>
-      <w:pPr>
-        <w:rPr>
-          <w:rFonts w:ascii="Times New Roman" w:hAnsi="Times New Roman" w:cs="Times New Roman"/>
-          <w:sz w:val="24"/>
-          <w:szCs w:val="24"/>
-        </w:rPr>
-      </w:pPr>
-    </w:p>
-    <w:p>
-      <w:pPr>
-        <w:rPr>
-          <w:rFonts w:ascii="Times New Roman" w:hAnsi="Times New Roman" w:cs="Times New Roman"/>
-          <w:sz w:val="24"/>
-          <w:szCs w:val="24"/>
-        </w:rPr>
-      </w:pPr>
-      <w:r>
-        <w:rPr>
-          <w:rFonts w:ascii="Times New Roman" w:hAnsi="Times New Roman" w:cs="Times New Roman"/>
-          <w:sz w:val="24"/>
-          <w:szCs w:val="24"/>
-        </w:rPr>
-        <w:t>No ecrã de **</w:t>
-      </w:r>
-      <w:proofErr w:type="spellStart"/>
-      <w:r>
-        <w:rPr>
-          <w:rFonts w:ascii="Times New Roman" w:hAnsi="Times New Roman" w:cs="Times New Roman"/>
-          <w:sz w:val="24"/>
-          <w:szCs w:val="24"/>
-        </w:rPr>
-        <w:t>Settings</w:t>
-      </w:r>
-      <w:proofErr w:type="spellEnd"/>
-      <w:r>
-        <w:rPr>
-          <w:rFonts w:ascii="Times New Roman" w:hAnsi="Times New Roman" w:cs="Times New Roman"/>
-          <w:sz w:val="24"/>
-          <w:szCs w:val="24"/>
-        </w:rPr>
-        <w:t>** (Definições), podes personalizar a tua experiência de jogo:</w:t>
-      </w:r>
-    </w:p>
-    <w:p>
-      <w:pPr>
-        <w:rPr>
-          <w:rFonts w:ascii="Times New Roman" w:hAnsi="Times New Roman" w:cs="Times New Roman"/>
-          <w:sz w:val="24"/>
-          <w:szCs w:val="24"/>
-        </w:rPr>
-      </w:pPr>
-    </w:p>
-    <w:p>
-      <w:pPr>
-        <w:rPr>
-          <w:rFonts w:ascii="Times New Roman" w:hAnsi="Times New Roman" w:cs="Times New Roman"/>
-          <w:sz w:val="24"/>
-          <w:szCs w:val="24"/>
-        </w:rPr>
-      </w:pPr>
-      <w:r>
-        <w:rPr>
-          <w:rFonts w:ascii="Times New Roman" w:hAnsi="Times New Roman" w:cs="Times New Roman"/>
-          <w:sz w:val="24"/>
-          <w:szCs w:val="24"/>
-        </w:rPr>
-        <w:t>- **</w:t>
-      </w:r>
-      <w:proofErr w:type="spellStart"/>
-      <w:r>
-        <w:rPr>
-          <w:rFonts w:ascii="Times New Roman" w:hAnsi="Times New Roman" w:cs="Times New Roman"/>
-          <w:sz w:val="24"/>
-          <w:szCs w:val="24"/>
-        </w:rPr>
-        <w:t>Music</w:t>
-      </w:r>
-      <w:proofErr w:type="spellEnd"/>
-      <w:r>
-        <w:rPr>
-          <w:rFonts w:ascii="Times New Roman" w:hAnsi="Times New Roman" w:cs="Times New Roman"/>
-          <w:sz w:val="24"/>
-          <w:szCs w:val="24"/>
-        </w:rPr>
-        <w:t xml:space="preserve"> </w:t>
-      </w:r>
-      <w:proofErr w:type="gramStart"/>
-      <w:r>
-        <w:rPr>
-          <w:rFonts w:ascii="Times New Roman" w:hAnsi="Times New Roman" w:cs="Times New Roman"/>
-          <w:sz w:val="24"/>
-          <w:szCs w:val="24"/>
-        </w:rPr>
-        <w:t>Volume:*</w:t>
-      </w:r>
-      <w:proofErr w:type="gramEnd"/>
-      <w:r>
-        <w:rPr>
-          <w:rFonts w:ascii="Times New Roman" w:hAnsi="Times New Roman" w:cs="Times New Roman"/>
-          <w:sz w:val="24"/>
-          <w:szCs w:val="24"/>
-        </w:rPr>
-        <w:t>* Controla o volume da música de fundo.</w:t>
-      </w:r>
-    </w:p>
-    <w:p>
-      <w:pPr>
-        <w:rPr>
-          <w:rFonts w:ascii="Times New Roman" w:hAnsi="Times New Roman" w:cs="Times New Roman"/>
-          <w:sz w:val="24"/>
-          <w:szCs w:val="24"/>
-        </w:rPr>
-      </w:pPr>
-      <w:r>
-        <w:rPr>
-          <w:rFonts w:ascii="Times New Roman" w:hAnsi="Times New Roman" w:cs="Times New Roman"/>
-          <w:sz w:val="24"/>
-          <w:szCs w:val="24"/>
-        </w:rPr>
-        <w:t xml:space="preserve">- **SFX </w:t>
-      </w:r>
-      <w:proofErr w:type="gramStart"/>
-      <w:r>
-        <w:rPr>
-          <w:rFonts w:ascii="Times New Roman" w:hAnsi="Times New Roman" w:cs="Times New Roman"/>
-          <w:sz w:val="24"/>
-          <w:szCs w:val="24"/>
-        </w:rPr>
-        <w:t>Volume:*</w:t>
-      </w:r>
-      <w:proofErr w:type="gramEnd"/>
-      <w:r>
-        <w:rPr>
-          <w:rFonts w:ascii="Times New Roman" w:hAnsi="Times New Roman" w:cs="Times New Roman"/>
-          <w:sz w:val="24"/>
-          <w:szCs w:val="24"/>
-        </w:rPr>
-        <w:t>* Controla o volume dos efeitos sonoros (saltos, ataques, etc.).</w:t>
-      </w:r>
-    </w:p>
-    <w:p>
-      <w:pPr>
-        <w:rPr>
-          <w:rFonts w:ascii="Times New Roman" w:hAnsi="Times New Roman" w:cs="Times New Roman"/>
-          <w:sz w:val="24"/>
-          <w:szCs w:val="24"/>
-        </w:rPr>
-      </w:pPr>
-      <w:r>
-        <w:rPr>
-          <w:rFonts w:ascii="Times New Roman" w:hAnsi="Times New Roman" w:cs="Times New Roman"/>
-          <w:sz w:val="24"/>
-          <w:szCs w:val="24"/>
-        </w:rPr>
-        <w:t xml:space="preserve">- **UI </w:t>
-      </w:r>
-      <w:proofErr w:type="gramStart"/>
-      <w:r>
-        <w:rPr>
-          <w:rFonts w:ascii="Times New Roman" w:hAnsi="Times New Roman" w:cs="Times New Roman"/>
-          <w:sz w:val="24"/>
-          <w:szCs w:val="24"/>
-        </w:rPr>
-        <w:t>Volume:*</w:t>
-      </w:r>
-      <w:proofErr w:type="gramEnd"/>
-      <w:r>
-        <w:rPr>
-          <w:rFonts w:ascii="Times New Roman" w:hAnsi="Times New Roman" w:cs="Times New Roman"/>
-          <w:sz w:val="24"/>
-          <w:szCs w:val="24"/>
-        </w:rPr>
-        <w:t>* Controla o volume dos sons de interface (cliques, notificações).</w:t>
-      </w:r>
-    </w:p>
-    <w:p>
-      <w:pPr>
-        <w:rPr>
-          <w:rFonts w:ascii="Times New Roman" w:hAnsi="Times New Roman" w:cs="Times New Roman"/>
-          <w:sz w:val="24"/>
-          <w:szCs w:val="24"/>
-        </w:rPr>
-      </w:pPr>
-      <w:r>
-        <w:rPr>
-          <w:rFonts w:ascii="Times New Roman" w:hAnsi="Times New Roman" w:cs="Times New Roman"/>
-          <w:sz w:val="24"/>
-          <w:szCs w:val="24"/>
-        </w:rPr>
-        <w:t>- **</w:t>
-      </w:r>
-      <w:proofErr w:type="spellStart"/>
-      <w:proofErr w:type="gramStart"/>
-      <w:r>
-        <w:rPr>
-          <w:rFonts w:ascii="Times New Roman" w:hAnsi="Times New Roman" w:cs="Times New Roman"/>
-          <w:sz w:val="24"/>
-          <w:szCs w:val="24"/>
-        </w:rPr>
-        <w:t>Autosave</w:t>
-      </w:r>
-      <w:proofErr w:type="spellEnd"/>
-      <w:r>
-        <w:rPr>
-          <w:rFonts w:ascii="Times New Roman" w:hAnsi="Times New Roman" w:cs="Times New Roman"/>
-          <w:sz w:val="24"/>
-          <w:szCs w:val="24"/>
-        </w:rPr>
-        <w:t>:*</w:t>
-      </w:r>
-      <w:proofErr w:type="gramEnd"/>
-      <w:r>
-        <w:rPr>
-          <w:rFonts w:ascii="Times New Roman" w:hAnsi="Times New Roman" w:cs="Times New Roman"/>
-          <w:sz w:val="24"/>
-          <w:szCs w:val="24"/>
-        </w:rPr>
-        <w:t>* Ativa ou desativa a gravação automática do progresso.</w:t>
-      </w:r>
-    </w:p>
-    <w:p>
-      <w:pPr>
-        <w:rPr>
-          <w:rFonts w:ascii="Times New Roman" w:hAnsi="Times New Roman" w:cs="Times New Roman"/>
-          <w:sz w:val="24"/>
-          <w:szCs w:val="24"/>
-        </w:rPr>
-      </w:pPr>
-      <w:r>
-        <w:rPr>
-          <w:rFonts w:ascii="Times New Roman" w:hAnsi="Times New Roman" w:cs="Times New Roman"/>
-          <w:sz w:val="24"/>
-          <w:szCs w:val="24"/>
-        </w:rPr>
-        <w:t>- **</w:t>
-      </w:r>
-      <w:proofErr w:type="spellStart"/>
-      <w:r>
-        <w:rPr>
-          <w:rFonts w:ascii="Times New Roman" w:hAnsi="Times New Roman" w:cs="Times New Roman"/>
-          <w:sz w:val="24"/>
-          <w:szCs w:val="24"/>
-        </w:rPr>
-        <w:t>Autosave</w:t>
-      </w:r>
-      <w:proofErr w:type="spellEnd"/>
-      <w:r>
-        <w:rPr>
-          <w:rFonts w:ascii="Times New Roman" w:hAnsi="Times New Roman" w:cs="Times New Roman"/>
-          <w:sz w:val="24"/>
-          <w:szCs w:val="24"/>
-        </w:rPr>
-        <w:t xml:space="preserve"> </w:t>
-      </w:r>
-      <w:proofErr w:type="spellStart"/>
-      <w:proofErr w:type="gramStart"/>
-      <w:r>
-        <w:rPr>
-          <w:rFonts w:ascii="Times New Roman" w:hAnsi="Times New Roman" w:cs="Times New Roman"/>
-          <w:sz w:val="24"/>
-          <w:szCs w:val="24"/>
-        </w:rPr>
-        <w:t>Interval</w:t>
-      </w:r>
-      <w:proofErr w:type="spellEnd"/>
-      <w:r>
-        <w:rPr>
-          <w:rFonts w:ascii="Times New Roman" w:hAnsi="Times New Roman" w:cs="Times New Roman"/>
-          <w:sz w:val="24"/>
-          <w:szCs w:val="24"/>
-        </w:rPr>
-        <w:t>:*</w:t>
-      </w:r>
-      <w:proofErr w:type="gramEnd"/>
-      <w:r>
-        <w:rPr>
-          <w:rFonts w:ascii="Times New Roman" w:hAnsi="Times New Roman" w:cs="Times New Roman"/>
-          <w:sz w:val="24"/>
-          <w:szCs w:val="24"/>
-        </w:rPr>
-        <w:t>* Define de quantos em quantos minutos o jogo grava automaticamente (padrão: 3 minutos).</w:t>
-      </w:r>
-    </w:p>
-    <w:p>
-      <w:pPr>
-        <w:rPr>
-          <w:rFonts w:ascii="Times New Roman" w:hAnsi="Times New Roman" w:cs="Times New Roman"/>
-          <w:sz w:val="24"/>
-          <w:szCs w:val="24"/>
-        </w:rPr>
-      </w:pPr>
-      <w:r>
-        <w:rPr>
-          <w:rFonts w:ascii="Times New Roman" w:hAnsi="Times New Roman" w:cs="Times New Roman"/>
-          <w:sz w:val="24"/>
-          <w:szCs w:val="24"/>
-        </w:rPr>
-        <w:t>- **</w:t>
-      </w:r>
-      <w:proofErr w:type="spellStart"/>
-      <w:r>
-        <w:rPr>
-          <w:rFonts w:ascii="Times New Roman" w:hAnsi="Times New Roman" w:cs="Times New Roman"/>
-          <w:sz w:val="24"/>
-          <w:szCs w:val="24"/>
-        </w:rPr>
-        <w:t>Inactivity</w:t>
-      </w:r>
-      <w:proofErr w:type="spellEnd"/>
-      <w:r>
-        <w:rPr>
-          <w:rFonts w:ascii="Times New Roman" w:hAnsi="Times New Roman" w:cs="Times New Roman"/>
-          <w:sz w:val="24"/>
-          <w:szCs w:val="24"/>
-        </w:rPr>
-        <w:t xml:space="preserve"> </w:t>
-      </w:r>
-      <w:proofErr w:type="spellStart"/>
-      <w:proofErr w:type="gramStart"/>
-      <w:r>
-        <w:rPr>
-          <w:rFonts w:ascii="Times New Roman" w:hAnsi="Times New Roman" w:cs="Times New Roman"/>
-          <w:sz w:val="24"/>
-          <w:szCs w:val="24"/>
-        </w:rPr>
-        <w:t>Lock</w:t>
-      </w:r>
-      <w:proofErr w:type="spellEnd"/>
-      <w:r>
-        <w:rPr>
-          <w:rFonts w:ascii="Times New Roman" w:hAnsi="Times New Roman" w:cs="Times New Roman"/>
-          <w:sz w:val="24"/>
-          <w:szCs w:val="24"/>
-        </w:rPr>
-        <w:t>:*</w:t>
-      </w:r>
-      <w:proofErr w:type="gramEnd"/>
-      <w:r>
-        <w:rPr>
-          <w:rFonts w:ascii="Times New Roman" w:hAnsi="Times New Roman" w:cs="Times New Roman"/>
-          <w:sz w:val="24"/>
-          <w:szCs w:val="24"/>
-        </w:rPr>
-        <w:t>* Ativa ou desativa o bloqueio de ecrã por inatividade.</w:t>
-      </w:r>
-    </w:p>
-    <w:p>
-      <w:pPr>
-        <w:rPr>
-          <w:rFonts w:ascii="Times New Roman" w:hAnsi="Times New Roman" w:cs="Times New Roman"/>
-          <w:sz w:val="24"/>
-          <w:szCs w:val="24"/>
-        </w:rPr>
-      </w:pPr>
-      <w:r>
-        <w:rPr>
-          <w:rFonts w:ascii="Times New Roman" w:hAnsi="Times New Roman" w:cs="Times New Roman"/>
-          <w:sz w:val="24"/>
-          <w:szCs w:val="24"/>
-        </w:rPr>
-        <w:t>- **</w:t>
-      </w:r>
-      <w:proofErr w:type="spellStart"/>
-      <w:r>
-        <w:rPr>
-          <w:rFonts w:ascii="Times New Roman" w:hAnsi="Times New Roman" w:cs="Times New Roman"/>
-          <w:sz w:val="24"/>
-          <w:szCs w:val="24"/>
-        </w:rPr>
-        <w:t>Inactivity</w:t>
-      </w:r>
-      <w:proofErr w:type="spellEnd"/>
-      <w:r>
-        <w:rPr>
-          <w:rFonts w:ascii="Times New Roman" w:hAnsi="Times New Roman" w:cs="Times New Roman"/>
-          <w:sz w:val="24"/>
-          <w:szCs w:val="24"/>
-        </w:rPr>
-        <w:t xml:space="preserve"> </w:t>
-      </w:r>
-      <w:proofErr w:type="spellStart"/>
-      <w:proofErr w:type="gramStart"/>
-      <w:r>
-        <w:rPr>
-          <w:rFonts w:ascii="Times New Roman" w:hAnsi="Times New Roman" w:cs="Times New Roman"/>
-          <w:sz w:val="24"/>
-          <w:szCs w:val="24"/>
-        </w:rPr>
-        <w:t>Timeout</w:t>
-      </w:r>
-      <w:proofErr w:type="spellEnd"/>
-      <w:r>
-        <w:rPr>
-          <w:rFonts w:ascii="Times New Roman" w:hAnsi="Times New Roman" w:cs="Times New Roman"/>
-          <w:sz w:val="24"/>
-          <w:szCs w:val="24"/>
-        </w:rPr>
-        <w:t>:*</w:t>
-      </w:r>
-      <w:proofErr w:type="gramEnd"/>
-      <w:r>
-        <w:rPr>
-          <w:rFonts w:ascii="Times New Roman" w:hAnsi="Times New Roman" w:cs="Times New Roman"/>
-          <w:sz w:val="24"/>
-          <w:szCs w:val="24"/>
-        </w:rPr>
-        <w:t>* Define após quanto tempo sem atividade o ecrã bloqueia (padrão: 2 minutos).</w:t>
-      </w:r>
-    </w:p>
-    <w:p>
-      <w:pPr>
-        <w:rPr>
-          <w:rFonts w:ascii="Times New Roman" w:hAnsi="Times New Roman" w:cs="Times New Roman"/>
-          <w:sz w:val="24"/>
-          <w:szCs w:val="24"/>
-        </w:rPr>
-      </w:pPr>
-    </w:p>
-    <w:p>
-      <w:pPr>
-        <w:rPr>
-          <w:rFonts w:ascii="Times New Roman" w:hAnsi="Times New Roman" w:cs="Times New Roman"/>
-          <w:sz w:val="24"/>
-          <w:szCs w:val="24"/>
-        </w:rPr>
-      </w:pPr>
-      <w:r>
-        <w:rPr>
-          <w:rFonts w:ascii="Times New Roman" w:hAnsi="Times New Roman" w:cs="Times New Roman"/>
-          <w:sz w:val="24"/>
-          <w:szCs w:val="24"/>
-        </w:rPr>
-        <w:t>Todas as alterações são guardadas automaticamente. Clica em **</w:t>
-      </w:r>
-      <w:proofErr w:type="spellStart"/>
-      <w:r>
-        <w:rPr>
-          <w:rFonts w:ascii="Times New Roman" w:hAnsi="Times New Roman" w:cs="Times New Roman"/>
-          <w:sz w:val="24"/>
-          <w:szCs w:val="24"/>
-        </w:rPr>
-        <w:t>Back</w:t>
-      </w:r>
-      <w:proofErr w:type="spellEnd"/>
-      <w:r>
-        <w:rPr>
-          <w:rFonts w:ascii="Times New Roman" w:hAnsi="Times New Roman" w:cs="Times New Roman"/>
-          <w:sz w:val="24"/>
-          <w:szCs w:val="24"/>
-        </w:rPr>
-        <w:t>** para voltar ao menu anterior.</w:t>
-      </w:r>
-    </w:p>
-    <w:p>
-      <w:pPr>
-        <w:rPr>
-          <w:rFonts w:ascii="Times New Roman" w:hAnsi="Times New Roman" w:cs="Times New Roman"/>
-          <w:sz w:val="24"/>
-          <w:szCs w:val="24"/>
-        </w:rPr>
-      </w:pPr>
-    </w:p>
-    <w:p>
-      <w:pPr>
-        <w:rPr>
-          <w:rFonts w:ascii="Times New Roman" w:hAnsi="Times New Roman" w:cs="Times New Roman"/>
-          <w:sz w:val="24"/>
-          <w:szCs w:val="24"/>
-        </w:rPr>
-      </w:pPr>
-      <w:r>
-        <w:rPr>
-          <w:rFonts w:ascii="Times New Roman" w:hAnsi="Times New Roman" w:cs="Times New Roman"/>
-          <w:sz w:val="24"/>
-          <w:szCs w:val="24"/>
-        </w:rPr>
-        <w:t xml:space="preserve">&gt; **Sugestão de </w:t>
-      </w:r>
-      <w:proofErr w:type="gramStart"/>
-      <w:r>
-        <w:rPr>
-          <w:rFonts w:ascii="Times New Roman" w:hAnsi="Times New Roman" w:cs="Times New Roman"/>
-          <w:sz w:val="24"/>
-          <w:szCs w:val="24"/>
-        </w:rPr>
-        <w:t>Imagem:*</w:t>
-      </w:r>
-      <w:proofErr w:type="gramEnd"/>
-      <w:r>
-        <w:rPr>
-          <w:rFonts w:ascii="Times New Roman" w:hAnsi="Times New Roman" w:cs="Times New Roman"/>
-          <w:sz w:val="24"/>
-          <w:szCs w:val="24"/>
-        </w:rPr>
-        <w:t>* Captura de ecrã do ecrã de Definições.</w:t>
-      </w:r>
-    </w:p>
-    <w:p>
-      <w:pPr>
-        <w:rPr>
-          <w:rFonts w:ascii="Times New Roman" w:hAnsi="Times New Roman" w:cs="Times New Roman"/>
-          <w:sz w:val="24"/>
-          <w:szCs w:val="24"/>
-        </w:rPr>
-      </w:pPr>
-    </w:p>
-    <w:p>
-      <w:pPr>
-        <w:pStyle w:val="Ttulo2"/>
-      </w:pPr>
-      <w:bookmarkStart w:id="7" w:name="_Toc228219782"/>
-      <w:r>
-        <w:t>4.4. Loja</w:t>
-      </w:r>
-      <w:bookmarkEnd w:id="7"/>
-    </w:p>
-    <w:p>
-      <w:pPr>
-        <w:rPr>
-          <w:rFonts w:ascii="Times New Roman" w:hAnsi="Times New Roman" w:cs="Times New Roman"/>
-          <w:sz w:val="24"/>
-          <w:szCs w:val="24"/>
-        </w:rPr>
-      </w:pPr>
-    </w:p>
-    <w:p>
-      <w:pPr>
-        <w:rPr>
-          <w:rFonts w:ascii="Times New Roman" w:hAnsi="Times New Roman" w:cs="Times New Roman"/>
-          <w:sz w:val="24"/>
-          <w:szCs w:val="24"/>
-        </w:rPr>
-      </w:pPr>
-      <w:r>
-        <w:rPr>
-          <w:rFonts w:ascii="Times New Roman" w:hAnsi="Times New Roman" w:cs="Times New Roman"/>
-          <w:sz w:val="24"/>
-          <w:szCs w:val="24"/>
-        </w:rPr>
-        <w:t>A Loja é acedida durante o jogo, interagindo com o vendedor (ver secção 6.5). A interface está organizada em três abas:</w:t>
-      </w:r>
-    </w:p>
-    <w:p>
-      <w:pPr>
-        <w:rPr>
-          <w:rFonts w:ascii="Times New Roman" w:hAnsi="Times New Roman" w:cs="Times New Roman"/>
-          <w:sz w:val="24"/>
-          <w:szCs w:val="24"/>
-        </w:rPr>
-      </w:pPr>
-    </w:p>
-    <w:p>
-      <w:pPr>
-        <w:rPr>
-          <w:rFonts w:ascii="Times New Roman" w:hAnsi="Times New Roman" w:cs="Times New Roman"/>
-          <w:sz w:val="24"/>
-          <w:szCs w:val="24"/>
-        </w:rPr>
-      </w:pPr>
-      <w:r>
-        <w:rPr>
-          <w:rFonts w:ascii="Times New Roman" w:hAnsi="Times New Roman" w:cs="Times New Roman"/>
-          <w:sz w:val="24"/>
-          <w:szCs w:val="24"/>
-        </w:rPr>
-        <w:lastRenderedPageBreak/>
-        <w:t>- **</w:t>
-      </w:r>
-      <w:proofErr w:type="gramStart"/>
-      <w:r>
-        <w:rPr>
-          <w:rFonts w:ascii="Times New Roman" w:hAnsi="Times New Roman" w:cs="Times New Roman"/>
-          <w:sz w:val="24"/>
-          <w:szCs w:val="24"/>
-        </w:rPr>
-        <w:t>Upgrades:*</w:t>
-      </w:r>
-      <w:proofErr w:type="gramEnd"/>
-      <w:r>
-        <w:rPr>
-          <w:rFonts w:ascii="Times New Roman" w:hAnsi="Times New Roman" w:cs="Times New Roman"/>
-          <w:sz w:val="24"/>
-          <w:szCs w:val="24"/>
-        </w:rPr>
-        <w:t xml:space="preserve">* Melhorias permanentes para o teu personagem (ex.: +5 Max HP, +1 </w:t>
-      </w:r>
-      <w:proofErr w:type="spellStart"/>
-      <w:r>
-        <w:rPr>
-          <w:rFonts w:ascii="Times New Roman" w:hAnsi="Times New Roman" w:cs="Times New Roman"/>
-          <w:sz w:val="24"/>
-          <w:szCs w:val="24"/>
-        </w:rPr>
-        <w:t>Damage</w:t>
-      </w:r>
-      <w:proofErr w:type="spellEnd"/>
-      <w:r>
-        <w:rPr>
-          <w:rFonts w:ascii="Times New Roman" w:hAnsi="Times New Roman" w:cs="Times New Roman"/>
-          <w:sz w:val="24"/>
-          <w:szCs w:val="24"/>
-        </w:rPr>
-        <w:t>), compradas com **Soul** (moeda obtida ao derrotar inimigos).</w:t>
-      </w:r>
-    </w:p>
-    <w:p>
-      <w:pPr>
-        <w:rPr>
-          <w:rFonts w:ascii="Times New Roman" w:hAnsi="Times New Roman" w:cs="Times New Roman"/>
-          <w:sz w:val="24"/>
-          <w:szCs w:val="24"/>
-        </w:rPr>
-      </w:pPr>
-      <w:r>
-        <w:rPr>
-          <w:rFonts w:ascii="Times New Roman" w:hAnsi="Times New Roman" w:cs="Times New Roman"/>
-          <w:sz w:val="24"/>
-          <w:szCs w:val="24"/>
-        </w:rPr>
-        <w:t>- **</w:t>
-      </w:r>
-      <w:proofErr w:type="gramStart"/>
-      <w:r>
-        <w:rPr>
-          <w:rFonts w:ascii="Times New Roman" w:hAnsi="Times New Roman" w:cs="Times New Roman"/>
-          <w:sz w:val="24"/>
-          <w:szCs w:val="24"/>
-        </w:rPr>
-        <w:t>Cosméticos:*</w:t>
-      </w:r>
-      <w:proofErr w:type="gramEnd"/>
-      <w:r>
-        <w:rPr>
-          <w:rFonts w:ascii="Times New Roman" w:hAnsi="Times New Roman" w:cs="Times New Roman"/>
-          <w:sz w:val="24"/>
-          <w:szCs w:val="24"/>
-        </w:rPr>
-        <w:t xml:space="preserve">* Itens visuais (ex.: skins, </w:t>
-      </w:r>
-      <w:proofErr w:type="spellStart"/>
-      <w:r>
-        <w:rPr>
-          <w:rFonts w:ascii="Times New Roman" w:hAnsi="Times New Roman" w:cs="Times New Roman"/>
-          <w:sz w:val="24"/>
-          <w:szCs w:val="24"/>
-        </w:rPr>
-        <w:t>trails</w:t>
-      </w:r>
-      <w:proofErr w:type="spellEnd"/>
-      <w:r>
-        <w:rPr>
-          <w:rFonts w:ascii="Times New Roman" w:hAnsi="Times New Roman" w:cs="Times New Roman"/>
-          <w:sz w:val="24"/>
-          <w:szCs w:val="24"/>
-        </w:rPr>
-        <w:t xml:space="preserve">, </w:t>
-      </w:r>
-      <w:proofErr w:type="spellStart"/>
-      <w:r>
-        <w:rPr>
-          <w:rFonts w:ascii="Times New Roman" w:hAnsi="Times New Roman" w:cs="Times New Roman"/>
-          <w:sz w:val="24"/>
-          <w:szCs w:val="24"/>
-        </w:rPr>
-        <w:t>emotes</w:t>
-      </w:r>
-      <w:proofErr w:type="spellEnd"/>
-      <w:r>
-        <w:rPr>
-          <w:rFonts w:ascii="Times New Roman" w:hAnsi="Times New Roman" w:cs="Times New Roman"/>
-          <w:sz w:val="24"/>
-          <w:szCs w:val="24"/>
-        </w:rPr>
-        <w:t>), comprados com **</w:t>
-      </w:r>
-      <w:proofErr w:type="spellStart"/>
-      <w:r>
-        <w:rPr>
-          <w:rFonts w:ascii="Times New Roman" w:hAnsi="Times New Roman" w:cs="Times New Roman"/>
-          <w:sz w:val="24"/>
-          <w:szCs w:val="24"/>
-        </w:rPr>
-        <w:t>Gems</w:t>
-      </w:r>
-      <w:proofErr w:type="spellEnd"/>
-      <w:r>
-        <w:rPr>
-          <w:rFonts w:ascii="Times New Roman" w:hAnsi="Times New Roman" w:cs="Times New Roman"/>
-          <w:sz w:val="24"/>
-          <w:szCs w:val="24"/>
-        </w:rPr>
-        <w:t>** (moeda obtida através de pacotes pagos).</w:t>
-      </w:r>
-    </w:p>
-    <w:p>
-      <w:pPr>
-        <w:rPr>
-          <w:rFonts w:ascii="Times New Roman" w:hAnsi="Times New Roman" w:cs="Times New Roman"/>
-          <w:sz w:val="24"/>
-          <w:szCs w:val="24"/>
-        </w:rPr>
-      </w:pPr>
-      <w:r>
-        <w:rPr>
-          <w:rFonts w:ascii="Times New Roman" w:hAnsi="Times New Roman" w:cs="Times New Roman"/>
-          <w:sz w:val="24"/>
-          <w:szCs w:val="24"/>
-        </w:rPr>
-        <w:t>- **</w:t>
-      </w:r>
-      <w:proofErr w:type="spellStart"/>
-      <w:r>
-        <w:rPr>
-          <w:rFonts w:ascii="Times New Roman" w:hAnsi="Times New Roman" w:cs="Times New Roman"/>
-          <w:sz w:val="24"/>
-          <w:szCs w:val="24"/>
-        </w:rPr>
-        <w:t>Gems</w:t>
-      </w:r>
-      <w:proofErr w:type="spellEnd"/>
-      <w:r>
-        <w:rPr>
-          <w:rFonts w:ascii="Times New Roman" w:hAnsi="Times New Roman" w:cs="Times New Roman"/>
-          <w:sz w:val="24"/>
-          <w:szCs w:val="24"/>
-        </w:rPr>
-        <w:t xml:space="preserve"> </w:t>
-      </w:r>
-      <w:proofErr w:type="spellStart"/>
-      <w:proofErr w:type="gramStart"/>
-      <w:r>
-        <w:rPr>
-          <w:rFonts w:ascii="Times New Roman" w:hAnsi="Times New Roman" w:cs="Times New Roman"/>
-          <w:sz w:val="24"/>
-          <w:szCs w:val="24"/>
-        </w:rPr>
-        <w:t>Shop</w:t>
-      </w:r>
-      <w:proofErr w:type="spellEnd"/>
-      <w:r>
-        <w:rPr>
-          <w:rFonts w:ascii="Times New Roman" w:hAnsi="Times New Roman" w:cs="Times New Roman"/>
-          <w:sz w:val="24"/>
-          <w:szCs w:val="24"/>
-        </w:rPr>
-        <w:t>:*</w:t>
-      </w:r>
-      <w:proofErr w:type="gramEnd"/>
-      <w:r>
-        <w:rPr>
-          <w:rFonts w:ascii="Times New Roman" w:hAnsi="Times New Roman" w:cs="Times New Roman"/>
-          <w:sz w:val="24"/>
-          <w:szCs w:val="24"/>
-        </w:rPr>
-        <w:t xml:space="preserve">* Pacotes de </w:t>
-      </w:r>
-      <w:proofErr w:type="spellStart"/>
-      <w:r>
-        <w:rPr>
-          <w:rFonts w:ascii="Times New Roman" w:hAnsi="Times New Roman" w:cs="Times New Roman"/>
-          <w:sz w:val="24"/>
-          <w:szCs w:val="24"/>
-        </w:rPr>
-        <w:t>Gems</w:t>
-      </w:r>
-      <w:proofErr w:type="spellEnd"/>
-      <w:r>
-        <w:rPr>
-          <w:rFonts w:ascii="Times New Roman" w:hAnsi="Times New Roman" w:cs="Times New Roman"/>
-          <w:sz w:val="24"/>
-          <w:szCs w:val="24"/>
-        </w:rPr>
-        <w:t xml:space="preserve"> que podem ser adquiridos (simulador de pagamento, ver secção 6.4).</w:t>
-      </w:r>
-    </w:p>
-    <w:p>
-      <w:pPr>
-        <w:rPr>
-          <w:rFonts w:ascii="Times New Roman" w:hAnsi="Times New Roman" w:cs="Times New Roman"/>
-          <w:sz w:val="24"/>
-          <w:szCs w:val="24"/>
-        </w:rPr>
-      </w:pPr>
-    </w:p>
-    <w:p>
-      <w:pPr>
-        <w:rPr>
-          <w:rFonts w:ascii="Times New Roman" w:hAnsi="Times New Roman" w:cs="Times New Roman"/>
-          <w:sz w:val="24"/>
-          <w:szCs w:val="24"/>
-        </w:rPr>
-      </w:pPr>
-      <w:r>
-        <w:rPr>
-          <w:rFonts w:ascii="Times New Roman" w:hAnsi="Times New Roman" w:cs="Times New Roman"/>
-          <w:sz w:val="24"/>
-          <w:szCs w:val="24"/>
-        </w:rPr>
-        <w:t>Para comprar um item, clica em **BUY**. Se tiveres moedas insuficientes, o botão mostrará **INSUFFICIENT**. Após a compra, o efeito é aplicado imediatamente.</w:t>
-      </w:r>
-    </w:p>
-    <w:p>
-      <w:pPr>
-        <w:rPr>
-          <w:rFonts w:ascii="Times New Roman" w:hAnsi="Times New Roman" w:cs="Times New Roman"/>
-          <w:sz w:val="24"/>
-          <w:szCs w:val="24"/>
-        </w:rPr>
-      </w:pPr>
-    </w:p>
-    <w:p>
-      <w:pPr>
-        <w:rPr>
-          <w:rFonts w:ascii="Times New Roman" w:hAnsi="Times New Roman" w:cs="Times New Roman"/>
-          <w:sz w:val="24"/>
-          <w:szCs w:val="24"/>
-        </w:rPr>
-      </w:pPr>
-      <w:r>
-        <w:rPr>
-          <w:rFonts w:ascii="Times New Roman" w:hAnsi="Times New Roman" w:cs="Times New Roman"/>
-          <w:sz w:val="24"/>
-          <w:szCs w:val="24"/>
-        </w:rPr>
-        <w:t xml:space="preserve">&gt; **Sugestão de </w:t>
-      </w:r>
-      <w:proofErr w:type="gramStart"/>
-      <w:r>
-        <w:rPr>
-          <w:rFonts w:ascii="Times New Roman" w:hAnsi="Times New Roman" w:cs="Times New Roman"/>
-          <w:sz w:val="24"/>
-          <w:szCs w:val="24"/>
-        </w:rPr>
-        <w:t>Imagem:*</w:t>
-      </w:r>
-      <w:proofErr w:type="gramEnd"/>
-      <w:r>
-        <w:rPr>
-          <w:rFonts w:ascii="Times New Roman" w:hAnsi="Times New Roman" w:cs="Times New Roman"/>
-          <w:sz w:val="24"/>
-          <w:szCs w:val="24"/>
-        </w:rPr>
-        <w:t>* Captura de ecrã da Loja com a aba "Upgrades" ativa.</w:t>
-      </w:r>
-    </w:p>
-    <w:p>
-      <w:pPr>
-        <w:rPr>
-          <w:rFonts w:ascii="Times New Roman" w:hAnsi="Times New Roman" w:cs="Times New Roman"/>
-          <w:sz w:val="24"/>
-          <w:szCs w:val="24"/>
-        </w:rPr>
-      </w:pPr>
-    </w:p>
-    <w:p>
-      <w:pPr>
-        <w:pStyle w:val="Ttulo2"/>
-      </w:pPr>
-      <w:bookmarkStart w:id="8" w:name="_Toc228219783"/>
-      <w:r>
-        <w:t xml:space="preserve">4.5. </w:t>
-      </w:r>
-      <w:proofErr w:type="spellStart"/>
-      <w:r>
-        <w:t>Leaderboard</w:t>
-      </w:r>
-      <w:bookmarkEnd w:id="8"/>
-      <w:proofErr w:type="spellEnd"/>
-    </w:p>
-    <w:p>
-      <w:pPr>
-        <w:rPr>
-          <w:rFonts w:ascii="Times New Roman" w:hAnsi="Times New Roman" w:cs="Times New Roman"/>
-          <w:sz w:val="24"/>
-          <w:szCs w:val="24"/>
-        </w:rPr>
-      </w:pPr>
-    </w:p>
-    <w:p>
-      <w:pPr>
-        <w:rPr>
-          <w:rFonts w:ascii="Times New Roman" w:hAnsi="Times New Roman" w:cs="Times New Roman"/>
-          <w:sz w:val="24"/>
-          <w:szCs w:val="24"/>
-        </w:rPr>
-      </w:pPr>
-      <w:r>
-        <w:rPr>
-          <w:rFonts w:ascii="Times New Roman" w:hAnsi="Times New Roman" w:cs="Times New Roman"/>
-          <w:sz w:val="24"/>
-          <w:szCs w:val="24"/>
-        </w:rPr>
-        <w:t>O ecrã de **</w:t>
-      </w:r>
-      <w:proofErr w:type="spellStart"/>
-      <w:r>
-        <w:rPr>
-          <w:rFonts w:ascii="Times New Roman" w:hAnsi="Times New Roman" w:cs="Times New Roman"/>
-          <w:sz w:val="24"/>
-          <w:szCs w:val="24"/>
-        </w:rPr>
-        <w:t>Leaderboard</w:t>
-      </w:r>
-      <w:proofErr w:type="spellEnd"/>
-      <w:r>
-        <w:rPr>
-          <w:rFonts w:ascii="Times New Roman" w:hAnsi="Times New Roman" w:cs="Times New Roman"/>
-          <w:sz w:val="24"/>
-          <w:szCs w:val="24"/>
-        </w:rPr>
-        <w:t>** mostra a tabela de classificação dos tempos de *</w:t>
-      </w:r>
-      <w:proofErr w:type="spellStart"/>
-      <w:r>
-        <w:rPr>
-          <w:rFonts w:ascii="Times New Roman" w:hAnsi="Times New Roman" w:cs="Times New Roman"/>
-          <w:sz w:val="24"/>
-          <w:szCs w:val="24"/>
-        </w:rPr>
-        <w:t>speedrun</w:t>
-      </w:r>
-      <w:proofErr w:type="spellEnd"/>
-      <w:r>
-        <w:rPr>
-          <w:rFonts w:ascii="Times New Roman" w:hAnsi="Times New Roman" w:cs="Times New Roman"/>
-          <w:sz w:val="24"/>
-          <w:szCs w:val="24"/>
-        </w:rPr>
-        <w:t>*:</w:t>
-      </w:r>
-    </w:p>
-    <w:p>
-      <w:pPr>
-        <w:rPr>
-          <w:rFonts w:ascii="Times New Roman" w:hAnsi="Times New Roman" w:cs="Times New Roman"/>
-          <w:sz w:val="24"/>
-          <w:szCs w:val="24"/>
-        </w:rPr>
-      </w:pPr>
-    </w:p>
-    <w:p>
-      <w:pPr>
-        <w:rPr>
-          <w:rFonts w:ascii="Times New Roman" w:hAnsi="Times New Roman" w:cs="Times New Roman"/>
-          <w:sz w:val="24"/>
-          <w:szCs w:val="24"/>
-        </w:rPr>
-      </w:pPr>
-      <w:r>
-        <w:rPr>
-          <w:rFonts w:ascii="Times New Roman" w:hAnsi="Times New Roman" w:cs="Times New Roman"/>
-          <w:sz w:val="24"/>
-          <w:szCs w:val="24"/>
-        </w:rPr>
-        <w:t>- A aba **Local** apresenta as 10 melhores *runs* globais, com o nome do jogador e o tempo.</w:t>
-      </w:r>
-    </w:p>
-    <w:p>
-      <w:pPr>
-        <w:rPr>
-          <w:rFonts w:ascii="Times New Roman" w:hAnsi="Times New Roman" w:cs="Times New Roman"/>
-          <w:sz w:val="24"/>
-          <w:szCs w:val="24"/>
-        </w:rPr>
-      </w:pPr>
-      <w:r>
-        <w:rPr>
-          <w:rFonts w:ascii="Times New Roman" w:hAnsi="Times New Roman" w:cs="Times New Roman"/>
-          <w:sz w:val="24"/>
-          <w:szCs w:val="24"/>
-        </w:rPr>
-        <w:t>- A linha do teu recorde pessoal aparece destacada a amarelo.</w:t>
-      </w:r>
-    </w:p>
-    <w:p>
-      <w:pPr>
-        <w:rPr>
-          <w:rFonts w:ascii="Times New Roman" w:hAnsi="Times New Roman" w:cs="Times New Roman"/>
-          <w:sz w:val="24"/>
-          <w:szCs w:val="24"/>
-        </w:rPr>
-      </w:pPr>
-      <w:r>
-        <w:rPr>
-          <w:rFonts w:ascii="Times New Roman" w:hAnsi="Times New Roman" w:cs="Times New Roman"/>
-          <w:sz w:val="24"/>
-          <w:szCs w:val="24"/>
-        </w:rPr>
-        <w:t>- **</w:t>
-      </w:r>
-      <w:proofErr w:type="spellStart"/>
-      <w:r>
-        <w:rPr>
-          <w:rFonts w:ascii="Times New Roman" w:hAnsi="Times New Roman" w:cs="Times New Roman"/>
-          <w:sz w:val="24"/>
-          <w:szCs w:val="24"/>
-        </w:rPr>
-        <w:t>Personal</w:t>
-      </w:r>
-      <w:proofErr w:type="spellEnd"/>
-      <w:r>
-        <w:rPr>
-          <w:rFonts w:ascii="Times New Roman" w:hAnsi="Times New Roman" w:cs="Times New Roman"/>
-          <w:sz w:val="24"/>
-          <w:szCs w:val="24"/>
-        </w:rPr>
-        <w:t xml:space="preserve"> </w:t>
-      </w:r>
-      <w:proofErr w:type="spellStart"/>
-      <w:proofErr w:type="gramStart"/>
-      <w:r>
-        <w:rPr>
-          <w:rFonts w:ascii="Times New Roman" w:hAnsi="Times New Roman" w:cs="Times New Roman"/>
-          <w:sz w:val="24"/>
-          <w:szCs w:val="24"/>
-        </w:rPr>
-        <w:t>Best</w:t>
-      </w:r>
-      <w:proofErr w:type="spellEnd"/>
-      <w:r>
-        <w:rPr>
-          <w:rFonts w:ascii="Times New Roman" w:hAnsi="Times New Roman" w:cs="Times New Roman"/>
-          <w:sz w:val="24"/>
-          <w:szCs w:val="24"/>
-        </w:rPr>
-        <w:t>:*</w:t>
-      </w:r>
-      <w:proofErr w:type="gramEnd"/>
-      <w:r>
-        <w:rPr>
-          <w:rFonts w:ascii="Times New Roman" w:hAnsi="Times New Roman" w:cs="Times New Roman"/>
-          <w:sz w:val="24"/>
-          <w:szCs w:val="24"/>
-        </w:rPr>
-        <w:t>* Mostra o teu melhor tempo de sempre.</w:t>
-      </w:r>
-    </w:p>
-    <w:p>
-      <w:pPr>
-        <w:rPr>
-          <w:rFonts w:ascii="Times New Roman" w:hAnsi="Times New Roman" w:cs="Times New Roman"/>
-          <w:sz w:val="24"/>
-          <w:szCs w:val="24"/>
-        </w:rPr>
-      </w:pPr>
-      <w:r>
-        <w:rPr>
-          <w:rFonts w:ascii="Times New Roman" w:hAnsi="Times New Roman" w:cs="Times New Roman"/>
-          <w:sz w:val="24"/>
-          <w:szCs w:val="24"/>
-        </w:rPr>
-        <w:t>- A aba **Online** (em desenvolvimento) permitirá comparar tempos com jogadores de todo o mundo.</w:t>
-      </w:r>
-    </w:p>
-    <w:p>
-      <w:pPr>
-        <w:rPr>
-          <w:rFonts w:ascii="Times New Roman" w:hAnsi="Times New Roman" w:cs="Times New Roman"/>
-          <w:sz w:val="24"/>
-          <w:szCs w:val="24"/>
-        </w:rPr>
-      </w:pPr>
-    </w:p>
-    <w:p>
-      <w:pPr>
-        <w:rPr>
-          <w:rFonts w:ascii="Times New Roman" w:hAnsi="Times New Roman" w:cs="Times New Roman"/>
-          <w:sz w:val="24"/>
-          <w:szCs w:val="24"/>
-        </w:rPr>
-      </w:pPr>
-      <w:r>
-        <w:rPr>
-          <w:rFonts w:ascii="Times New Roman" w:hAnsi="Times New Roman" w:cs="Times New Roman"/>
-          <w:sz w:val="24"/>
-          <w:szCs w:val="24"/>
-        </w:rPr>
-        <w:t>Clica em **</w:t>
-      </w:r>
-      <w:proofErr w:type="spellStart"/>
-      <w:r>
-        <w:rPr>
-          <w:rFonts w:ascii="Times New Roman" w:hAnsi="Times New Roman" w:cs="Times New Roman"/>
-          <w:sz w:val="24"/>
-          <w:szCs w:val="24"/>
-        </w:rPr>
-        <w:t>Back</w:t>
-      </w:r>
-      <w:proofErr w:type="spellEnd"/>
-      <w:r>
-        <w:rPr>
-          <w:rFonts w:ascii="Times New Roman" w:hAnsi="Times New Roman" w:cs="Times New Roman"/>
-          <w:sz w:val="24"/>
-          <w:szCs w:val="24"/>
-        </w:rPr>
-        <w:t>** para voltar ao menu principal.</w:t>
-      </w:r>
-    </w:p>
-    <w:p>
-      <w:pPr>
-        <w:rPr>
-          <w:rFonts w:ascii="Times New Roman" w:hAnsi="Times New Roman" w:cs="Times New Roman"/>
-          <w:sz w:val="24"/>
-          <w:szCs w:val="24"/>
-        </w:rPr>
-      </w:pPr>
-    </w:p>
-    <w:p>
-      <w:pPr>
-        <w:rPr>
-          <w:rFonts w:ascii="Times New Roman" w:hAnsi="Times New Roman" w:cs="Times New Roman"/>
-          <w:sz w:val="24"/>
-          <w:szCs w:val="24"/>
-        </w:rPr>
-      </w:pPr>
-      <w:r>
-        <w:rPr>
-          <w:rFonts w:ascii="Times New Roman" w:hAnsi="Times New Roman" w:cs="Times New Roman"/>
-          <w:sz w:val="24"/>
-          <w:szCs w:val="24"/>
-        </w:rPr>
-        <w:t xml:space="preserve">&gt; **Sugestão de </w:t>
-      </w:r>
-      <w:proofErr w:type="gramStart"/>
-      <w:r>
-        <w:rPr>
-          <w:rFonts w:ascii="Times New Roman" w:hAnsi="Times New Roman" w:cs="Times New Roman"/>
-          <w:sz w:val="24"/>
-          <w:szCs w:val="24"/>
-        </w:rPr>
-        <w:t>Imagem:*</w:t>
-      </w:r>
-      <w:proofErr w:type="gramEnd"/>
-      <w:r>
-        <w:rPr>
-          <w:rFonts w:ascii="Times New Roman" w:hAnsi="Times New Roman" w:cs="Times New Roman"/>
-          <w:sz w:val="24"/>
-          <w:szCs w:val="24"/>
-        </w:rPr>
-        <w:t xml:space="preserve">* Captura de ecrã do </w:t>
-      </w:r>
-      <w:proofErr w:type="spellStart"/>
-      <w:r>
-        <w:rPr>
-          <w:rFonts w:ascii="Times New Roman" w:hAnsi="Times New Roman" w:cs="Times New Roman"/>
-          <w:sz w:val="24"/>
-          <w:szCs w:val="24"/>
-        </w:rPr>
-        <w:t>Leaderboard</w:t>
-      </w:r>
-      <w:proofErr w:type="spellEnd"/>
-      <w:r>
-        <w:rPr>
-          <w:rFonts w:ascii="Times New Roman" w:hAnsi="Times New Roman" w:cs="Times New Roman"/>
-          <w:sz w:val="24"/>
-          <w:szCs w:val="24"/>
-        </w:rPr>
-        <w:t xml:space="preserve"> local.</w:t>
-      </w:r>
-    </w:p>
-    <w:p>
-      <w:pPr>
-        <w:rPr>
-          <w:rFonts w:ascii="Times New Roman" w:hAnsi="Times New Roman" w:cs="Times New Roman"/>
-          <w:sz w:val="24"/>
-          <w:szCs w:val="24"/>
-        </w:rPr>
-      </w:pPr>
-    </w:p>
-    <w:p>
-      <w:pPr>
-        <w:rPr>
-          <w:rFonts w:ascii="Times New Roman" w:hAnsi="Times New Roman" w:cs="Times New Roman"/>
-          <w:sz w:val="24"/>
-          <w:szCs w:val="24"/>
-        </w:rPr>
-      </w:pPr>
-      <w:r>
-        <w:rPr>
-          <w:rFonts w:ascii="Times New Roman" w:hAnsi="Times New Roman" w:cs="Times New Roman"/>
-          <w:sz w:val="24"/>
-          <w:szCs w:val="24"/>
-        </w:rPr>
-        <w:t>---</w:t>
-      </w:r>
-    </w:p>
-    <w:p>
-      <w:pPr>
-        <w:rPr>
-          <w:rFonts w:ascii="Times New Roman" w:hAnsi="Times New Roman" w:cs="Times New Roman"/>
-          <w:sz w:val="24"/>
-          <w:szCs w:val="24"/>
-        </w:rPr>
-      </w:pPr>
-    </w:p>
-    <w:p>
-      <w:pPr>
-        <w:rPr>
-          <w:rFonts w:ascii="Times New Roman" w:hAnsi="Times New Roman" w:cs="Times New Roman"/>
-          <w:sz w:val="24"/>
-          <w:szCs w:val="24"/>
-        </w:rPr>
-      </w:pPr>
-      <w:r>
-        <w:rPr>
-          <w:rFonts w:ascii="Times New Roman" w:hAnsi="Times New Roman" w:cs="Times New Roman"/>
-          <w:sz w:val="24"/>
-          <w:szCs w:val="24"/>
-        </w:rPr>
-        <w:br w:type="page"/>
-      </w:r>
-    </w:p>
-    <w:p>
-      <w:pPr>
-        <w:pStyle w:val="Ttulo1"/>
-        <w:rPr>
-          <w:rFonts w:ascii="Times New Roman" w:hAnsi="Times New Roman" w:cs="Times New Roman"/>
-          <w:b/>
-          <w:bCs/>
-          <w:color w:val="auto"/>
-        </w:rPr>
-      </w:pPr>
-      <w:bookmarkStart w:id="9" w:name="_Toc228219784"/>
-      <w:r>
-        <w:rPr>
-          <w:rFonts w:ascii="Times New Roman" w:hAnsi="Times New Roman" w:cs="Times New Roman"/>
-          <w:b/>
-          <w:bCs/>
-          <w:color w:val="auto"/>
-        </w:rPr>
-        <w:lastRenderedPageBreak/>
-        <w:t>5. Comandos de Jogo</w:t>
-      </w:r>
-      <w:bookmarkEnd w:id="9"/>
-    </w:p>
-    <w:p>
-      <w:pPr>
-        <w:rPr>
-          <w:rFonts w:ascii="Times New Roman" w:hAnsi="Times New Roman" w:cs="Times New Roman"/>
-          <w:sz w:val="24"/>
-          <w:szCs w:val="24"/>
-        </w:rPr>
-      </w:pPr>
-    </w:p>
-    <w:p>
-      <w:pPr>
-        <w:rPr>
-          <w:rFonts w:ascii="Times New Roman" w:hAnsi="Times New Roman" w:cs="Times New Roman"/>
-          <w:sz w:val="24"/>
-          <w:szCs w:val="24"/>
-        </w:rPr>
-      </w:pPr>
-      <w:r>
-        <w:rPr>
-          <w:rFonts w:ascii="Times New Roman" w:hAnsi="Times New Roman" w:cs="Times New Roman"/>
-          <w:sz w:val="24"/>
-          <w:szCs w:val="24"/>
-        </w:rPr>
-        <w:t>A tabela seguinte resume todos os comandos disponíveis durante o jogo:</w:t>
-      </w:r>
-    </w:p>
-    <w:tbl>
-      <w:tblPr>
-        <w:tblStyle w:val="SimplesTabela1"/>
-        <w:tblW w:w="0" w:type="auto"/>
-        <w:tblLook w:val="04A0" w:firstRow="1" w:lastRow="0" w:firstColumn="1" w:lastColumn="0" w:noHBand="0" w:noVBand="1"/>
-      </w:tblPr>
-      <w:tblGrid>
-        <w:gridCol w:w="2805"/>
-        <w:gridCol w:w="5689"/>
+        <w:gridCol w:w="2824"/>
+        <w:gridCol w:w="5729"/>
       </w:tblGrid>
       <w:tr>
         <w:trPr>
           <w:cnfStyle w:val="100000000000" w:firstRow="1" w:lastRow="0" w:firstColumn="0" w:lastColumn="0" w:oddVBand="0" w:evenVBand="0" w:oddHBand="0" w:evenHBand="0" w:firstRowFirstColumn="0" w:firstRowLastColumn="0" w:lastRowFirstColumn="0" w:lastRowLastColumn="0"/>
-          <w:trHeight w:val="464"/>
+          <w:trHeight w:val="540"/>
         </w:trPr>
         <w:tc>
           <w:tcPr>
             <w:cnfStyle w:val="001000000000" w:firstRow="0" w:lastRow="0" w:firstColumn="1" w:lastColumn="0" w:oddVBand="0" w:evenVBand="0" w:oddHBand="0" w:evenHBand="0" w:firstRowFirstColumn="0" w:firstRowLastColumn="0" w:lastRowFirstColumn="0" w:lastRowLastColumn="0"/>
-            <w:tcW w:w="2805" w:type="dxa"/>
+            <w:tcW w:w="2824" w:type="dxa"/>
             <w:tcBorders>
               <w:right w:val="single" w:sz="4" w:space="0" w:color="404040" w:themeColor="text1" w:themeTint="BF"/>
             </w:tcBorders>
+            <w:shd w:val="clear" w:color="auto" w:fill="4472C4" w:themeFill="accent1"/>
           </w:tcPr>
           <w:p>
             <w:pPr>
               <w:jc w:val="center"/>
               <w:rPr>
                 <w:rFonts w:ascii="Times New Roman" w:hAnsi="Times New Roman" w:cs="Times New Roman"/>
+                <w:color w:val="FFFFFF" w:themeColor="background1"/>
                 <w:sz w:val="28"/>
                 <w:szCs w:val="28"/>
               </w:rPr>
@@ -5788,6 +6918,7 @@
             <w:r>
               <w:rPr>
                 <w:rFonts w:ascii="Times New Roman" w:hAnsi="Times New Roman" w:cs="Times New Roman"/>
+                <w:color w:val="FFFFFF" w:themeColor="background1"/>
                 <w:sz w:val="28"/>
                 <w:szCs w:val="28"/>
               </w:rPr>
@@ -5797,10 +6928,11 @@
         </w:tc>
         <w:tc>
           <w:tcPr>
-            <w:tcW w:w="5689" w:type="dxa"/>
+            <w:tcW w:w="5729" w:type="dxa"/>
             <w:tcBorders>
               <w:left w:val="single" w:sz="4" w:space="0" w:color="404040" w:themeColor="text1" w:themeTint="BF"/>
             </w:tcBorders>
+            <w:shd w:val="clear" w:color="auto" w:fill="4472C4" w:themeFill="accent1"/>
           </w:tcPr>
           <w:p>
             <w:pPr>
@@ -5810,6 +6942,7 @@
                 <w:rFonts w:ascii="Times New Roman" w:hAnsi="Times New Roman" w:cs="Times New Roman"/>
                 <w:b w:val="0"/>
                 <w:bCs w:val="0"/>
+                <w:color w:val="FFFFFF" w:themeColor="background1"/>
                 <w:sz w:val="28"/>
                 <w:szCs w:val="28"/>
               </w:rPr>
@@ -5817,6 +6950,7 @@
             <w:r>
               <w:rPr>
                 <w:rFonts w:ascii="Times New Roman" w:hAnsi="Times New Roman" w:cs="Times New Roman"/>
+                <w:color w:val="FFFFFF" w:themeColor="background1"/>
                 <w:sz w:val="28"/>
                 <w:szCs w:val="28"/>
               </w:rPr>
@@ -5828,11 +6962,91 @@
       <w:tr>
         <w:trPr>
           <w:cnfStyle w:val="000000100000" w:firstRow="0" w:lastRow="0" w:firstColumn="0" w:lastColumn="0" w:oddVBand="0" w:evenVBand="0" w:oddHBand="1" w:evenHBand="0" w:firstRowFirstColumn="0" w:firstRowLastColumn="0" w:lastRowFirstColumn="0" w:lastRowLastColumn="0"/>
+          <w:trHeight w:val="314"/>
         </w:trPr>
         <w:tc>
           <w:tcPr>
             <w:cnfStyle w:val="001000000000" w:firstRow="0" w:lastRow="0" w:firstColumn="1" w:lastColumn="0" w:oddVBand="0" w:evenVBand="0" w:oddHBand="0" w:evenHBand="0" w:firstRowFirstColumn="0" w:firstRowLastColumn="0" w:lastRowFirstColumn="0" w:lastRowLastColumn="0"/>
-            <w:tcW w:w="2805" w:type="dxa"/>
+            <w:tcW w:w="2824" w:type="dxa"/>
+            <w:tcBorders>
+              <w:right w:val="single" w:sz="4" w:space="0" w:color="404040" w:themeColor="text1" w:themeTint="BF"/>
+            </w:tcBorders>
+            <w:shd w:val="clear" w:color="auto" w:fill="D9E2F3" w:themeFill="accent1" w:themeFillTint="33"/>
+          </w:tcPr>
+          <w:p>
+            <w:pPr>
+              <w:jc w:val="both"/>
+              <w:rPr>
+                <w:rFonts w:ascii="Times New Roman" w:hAnsi="Times New Roman" w:cs="Times New Roman"/>
+                <w:sz w:val="24"/>
+                <w:szCs w:val="24"/>
+              </w:rPr>
+            </w:pPr>
+            <w:r>
+              <w:rPr>
+                <w:rFonts w:ascii="Times New Roman" w:hAnsi="Times New Roman" w:cs="Times New Roman"/>
+                <w:sz w:val="24"/>
+                <w:szCs w:val="24"/>
+              </w:rPr>
+              <w:t xml:space="preserve"> A / D</w:t>
+            </w:r>
+            <w:r>
+              <w:rPr>
+                <w:rFonts w:ascii="Times New Roman" w:hAnsi="Times New Roman" w:cs="Times New Roman"/>
+                <w:sz w:val="24"/>
+                <w:szCs w:val="24"/>
+              </w:rPr>
+              <w:t xml:space="preserve"> </w:t>
+            </w:r>
+            <w:r>
+              <w:rPr>
+                <w:rFonts w:ascii="Times New Roman" w:hAnsi="Times New Roman" w:cs="Times New Roman"/>
+                <w:sz w:val="24"/>
+                <w:szCs w:val="24"/>
+              </w:rPr>
+              <w:t>ou ← / →</w:t>
+            </w:r>
+          </w:p>
+        </w:tc>
+        <w:tc>
+          <w:tcPr>
+            <w:tcW w:w="5729" w:type="dxa"/>
+            <w:tcBorders>
+              <w:left w:val="single" w:sz="4" w:space="0" w:color="404040" w:themeColor="text1" w:themeTint="BF"/>
+            </w:tcBorders>
+            <w:shd w:val="clear" w:color="auto" w:fill="D9E2F3" w:themeFill="accent1" w:themeFillTint="33"/>
+          </w:tcPr>
+          <w:p>
+            <w:pPr>
+              <w:jc w:val="both"/>
+              <w:cnfStyle w:val="000000100000" w:firstRow="0" w:lastRow="0" w:firstColumn="0" w:lastColumn="0" w:oddVBand="0" w:evenVBand="0" w:oddHBand="1" w:evenHBand="0" w:firstRowFirstColumn="0" w:firstRowLastColumn="0" w:lastRowFirstColumn="0" w:lastRowLastColumn="0"/>
+              <w:rPr>
+                <w:rFonts w:ascii="Times New Roman" w:hAnsi="Times New Roman" w:cs="Times New Roman"/>
+                <w:b/>
+                <w:bCs/>
+                <w:sz w:val="24"/>
+                <w:szCs w:val="24"/>
+              </w:rPr>
+            </w:pPr>
+            <w:r>
+              <w:rPr>
+                <w:rFonts w:ascii="Times New Roman" w:hAnsi="Times New Roman" w:cs="Times New Roman"/>
+                <w:sz w:val="24"/>
+                <w:szCs w:val="24"/>
+              </w:rPr>
+              <w:t xml:space="preserve">Mover para a esquerda / direita </w:t>
+            </w:r>
+          </w:p>
+        </w:tc>
+      </w:tr>
+      <w:tr>
+        <w:trPr>
+          <w:trHeight w:val="314"/>
+        </w:trPr>
+        <w:tc>
+          <w:tcPr>
+            <w:cnfStyle w:val="001000000000" w:firstRow="0" w:lastRow="0" w:firstColumn="1" w:lastColumn="0" w:oddVBand="0" w:evenVBand="0" w:oddHBand="0" w:evenHBand="0" w:firstRowFirstColumn="0" w:firstRowLastColumn="0" w:lastRowFirstColumn="0" w:lastRowLastColumn="0"/>
+            <w:tcW w:w="2824" w:type="dxa"/>
             <w:tcBorders>
               <w:right w:val="single" w:sz="4" w:space="0" w:color="404040" w:themeColor="text1" w:themeTint="BF"/>
             </w:tcBorders>
@@ -5852,87 +7066,13 @@
                 <w:sz w:val="24"/>
                 <w:szCs w:val="24"/>
               </w:rPr>
-              <w:t xml:space="preserve"> A / D</w:t>
-            </w:r>
-            <w:r>
-              <w:rPr>
-                <w:rFonts w:ascii="Times New Roman" w:hAnsi="Times New Roman" w:cs="Times New Roman"/>
-                <w:sz w:val="24"/>
-                <w:szCs w:val="24"/>
-              </w:rPr>
-              <w:t xml:space="preserve"> </w:t>
-            </w:r>
-            <w:r>
-              <w:rPr>
-                <w:rFonts w:ascii="Times New Roman" w:hAnsi="Times New Roman" w:cs="Times New Roman"/>
-                <w:sz w:val="24"/>
-                <w:szCs w:val="24"/>
-              </w:rPr>
-              <w:t>ou ← / →</w:t>
+              <w:t>W ou ↑</w:t>
             </w:r>
           </w:p>
         </w:tc>
         <w:tc>
           <w:tcPr>
-            <w:tcW w:w="5689" w:type="dxa"/>
-            <w:tcBorders>
-              <w:left w:val="single" w:sz="4" w:space="0" w:color="404040" w:themeColor="text1" w:themeTint="BF"/>
-            </w:tcBorders>
-          </w:tcPr>
-          <w:p>
-            <w:pPr>
-              <w:jc w:val="both"/>
-              <w:cnfStyle w:val="000000100000" w:firstRow="0" w:lastRow="0" w:firstColumn="0" w:lastColumn="0" w:oddVBand="0" w:evenVBand="0" w:oddHBand="1" w:evenHBand="0" w:firstRowFirstColumn="0" w:firstRowLastColumn="0" w:lastRowFirstColumn="0" w:lastRowLastColumn="0"/>
-              <w:rPr>
-                <w:rFonts w:ascii="Times New Roman" w:hAnsi="Times New Roman" w:cs="Times New Roman"/>
-                <w:b/>
-                <w:bCs/>
-                <w:sz w:val="24"/>
-                <w:szCs w:val="24"/>
-              </w:rPr>
-            </w:pPr>
-            <w:r>
-              <w:rPr>
-                <w:rFonts w:ascii="Times New Roman" w:hAnsi="Times New Roman" w:cs="Times New Roman"/>
-                <w:sz w:val="24"/>
-                <w:szCs w:val="24"/>
-              </w:rPr>
-              <w:t xml:space="preserve">Mover para a esquerda / direita </w:t>
-            </w:r>
-          </w:p>
-        </w:tc>
-      </w:tr>
-      <w:tr>
-        <w:tc>
-          <w:tcPr>
-            <w:cnfStyle w:val="001000000000" w:firstRow="0" w:lastRow="0" w:firstColumn="1" w:lastColumn="0" w:oddVBand="0" w:evenVBand="0" w:oddHBand="0" w:evenHBand="0" w:firstRowFirstColumn="0" w:firstRowLastColumn="0" w:lastRowFirstColumn="0" w:lastRowLastColumn="0"/>
-            <w:tcW w:w="2805" w:type="dxa"/>
-            <w:tcBorders>
-              <w:right w:val="single" w:sz="4" w:space="0" w:color="404040" w:themeColor="text1" w:themeTint="BF"/>
-            </w:tcBorders>
-          </w:tcPr>
-          <w:p>
-            <w:pPr>
-              <w:jc w:val="both"/>
-              <w:rPr>
-                <w:rFonts w:ascii="Times New Roman" w:hAnsi="Times New Roman" w:cs="Times New Roman"/>
-                <w:sz w:val="24"/>
-                <w:szCs w:val="24"/>
-              </w:rPr>
-            </w:pPr>
-            <w:r>
-              <w:rPr>
-                <w:rFonts w:ascii="Times New Roman" w:hAnsi="Times New Roman" w:cs="Times New Roman"/>
-                <w:sz w:val="24"/>
-                <w:szCs w:val="24"/>
-              </w:rPr>
-              <w:t>W ou ↑</w:t>
-            </w:r>
-          </w:p>
-        </w:tc>
-        <w:tc>
-          <w:tcPr>
-            <w:tcW w:w="5689" w:type="dxa"/>
+            <w:tcW w:w="5729" w:type="dxa"/>
             <w:tcBorders>
               <w:left w:val="single" w:sz="4" w:space="0" w:color="404040" w:themeColor="text1" w:themeTint="BF"/>
             </w:tcBorders>
@@ -5963,11 +7103,119 @@
       <w:tr>
         <w:trPr>
           <w:cnfStyle w:val="000000100000" w:firstRow="0" w:lastRow="0" w:firstColumn="0" w:lastColumn="0" w:oddVBand="0" w:evenVBand="0" w:oddHBand="1" w:evenHBand="0" w:firstRowFirstColumn="0" w:firstRowLastColumn="0" w:lastRowFirstColumn="0" w:lastRowLastColumn="0"/>
+          <w:trHeight w:val="628"/>
         </w:trPr>
         <w:tc>
           <w:tcPr>
             <w:cnfStyle w:val="001000000000" w:firstRow="0" w:lastRow="0" w:firstColumn="1" w:lastColumn="0" w:oddVBand="0" w:evenVBand="0" w:oddHBand="0" w:evenHBand="0" w:firstRowFirstColumn="0" w:firstRowLastColumn="0" w:lastRowFirstColumn="0" w:lastRowLastColumn="0"/>
-            <w:tcW w:w="2805" w:type="dxa"/>
+            <w:tcW w:w="2824" w:type="dxa"/>
+            <w:tcBorders>
+              <w:right w:val="single" w:sz="4" w:space="0" w:color="404040" w:themeColor="text1" w:themeTint="BF"/>
+            </w:tcBorders>
+            <w:shd w:val="clear" w:color="auto" w:fill="D9E2F3" w:themeFill="accent1" w:themeFillTint="33"/>
+          </w:tcPr>
+          <w:p>
+            <w:pPr>
+              <w:jc w:val="both"/>
+              <w:rPr>
+                <w:rFonts w:ascii="Times New Roman" w:hAnsi="Times New Roman" w:cs="Times New Roman"/>
+                <w:sz w:val="24"/>
+                <w:szCs w:val="24"/>
+              </w:rPr>
+            </w:pPr>
+            <w:r>
+              <w:rPr>
+                <w:rFonts w:ascii="Times New Roman" w:hAnsi="Times New Roman" w:cs="Times New Roman"/>
+                <w:sz w:val="24"/>
+                <w:szCs w:val="24"/>
+              </w:rPr>
+              <w:t>S ou ↓</w:t>
+            </w:r>
+          </w:p>
+        </w:tc>
+        <w:tc>
+          <w:tcPr>
+            <w:tcW w:w="5729" w:type="dxa"/>
+            <w:tcBorders>
+              <w:left w:val="single" w:sz="4" w:space="0" w:color="404040" w:themeColor="text1" w:themeTint="BF"/>
+            </w:tcBorders>
+            <w:shd w:val="clear" w:color="auto" w:fill="D9E2F3" w:themeFill="accent1" w:themeFillTint="33"/>
+          </w:tcPr>
+          <w:p>
+            <w:pPr>
+              <w:jc w:val="both"/>
+              <w:cnfStyle w:val="000000100000" w:firstRow="0" w:lastRow="0" w:firstColumn="0" w:lastColumn="0" w:oddVBand="0" w:evenVBand="0" w:oddHBand="1" w:evenHBand="0" w:firstRowFirstColumn="0" w:firstRowLastColumn="0" w:lastRowFirstColumn="0" w:lastRowLastColumn="0"/>
+              <w:rPr>
+                <w:rFonts w:ascii="Times New Roman" w:hAnsi="Times New Roman" w:cs="Times New Roman"/>
+                <w:b/>
+                <w:bCs/>
+                <w:sz w:val="24"/>
+                <w:szCs w:val="24"/>
+              </w:rPr>
+            </w:pPr>
+            <w:r>
+              <w:rPr>
+                <w:rFonts w:ascii="Times New Roman" w:hAnsi="Times New Roman" w:cs="Times New Roman"/>
+                <w:sz w:val="24"/>
+                <w:szCs w:val="24"/>
+              </w:rPr>
+              <w:t>Agachar-se (</w:t>
+            </w:r>
+            <w:proofErr w:type="spellStart"/>
+            <w:r>
+              <w:rPr>
+                <w:rFonts w:ascii="Times New Roman" w:hAnsi="Times New Roman" w:cs="Times New Roman"/>
+                <w:sz w:val="24"/>
+                <w:szCs w:val="24"/>
+              </w:rPr>
+              <w:t>Crouch</w:t>
+            </w:r>
+            <w:proofErr w:type="spellEnd"/>
+            <w:r>
+              <w:rPr>
+                <w:rFonts w:ascii="Times New Roman" w:hAnsi="Times New Roman" w:cs="Times New Roman"/>
+                <w:sz w:val="24"/>
+                <w:szCs w:val="24"/>
+              </w:rPr>
+              <w:t>). Mantém premido e pressiona Espaço</w:t>
+            </w:r>
+            <w:r>
+              <w:rPr>
+                <w:rFonts w:ascii="Times New Roman" w:hAnsi="Times New Roman" w:cs="Times New Roman"/>
+                <w:sz w:val="24"/>
+                <w:szCs w:val="24"/>
+              </w:rPr>
+              <w:t xml:space="preserve"> </w:t>
+            </w:r>
+            <w:r>
+              <w:rPr>
+                <w:rFonts w:ascii="Times New Roman" w:hAnsi="Times New Roman" w:cs="Times New Roman"/>
+                <w:sz w:val="24"/>
+                <w:szCs w:val="24"/>
+              </w:rPr>
+              <w:t xml:space="preserve">para descer de plataformas </w:t>
+            </w:r>
+            <w:proofErr w:type="spellStart"/>
+            <w:r>
+              <w:rPr>
+                <w:rFonts w:ascii="Times New Roman" w:hAnsi="Times New Roman" w:cs="Times New Roman"/>
+                <w:sz w:val="24"/>
+                <w:szCs w:val="24"/>
+              </w:rPr>
+              <w:t>one-way</w:t>
+            </w:r>
+            <w:proofErr w:type="spellEnd"/>
+          </w:p>
+        </w:tc>
+      </w:tr>
+      <w:tr>
+        <w:trPr>
+          <w:trHeight w:val="645"/>
+        </w:trPr>
+        <w:tc>
+          <w:tcPr>
+            <w:cnfStyle w:val="001000000000" w:firstRow="0" w:lastRow="0" w:firstColumn="1" w:lastColumn="0" w:oddVBand="0" w:evenVBand="0" w:oddHBand="0" w:evenHBand="0" w:firstRowFirstColumn="0" w:firstRowLastColumn="0" w:lastRowFirstColumn="0" w:lastRowLastColumn="0"/>
+            <w:tcW w:w="2824" w:type="dxa"/>
             <w:tcBorders>
               <w:right w:val="single" w:sz="4" w:space="0" w:color="404040" w:themeColor="text1" w:themeTint="BF"/>
             </w:tcBorders>
@@ -5987,115 +7235,13 @@
                 <w:sz w:val="24"/>
                 <w:szCs w:val="24"/>
               </w:rPr>
-              <w:t>S ou ↓</w:t>
+              <w:t>Espaço</w:t>
             </w:r>
           </w:p>
         </w:tc>
         <w:tc>
           <w:tcPr>
-            <w:tcW w:w="5689" w:type="dxa"/>
-            <w:tcBorders>
-              <w:left w:val="single" w:sz="4" w:space="0" w:color="404040" w:themeColor="text1" w:themeTint="BF"/>
-            </w:tcBorders>
-          </w:tcPr>
-          <w:p>
-            <w:pPr>
-              <w:jc w:val="both"/>
-              <w:cnfStyle w:val="000000100000" w:firstRow="0" w:lastRow="0" w:firstColumn="0" w:lastColumn="0" w:oddVBand="0" w:evenVBand="0" w:oddHBand="1" w:evenHBand="0" w:firstRowFirstColumn="0" w:firstRowLastColumn="0" w:lastRowFirstColumn="0" w:lastRowLastColumn="0"/>
-              <w:rPr>
-                <w:rFonts w:ascii="Times New Roman" w:hAnsi="Times New Roman" w:cs="Times New Roman"/>
-                <w:b/>
-                <w:bCs/>
-                <w:sz w:val="24"/>
-                <w:szCs w:val="24"/>
-              </w:rPr>
-            </w:pPr>
-            <w:r>
-              <w:rPr>
-                <w:rFonts w:ascii="Times New Roman" w:hAnsi="Times New Roman" w:cs="Times New Roman"/>
-                <w:sz w:val="24"/>
-                <w:szCs w:val="24"/>
-              </w:rPr>
-              <w:t>Agachar-se (</w:t>
-            </w:r>
-            <w:proofErr w:type="spellStart"/>
-            <w:r>
-              <w:rPr>
-                <w:rFonts w:ascii="Times New Roman" w:hAnsi="Times New Roman" w:cs="Times New Roman"/>
-                <w:sz w:val="24"/>
-                <w:szCs w:val="24"/>
-              </w:rPr>
-              <w:t>Crouch</w:t>
-            </w:r>
-            <w:proofErr w:type="spellEnd"/>
-            <w:r>
-              <w:rPr>
-                <w:rFonts w:ascii="Times New Roman" w:hAnsi="Times New Roman" w:cs="Times New Roman"/>
-                <w:sz w:val="24"/>
-                <w:szCs w:val="24"/>
-              </w:rPr>
-              <w:t>). Mantém premido e pressiona Espaço</w:t>
-            </w:r>
-            <w:r>
-              <w:rPr>
-                <w:rFonts w:ascii="Times New Roman" w:hAnsi="Times New Roman" w:cs="Times New Roman"/>
-                <w:sz w:val="24"/>
-                <w:szCs w:val="24"/>
-              </w:rPr>
-              <w:t xml:space="preserve"> </w:t>
-            </w:r>
-            <w:r>
-              <w:rPr>
-                <w:rFonts w:ascii="Times New Roman" w:hAnsi="Times New Roman" w:cs="Times New Roman"/>
-                <w:sz w:val="24"/>
-                <w:szCs w:val="24"/>
-              </w:rPr>
-              <w:t xml:space="preserve">para descer de plataformas </w:t>
-            </w:r>
-            <w:proofErr w:type="spellStart"/>
-            <w:r>
-              <w:rPr>
-                <w:rFonts w:ascii="Times New Roman" w:hAnsi="Times New Roman" w:cs="Times New Roman"/>
-                <w:sz w:val="24"/>
-                <w:szCs w:val="24"/>
-              </w:rPr>
-              <w:t>one-way</w:t>
-            </w:r>
-            <w:proofErr w:type="spellEnd"/>
-          </w:p>
-        </w:tc>
-      </w:tr>
-      <w:tr>
-        <w:tc>
-          <w:tcPr>
-            <w:cnfStyle w:val="001000000000" w:firstRow="0" w:lastRow="0" w:firstColumn="1" w:lastColumn="0" w:oddVBand="0" w:evenVBand="0" w:oddHBand="0" w:evenHBand="0" w:firstRowFirstColumn="0" w:firstRowLastColumn="0" w:lastRowFirstColumn="0" w:lastRowLastColumn="0"/>
-            <w:tcW w:w="2805" w:type="dxa"/>
-            <w:tcBorders>
-              <w:right w:val="single" w:sz="4" w:space="0" w:color="404040" w:themeColor="text1" w:themeTint="BF"/>
-            </w:tcBorders>
-          </w:tcPr>
-          <w:p>
-            <w:pPr>
-              <w:jc w:val="both"/>
-              <w:rPr>
-                <w:rFonts w:ascii="Times New Roman" w:hAnsi="Times New Roman" w:cs="Times New Roman"/>
-                <w:sz w:val="24"/>
-                <w:szCs w:val="24"/>
-              </w:rPr>
-            </w:pPr>
-            <w:r>
-              <w:rPr>
-                <w:rFonts w:ascii="Times New Roman" w:hAnsi="Times New Roman" w:cs="Times New Roman"/>
-                <w:sz w:val="24"/>
-                <w:szCs w:val="24"/>
-              </w:rPr>
-              <w:t>Espaço</w:t>
-            </w:r>
-          </w:p>
-        </w:tc>
-        <w:tc>
-          <w:tcPr>
-            <w:tcW w:w="5689" w:type="dxa"/>
+            <w:tcW w:w="5729" w:type="dxa"/>
             <w:tcBorders>
               <w:left w:val="single" w:sz="4" w:space="0" w:color="404040" w:themeColor="text1" w:themeTint="BF"/>
             </w:tcBorders>
@@ -6126,11 +7272,93 @@
       <w:tr>
         <w:trPr>
           <w:cnfStyle w:val="000000100000" w:firstRow="0" w:lastRow="0" w:firstColumn="0" w:lastColumn="0" w:oddVBand="0" w:evenVBand="0" w:oddHBand="1" w:evenHBand="0" w:firstRowFirstColumn="0" w:firstRowLastColumn="0" w:lastRowFirstColumn="0" w:lastRowLastColumn="0"/>
+          <w:trHeight w:val="628"/>
         </w:trPr>
         <w:tc>
           <w:tcPr>
             <w:cnfStyle w:val="001000000000" w:firstRow="0" w:lastRow="0" w:firstColumn="1" w:lastColumn="0" w:oddVBand="0" w:evenVBand="0" w:oddHBand="0" w:evenHBand="0" w:firstRowFirstColumn="0" w:firstRowLastColumn="0" w:lastRowFirstColumn="0" w:lastRowLastColumn="0"/>
-            <w:tcW w:w="2805" w:type="dxa"/>
+            <w:tcW w:w="2824" w:type="dxa"/>
+            <w:tcBorders>
+              <w:right w:val="single" w:sz="4" w:space="0" w:color="404040" w:themeColor="text1" w:themeTint="BF"/>
+            </w:tcBorders>
+            <w:shd w:val="clear" w:color="auto" w:fill="D9E2F3" w:themeFill="accent1" w:themeFillTint="33"/>
+          </w:tcPr>
+          <w:p>
+            <w:pPr>
+              <w:jc w:val="both"/>
+              <w:rPr>
+                <w:rFonts w:ascii="Times New Roman" w:hAnsi="Times New Roman" w:cs="Times New Roman"/>
+                <w:sz w:val="24"/>
+                <w:szCs w:val="24"/>
+              </w:rPr>
+            </w:pPr>
+            <w:r>
+              <w:rPr>
+                <w:rFonts w:ascii="Times New Roman" w:hAnsi="Times New Roman" w:cs="Times New Roman"/>
+                <w:sz w:val="24"/>
+                <w:szCs w:val="24"/>
+              </w:rPr>
+              <w:t>Shift</w:t>
+            </w:r>
+          </w:p>
+        </w:tc>
+        <w:tc>
+          <w:tcPr>
+            <w:tcW w:w="5729" w:type="dxa"/>
+            <w:tcBorders>
+              <w:left w:val="single" w:sz="4" w:space="0" w:color="404040" w:themeColor="text1" w:themeTint="BF"/>
+            </w:tcBorders>
+            <w:shd w:val="clear" w:color="auto" w:fill="D9E2F3" w:themeFill="accent1" w:themeFillTint="33"/>
+          </w:tcPr>
+          <w:p>
+            <w:pPr>
+              <w:jc w:val="both"/>
+              <w:cnfStyle w:val="000000100000" w:firstRow="0" w:lastRow="0" w:firstColumn="0" w:lastColumn="0" w:oddVBand="0" w:evenVBand="0" w:oddHBand="1" w:evenHBand="0" w:firstRowFirstColumn="0" w:firstRowLastColumn="0" w:lastRowFirstColumn="0" w:lastRowLastColumn="0"/>
+              <w:rPr>
+                <w:rFonts w:ascii="Times New Roman" w:hAnsi="Times New Roman" w:cs="Times New Roman"/>
+                <w:b/>
+                <w:bCs/>
+                <w:sz w:val="24"/>
+                <w:szCs w:val="24"/>
+              </w:rPr>
+            </w:pPr>
+            <w:r>
+              <w:rPr>
+                <w:rFonts w:ascii="Times New Roman" w:hAnsi="Times New Roman" w:cs="Times New Roman"/>
+                <w:sz w:val="24"/>
+                <w:szCs w:val="24"/>
+              </w:rPr>
+              <w:t xml:space="preserve">Executar </w:t>
+            </w:r>
+            <w:proofErr w:type="spellStart"/>
+            <w:r>
+              <w:rPr>
+                <w:rFonts w:ascii="Times New Roman" w:hAnsi="Times New Roman" w:cs="Times New Roman"/>
+                <w:sz w:val="24"/>
+                <w:szCs w:val="24"/>
+              </w:rPr>
+              <w:t>dash</w:t>
+            </w:r>
+            <w:proofErr w:type="spellEnd"/>
+            <w:r>
+              <w:rPr>
+                <w:rFonts w:ascii="Times New Roman" w:hAnsi="Times New Roman" w:cs="Times New Roman"/>
+                <w:sz w:val="24"/>
+                <w:szCs w:val="24"/>
+              </w:rPr>
+              <w:t xml:space="preserve"> (esquiva rápida). Só podes usar uma vez por salto </w:t>
+            </w:r>
+          </w:p>
+        </w:tc>
+      </w:tr>
+      <w:tr>
+        <w:trPr>
+          <w:trHeight w:val="645"/>
+        </w:trPr>
+        <w:tc>
+          <w:tcPr>
+            <w:cnfStyle w:val="001000000000" w:firstRow="0" w:lastRow="0" w:firstColumn="1" w:lastColumn="0" w:oddVBand="0" w:evenVBand="0" w:oddHBand="0" w:evenHBand="0" w:firstRowFirstColumn="0" w:firstRowLastColumn="0" w:lastRowFirstColumn="0" w:lastRowLastColumn="0"/>
+            <w:tcW w:w="2824" w:type="dxa"/>
             <w:tcBorders>
               <w:right w:val="single" w:sz="4" w:space="0" w:color="404040" w:themeColor="text1" w:themeTint="BF"/>
             </w:tcBorders>
@@ -6150,89 +7378,13 @@
                 <w:sz w:val="24"/>
                 <w:szCs w:val="24"/>
               </w:rPr>
-              <w:t>Shift</w:t>
+              <w:t>Botão esquerdo do mouse</w:t>
             </w:r>
           </w:p>
         </w:tc>
         <w:tc>
           <w:tcPr>
-            <w:tcW w:w="5689" w:type="dxa"/>
-            <w:tcBorders>
-              <w:left w:val="single" w:sz="4" w:space="0" w:color="404040" w:themeColor="text1" w:themeTint="BF"/>
-            </w:tcBorders>
-          </w:tcPr>
-          <w:p>
-            <w:pPr>
-              <w:jc w:val="both"/>
-              <w:cnfStyle w:val="000000100000" w:firstRow="0" w:lastRow="0" w:firstColumn="0" w:lastColumn="0" w:oddVBand="0" w:evenVBand="0" w:oddHBand="1" w:evenHBand="0" w:firstRowFirstColumn="0" w:firstRowLastColumn="0" w:lastRowFirstColumn="0" w:lastRowLastColumn="0"/>
-              <w:rPr>
-                <w:rFonts w:ascii="Times New Roman" w:hAnsi="Times New Roman" w:cs="Times New Roman"/>
-                <w:b/>
-                <w:bCs/>
-                <w:sz w:val="24"/>
-                <w:szCs w:val="24"/>
-              </w:rPr>
-            </w:pPr>
-            <w:r>
-              <w:rPr>
-                <w:rFonts w:ascii="Times New Roman" w:hAnsi="Times New Roman" w:cs="Times New Roman"/>
-                <w:sz w:val="24"/>
-                <w:szCs w:val="24"/>
-              </w:rPr>
-              <w:t xml:space="preserve">Executar </w:t>
-            </w:r>
-            <w:proofErr w:type="spellStart"/>
-            <w:r>
-              <w:rPr>
-                <w:rFonts w:ascii="Times New Roman" w:hAnsi="Times New Roman" w:cs="Times New Roman"/>
-                <w:sz w:val="24"/>
-                <w:szCs w:val="24"/>
-              </w:rPr>
-              <w:t>dash</w:t>
-            </w:r>
-            <w:proofErr w:type="spellEnd"/>
-            <w:r>
-              <w:rPr>
-                <w:rFonts w:ascii="Times New Roman" w:hAnsi="Times New Roman" w:cs="Times New Roman"/>
-                <w:sz w:val="24"/>
-                <w:szCs w:val="24"/>
-              </w:rPr>
-              <w:t xml:space="preserve"> (esquiva rápida). Só podes usar uma vez por salto </w:t>
-            </w:r>
-          </w:p>
-        </w:tc>
-      </w:tr>
-      <w:tr>
-        <w:tc>
-          <w:tcPr>
-            <w:cnfStyle w:val="001000000000" w:firstRow="0" w:lastRow="0" w:firstColumn="1" w:lastColumn="0" w:oddVBand="0" w:evenVBand="0" w:oddHBand="0" w:evenHBand="0" w:firstRowFirstColumn="0" w:firstRowLastColumn="0" w:lastRowFirstColumn="0" w:lastRowLastColumn="0"/>
-            <w:tcW w:w="2805" w:type="dxa"/>
-            <w:tcBorders>
-              <w:right w:val="single" w:sz="4" w:space="0" w:color="404040" w:themeColor="text1" w:themeTint="BF"/>
-            </w:tcBorders>
-          </w:tcPr>
-          <w:p>
-            <w:pPr>
-              <w:jc w:val="both"/>
-              <w:rPr>
-                <w:rFonts w:ascii="Times New Roman" w:hAnsi="Times New Roman" w:cs="Times New Roman"/>
-                <w:sz w:val="24"/>
-                <w:szCs w:val="24"/>
-              </w:rPr>
-            </w:pPr>
-            <w:r>
-              <w:rPr>
-                <w:rFonts w:ascii="Times New Roman" w:hAnsi="Times New Roman" w:cs="Times New Roman"/>
-                <w:sz w:val="24"/>
-                <w:szCs w:val="24"/>
-              </w:rPr>
-              <w:t>Botão esquerdo do mouse</w:t>
-            </w:r>
-          </w:p>
-        </w:tc>
-        <w:tc>
-          <w:tcPr>
-            <w:tcW w:w="5689" w:type="dxa"/>
+            <w:tcW w:w="5729" w:type="dxa"/>
             <w:tcBorders>
               <w:left w:val="single" w:sz="4" w:space="0" w:color="404040" w:themeColor="text1" w:themeTint="BF"/>
             </w:tcBorders>
@@ -6279,14 +7431,16 @@
       <w:tr>
         <w:trPr>
           <w:cnfStyle w:val="000000100000" w:firstRow="0" w:lastRow="0" w:firstColumn="0" w:lastColumn="0" w:oddVBand="0" w:evenVBand="0" w:oddHBand="1" w:evenHBand="0" w:firstRowFirstColumn="0" w:firstRowLastColumn="0" w:lastRowFirstColumn="0" w:lastRowLastColumn="0"/>
+          <w:trHeight w:val="296"/>
         </w:trPr>
         <w:tc>
           <w:tcPr>
             <w:cnfStyle w:val="001000000000" w:firstRow="0" w:lastRow="0" w:firstColumn="1" w:lastColumn="0" w:oddVBand="0" w:evenVBand="0" w:oddHBand="0" w:evenHBand="0" w:firstRowFirstColumn="0" w:firstRowLastColumn="0" w:lastRowFirstColumn="0" w:lastRowLastColumn="0"/>
-            <w:tcW w:w="2805" w:type="dxa"/>
+            <w:tcW w:w="2824" w:type="dxa"/>
             <w:tcBorders>
               <w:right w:val="single" w:sz="4" w:space="0" w:color="404040" w:themeColor="text1" w:themeTint="BF"/>
             </w:tcBorders>
+            <w:shd w:val="clear" w:color="auto" w:fill="D9E2F3" w:themeFill="accent1" w:themeFillTint="33"/>
           </w:tcPr>
           <w:p>
             <w:pPr>
@@ -6309,10 +7463,11 @@
         </w:tc>
         <w:tc>
           <w:tcPr>
-            <w:tcW w:w="5689" w:type="dxa"/>
+            <w:tcW w:w="5729" w:type="dxa"/>
             <w:tcBorders>
               <w:left w:val="single" w:sz="4" w:space="0" w:color="404040" w:themeColor="text1" w:themeTint="BF"/>
             </w:tcBorders>
+            <w:shd w:val="clear" w:color="auto" w:fill="D9E2F3" w:themeFill="accent1" w:themeFillTint="33"/>
           </w:tcPr>
           <w:p>
             <w:pPr>
@@ -7361,8 +8516,8 @@
       <w:pPr>
         <w:rPr>
           <w:rFonts w:ascii="Times New Roman" w:hAnsi="Times New Roman" w:cs="Times New Roman"/>
-          <w:sz w:val="24"/>
-          <w:szCs w:val="24"/>
+          <w:sz w:val="28"/>
+          <w:szCs w:val="28"/>
         </w:rPr>
       </w:pPr>
     </w:p>
@@ -7374,6 +8529,8 @@
           <w:b/>
           <w:bCs/>
           <w:color w:val="auto"/>
+          <w:sz w:val="28"/>
+          <w:szCs w:val="28"/>
         </w:rPr>
       </w:pPr>
       <w:bookmarkStart w:id="15" w:name="_Toc228219790"/>
@@ -7383,6 +8540,8 @@
           <w:b/>
           <w:bCs/>
           <w:color w:val="auto"/>
+          <w:sz w:val="28"/>
+          <w:szCs w:val="28"/>
         </w:rPr>
         <w:t>6.5. Interação com o Vendedor</w:t>
       </w:r>
